--- a/docs/handleiding/word/landingspaginas.docx
+++ b/docs/handleiding/word/landingspaginas.docx
@@ -10,47 +10,6 @@
         <w:rPr>
           <w:lang w:val="nl"/>
         </w:rPr>
-        <w:t xml:space="preserve">Handleiding landingspagina's</w:t>
-      </w:r>
-    </w:p>
-    <w:sdt>
-      <w:sdtPr>
-        <w:docPartObj>
-          <w:docPartGallery w:val="Table of Contents"/>
-          <w:docPartUnique/>
-        </w:docPartObj>
-      </w:sdtPr>
-      <w:sdtContent>
-        <w:p>
-          <w:pPr>
-            <w:pStyle w:val="TOCHeading"/>
-          </w:pPr>
-          <w:r>
-            <w:rPr>
-              <w:lang w:val="nl"/>
-            </w:rPr>
-            <w:t xml:space="preserve">Table of Contents</w:t>
-          </w:r>
-        </w:p>
-        <w:p>
-          <w:r>
-            <w:fldChar w:fldCharType="begin" w:dirty="true"/>
-            <w:instrText xml:space="preserve">TOC \o "1-2" \h \z \u</w:instrText>
-            <w:fldChar w:fldCharType="separate"/>
-            <w:fldChar w:fldCharType="end"/>
-          </w:r>
-        </w:p>
-      </w:sdtContent>
-    </w:sdt>
-    <w:bookmarkStart w:id="20" w:name="landingspaginas--handleiding"/>
-    <w:p>
-      <w:pPr>
-        <w:pStyle w:val="Heading1"/>
-      </w:pPr>
-      <w:r>
-        <w:rPr>
-          <w:lang w:val="nl"/>
-        </w:rPr>
         <w:t xml:space="preserve">Landingspagina's — handleiding</w:t>
       </w:r>
     </w:p>
@@ -155,7 +114,7 @@
     <w:bookmarkStart w:id="9" w:name="in-het-kort"/>
     <w:p>
       <w:pPr>
-        <w:pStyle w:val="Heading2"/>
+        <w:pStyle w:val="Heading1"/>
       </w:pPr>
       <w:r>
         <w:rPr>
@@ -344,7 +303,7 @@
     <w:bookmarkStart w:id="11" w:name="het-ontwerp-maken"/>
     <w:p>
       <w:pPr>
-        <w:pStyle w:val="Heading2"/>
+        <w:pStyle w:val="Heading1"/>
       </w:pPr>
       <w:r>
         <w:rPr>
@@ -695,7 +654,7 @@
     <w:bookmarkStart w:id="10" w:name="afbeeldingen"/>
     <w:p>
       <w:pPr>
-        <w:pStyle w:val="Heading3"/>
+        <w:pStyle w:val="Heading2"/>
       </w:pPr>
       <w:r>
         <w:rPr>
@@ -1457,7 +1416,7 @@
     <w:bookmarkStart w:id="13" w:name="het-rapport"/>
     <w:p>
       <w:pPr>
-        <w:pStyle w:val="Heading2"/>
+        <w:pStyle w:val="Heading1"/>
       </w:pPr>
       <w:r>
         <w:rPr>
@@ -1759,7 +1718,7 @@
     <w:bookmarkStart w:id="12" w:name="externe-bronnen-toestaan"/>
     <w:p>
       <w:pPr>
-        <w:pStyle w:val="Heading3"/>
+        <w:pStyle w:val="Heading2"/>
       </w:pPr>
       <w:r>
         <w:rPr>
@@ -1936,7 +1895,7 @@
     <w:bookmarkStart w:id="14" w:name="versies"/>
     <w:p>
       <w:pPr>
-        <w:pStyle w:val="Heading2"/>
+        <w:pStyle w:val="Heading1"/>
       </w:pPr>
       <w:r>
         <w:rPr>
@@ -1990,7 +1949,7 @@
     <w:bookmarkStart w:id="15" w:name="status"/>
     <w:p>
       <w:pPr>
-        <w:pStyle w:val="Heading2"/>
+        <w:pStyle w:val="Heading1"/>
       </w:pPr>
       <w:r>
         <w:rPr>
@@ -2216,7 +2175,7 @@
     <w:bookmarkStart w:id="16" w:name="herkomst-bijhouden"/>
     <w:p>
       <w:pPr>
-        <w:pStyle w:val="Heading2"/>
+        <w:pStyle w:val="Heading1"/>
       </w:pPr>
       <w:r>
         <w:rPr>
@@ -2345,7 +2304,7 @@
     <w:bookmarkStart w:id="17" w:name="wat-we-van-bezoekers-bijhouden"/>
     <w:p>
       <w:pPr>
-        <w:pStyle w:val="Heading2"/>
+        <w:pStyle w:val="Heading1"/>
       </w:pPr>
       <w:r>
         <w:rPr>
@@ -2584,7 +2543,7 @@
     <w:bookmarkStart w:id="18" w:name="het-adres-wijzigen"/>
     <w:p>
       <w:pPr>
-        <w:pStyle w:val="Heading2"/>
+        <w:pStyle w:val="Heading1"/>
       </w:pPr>
       <w:r>
         <w:rPr>
@@ -2690,7 +2649,7 @@
     <w:bookmarkStart w:id="19" w:name="als-de-pagina-niet-laadt"/>
     <w:p>
       <w:pPr>
-        <w:pStyle w:val="Heading2"/>
+        <w:pStyle w:val="Heading1"/>
       </w:pPr>
       <w:r>
         <w:rPr>
@@ -2953,7 +2912,6 @@
       </w:r>
     </w:p>
     <w:bookmarkEnd w:id="19"/>
-    <w:bookmarkEnd w:id="20"/>
     <w:sectPr>
       <w:footnotePr>
         <w:numRestart w:val="eachSect"/>

--- a/docs/handleiding/word/landingspaginas.docx
+++ b/docs/handleiding/word/landingspaginas.docx
@@ -10,7 +10,7 @@
         <w:rPr>
           <w:lang w:val="nl"/>
         </w:rPr>
-        <w:t xml:space="preserve">Landingspagina's — handleiding</w:t>
+        <w:t xml:space="preserve">Wervingspagina's — handleiding</w:t>
       </w:r>
     </w:p>
     <w:p>
@@ -21,31 +21,7 @@
         <w:rPr>
           <w:lang w:val="nl"/>
         </w:rPr>
-        <w:t xml:space="preserve">Een landingspagina is een eigen wervingspagina voor één doelgroep, met het aanmeldformulier</w:t>
-      </w:r>
-      <w:r>
-        <w:rPr>
-          <w:lang w:val="nl"/>
-        </w:rPr>
-        <w:t xml:space="preserve"> </w:t>
-      </w:r>
-      <w:r>
-        <w:rPr>
-          <w:lang w:val="nl"/>
-        </w:rPr>
-        <w:t xml:space="preserve">erin. Je maakt het ontwerp waar je wilt (bijvoorbeeld in Claude Design) en uploadt het hier</w:t>
-      </w:r>
-      <w:r>
-        <w:rPr>
-          <w:lang w:val="nl"/>
-        </w:rPr>
-        <w:t xml:space="preserve"> </w:t>
-      </w:r>
-      <w:r>
-        <w:rPr>
-          <w:lang w:val="nl"/>
-        </w:rPr>
-        <w:t xml:space="preserve">als HTML-bestand.</w:t>
+        <w:t xml:space="preserve">Versie 2.99 · september 2026</w:t>
       </w:r>
     </w:p>
     <w:p>
@@ -56,6 +32,41 @@
         <w:rPr>
           <w:lang w:val="nl"/>
         </w:rPr>
+        <w:t xml:space="preserve">Een wervingspagina (ook wel landingspagina) is een eigen pagina voor één doelgroep, met het</w:t>
+      </w:r>
+      <w:r>
+        <w:rPr>
+          <w:lang w:val="nl"/>
+        </w:rPr>
+        <w:t xml:space="preserve"> </w:t>
+      </w:r>
+      <w:r>
+        <w:rPr>
+          <w:lang w:val="nl"/>
+        </w:rPr>
+        <w:t xml:space="preserve">aanmeldformulier erin. Je maakt het ontwerp waar je wilt (bijvoorbeeld in Claude Design) en</w:t>
+      </w:r>
+      <w:r>
+        <w:rPr>
+          <w:lang w:val="nl"/>
+        </w:rPr>
+        <w:t xml:space="preserve"> </w:t>
+      </w:r>
+      <w:r>
+        <w:rPr>
+          <w:lang w:val="nl"/>
+        </w:rPr>
+        <w:t xml:space="preserve">uploadt het hier als HTML-bestand.</w:t>
+      </w:r>
+    </w:p>
+    <w:p>
+      <w:pPr>
+        <w:pStyle w:val="BodyText"/>
+      </w:pPr>
+      <w:r>
+        <w:rPr>
+          <w:lang w:val="nl"/>
+        </w:rPr>
         <w:t xml:space="preserve">Te vinden onder</w:t>
       </w:r>
       <w:r>
@@ -70,13 +81,31 @@
           <w:bCs/>
           <w:lang w:val="nl"/>
         </w:rPr>
-        <w:t xml:space="preserve">Beheer › Landingspagina's</w:t>
-      </w:r>
-      <w:r>
-        <w:rPr>
-          <w:lang w:val="nl"/>
-        </w:rPr>
-        <w:t xml:space="preserve">. Je hebt het recht</w:t>
+        <w:t xml:space="preserve">Beheer › Wervingspagina's</w:t>
+      </w:r>
+      <w:r>
+        <w:rPr>
+          <w:lang w:val="nl"/>
+        </w:rPr>
+        <w:t xml:space="preserve"> </w:t>
+      </w:r>
+      <w:r>
+        <w:rPr>
+          <w:lang w:val="nl"/>
+        </w:rPr>
+        <w:t xml:space="preserve">(menugroep Communicatie). Op de schermen zelf heet</w:t>
+      </w:r>
+      <w:r>
+        <w:rPr>
+          <w:lang w:val="nl"/>
+        </w:rPr>
+        <w:t xml:space="preserve"> </w:t>
+      </w:r>
+      <w:r>
+        <w:rPr>
+          <w:lang w:val="nl"/>
+        </w:rPr>
+        <w:t xml:space="preserve">het onderdeel nog "Landingspagina's"; het is hetzelfde. Je hebt het recht</w:t>
       </w:r>
       <w:r>
         <w:rPr>
@@ -101,17 +130,22 @@
         <w:rPr>
           <w:lang w:val="nl"/>
         </w:rPr>
-        <w:t xml:space="preserve">nodig.</w:t>
-      </w:r>
-    </w:p>
-    <w:p>
-      <w:r>
-        <w:pict>
-          <v:rect style="width:0;height:1.5pt" o:hralign="center" o:hrstd="t" o:hr="t"/>
-        </w:pict>
-      </w:r>
-    </w:p>
-    <w:bookmarkStart w:id="9" w:name="in-het-kort"/>
+        <w:t xml:space="preserve">nodig; dat</w:t>
+      </w:r>
+      <w:r>
+        <w:rPr>
+          <w:lang w:val="nl"/>
+        </w:rPr>
+        <w:t xml:space="preserve"> </w:t>
+      </w:r>
+      <w:r>
+        <w:rPr>
+          <w:lang w:val="nl"/>
+        </w:rPr>
+        <w:t xml:space="preserve">hebben standaard het bestuur en de admin.</w:t>
+      </w:r>
+    </w:p>
+    <w:bookmarkStart w:id="9" w:name="inhoud"/>
     <w:p>
       <w:pPr>
         <w:pStyle w:val="Heading1"/>
@@ -120,7 +154,7 @@
         <w:rPr>
           <w:lang w:val="nl"/>
         </w:rPr>
-        <w:t xml:space="preserve">In het kort</w:t>
+        <w:t xml:space="preserve">Inhoud</w:t>
       </w:r>
     </w:p>
     <w:p>
@@ -131,12 +165,15 @@
           <w:numId w:val="1001"/>
         </w:numPr>
       </w:pPr>
-      <w:r>
-        <w:rPr>
-          <w:lang w:val="nl"/>
-        </w:rPr>
-        <w:t xml:space="preserve">Maak een pagina aan (titel + adres).</w:t>
-      </w:r>
+      <w:hyperlink w:anchor="aan-de-slag">
+        <w:r>
+          <w:rPr>
+            <w:rStyle w:val="Hyperlink"/>
+            <w:lang w:val="nl"/>
+          </w:rPr>
+          <w:t xml:space="preserve">Aan de slag</w:t>
+        </w:r>
+      </w:hyperlink>
     </w:p>
     <w:p>
       <w:pPr>
@@ -146,37 +183,15 @@
           <w:numId w:val="1001"/>
         </w:numPr>
       </w:pPr>
-      <w:r>
-        <w:rPr>
-          <w:lang w:val="nl"/>
-        </w:rPr>
-        <w:t xml:space="preserve">Maak een ontwerp en zet er</w:t>
-      </w:r>
-      <w:r>
-        <w:rPr>
-          <w:lang w:val="nl"/>
-        </w:rPr>
-        <w:t xml:space="preserve"> </w:t>
-      </w:r>
-      <w:r>
-        <w:rPr>
-          <w:rStyle w:val="VerbatimChar"/>
-          <w:lang w:val="nl"/>
-        </w:rPr>
-        <w:t xml:space="preserve">[[formulier]]</w:t>
-      </w:r>
-      <w:r>
-        <w:rPr>
-          <w:lang w:val="nl"/>
-        </w:rPr>
-        <w:t xml:space="preserve"> </w:t>
-      </w:r>
-      <w:r>
-        <w:rPr>
-          <w:lang w:val="nl"/>
-        </w:rPr>
-        <w:t xml:space="preserve">in waar het aanmeldformulier moet komen.</w:t>
-      </w:r>
+      <w:hyperlink w:anchor="het-ontwerp-maken">
+        <w:r>
+          <w:rPr>
+            <w:rStyle w:val="Hyperlink"/>
+            <w:lang w:val="nl"/>
+          </w:rPr>
+          <w:t xml:space="preserve">Het ontwerp maken</w:t>
+        </w:r>
+      </w:hyperlink>
     </w:p>
     <w:p>
       <w:pPr>
@@ -186,31 +201,15 @@
           <w:numId w:val="1001"/>
         </w:numPr>
       </w:pPr>
-      <w:r>
-        <w:rPr>
-          <w:lang w:val="nl"/>
-        </w:rPr>
-        <w:t xml:space="preserve">Upload het</w:t>
-      </w:r>
-      <w:r>
-        <w:rPr>
-          <w:lang w:val="nl"/>
-        </w:rPr>
-        <w:t xml:space="preserve"> </w:t>
-      </w:r>
-      <w:r>
-        <w:rPr>
-          <w:rStyle w:val="VerbatimChar"/>
-          <w:lang w:val="nl"/>
-        </w:rPr>
-        <w:t xml:space="preserve">.html</w:t>
-      </w:r>
-      <w:r>
-        <w:rPr>
-          <w:lang w:val="nl"/>
-        </w:rPr>
-        <w:t xml:space="preserve">-bestand.</w:t>
-      </w:r>
+      <w:hyperlink w:anchor="het-aanmeldformulier-op-de-pagina">
+        <w:r>
+          <w:rPr>
+            <w:rStyle w:val="Hyperlink"/>
+            <w:lang w:val="nl"/>
+          </w:rPr>
+          <w:t xml:space="preserve">Het aanmeldformulier op de pagina</w:t>
+        </w:r>
+      </w:hyperlink>
     </w:p>
     <w:p>
       <w:pPr>
@@ -220,12 +219,15 @@
           <w:numId w:val="1001"/>
         </w:numPr>
       </w:pPr>
-      <w:r>
-        <w:rPr>
-          <w:lang w:val="nl"/>
-        </w:rPr>
-        <w:t xml:space="preserve">Lees het rapport en bevestig. Het ontwerp staat dan live.</w:t>
-      </w:r>
+      <w:hyperlink w:anchor="het-rapport">
+        <w:r>
+          <w:rPr>
+            <w:rStyle w:val="Hyperlink"/>
+            <w:lang w:val="nl"/>
+          </w:rPr>
+          <w:t xml:space="preserve">Het rapport</w:t>
+        </w:r>
+      </w:hyperlink>
     </w:p>
     <w:p>
       <w:pPr>
@@ -235,62 +237,141 @@
           <w:numId w:val="1001"/>
         </w:numPr>
       </w:pPr>
-      <w:r>
-        <w:rPr>
-          <w:lang w:val="nl"/>
-        </w:rPr>
-        <w:t xml:space="preserve">Zet de status op</w:t>
-      </w:r>
-      <w:r>
-        <w:rPr>
-          <w:lang w:val="nl"/>
-        </w:rPr>
-        <w:t xml:space="preserve"> </w:t>
-      </w:r>
-      <w:r>
-        <w:rPr>
-          <w:b/>
-          <w:bCs/>
-          <w:lang w:val="nl"/>
-        </w:rPr>
-        <w:t xml:space="preserve">Gepubliceerd</w:t>
-      </w:r>
-      <w:r>
-        <w:rPr>
-          <w:lang w:val="nl"/>
-        </w:rPr>
-        <w:t xml:space="preserve">.</w:t>
-      </w:r>
-    </w:p>
-    <w:p>
-      <w:pPr>
-        <w:pStyle w:val="FirstParagraph"/>
-      </w:pPr>
-      <w:r>
-        <w:rPr>
-          <w:lang w:val="nl"/>
-        </w:rPr>
-        <w:t xml:space="preserve">De pagina is dan bereikbaar op</w:t>
-      </w:r>
-      <w:r>
-        <w:rPr>
-          <w:lang w:val="nl"/>
-        </w:rPr>
-        <w:t xml:space="preserve"> </w:t>
-      </w:r>
-      <w:r>
-        <w:rPr>
-          <w:rStyle w:val="VerbatimChar"/>
-          <w:lang w:val="nl"/>
-        </w:rPr>
-        <w:t xml:space="preserve">https://sollicitatie.paal13.com/p/&lt;adres&gt;</w:t>
-      </w:r>
-      <w:r>
-        <w:rPr>
-          <w:lang w:val="nl"/>
-        </w:rPr>
-        <w:t xml:space="preserve">.</w:t>
-      </w:r>
+      <w:hyperlink w:anchor="versies">
+        <w:r>
+          <w:rPr>
+            <w:rStyle w:val="Hyperlink"/>
+            <w:lang w:val="nl"/>
+          </w:rPr>
+          <w:t xml:space="preserve">Versies</w:t>
+        </w:r>
+      </w:hyperlink>
+    </w:p>
+    <w:p>
+      <w:pPr>
+        <w:pStyle w:val="Compact"/>
+        <w:numPr>
+          <w:ilvl w:val="0"/>
+          <w:numId w:val="1001"/>
+        </w:numPr>
+      </w:pPr>
+      <w:hyperlink w:anchor="status-en-vindbaarheid">
+        <w:r>
+          <w:rPr>
+            <w:rStyle w:val="Hyperlink"/>
+            <w:lang w:val="nl"/>
+          </w:rPr>
+          <w:t xml:space="preserve">Status en vindbaarheid</w:t>
+        </w:r>
+      </w:hyperlink>
+    </w:p>
+    <w:p>
+      <w:pPr>
+        <w:pStyle w:val="Compact"/>
+        <w:numPr>
+          <w:ilvl w:val="0"/>
+          <w:numId w:val="1001"/>
+        </w:numPr>
+      </w:pPr>
+      <w:hyperlink w:anchor="cijfers-waar-haken-mensen-af">
+        <w:r>
+          <w:rPr>
+            <w:rStyle w:val="Hyperlink"/>
+            <w:lang w:val="nl"/>
+          </w:rPr>
+          <w:t xml:space="preserve">Cijfers: waar haken mensen af?</w:t>
+        </w:r>
+      </w:hyperlink>
+    </w:p>
+    <w:p>
+      <w:pPr>
+        <w:pStyle w:val="Compact"/>
+        <w:numPr>
+          <w:ilvl w:val="0"/>
+          <w:numId w:val="1001"/>
+        </w:numPr>
+      </w:pPr>
+      <w:hyperlink w:anchor="herkomst-bijhouden">
+        <w:r>
+          <w:rPr>
+            <w:rStyle w:val="Hyperlink"/>
+            <w:lang w:val="nl"/>
+          </w:rPr>
+          <w:t xml:space="preserve">Herkomst bijhouden</w:t>
+        </w:r>
+      </w:hyperlink>
+    </w:p>
+    <w:p>
+      <w:pPr>
+        <w:pStyle w:val="Compact"/>
+        <w:numPr>
+          <w:ilvl w:val="0"/>
+          <w:numId w:val="1001"/>
+        </w:numPr>
+      </w:pPr>
+      <w:hyperlink w:anchor="wat-we-van-bezoekers-bijhouden">
+        <w:r>
+          <w:rPr>
+            <w:rStyle w:val="Hyperlink"/>
+            <w:lang w:val="nl"/>
+          </w:rPr>
+          <w:t xml:space="preserve">Wat we van bezoekers bijhouden</w:t>
+        </w:r>
+      </w:hyperlink>
+    </w:p>
+    <w:p>
+      <w:pPr>
+        <w:pStyle w:val="Compact"/>
+        <w:numPr>
+          <w:ilvl w:val="0"/>
+          <w:numId w:val="1001"/>
+        </w:numPr>
+      </w:pPr>
+      <w:hyperlink w:anchor="het-adres-wijzigen">
+        <w:r>
+          <w:rPr>
+            <w:rStyle w:val="Hyperlink"/>
+            <w:lang w:val="nl"/>
+          </w:rPr>
+          <w:t xml:space="preserve">Het adres wijzigen</w:t>
+        </w:r>
+      </w:hyperlink>
+    </w:p>
+    <w:p>
+      <w:pPr>
+        <w:pStyle w:val="Compact"/>
+        <w:numPr>
+          <w:ilvl w:val="0"/>
+          <w:numId w:val="1001"/>
+        </w:numPr>
+      </w:pPr>
+      <w:hyperlink w:anchor="een-pagina-verwijderen">
+        <w:r>
+          <w:rPr>
+            <w:rStyle w:val="Hyperlink"/>
+            <w:lang w:val="nl"/>
+          </w:rPr>
+          <w:t xml:space="preserve">Een pagina verwijderen</w:t>
+        </w:r>
+      </w:hyperlink>
+    </w:p>
+    <w:p>
+      <w:pPr>
+        <w:pStyle w:val="Compact"/>
+        <w:numPr>
+          <w:ilvl w:val="0"/>
+          <w:numId w:val="1001"/>
+        </w:numPr>
+      </w:pPr>
+      <w:hyperlink w:anchor="als-de-pagina-niet-laadt">
+        <w:r>
+          <w:rPr>
+            <w:rStyle w:val="Hyperlink"/>
+            <w:lang w:val="nl"/>
+          </w:rPr>
+          <w:t xml:space="preserve">Als de pagina niet laadt</w:t>
+        </w:r>
+      </w:hyperlink>
     </w:p>
     <w:p>
       <w:r>
@@ -300,7 +381,7 @@
       </w:r>
     </w:p>
     <w:bookmarkEnd w:id="9"/>
-    <w:bookmarkStart w:id="11" w:name="het-ontwerp-maken"/>
+    <w:bookmarkStart w:id="10" w:name="aan-de-slag"/>
     <w:p>
       <w:pPr>
         <w:pStyle w:val="Heading1"/>
@@ -309,11 +390,771 @@
         <w:rPr>
           <w:lang w:val="nl"/>
         </w:rPr>
+        <w:t xml:space="preserve">Aan de slag</w:t>
+      </w:r>
+    </w:p>
+    <w:p>
+      <w:pPr>
+        <w:pStyle w:val="BlockText"/>
+      </w:pPr>
+      <w:r>
+        <w:rPr>
+          <w:b/>
+          <w:bCs/>
+          <w:lang w:val="nl"/>
+        </w:rPr>
+        <w:t xml:space="preserve">In het kort:</w:t>
+      </w:r>
+      <w:r>
+        <w:rPr>
+          <w:lang w:val="nl"/>
+        </w:rPr>
+        <w:t xml:space="preserve"> </w:t>
+      </w:r>
+      <w:r>
+        <w:rPr>
+          <w:lang w:val="nl"/>
+        </w:rPr>
+        <w:t xml:space="preserve">pagina aanmaken, ontwerp met</w:t>
+      </w:r>
+      <w:r>
+        <w:rPr>
+          <w:lang w:val="nl"/>
+        </w:rPr>
+        <w:t xml:space="preserve"> </w:t>
+      </w:r>
+      <w:r>
+        <w:rPr>
+          <w:rStyle w:val="VerbatimChar"/>
+          <w:lang w:val="nl"/>
+        </w:rPr>
+        <w:t xml:space="preserve">[[formulier]]</w:t>
+      </w:r>
+      <w:r>
+        <w:rPr>
+          <w:lang w:val="nl"/>
+        </w:rPr>
+        <w:t xml:space="preserve"> </w:t>
+      </w:r>
+      <w:r>
+        <w:rPr>
+          <w:lang w:val="nl"/>
+        </w:rPr>
+        <w:t xml:space="preserve">uploaden, rapport bevestigen,</w:t>
+      </w:r>
+      <w:r>
+        <w:rPr>
+          <w:lang w:val="nl"/>
+        </w:rPr>
+        <w:t xml:space="preserve"> </w:t>
+      </w:r>
+      <w:r>
+        <w:rPr>
+          <w:lang w:val="nl"/>
+        </w:rPr>
+        <w:t xml:space="preserve">status op Gepubliceerd. Dan staat de pagina op</w:t>
+      </w:r>
+      <w:r>
+        <w:rPr>
+          <w:lang w:val="nl"/>
+        </w:rPr>
+        <w:t xml:space="preserve"> </w:t>
+      </w:r>
+      <w:r>
+        <w:rPr>
+          <w:rStyle w:val="VerbatimChar"/>
+          <w:lang w:val="nl"/>
+        </w:rPr>
+        <w:t xml:space="preserve">https://sollicitatie.paal13.com/p/&lt;adres&gt;</w:t>
+      </w:r>
+      <w:r>
+        <w:rPr>
+          <w:lang w:val="nl"/>
+        </w:rPr>
+        <w:t xml:space="preserve">.</w:t>
+      </w:r>
+    </w:p>
+    <w:p>
+      <w:pPr>
+        <w:pStyle w:val="FirstParagraph"/>
+      </w:pPr>
+      <w:r>
+        <w:rPr>
+          <w:b/>
+          <w:bCs/>
+          <w:lang w:val="nl"/>
+        </w:rPr>
+        <w:t xml:space="preserve">Je eerste wervingspagina in 6 stappen:</w:t>
+      </w:r>
+    </w:p>
+    <w:p>
+      <w:pPr>
+        <w:pStyle w:val="Compact"/>
+        <w:numPr>
+          <w:ilvl w:val="0"/>
+          <w:numId w:val="1002"/>
+        </w:numPr>
+      </w:pPr>
+      <w:r>
+        <w:rPr>
+          <w:b/>
+          <w:bCs/>
+          <w:lang w:val="nl"/>
+        </w:rPr>
+        <w:t xml:space="preserve">Pagina aanmaken.</w:t>
+      </w:r>
+      <w:r>
+        <w:rPr>
+          <w:lang w:val="nl"/>
+        </w:rPr>
+        <w:t xml:space="preserve"> </w:t>
+      </w:r>
+      <w:r>
+        <w:rPr>
+          <w:lang w:val="nl"/>
+        </w:rPr>
+        <w:t xml:space="preserve">Ga naar Beheer › Wervingspagina's en klik op</w:t>
+      </w:r>
+      <w:r>
+        <w:rPr>
+          <w:lang w:val="nl"/>
+        </w:rPr>
+        <w:t xml:space="preserve"> </w:t>
+      </w:r>
+      <w:r>
+        <w:rPr>
+          <w:b/>
+          <w:bCs/>
+          <w:lang w:val="nl"/>
+        </w:rPr>
+        <w:t xml:space="preserve">Nieuwe pagina</w:t>
+      </w:r>
+      <w:r>
+        <w:rPr>
+          <w:lang w:val="nl"/>
+        </w:rPr>
+        <w:t xml:space="preserve">. Vul een</w:t>
+      </w:r>
+      <w:r>
+        <w:rPr>
+          <w:lang w:val="nl"/>
+        </w:rPr>
+        <w:t xml:space="preserve"> </w:t>
+      </w:r>
+      <w:r>
+        <w:rPr>
+          <w:lang w:val="nl"/>
+        </w:rPr>
+        <w:t xml:space="preserve">titel in (bijvoorbeeld "Word lifeguard — zomer 2027") en een adres (bijvoorbeeld</w:t>
+      </w:r>
+      <w:r>
+        <w:rPr>
+          <w:lang w:val="nl"/>
+        </w:rPr>
+        <w:t xml:space="preserve"> </w:t>
+      </w:r>
+      <w:r>
+        <w:rPr>
+          <w:rStyle w:val="VerbatimChar"/>
+          <w:lang w:val="nl"/>
+        </w:rPr>
+        <w:t xml:space="preserve">zomer-2027</w:t>
+      </w:r>
+      <w:r>
+        <w:rPr>
+          <w:lang w:val="nl"/>
+        </w:rPr>
+        <w:t xml:space="preserve">;</w:t>
+      </w:r>
+      <w:r>
+        <w:rPr>
+          <w:lang w:val="nl"/>
+        </w:rPr>
+        <w:t xml:space="preserve"> </w:t>
+      </w:r>
+      <w:r>
+        <w:rPr>
+          <w:lang w:val="nl"/>
+        </w:rPr>
+        <w:t xml:space="preserve">kleine letters, cijfers en koppeltekens). Klik op</w:t>
+      </w:r>
+      <w:r>
+        <w:rPr>
+          <w:lang w:val="nl"/>
+        </w:rPr>
+        <w:t xml:space="preserve"> </w:t>
+      </w:r>
+      <w:r>
+        <w:rPr>
+          <w:b/>
+          <w:bCs/>
+          <w:lang w:val="nl"/>
+        </w:rPr>
+        <w:t xml:space="preserve">Aanmaken</w:t>
+      </w:r>
+      <w:r>
+        <w:rPr>
+          <w:lang w:val="nl"/>
+        </w:rPr>
+        <w:t xml:space="preserve">. Kies het adres meteen goed:</w:t>
+      </w:r>
+      <w:r>
+        <w:rPr>
+          <w:lang w:val="nl"/>
+        </w:rPr>
+        <w:t xml:space="preserve"> </w:t>
+      </w:r>
+      <w:r>
+        <w:rPr>
+          <w:lang w:val="nl"/>
+        </w:rPr>
+        <w:t xml:space="preserve">links en QR-codes hangen eraan.</w:t>
+      </w:r>
+    </w:p>
+    <w:p>
+      <w:pPr>
+        <w:pStyle w:val="Compact"/>
+        <w:numPr>
+          <w:ilvl w:val="0"/>
+          <w:numId w:val="1002"/>
+        </w:numPr>
+      </w:pPr>
+      <w:r>
+        <w:rPr>
+          <w:b/>
+          <w:bCs/>
+          <w:lang w:val="nl"/>
+        </w:rPr>
+        <w:t xml:space="preserve">Ontwerp maken.</w:t>
+      </w:r>
+      <w:r>
+        <w:rPr>
+          <w:lang w:val="nl"/>
+        </w:rPr>
+        <w:t xml:space="preserve"> </w:t>
+      </w:r>
+      <w:r>
+        <w:rPr>
+          <w:lang w:val="nl"/>
+        </w:rPr>
+        <w:t xml:space="preserve">Maak één</w:t>
+      </w:r>
+      <w:r>
+        <w:rPr>
+          <w:lang w:val="nl"/>
+        </w:rPr>
+        <w:t xml:space="preserve"> </w:t>
+      </w:r>
+      <w:r>
+        <w:rPr>
+          <w:rStyle w:val="VerbatimChar"/>
+          <w:lang w:val="nl"/>
+        </w:rPr>
+        <w:t xml:space="preserve">.html</w:t>
+      </w:r>
+      <w:r>
+        <w:rPr>
+          <w:lang w:val="nl"/>
+        </w:rPr>
+        <w:t xml:space="preserve">-bestand en zet</w:t>
+      </w:r>
+      <w:r>
+        <w:rPr>
+          <w:lang w:val="nl"/>
+        </w:rPr>
+        <w:t xml:space="preserve"> </w:t>
+      </w:r>
+      <w:r>
+        <w:rPr>
+          <w:rStyle w:val="VerbatimChar"/>
+          <w:lang w:val="nl"/>
+        </w:rPr>
+        <w:t xml:space="preserve">[[formulier]]</w:t>
+      </w:r>
+      <w:r>
+        <w:rPr>
+          <w:lang w:val="nl"/>
+        </w:rPr>
+        <w:t xml:space="preserve"> </w:t>
+      </w:r>
+      <w:r>
+        <w:rPr>
+          <w:lang w:val="nl"/>
+        </w:rPr>
+        <w:t xml:space="preserve">op de plek waar het</w:t>
+      </w:r>
+      <w:r>
+        <w:rPr>
+          <w:lang w:val="nl"/>
+        </w:rPr>
+        <w:t xml:space="preserve"> </w:t>
+      </w:r>
+      <w:r>
+        <w:rPr>
+          <w:lang w:val="nl"/>
+        </w:rPr>
+        <w:t xml:space="preserve">aanmeldformulier moet komen (zie</w:t>
+      </w:r>
+      <w:r>
+        <w:rPr>
+          <w:lang w:val="nl"/>
+        </w:rPr>
+        <w:t xml:space="preserve"> </w:t>
+      </w:r>
+      <w:hyperlink w:anchor="het-ontwerp-maken">
+        <w:r>
+          <w:rPr>
+            <w:rStyle w:val="Hyperlink"/>
+            <w:lang w:val="nl"/>
+          </w:rPr>
+          <w:t xml:space="preserve">Het ontwerp maken</w:t>
+        </w:r>
+      </w:hyperlink>
+      <w:r>
+        <w:rPr>
+          <w:lang w:val="nl"/>
+        </w:rPr>
+        <w:t xml:space="preserve">).</w:t>
+      </w:r>
+    </w:p>
+    <w:p>
+      <w:pPr>
+        <w:pStyle w:val="Compact"/>
+        <w:numPr>
+          <w:ilvl w:val="0"/>
+          <w:numId w:val="1002"/>
+        </w:numPr>
+      </w:pPr>
+      <w:r>
+        <w:rPr>
+          <w:b/>
+          <w:bCs/>
+          <w:lang w:val="nl"/>
+        </w:rPr>
+        <w:t xml:space="preserve">Ontwerp uploaden.</w:t>
+      </w:r>
+      <w:r>
+        <w:rPr>
+          <w:lang w:val="nl"/>
+        </w:rPr>
+        <w:t xml:space="preserve"> </w:t>
+      </w:r>
+      <w:r>
+        <w:rPr>
+          <w:lang w:val="nl"/>
+        </w:rPr>
+        <w:t xml:space="preserve">Kies bij "Ontwerp" het HTML-bestand. Laat het vinkje</w:t>
+      </w:r>
+      <w:r>
+        <w:rPr>
+          <w:lang w:val="nl"/>
+        </w:rPr>
+        <w:t xml:space="preserve"> </w:t>
+      </w:r>
+      <w:r>
+        <w:rPr>
+          <w:b/>
+          <w:bCs/>
+          <w:lang w:val="nl"/>
+        </w:rPr>
+        <w:t xml:space="preserve">Ingesloten</w:t>
+      </w:r>
+      <w:r>
+        <w:rPr>
+          <w:b/>
+          <w:bCs/>
+          <w:lang w:val="nl"/>
+        </w:rPr>
+        <w:t xml:space="preserve"> </w:t>
+      </w:r>
+      <w:r>
+        <w:rPr>
+          <w:b/>
+          <w:bCs/>
+          <w:lang w:val="nl"/>
+        </w:rPr>
+        <w:t xml:space="preserve">afbeeldingen losmaken</w:t>
+      </w:r>
+      <w:r>
+        <w:rPr>
+          <w:lang w:val="nl"/>
+        </w:rPr>
+        <w:t xml:space="preserve"> </w:t>
+      </w:r>
+      <w:r>
+        <w:rPr>
+          <w:lang w:val="nl"/>
+        </w:rPr>
+        <w:t xml:space="preserve">aan staan en klik op</w:t>
+      </w:r>
+      <w:r>
+        <w:rPr>
+          <w:lang w:val="nl"/>
+        </w:rPr>
+        <w:t xml:space="preserve"> </w:t>
+      </w:r>
+      <w:r>
+        <w:rPr>
+          <w:b/>
+          <w:bCs/>
+          <w:lang w:val="nl"/>
+        </w:rPr>
+        <w:t xml:space="preserve">Inlezen</w:t>
+      </w:r>
+      <w:r>
+        <w:rPr>
+          <w:lang w:val="nl"/>
+        </w:rPr>
+        <w:t xml:space="preserve">.</w:t>
+      </w:r>
+    </w:p>
+    <w:p>
+      <w:pPr>
+        <w:pStyle w:val="Compact"/>
+        <w:numPr>
+          <w:ilvl w:val="0"/>
+          <w:numId w:val="1002"/>
+        </w:numPr>
+      </w:pPr>
+      <w:r>
+        <w:rPr>
+          <w:b/>
+          <w:bCs/>
+          <w:lang w:val="nl"/>
+        </w:rPr>
+        <w:t xml:space="preserve">Afbeeldingen toevoegen.</w:t>
+      </w:r>
+      <w:r>
+        <w:rPr>
+          <w:lang w:val="nl"/>
+        </w:rPr>
+        <w:t xml:space="preserve"> </w:t>
+      </w:r>
+      <w:r>
+        <w:rPr>
+          <w:lang w:val="nl"/>
+        </w:rPr>
+        <w:t xml:space="preserve">Zegt het rapport dat er afbeeldingen ontbreken, upload ze dan bij</w:t>
+      </w:r>
+      <w:r>
+        <w:rPr>
+          <w:lang w:val="nl"/>
+        </w:rPr>
+        <w:t xml:space="preserve"> </w:t>
+      </w:r>
+      <w:r>
+        <w:rPr>
+          <w:lang w:val="nl"/>
+        </w:rPr>
+        <w:t xml:space="preserve">"Afbeeldingen" onder de naam die het rapport noemt.</w:t>
+      </w:r>
+    </w:p>
+    <w:p>
+      <w:pPr>
+        <w:pStyle w:val="Compact"/>
+        <w:numPr>
+          <w:ilvl w:val="0"/>
+          <w:numId w:val="1002"/>
+        </w:numPr>
+      </w:pPr>
+      <w:r>
+        <w:rPr>
+          <w:b/>
+          <w:bCs/>
+          <w:lang w:val="nl"/>
+        </w:rPr>
+        <w:t xml:space="preserve">Rapport bevestigen.</w:t>
+      </w:r>
+      <w:r>
+        <w:rPr>
+          <w:lang w:val="nl"/>
+        </w:rPr>
+        <w:t xml:space="preserve"> </w:t>
+      </w:r>
+      <w:r>
+        <w:rPr>
+          <w:lang w:val="nl"/>
+        </w:rPr>
+        <w:t xml:space="preserve">Lees het rapport. Klik eventueel op</w:t>
+      </w:r>
+      <w:r>
+        <w:rPr>
+          <w:lang w:val="nl"/>
+        </w:rPr>
+        <w:t xml:space="preserve"> </w:t>
+      </w:r>
+      <w:r>
+        <w:rPr>
+          <w:b/>
+          <w:bCs/>
+          <w:lang w:val="nl"/>
+        </w:rPr>
+        <w:t xml:space="preserve">Eerst bekijken</w:t>
+      </w:r>
+      <w:r>
+        <w:rPr>
+          <w:lang w:val="nl"/>
+        </w:rPr>
+        <w:t xml:space="preserve">. Vink alleen de</w:t>
+      </w:r>
+      <w:r>
+        <w:rPr>
+          <w:lang w:val="nl"/>
+        </w:rPr>
+        <w:t xml:space="preserve"> </w:t>
+      </w:r>
+      <w:r>
+        <w:rPr>
+          <w:lang w:val="nl"/>
+        </w:rPr>
+        <w:t xml:space="preserve">externe bronnen aan die je vertrouwt, zet het vinkje</w:t>
+      </w:r>
+      <w:r>
+        <w:rPr>
+          <w:lang w:val="nl"/>
+        </w:rPr>
+        <w:t xml:space="preserve"> </w:t>
+      </w:r>
+      <w:r>
+        <w:rPr>
+          <w:b/>
+          <w:bCs/>
+          <w:lang w:val="nl"/>
+        </w:rPr>
+        <w:t xml:space="preserve">Ik heb het rapport gelezen en wil dit</w:t>
+      </w:r>
+      <w:r>
+        <w:rPr>
+          <w:b/>
+          <w:bCs/>
+          <w:lang w:val="nl"/>
+        </w:rPr>
+        <w:t xml:space="preserve"> </w:t>
+      </w:r>
+      <w:r>
+        <w:rPr>
+          <w:b/>
+          <w:bCs/>
+          <w:lang w:val="nl"/>
+        </w:rPr>
+        <w:t xml:space="preserve">ontwerp live zetten</w:t>
+      </w:r>
+      <w:r>
+        <w:rPr>
+          <w:lang w:val="nl"/>
+        </w:rPr>
+        <w:t xml:space="preserve"> </w:t>
+      </w:r>
+      <w:r>
+        <w:rPr>
+          <w:lang w:val="nl"/>
+        </w:rPr>
+        <w:t xml:space="preserve">en klik op</w:t>
+      </w:r>
+      <w:r>
+        <w:rPr>
+          <w:lang w:val="nl"/>
+        </w:rPr>
+        <w:t xml:space="preserve"> </w:t>
+      </w:r>
+      <w:r>
+        <w:rPr>
+          <w:b/>
+          <w:bCs/>
+          <w:lang w:val="nl"/>
+        </w:rPr>
+        <w:t xml:space="preserve">Live zetten</w:t>
+      </w:r>
+      <w:r>
+        <w:rPr>
+          <w:lang w:val="nl"/>
+        </w:rPr>
+        <w:t xml:space="preserve">.</w:t>
+      </w:r>
+    </w:p>
+    <w:p>
+      <w:pPr>
+        <w:pStyle w:val="Compact"/>
+        <w:numPr>
+          <w:ilvl w:val="0"/>
+          <w:numId w:val="1002"/>
+        </w:numPr>
+      </w:pPr>
+      <w:r>
+        <w:rPr>
+          <w:b/>
+          <w:bCs/>
+          <w:lang w:val="nl"/>
+        </w:rPr>
+        <w:t xml:space="preserve">Publiceren.</w:t>
+      </w:r>
+      <w:r>
+        <w:rPr>
+          <w:lang w:val="nl"/>
+        </w:rPr>
+        <w:t xml:space="preserve"> </w:t>
+      </w:r>
+      <w:r>
+        <w:rPr>
+          <w:lang w:val="nl"/>
+        </w:rPr>
+        <w:t xml:space="preserve">Zet bij "Gegevens" de status op</w:t>
+      </w:r>
+      <w:r>
+        <w:rPr>
+          <w:lang w:val="nl"/>
+        </w:rPr>
+        <w:t xml:space="preserve"> </w:t>
+      </w:r>
+      <w:r>
+        <w:rPr>
+          <w:b/>
+          <w:bCs/>
+          <w:lang w:val="nl"/>
+        </w:rPr>
+        <w:t xml:space="preserve">Gepubliceerd</w:t>
+      </w:r>
+      <w:r>
+        <w:rPr>
+          <w:lang w:val="nl"/>
+        </w:rPr>
+        <w:t xml:space="preserve"> </w:t>
+      </w:r>
+      <w:r>
+        <w:rPr>
+          <w:lang w:val="nl"/>
+        </w:rPr>
+        <w:t xml:space="preserve">en klik op</w:t>
+      </w:r>
+      <w:r>
+        <w:rPr>
+          <w:lang w:val="nl"/>
+        </w:rPr>
+        <w:t xml:space="preserve"> </w:t>
+      </w:r>
+      <w:r>
+        <w:rPr>
+          <w:b/>
+          <w:bCs/>
+          <w:lang w:val="nl"/>
+        </w:rPr>
+        <w:t xml:space="preserve">Opslaan</w:t>
+      </w:r>
+      <w:r>
+        <w:rPr>
+          <w:lang w:val="nl"/>
+        </w:rPr>
+        <w:t xml:space="preserve">. Vul</w:t>
+      </w:r>
+      <w:r>
+        <w:rPr>
+          <w:lang w:val="nl"/>
+        </w:rPr>
+        <w:t xml:space="preserve"> </w:t>
+      </w:r>
+      <w:r>
+        <w:rPr>
+          <w:lang w:val="nl"/>
+        </w:rPr>
+        <w:t xml:space="preserve">eventueel een bron-code in en vink "Mag gevonden worden via Google" aan als dat de bedoeling</w:t>
+      </w:r>
+      <w:r>
+        <w:rPr>
+          <w:lang w:val="nl"/>
+        </w:rPr>
+        <w:t xml:space="preserve"> </w:t>
+      </w:r>
+      <w:r>
+        <w:rPr>
+          <w:lang w:val="nl"/>
+        </w:rPr>
+        <w:t xml:space="preserve">is. Open de pagina via de link bovenaan en meld je voor de test niet echt aan.</w:t>
+      </w:r>
+    </w:p>
+    <w:p>
+      <w:r>
+        <w:pict>
+          <v:rect style="width:0;height:1.5pt" o:hralign="center" o:hrstd="t" o:hr="t"/>
+        </w:pict>
+      </w:r>
+    </w:p>
+    <w:bookmarkEnd w:id="10"/>
+    <w:bookmarkStart w:id="12" w:name="het-ontwerp-maken"/>
+    <w:p>
+      <w:pPr>
+        <w:pStyle w:val="Heading1"/>
+      </w:pPr>
+      <w:r>
+        <w:rPr>
+          <w:lang w:val="nl"/>
+        </w:rPr>
         <w:t xml:space="preserve">Het ontwerp maken</w:t>
       </w:r>
     </w:p>
     <w:p>
       <w:pPr>
+        <w:pStyle w:val="BlockText"/>
+      </w:pPr>
+      <w:r>
+        <w:rPr>
+          <w:b/>
+          <w:bCs/>
+          <w:lang w:val="nl"/>
+        </w:rPr>
+        <w:t xml:space="preserve">In het kort:</w:t>
+      </w:r>
+      <w:r>
+        <w:rPr>
+          <w:lang w:val="nl"/>
+        </w:rPr>
+        <w:t xml:space="preserve"> </w:t>
+      </w:r>
+      <w:r>
+        <w:rPr>
+          <w:lang w:val="nl"/>
+        </w:rPr>
+        <w:t xml:space="preserve">één HTML-bestand, met</w:t>
+      </w:r>
+      <w:r>
+        <w:rPr>
+          <w:lang w:val="nl"/>
+        </w:rPr>
+        <w:t xml:space="preserve"> </w:t>
+      </w:r>
+      <w:r>
+        <w:rPr>
+          <w:rStyle w:val="VerbatimChar"/>
+          <w:lang w:val="nl"/>
+        </w:rPr>
+        <w:t xml:space="preserve">[[formulier]]</w:t>
+      </w:r>
+      <w:r>
+        <w:rPr>
+          <w:lang w:val="nl"/>
+        </w:rPr>
+        <w:t xml:space="preserve"> </w:t>
+      </w:r>
+      <w:r>
+        <w:rPr>
+          <w:lang w:val="nl"/>
+        </w:rPr>
+        <w:t xml:space="preserve">op de plek van het formulier.</w:t>
+      </w:r>
+      <w:r>
+        <w:rPr>
+          <w:lang w:val="nl"/>
+        </w:rPr>
+        <w:t xml:space="preserve"> </w:t>
+      </w:r>
+      <w:r>
+        <w:rPr>
+          <w:lang w:val="nl"/>
+        </w:rPr>
+        <w:t xml:space="preserve">Afbeeldingen upload je los en je verwijst ernaar met alleen de bestandsnaam.</w:t>
+      </w:r>
+    </w:p>
+    <w:p>
+      <w:pPr>
         <w:pStyle w:val="FirstParagraph"/>
       </w:pPr>
       <w:r>
@@ -351,7 +1192,19 @@
         <w:rPr>
           <w:lang w:val="nl"/>
         </w:rPr>
-        <w:t xml:space="preserve">uit Claude Design oplevert — die kun je rechtstreeks uploaden.</w:t>
+        <w:t xml:space="preserve">uit Claude Design oplevert; die kun je rechtstreeks uploaden. Het scherm noemt de maximale</w:t>
+      </w:r>
+      <w:r>
+        <w:rPr>
+          <w:lang w:val="nl"/>
+        </w:rPr>
+        <w:t xml:space="preserve"> </w:t>
+      </w:r>
+      <w:r>
+        <w:rPr>
+          <w:lang w:val="nl"/>
+        </w:rPr>
+        <w:t xml:space="preserve">grootte (standaard 16 MB, of minder als de server lager staat).</w:t>
       </w:r>
     </w:p>
     <w:p>
@@ -578,7 +1431,7 @@
               <w:rPr>
                 <w:lang w:val="nl"/>
               </w:rPr>
-              <w:t xml:space="preserve">Het adres van het formulier, handig voor een eigen knop</w:t>
+              <w:t xml:space="preserve">Het adres van het formulier op deze pagina, handig voor een eigen knop ("Meld je aan")</w:t>
             </w:r>
           </w:p>
         </w:tc>
@@ -651,7 +1504,7 @@
         <w:t xml:space="preserve">staan, dan weet je meteen wat eraan scheelt.</w:t>
       </w:r>
     </w:p>
-    <w:bookmarkStart w:id="10" w:name="afbeeldingen"/>
+    <w:bookmarkStart w:id="11" w:name="afbeeldingen"/>
     <w:p>
       <w:pPr>
         <w:pStyle w:val="Heading2"/>
@@ -671,19 +1524,19 @@
         <w:rPr>
           <w:lang w:val="nl"/>
         </w:rPr>
-        <w:t xml:space="preserve">Upload afbeeldingen los bij de pagina (JPG, PNG, GIF of WebP) en verwijs ernaar met alleen</w:t>
-      </w:r>
-      <w:r>
-        <w:rPr>
-          <w:lang w:val="nl"/>
-        </w:rPr>
-        <w:t xml:space="preserve"> </w:t>
-      </w:r>
-      <w:r>
-        <w:rPr>
-          <w:lang w:val="nl"/>
-        </w:rPr>
-        <w:t xml:space="preserve">de bestandsnaam:</w:t>
+        <w:t xml:space="preserve">Upload afbeeldingen los bij de pagina (JPG, PNG, GIF of WebP, standaard maximaal 5 MB per stuk) en</w:t>
+      </w:r>
+      <w:r>
+        <w:rPr>
+          <w:lang w:val="nl"/>
+        </w:rPr>
+        <w:t xml:space="preserve"> </w:t>
+      </w:r>
+      <w:r>
+        <w:rPr>
+          <w:lang w:val="nl"/>
+        </w:rPr>
+        <w:t xml:space="preserve">verwijs ernaar met alleen de bestandsnaam:</w:t>
       </w:r>
     </w:p>
     <w:p>
@@ -765,7 +1618,45 @@
         <w:rPr>
           <w:lang w:val="nl"/>
         </w:rPr>
-        <w:t xml:space="preserve">gelukt is.</w:t>
+        <w:t xml:space="preserve">gelukt is. Een afbeelding verwijderen kan met</w:t>
+      </w:r>
+      <w:r>
+        <w:rPr>
+          <w:lang w:val="nl"/>
+        </w:rPr>
+        <w:t xml:space="preserve"> </w:t>
+      </w:r>
+      <w:r>
+        <w:rPr>
+          <w:b/>
+          <w:bCs/>
+          <w:lang w:val="nl"/>
+        </w:rPr>
+        <w:t xml:space="preserve">Verwijderen</w:t>
+      </w:r>
+      <w:r>
+        <w:rPr>
+          <w:lang w:val="nl"/>
+        </w:rPr>
+        <w:t xml:space="preserve"> </w:t>
+      </w:r>
+      <w:r>
+        <w:rPr>
+          <w:lang w:val="nl"/>
+        </w:rPr>
+        <w:t xml:space="preserve">in de lijst. Verwijst de pagina</w:t>
+      </w:r>
+      <w:r>
+        <w:rPr>
+          <w:lang w:val="nl"/>
+        </w:rPr>
+        <w:t xml:space="preserve"> </w:t>
+      </w:r>
+      <w:r>
+        <w:rPr>
+          <w:lang w:val="nl"/>
+        </w:rPr>
+        <w:t xml:space="preserve">er nog naar, dan is dat daarna een kapotte afbeelding.</w:t>
       </w:r>
     </w:p>
     <w:p>
@@ -858,7 +1749,7 @@
         <w:rPr>
           <w:lang w:val="nl"/>
         </w:rPr>
-        <w:t xml:space="preserve">bestandsnaam. Bij het inlezen worden die verwijzingen automatisch rechtgezet — ook namen</w:t>
+        <w:t xml:space="preserve">bestandsnaam. Bij het inlezen worden die verwijzingen automatisch rechtgezet, ook namen</w:t>
       </w:r>
       <w:r>
         <w:rPr>
@@ -959,7 +1850,7 @@
         <w:rPr>
           <w:lang w:val="nl"/>
         </w:rPr>
-        <w:t xml:space="preserve">er écht in zit: een foto die</w:t>
+        <w:t xml:space="preserve">er echt in zit: een foto die</w:t>
       </w:r>
       <w:r>
         <w:rPr>
@@ -1314,7 +2205,7 @@
         <w:rPr>
           <w:lang w:val="nl"/>
         </w:rPr>
-        <w:t xml:space="preserve">ingesloten afbeeldingen — met</w:t>
+        <w:t xml:space="preserve">ingesloten afbeeldingen, met</w:t>
       </w:r>
       <w:r>
         <w:rPr>
@@ -1401,7 +2292,28 @@
         <w:rPr>
           <w:lang w:val="nl"/>
         </w:rPr>
-        <w:t xml:space="preserve">namelijk geblokkeerd (zie "Externe bronnen").</w:t>
+        <w:t xml:space="preserve">namelijk geblokkeerd (zie</w:t>
+      </w:r>
+      <w:r>
+        <w:rPr>
+          <w:lang w:val="nl"/>
+        </w:rPr>
+        <w:t xml:space="preserve"> </w:t>
+      </w:r>
+      <w:hyperlink w:anchor="externe-bronnen-toestaan">
+        <w:r>
+          <w:rPr>
+            <w:rStyle w:val="Hyperlink"/>
+            <w:lang w:val="nl"/>
+          </w:rPr>
+          <w:t xml:space="preserve">Externe bronnen toestaan</w:t>
+        </w:r>
+      </w:hyperlink>
+      <w:r>
+        <w:rPr>
+          <w:lang w:val="nl"/>
+        </w:rPr>
+        <w:t xml:space="preserve">).</w:t>
       </w:r>
     </w:p>
     <w:p>
@@ -1411,9 +2323,9 @@
         </w:pict>
       </w:r>
     </w:p>
-    <w:bookmarkEnd w:id="10"/>
     <w:bookmarkEnd w:id="11"/>
-    <w:bookmarkStart w:id="13" w:name="het-rapport"/>
+    <w:bookmarkEnd w:id="12"/>
+    <w:bookmarkStart w:id="13" w:name="het-aanmeldformulier-op-de-pagina"/>
     <w:p>
       <w:pPr>
         <w:pStyle w:val="Heading1"/>
@@ -1422,18 +2334,360 @@
         <w:rPr>
           <w:lang w:val="nl"/>
         </w:rPr>
+        <w:t xml:space="preserve">Het aanmeldformulier op de pagina</w:t>
+      </w:r>
+    </w:p>
+    <w:p>
+      <w:pPr>
+        <w:pStyle w:val="BlockText"/>
+      </w:pPr>
+      <w:r>
+        <w:rPr>
+          <w:b/>
+          <w:bCs/>
+          <w:lang w:val="nl"/>
+        </w:rPr>
+        <w:t xml:space="preserve">In het kort:</w:t>
+      </w:r>
+      <w:r>
+        <w:rPr>
+          <w:lang w:val="nl"/>
+        </w:rPr>
+        <w:t xml:space="preserve"> </w:t>
+      </w:r>
+      <w:r>
+        <w:rPr>
+          <w:lang w:val="nl"/>
+        </w:rPr>
+        <w:t xml:space="preserve">op de plek van</w:t>
+      </w:r>
+      <w:r>
+        <w:rPr>
+          <w:lang w:val="nl"/>
+        </w:rPr>
+        <w:t xml:space="preserve"> </w:t>
+      </w:r>
+      <w:r>
+        <w:rPr>
+          <w:rStyle w:val="VerbatimChar"/>
+          <w:lang w:val="nl"/>
+        </w:rPr>
+        <w:t xml:space="preserve">[[formulier]]</w:t>
+      </w:r>
+      <w:r>
+        <w:rPr>
+          <w:lang w:val="nl"/>
+        </w:rPr>
+        <w:t xml:space="preserve"> </w:t>
+      </w:r>
+      <w:r>
+        <w:rPr>
+          <w:lang w:val="nl"/>
+        </w:rPr>
+        <w:t xml:space="preserve">komt hetzelfde aanmeldformulier als op</w:t>
+      </w:r>
+      <w:r>
+        <w:rPr>
+          <w:lang w:val="nl"/>
+        </w:rPr>
+        <w:t xml:space="preserve"> </w:t>
+      </w:r>
+      <w:r>
+        <w:rPr>
+          <w:rStyle w:val="VerbatimChar"/>
+          <w:lang w:val="nl"/>
+        </w:rPr>
+        <w:t xml:space="preserve">aanmelden.php</w:t>
+      </w:r>
+      <w:r>
+        <w:rPr>
+          <w:lang w:val="nl"/>
+        </w:rPr>
+        <w:t xml:space="preserve"> </w:t>
+      </w:r>
+      <w:r>
+        <w:rPr>
+          <w:lang w:val="nl"/>
+        </w:rPr>
+        <w:t xml:space="preserve">en paal13.com, in drie stappen. Is het seizoen niet open, dan staat er dat de</w:t>
+      </w:r>
+      <w:r>
+        <w:rPr>
+          <w:lang w:val="nl"/>
+        </w:rPr>
+        <w:t xml:space="preserve"> </w:t>
+      </w:r>
+      <w:r>
+        <w:rPr>
+          <w:lang w:val="nl"/>
+        </w:rPr>
+        <w:t xml:space="preserve">aanmelding gesloten is.</w:t>
+      </w:r>
+    </w:p>
+    <w:p>
+      <w:pPr>
+        <w:pStyle w:val="FirstParagraph"/>
+      </w:pPr>
+      <w:r>
+        <w:rPr>
+          <w:lang w:val="nl"/>
+        </w:rPr>
+        <w:t xml:space="preserve">Het formulier heeft drie stappen:</w:t>
+      </w:r>
+      <w:r>
+        <w:rPr>
+          <w:lang w:val="nl"/>
+        </w:rPr>
+        <w:t xml:space="preserve"> </w:t>
+      </w:r>
+      <w:r>
+        <w:rPr>
+          <w:b/>
+          <w:bCs/>
+          <w:lang w:val="nl"/>
+        </w:rPr>
+        <w:t xml:space="preserve">Naam</w:t>
+      </w:r>
+      <w:r>
+        <w:rPr>
+          <w:lang w:val="nl"/>
+        </w:rPr>
+        <w:t xml:space="preserve">,</w:t>
+      </w:r>
+      <w:r>
+        <w:rPr>
+          <w:lang w:val="nl"/>
+        </w:rPr>
+        <w:t xml:space="preserve"> </w:t>
+      </w:r>
+      <w:r>
+        <w:rPr>
+          <w:b/>
+          <w:bCs/>
+          <w:lang w:val="nl"/>
+        </w:rPr>
+        <w:t xml:space="preserve">Jij</w:t>
+      </w:r>
+      <w:r>
+        <w:rPr>
+          <w:lang w:val="nl"/>
+        </w:rPr>
+        <w:t xml:space="preserve"> </w:t>
+      </w:r>
+      <w:r>
+        <w:rPr>
+          <w:lang w:val="nl"/>
+        </w:rPr>
+        <w:t xml:space="preserve">(geboortedatum en, als iemand dat wil,</w:t>
+      </w:r>
+      <w:r>
+        <w:rPr>
+          <w:lang w:val="nl"/>
+        </w:rPr>
+        <w:t xml:space="preserve"> </w:t>
+      </w:r>
+      <w:r>
+        <w:rPr>
+          <w:lang w:val="nl"/>
+        </w:rPr>
+        <w:t xml:space="preserve">geslacht) en</w:t>
+      </w:r>
+      <w:r>
+        <w:rPr>
+          <w:lang w:val="nl"/>
+        </w:rPr>
+        <w:t xml:space="preserve"> </w:t>
+      </w:r>
+      <w:r>
+        <w:rPr>
+          <w:b/>
+          <w:bCs/>
+          <w:lang w:val="nl"/>
+        </w:rPr>
+        <w:t xml:space="preserve">Contact</w:t>
+      </w:r>
+      <w:r>
+        <w:rPr>
+          <w:lang w:val="nl"/>
+        </w:rPr>
+        <w:t xml:space="preserve"> </w:t>
+      </w:r>
+      <w:r>
+        <w:rPr>
+          <w:lang w:val="nl"/>
+        </w:rPr>
+        <w:t xml:space="preserve">(e-mailadres, telefoonnummer en het vinkje voor de privacyverklaring).</w:t>
+      </w:r>
+      <w:r>
+        <w:rPr>
+          <w:lang w:val="nl"/>
+        </w:rPr>
+        <w:t xml:space="preserve"> </w:t>
+      </w:r>
+      <w:r>
+        <w:rPr>
+          <w:lang w:val="nl"/>
+        </w:rPr>
+        <w:t xml:space="preserve">Wie 15 is, krijgt in stap 2 een blok voor de toestemming van een ouder of verzorger. Het formulier</w:t>
+      </w:r>
+      <w:r>
+        <w:rPr>
+          <w:lang w:val="nl"/>
+        </w:rPr>
+        <w:t xml:space="preserve"> </w:t>
+      </w:r>
+      <w:r>
+        <w:rPr>
+          <w:lang w:val="nl"/>
+        </w:rPr>
+        <w:t xml:space="preserve">is overal hetzelfde; je kunt het niet per pagina aanpassen.</w:t>
+      </w:r>
+    </w:p>
+    <w:p>
+      <w:pPr>
+        <w:pStyle w:val="BodyText"/>
+      </w:pPr>
+      <w:r>
+        <w:rPr>
+          <w:lang w:val="nl"/>
+        </w:rPr>
+        <w:t xml:space="preserve">Na het versturen ziet de bezoeker op dezelfde pagina de bevestiging "Je aanmelding is binnen".</w:t>
+      </w:r>
+      <w:r>
+        <w:rPr>
+          <w:lang w:val="nl"/>
+        </w:rPr>
+        <w:t xml:space="preserve"> </w:t>
+      </w:r>
+      <w:r>
+        <w:rPr>
+          <w:lang w:val="nl"/>
+        </w:rPr>
+        <w:t xml:space="preserve">Daarna volgt een mail met een link naar het portaal. De aanmelding komt in het beheer binnen</w:t>
+      </w:r>
+      <w:r>
+        <w:rPr>
+          <w:lang w:val="nl"/>
+        </w:rPr>
+        <w:t xml:space="preserve"> </w:t>
+      </w:r>
+      <w:r>
+        <w:rPr>
+          <w:lang w:val="nl"/>
+        </w:rPr>
+        <w:t xml:space="preserve">met de bron-code van de pagina (zie</w:t>
+      </w:r>
+      <w:r>
+        <w:rPr>
+          <w:lang w:val="nl"/>
+        </w:rPr>
+        <w:t xml:space="preserve"> </w:t>
+      </w:r>
+      <w:hyperlink w:anchor="herkomst-bijhouden">
+        <w:r>
+          <w:rPr>
+            <w:rStyle w:val="Hyperlink"/>
+            <w:lang w:val="nl"/>
+          </w:rPr>
+          <w:t xml:space="preserve">Herkomst bijhouden</w:t>
+        </w:r>
+      </w:hyperlink>
+      <w:r>
+        <w:rPr>
+          <w:lang w:val="nl"/>
+        </w:rPr>
+        <w:t xml:space="preserve">).</w:t>
+      </w:r>
+    </w:p>
+    <w:p>
+      <w:pPr>
+        <w:pStyle w:val="BodyText"/>
+      </w:pPr>
+      <w:r>
+        <w:rPr>
+          <w:lang w:val="nl"/>
+        </w:rPr>
+        <w:t xml:space="preserve">Staat het actieve seizoen niet op "open", dan staat er op de plek van het formulier "De</w:t>
+      </w:r>
+      <w:r>
+        <w:rPr>
+          <w:lang w:val="nl"/>
+        </w:rPr>
+        <w:t xml:space="preserve"> </w:t>
+      </w:r>
+      <w:r>
+        <w:rPr>
+          <w:lang w:val="nl"/>
+        </w:rPr>
+        <w:t xml:space="preserve">aanmelding is gesloten".</w:t>
+      </w:r>
+    </w:p>
+    <w:p>
+      <w:r>
+        <w:pict>
+          <v:rect style="width:0;height:1.5pt" o:hralign="center" o:hrstd="t" o:hr="t"/>
+        </w:pict>
+      </w:r>
+    </w:p>
+    <w:bookmarkEnd w:id="13"/>
+    <w:bookmarkStart w:id="15" w:name="het-rapport"/>
+    <w:p>
+      <w:pPr>
+        <w:pStyle w:val="Heading1"/>
+      </w:pPr>
+      <w:r>
+        <w:rPr>
+          <w:lang w:val="nl"/>
+        </w:rPr>
         <w:t xml:space="preserve">Het rapport</w:t>
       </w:r>
     </w:p>
     <w:p>
       <w:pPr>
+        <w:pStyle w:val="BlockText"/>
+      </w:pPr>
+      <w:r>
+        <w:rPr>
+          <w:b/>
+          <w:bCs/>
+          <w:lang w:val="nl"/>
+        </w:rPr>
+        <w:t xml:space="preserve">In het kort:</w:t>
+      </w:r>
+      <w:r>
+        <w:rPr>
+          <w:lang w:val="nl"/>
+        </w:rPr>
+        <w:t xml:space="preserve"> </w:t>
+      </w:r>
+      <w:r>
+        <w:rPr>
+          <w:lang w:val="nl"/>
+        </w:rPr>
+        <w:t xml:space="preserve">na het inlezen krijg je een rapport over wat er in het ontwerp zit. Het ontwerp</w:t>
+      </w:r>
+      <w:r>
+        <w:rPr>
+          <w:lang w:val="nl"/>
+        </w:rPr>
+        <w:t xml:space="preserve"> </w:t>
+      </w:r>
+      <w:r>
+        <w:rPr>
+          <w:lang w:val="nl"/>
+        </w:rPr>
+        <w:t xml:space="preserve">gaat pas live als je dat rapport bevestigt.</w:t>
+      </w:r>
+    </w:p>
+    <w:p>
+      <w:pPr>
         <w:pStyle w:val="FirstParagraph"/>
       </w:pPr>
       <w:r>
         <w:rPr>
           <w:lang w:val="nl"/>
         </w:rPr>
-        <w:t xml:space="preserve">Het ontwerp wordt niet aangepast bij het uploaden — animaties en interactie blijven dus</w:t>
+        <w:t xml:space="preserve">Het ontwerp wordt niet aangepast bij het uploaden; animaties en interactie blijven dus</w:t>
       </w:r>
       <w:r>
         <w:rPr>
@@ -1457,19 +2711,31 @@
         <w:rPr>
           <w:lang w:val="nl"/>
         </w:rPr>
-        <w:t xml:space="preserve">dat staat achter een vinkje dat je kunt uitzetten.) Maar daardoor kan er ook van alles in zitten wat je niet wilt. Daarom krijg je na</w:t>
-      </w:r>
-      <w:r>
-        <w:rPr>
-          <w:lang w:val="nl"/>
-        </w:rPr>
-        <w:t xml:space="preserve"> </w:t>
-      </w:r>
-      <w:r>
-        <w:rPr>
-          <w:lang w:val="nl"/>
-        </w:rPr>
-        <w:t xml:space="preserve">het inlezen een rapport te zien, en gaat het ontwerp pas live als je dat bevestigt.</w:t>
+        <w:t xml:space="preserve">dat staat achter een vinkje dat je kunt uitzetten.) Maar daardoor kan er ook van alles in</w:t>
+      </w:r>
+      <w:r>
+        <w:rPr>
+          <w:lang w:val="nl"/>
+        </w:rPr>
+        <w:t xml:space="preserve"> </w:t>
+      </w:r>
+      <w:r>
+        <w:rPr>
+          <w:lang w:val="nl"/>
+        </w:rPr>
+        <w:t xml:space="preserve">zitten wat je niet wilt. Daarom krijg je na het inlezen een rapport te zien, en gaat het ontwerp</w:t>
+      </w:r>
+      <w:r>
+        <w:rPr>
+          <w:lang w:val="nl"/>
+        </w:rPr>
+        <w:t xml:space="preserve"> </w:t>
+      </w:r>
+      <w:r>
+        <w:rPr>
+          <w:lang w:val="nl"/>
+        </w:rPr>
+        <w:t xml:space="preserve">pas live als je dat bevestigt.</w:t>
       </w:r>
     </w:p>
     <w:p>
@@ -1488,7 +2754,7 @@
         <w:pStyle w:val="Compact"/>
         <w:numPr>
           <w:ilvl w:val="0"/>
-          <w:numId w:val="1002"/>
+          <w:numId w:val="1003"/>
         </w:numPr>
       </w:pPr>
       <w:r>
@@ -1503,13 +2769,7 @@
         <w:rPr>
           <w:lang w:val="nl"/>
         </w:rPr>
-        <w:t xml:space="preserve"> </w:t>
-      </w:r>
-      <w:r>
-        <w:rPr>
-          <w:lang w:val="nl"/>
-        </w:rPr>
-        <w:t xml:space="preserve">— scripts van andere websites, formulieren die naar een andere partij sturen,</w:t>
+        <w:t xml:space="preserve">: scripts van andere websites, formulieren die naar een andere partij sturen,</w:t>
       </w:r>
       <w:r>
         <w:rPr>
@@ -1529,7 +2789,7 @@
         <w:pStyle w:val="Compact"/>
         <w:numPr>
           <w:ilvl w:val="0"/>
-          <w:numId w:val="1002"/>
+          <w:numId w:val="1003"/>
         </w:numPr>
       </w:pPr>
       <w:r>
@@ -1544,13 +2804,7 @@
         <w:rPr>
           <w:lang w:val="nl"/>
         </w:rPr>
-        <w:t xml:space="preserve"> </w:t>
-      </w:r>
-      <w:r>
-        <w:rPr>
-          <w:lang w:val="nl"/>
-        </w:rPr>
-        <w:t xml:space="preserve">— scripts in het bestand zelf, externe lettertypen (Google Fonts stuurt het</w:t>
+        <w:t xml:space="preserve">: scripts in het bestand zelf, externe lettertypen (Google Fonts stuurt het</w:t>
       </w:r>
       <w:r>
         <w:rPr>
@@ -1582,7 +2836,7 @@
         <w:pStyle w:val="Compact"/>
         <w:numPr>
           <w:ilvl w:val="0"/>
-          <w:numId w:val="1002"/>
+          <w:numId w:val="1003"/>
         </w:numPr>
       </w:pPr>
       <w:r>
@@ -1597,13 +2851,7 @@
         <w:rPr>
           <w:lang w:val="nl"/>
         </w:rPr>
-        <w:t xml:space="preserve"> </w:t>
-      </w:r>
-      <w:r>
-        <w:rPr>
-          <w:lang w:val="nl"/>
-        </w:rPr>
-        <w:t xml:space="preserve">— afbeeldingen van andere websites,</w:t>
+        <w:t xml:space="preserve">: afbeeldingen van andere websites,</w:t>
       </w:r>
       <w:r>
         <w:rPr>
@@ -1649,7 +2897,7 @@
         <w:pStyle w:val="Compact"/>
         <w:numPr>
           <w:ilvl w:val="0"/>
-          <w:numId w:val="1002"/>
+          <w:numId w:val="1003"/>
         </w:numPr>
       </w:pPr>
       <w:r>
@@ -1664,13 +2912,7 @@
         <w:rPr>
           <w:lang w:val="nl"/>
         </w:rPr>
-        <w:t xml:space="preserve"> </w:t>
-      </w:r>
-      <w:r>
-        <w:rPr>
-          <w:lang w:val="nl"/>
-        </w:rPr>
-        <w:t xml:space="preserve">— een ontbrekend</w:t>
+        <w:t xml:space="preserve">: een ontbrekend</w:t>
       </w:r>
       <w:r>
         <w:rPr>
@@ -1712,10 +2954,91 @@
         <w:rPr>
           <w:lang w:val="nl"/>
         </w:rPr>
-        <w:t xml:space="preserve">meestal helemaal geen bevindingen.</w:t>
-      </w:r>
-    </w:p>
-    <w:bookmarkStart w:id="12" w:name="externe-bronnen-toestaan"/>
+        <w:t xml:space="preserve">meestal helemaal geen bevindingen ("Er is niets bijzonders gevonden in dit ontwerp").</w:t>
+      </w:r>
+    </w:p>
+    <w:p>
+      <w:pPr>
+        <w:pStyle w:val="BodyText"/>
+      </w:pPr>
+      <w:r>
+        <w:rPr>
+          <w:lang w:val="nl"/>
+        </w:rPr>
+        <w:t xml:space="preserve">Onder het rapport staan</w:t>
+      </w:r>
+      <w:r>
+        <w:rPr>
+          <w:lang w:val="nl"/>
+        </w:rPr>
+        <w:t xml:space="preserve"> </w:t>
+      </w:r>
+      <w:r>
+        <w:rPr>
+          <w:b/>
+          <w:bCs/>
+          <w:lang w:val="nl"/>
+        </w:rPr>
+        <w:t xml:space="preserve">Eerst bekijken</w:t>
+      </w:r>
+      <w:r>
+        <w:rPr>
+          <w:lang w:val="nl"/>
+        </w:rPr>
+        <w:t xml:space="preserve"> </w:t>
+      </w:r>
+      <w:r>
+        <w:rPr>
+          <w:lang w:val="nl"/>
+        </w:rPr>
+        <w:t xml:space="preserve">(de nieuwe versie in een eigen tabblad, alleen voor</w:t>
+      </w:r>
+      <w:r>
+        <w:rPr>
+          <w:lang w:val="nl"/>
+        </w:rPr>
+        <w:t xml:space="preserve"> </w:t>
+      </w:r>
+      <w:r>
+        <w:rPr>
+          <w:lang w:val="nl"/>
+        </w:rPr>
+        <w:t xml:space="preserve">jou) en</w:t>
+      </w:r>
+      <w:r>
+        <w:rPr>
+          <w:lang w:val="nl"/>
+        </w:rPr>
+        <w:t xml:space="preserve"> </w:t>
+      </w:r>
+      <w:r>
+        <w:rPr>
+          <w:b/>
+          <w:bCs/>
+          <w:lang w:val="nl"/>
+        </w:rPr>
+        <w:t xml:space="preserve">Live zetten</w:t>
+      </w:r>
+      <w:r>
+        <w:rPr>
+          <w:lang w:val="nl"/>
+        </w:rPr>
+        <w:t xml:space="preserve">. Live zetten kan pas als je het vinkje "Ik heb het rapport gelezen en wil</w:t>
+      </w:r>
+      <w:r>
+        <w:rPr>
+          <w:lang w:val="nl"/>
+        </w:rPr>
+        <w:t xml:space="preserve"> </w:t>
+      </w:r>
+      <w:r>
+        <w:rPr>
+          <w:lang w:val="nl"/>
+        </w:rPr>
+        <w:t xml:space="preserve">dit ontwerp live zetten" hebt gezet.</w:t>
+      </w:r>
+    </w:p>
+    <w:bookmarkStart w:id="14" w:name="externe-bronnen-toestaan"/>
     <w:p>
       <w:pPr>
         <w:pStyle w:val="Heading2"/>
@@ -1735,7 +3058,7 @@
         <w:rPr>
           <w:lang w:val="nl"/>
         </w:rPr>
-        <w:t xml:space="preserve">Verwijst het ontwerp naar een andere website — bijvoorbeeld</w:t>
+        <w:t xml:space="preserve">Verwijst het ontwerp naar een andere website, bijvoorbeeld</w:t>
       </w:r>
       <w:r>
         <w:rPr>
@@ -1772,7 +3095,7 @@
         <w:rPr>
           <w:lang w:val="nl"/>
         </w:rPr>
-        <w:t xml:space="preserve">opmaak — dan wordt die</w:t>
+        <w:t xml:space="preserve">opmaak, dan wordt die</w:t>
       </w:r>
       <w:r>
         <w:rPr>
@@ -1845,7 +3168,39 @@
         <w:rPr>
           <w:lang w:val="nl"/>
         </w:rPr>
-        <w:t xml:space="preserve">het logboek.</w:t>
+        <w:t xml:space="preserve">het logboek. Later aanpassen kan bij "Gegevens" in het veld</w:t>
+      </w:r>
+      <w:r>
+        <w:rPr>
+          <w:lang w:val="nl"/>
+        </w:rPr>
+        <w:t xml:space="preserve"> </w:t>
+      </w:r>
+      <w:r>
+        <w:rPr>
+          <w:b/>
+          <w:bCs/>
+          <w:lang w:val="nl"/>
+        </w:rPr>
+        <w:t xml:space="preserve">Toegestane externe bronnen</w:t>
+      </w:r>
+      <w:r>
+        <w:rPr>
+          <w:lang w:val="nl"/>
+        </w:rPr>
+        <w:t xml:space="preserve">: één</w:t>
+      </w:r>
+      <w:r>
+        <w:rPr>
+          <w:lang w:val="nl"/>
+        </w:rPr>
+        <w:t xml:space="preserve"> </w:t>
+      </w:r>
+      <w:r>
+        <w:rPr>
+          <w:lang w:val="nl"/>
+        </w:rPr>
+        <w:t xml:space="preserve">hostnaam per regel.</w:t>
       </w:r>
     </w:p>
     <w:p>
@@ -1881,6 +3236,29 @@
           <w:lang w:val="nl"/>
         </w:rPr>
         <w:t xml:space="preserve">bezoekers naar derden.</w:t>
+      </w:r>
+    </w:p>
+    <w:p>
+      <w:pPr>
+        <w:pStyle w:val="BodyText"/>
+      </w:pPr>
+      <w:r>
+        <w:rPr>
+          <w:lang w:val="nl"/>
+        </w:rPr>
+        <w:t xml:space="preserve">Eén ding kun je nooit toestaan: script uit het ontwerp mag geen verzoeken doen naar andere</w:t>
+      </w:r>
+      <w:r>
+        <w:rPr>
+          <w:lang w:val="nl"/>
+        </w:rPr>
+        <w:t xml:space="preserve"> </w:t>
+      </w:r>
+      <w:r>
+        <w:rPr>
+          <w:lang w:val="nl"/>
+        </w:rPr>
+        <w:t xml:space="preserve">adressen dan het meetpunt van de pagina zelf. Dat beschermt de gegevens in het beheer.</w:t>
       </w:r>
     </w:p>
     <w:p>
@@ -1890,9 +3268,9 @@
         </w:pict>
       </w:r>
     </w:p>
-    <w:bookmarkEnd w:id="12"/>
-    <w:bookmarkEnd w:id="13"/>
-    <w:bookmarkStart w:id="14" w:name="versies"/>
+    <w:bookmarkEnd w:id="14"/>
+    <w:bookmarkEnd w:id="15"/>
+    <w:bookmarkStart w:id="16" w:name="versies"/>
     <w:p>
       <w:pPr>
         <w:pStyle w:val="Heading1"/>
@@ -1906,25 +3284,239 @@
     </w:p>
     <w:p>
       <w:pPr>
+        <w:pStyle w:val="BlockText"/>
+      </w:pPr>
+      <w:r>
+        <w:rPr>
+          <w:b/>
+          <w:bCs/>
+          <w:lang w:val="nl"/>
+        </w:rPr>
+        <w:t xml:space="preserve">In het kort:</w:t>
+      </w:r>
+      <w:r>
+        <w:rPr>
+          <w:lang w:val="nl"/>
+        </w:rPr>
+        <w:t xml:space="preserve"> </w:t>
+      </w:r>
+      <w:r>
+        <w:rPr>
+          <w:lang w:val="nl"/>
+        </w:rPr>
+        <w:t xml:space="preserve">elke upload is een nieuwe versie. Je kunt elke versie bekijken en een oudere</w:t>
+      </w:r>
+      <w:r>
+        <w:rPr>
+          <w:lang w:val="nl"/>
+        </w:rPr>
+        <w:t xml:space="preserve"> </w:t>
+      </w:r>
+      <w:r>
+        <w:rPr>
+          <w:lang w:val="nl"/>
+        </w:rPr>
+        <w:t xml:space="preserve">met één klik terugzetten. De laatste tien blijven bewaard.</w:t>
+      </w:r>
+    </w:p>
+    <w:p>
+      <w:pPr>
         <w:pStyle w:val="FirstParagraph"/>
       </w:pPr>
       <w:r>
         <w:rPr>
           <w:lang w:val="nl"/>
         </w:rPr>
-        <w:t xml:space="preserve">Elke upload is een nieuwe versie. Je ziet ze allemaal terug, kunt elke versie bekijken en</w:t>
-      </w:r>
-      <w:r>
-        <w:rPr>
-          <w:lang w:val="nl"/>
-        </w:rPr>
-        <w:t xml:space="preserve"> </w:t>
-      </w:r>
-      <w:r>
-        <w:rPr>
-          <w:lang w:val="nl"/>
-        </w:rPr>
-        <w:t xml:space="preserve">met één klik terugzetten. De laatste tien versies blijven bewaard.</w:t>
+        <w:t xml:space="preserve">Onder "Ontwerp" staat de lijst met versies. Per versie zie je de datum, de bestandsnaam, de</w:t>
+      </w:r>
+      <w:r>
+        <w:rPr>
+          <w:lang w:val="nl"/>
+        </w:rPr>
+        <w:t xml:space="preserve"> </w:t>
+      </w:r>
+      <w:r>
+        <w:rPr>
+          <w:lang w:val="nl"/>
+        </w:rPr>
+        <w:t xml:space="preserve">grootte en of er aandachtspunten in het rapport stonden.</w:t>
+      </w:r>
+    </w:p>
+    <w:p>
+      <w:pPr>
+        <w:pStyle w:val="Compact"/>
+        <w:numPr>
+          <w:ilvl w:val="0"/>
+          <w:numId w:val="1004"/>
+        </w:numPr>
+      </w:pPr>
+      <w:r>
+        <w:rPr>
+          <w:b/>
+          <w:bCs/>
+          <w:lang w:val="nl"/>
+        </w:rPr>
+        <w:t xml:space="preserve">Live</w:t>
+      </w:r>
+      <w:r>
+        <w:rPr>
+          <w:lang w:val="nl"/>
+        </w:rPr>
+        <w:t xml:space="preserve"> </w:t>
+      </w:r>
+      <w:r>
+        <w:rPr>
+          <w:lang w:val="nl"/>
+        </w:rPr>
+        <w:t xml:space="preserve">staat bij de versie die bezoekers zien.</w:t>
+      </w:r>
+    </w:p>
+    <w:p>
+      <w:pPr>
+        <w:pStyle w:val="Compact"/>
+        <w:numPr>
+          <w:ilvl w:val="0"/>
+          <w:numId w:val="1004"/>
+        </w:numPr>
+      </w:pPr>
+      <w:r>
+        <w:rPr>
+          <w:b/>
+          <w:bCs/>
+          <w:lang w:val="nl"/>
+        </w:rPr>
+        <w:t xml:space="preserve">Niet bevestigd</w:t>
+      </w:r>
+      <w:r>
+        <w:rPr>
+          <w:lang w:val="nl"/>
+        </w:rPr>
+        <w:t xml:space="preserve"> </w:t>
+      </w:r>
+      <w:r>
+        <w:rPr>
+          <w:lang w:val="nl"/>
+        </w:rPr>
+        <w:t xml:space="preserve">staat bij een versie waarvan het rapport nog niet is bevestigd. Met</w:t>
+      </w:r>
+      <w:r>
+        <w:rPr>
+          <w:lang w:val="nl"/>
+        </w:rPr>
+        <w:t xml:space="preserve"> </w:t>
+      </w:r>
+      <w:r>
+        <w:rPr>
+          <w:b/>
+          <w:bCs/>
+          <w:lang w:val="nl"/>
+        </w:rPr>
+        <w:t xml:space="preserve">Rapport</w:t>
+      </w:r>
+      <w:r>
+        <w:rPr>
+          <w:lang w:val="nl"/>
+        </w:rPr>
+        <w:t xml:space="preserve"> </w:t>
+      </w:r>
+      <w:r>
+        <w:rPr>
+          <w:lang w:val="nl"/>
+        </w:rPr>
+        <w:t xml:space="preserve">open je dat rapport.</w:t>
+      </w:r>
+    </w:p>
+    <w:p>
+      <w:pPr>
+        <w:pStyle w:val="Compact"/>
+        <w:numPr>
+          <w:ilvl w:val="0"/>
+          <w:numId w:val="1004"/>
+        </w:numPr>
+      </w:pPr>
+      <w:r>
+        <w:rPr>
+          <w:b/>
+          <w:bCs/>
+          <w:lang w:val="nl"/>
+        </w:rPr>
+        <w:t xml:space="preserve">Bekijken</w:t>
+      </w:r>
+      <w:r>
+        <w:rPr>
+          <w:lang w:val="nl"/>
+        </w:rPr>
+        <w:t xml:space="preserve"> </w:t>
+      </w:r>
+      <w:r>
+        <w:rPr>
+          <w:lang w:val="nl"/>
+        </w:rPr>
+        <w:t xml:space="preserve">opent een versie in een nieuw tabblad.</w:t>
+      </w:r>
+    </w:p>
+    <w:p>
+      <w:pPr>
+        <w:pStyle w:val="Compact"/>
+        <w:numPr>
+          <w:ilvl w:val="0"/>
+          <w:numId w:val="1004"/>
+        </w:numPr>
+      </w:pPr>
+      <w:r>
+        <w:rPr>
+          <w:b/>
+          <w:bCs/>
+          <w:lang w:val="nl"/>
+        </w:rPr>
+        <w:t xml:space="preserve">Terugzetten</w:t>
+      </w:r>
+      <w:r>
+        <w:rPr>
+          <w:lang w:val="nl"/>
+        </w:rPr>
+        <w:t xml:space="preserve"> </w:t>
+      </w:r>
+      <w:r>
+        <w:rPr>
+          <w:lang w:val="nl"/>
+        </w:rPr>
+        <w:t xml:space="preserve">zet een eerder bevestigde versie weer live, na een bevestiging. De huidige</w:t>
+      </w:r>
+      <w:r>
+        <w:rPr>
+          <w:lang w:val="nl"/>
+        </w:rPr>
+        <w:t xml:space="preserve"> </w:t>
+      </w:r>
+      <w:r>
+        <w:rPr>
+          <w:lang w:val="nl"/>
+        </w:rPr>
+        <w:t xml:space="preserve">versie blijft bewaard.</w:t>
+      </w:r>
+    </w:p>
+    <w:p>
+      <w:pPr>
+        <w:pStyle w:val="FirstParagraph"/>
+      </w:pPr>
+      <w:r>
+        <w:rPr>
+          <w:lang w:val="nl"/>
+        </w:rPr>
+        <w:t xml:space="preserve">De laatste tien versies blijven bewaard; de versie die live staat altijd. Een net geüploade</w:t>
+      </w:r>
+      <w:r>
+        <w:rPr>
+          <w:lang w:val="nl"/>
+        </w:rPr>
+        <w:t xml:space="preserve"> </w:t>
+      </w:r>
+      <w:r>
+        <w:rPr>
+          <w:lang w:val="nl"/>
+        </w:rPr>
+        <w:t xml:space="preserve">versie staat nog niet live: eerst het rapport bevestigen.</w:t>
       </w:r>
     </w:p>
     <w:p>
@@ -1935,7 +3527,33 @@
         <w:rPr>
           <w:lang w:val="nl"/>
         </w:rPr>
-        <w:t xml:space="preserve">Een net geüploade versie staat nog niet live: eerst het rapport bevestigen.</w:t>
+        <w:t xml:space="preserve">Rechts op het scherm staat een</w:t>
+      </w:r>
+      <w:r>
+        <w:rPr>
+          <w:lang w:val="nl"/>
+        </w:rPr>
+        <w:t xml:space="preserve"> </w:t>
+      </w:r>
+      <w:r>
+        <w:rPr>
+          <w:b/>
+          <w:bCs/>
+          <w:lang w:val="nl"/>
+        </w:rPr>
+        <w:t xml:space="preserve">Voorbeeld</w:t>
+      </w:r>
+      <w:r>
+        <w:rPr>
+          <w:lang w:val="nl"/>
+        </w:rPr>
+        <w:t xml:space="preserve"> </w:t>
+      </w:r>
+      <w:r>
+        <w:rPr>
+          <w:lang w:val="nl"/>
+        </w:rPr>
+        <w:t xml:space="preserve">van de versie die live staat.</w:t>
       </w:r>
     </w:p>
     <w:p>
@@ -1945,8 +3563,8 @@
         </w:pict>
       </w:r>
     </w:p>
-    <w:bookmarkEnd w:id="14"/>
-    <w:bookmarkStart w:id="15" w:name="status"/>
+    <w:bookmarkEnd w:id="16"/>
+    <w:bookmarkStart w:id="17" w:name="status-en-vindbaarheid"/>
     <w:p>
       <w:pPr>
         <w:pStyle w:val="Heading1"/>
@@ -1955,7 +3573,44 @@
         <w:rPr>
           <w:lang w:val="nl"/>
         </w:rPr>
-        <w:t xml:space="preserve">Status</w:t>
+        <w:t xml:space="preserve">Status en vindbaarheid</w:t>
+      </w:r>
+    </w:p>
+    <w:p>
+      <w:pPr>
+        <w:pStyle w:val="BlockText"/>
+      </w:pPr>
+      <w:r>
+        <w:rPr>
+          <w:b/>
+          <w:bCs/>
+          <w:lang w:val="nl"/>
+        </w:rPr>
+        <w:t xml:space="preserve">In het kort:</w:t>
+      </w:r>
+      <w:r>
+        <w:rPr>
+          <w:lang w:val="nl"/>
+        </w:rPr>
+        <w:t xml:space="preserve"> </w:t>
+      </w:r>
+      <w:r>
+        <w:rPr>
+          <w:lang w:val="nl"/>
+        </w:rPr>
+        <w:t xml:space="preserve">alleen "Gepubliceerd" is voor iedereen te zien. Standaard is een pagina niet</w:t>
+      </w:r>
+      <w:r>
+        <w:rPr>
+          <w:lang w:val="nl"/>
+        </w:rPr>
+        <w:t xml:space="preserve"> </w:t>
+      </w:r>
+      <w:r>
+        <w:rPr>
+          <w:lang w:val="nl"/>
+        </w:rPr>
+        <w:t xml:space="preserve">vindbaar via Google.</w:t>
       </w:r>
     </w:p>
     <w:tbl>
@@ -2026,7 +3681,20 @@
               <w:rPr>
                 <w:lang w:val="nl"/>
               </w:rPr>
-              <w:t xml:space="preserve">Een 404, behalve voor ingelogde beheerders</w:t>
+              <w:t xml:space="preserve">Een 404 (pagina niet gevonden), behalve voor ingelogde beheerders met het recht</w:t>
+            </w:r>
+            <w:r>
+              <w:rPr>
+                <w:lang w:val="nl"/>
+              </w:rPr>
+              <w:t xml:space="preserve"> </w:t>
+            </w:r>
+            <w:r>
+              <w:rPr>
+                <w:rStyle w:val="VerbatimChar"/>
+                <w:lang w:val="nl"/>
+              </w:rPr>
+              <w:t xml:space="preserve">paginas</w:t>
             </w:r>
           </w:p>
         </w:tc>
@@ -2056,7 +3724,7 @@
               <w:rPr>
                 <w:lang w:val="nl"/>
               </w:rPr>
-              <w:t xml:space="preserve">Hetzelfde — handig om iets voor te leggen aan het bestuur</w:t>
+              <w:t xml:space="preserve">Hetzelfde; handig om iets voor te leggen aan het bestuur</w:t>
             </w:r>
           </w:p>
         </w:tc>
@@ -2126,31 +3794,31 @@
         <w:rPr>
           <w:lang w:val="nl"/>
         </w:rPr>
-        <w:t xml:space="preserve">tellen bezoeken mee in de statistiek. Kijk je zelf als beheerder</w:t>
-      </w:r>
-      <w:r>
-        <w:rPr>
-          <w:lang w:val="nl"/>
-        </w:rPr>
-        <w:t xml:space="preserve"> </w:t>
-      </w:r>
-      <w:r>
-        <w:rPr>
-          <w:lang w:val="nl"/>
-        </w:rPr>
-        <w:t xml:space="preserve">naar een pagina die nog niet openbaar is, dan zie je bovenaan een balk en telt je bezoek</w:t>
-      </w:r>
-      <w:r>
-        <w:rPr>
-          <w:lang w:val="nl"/>
-        </w:rPr>
-        <w:t xml:space="preserve"> </w:t>
-      </w:r>
-      <w:r>
-        <w:rPr>
-          <w:lang w:val="nl"/>
-        </w:rPr>
-        <w:t xml:space="preserve">niet mee.</w:t>
+        <w:t xml:space="preserve">tellen bezoeken mee in de cijfers. Kijk je zelf als beheerder naar een</w:t>
+      </w:r>
+      <w:r>
+        <w:rPr>
+          <w:lang w:val="nl"/>
+        </w:rPr>
+        <w:t xml:space="preserve"> </w:t>
+      </w:r>
+      <w:r>
+        <w:rPr>
+          <w:lang w:val="nl"/>
+        </w:rPr>
+        <w:t xml:space="preserve">pagina die nog niet openbaar is, of naar een versie die nog niet is bevestigd, dan zie je bovenaan</w:t>
+      </w:r>
+      <w:r>
+        <w:rPr>
+          <w:lang w:val="nl"/>
+        </w:rPr>
+        <w:t xml:space="preserve"> </w:t>
+      </w:r>
+      <w:r>
+        <w:rPr>
+          <w:lang w:val="nl"/>
+        </w:rPr>
+        <w:t xml:space="preserve">een balk en telt je bezoek niet mee.</w:t>
       </w:r>
     </w:p>
     <w:p>
@@ -2161,7 +3829,70 @@
         <w:rPr>
           <w:lang w:val="nl"/>
         </w:rPr>
-        <w:t xml:space="preserve">Standaard staat een pagina op "niet vindbaar via Google". Dat kun je per pagina aanzetten.</w:t>
+        <w:t xml:space="preserve">Standaard staat een pagina op "niet vindbaar via Google". Wil je dat wel, vink dan bij "Gegevens"</w:t>
+      </w:r>
+      <w:r>
+        <w:rPr>
+          <w:lang w:val="nl"/>
+        </w:rPr>
+        <w:t xml:space="preserve"> </w:t>
+      </w:r>
+      <w:r>
+        <w:rPr>
+          <w:b/>
+          <w:bCs/>
+          <w:lang w:val="nl"/>
+        </w:rPr>
+        <w:t xml:space="preserve">Mag gevonden worden via Google</w:t>
+      </w:r>
+      <w:r>
+        <w:rPr>
+          <w:lang w:val="nl"/>
+        </w:rPr>
+        <w:t xml:space="preserve"> </w:t>
+      </w:r>
+      <w:r>
+        <w:rPr>
+          <w:lang w:val="nl"/>
+        </w:rPr>
+        <w:t xml:space="preserve">aan.</w:t>
+      </w:r>
+    </w:p>
+    <w:p>
+      <w:pPr>
+        <w:pStyle w:val="BodyText"/>
+      </w:pPr>
+      <w:r>
+        <w:rPr>
+          <w:lang w:val="nl"/>
+        </w:rPr>
+        <w:t xml:space="preserve">In het overzicht staat</w:t>
+      </w:r>
+      <w:r>
+        <w:rPr>
+          <w:lang w:val="nl"/>
+        </w:rPr>
+        <w:t xml:space="preserve"> </w:t>
+      </w:r>
+      <w:r>
+        <w:rPr>
+          <w:b/>
+          <w:bCs/>
+          <w:lang w:val="nl"/>
+        </w:rPr>
+        <w:t xml:space="preserve">Geen ontwerp</w:t>
+      </w:r>
+      <w:r>
+        <w:rPr>
+          <w:lang w:val="nl"/>
+        </w:rPr>
+        <w:t xml:space="preserve"> </w:t>
+      </w:r>
+      <w:r>
+        <w:rPr>
+          <w:lang w:val="nl"/>
+        </w:rPr>
+        <w:t xml:space="preserve">bij een pagina waarop nog geen versie live staat.</w:t>
       </w:r>
     </w:p>
     <w:p>
@@ -2171,8 +3902,8 @@
         </w:pict>
       </w:r>
     </w:p>
-    <w:bookmarkEnd w:id="15"/>
-    <w:bookmarkStart w:id="16" w:name="herkomst-bijhouden"/>
+    <w:bookmarkEnd w:id="17"/>
+    <w:bookmarkStart w:id="18" w:name="cijfers-waar-haken-mensen-af"/>
     <w:p>
       <w:pPr>
         <w:pStyle w:val="Heading1"/>
@@ -2181,7 +3912,44 @@
         <w:rPr>
           <w:lang w:val="nl"/>
         </w:rPr>
-        <w:t xml:space="preserve">Herkomst bijhouden</w:t>
+        <w:t xml:space="preserve">Cijfers: waar haken mensen af?</w:t>
+      </w:r>
+    </w:p>
+    <w:p>
+      <w:pPr>
+        <w:pStyle w:val="BlockText"/>
+      </w:pPr>
+      <w:r>
+        <w:rPr>
+          <w:b/>
+          <w:bCs/>
+          <w:lang w:val="nl"/>
+        </w:rPr>
+        <w:t xml:space="preserve">In het kort:</w:t>
+      </w:r>
+      <w:r>
+        <w:rPr>
+          <w:lang w:val="nl"/>
+        </w:rPr>
+        <w:t xml:space="preserve"> </w:t>
+      </w:r>
+      <w:r>
+        <w:rPr>
+          <w:lang w:val="nl"/>
+        </w:rPr>
+        <w:t xml:space="preserve">per pagina zie je bezoekers, bezoeken, aanmeldingen en omzetting, en een</w:t>
+      </w:r>
+      <w:r>
+        <w:rPr>
+          <w:lang w:val="nl"/>
+        </w:rPr>
+        <w:t xml:space="preserve"> </w:t>
+      </w:r>
+      <w:r>
+        <w:rPr>
+          <w:lang w:val="nl"/>
+        </w:rPr>
+        <w:t xml:space="preserve">trechter die laat zien bij welke stap van het formulier mensen stoppen.</w:t>
       </w:r>
     </w:p>
     <w:p>
@@ -2192,63 +3960,249 @@
         <w:rPr>
           <w:lang w:val="nl"/>
         </w:rPr>
-        <w:t xml:space="preserve">Elke pagina heeft een</w:t>
-      </w:r>
-      <w:r>
-        <w:rPr>
-          <w:lang w:val="nl"/>
-        </w:rPr>
-        <w:t xml:space="preserve"> </w:t>
-      </w:r>
-      <w:r>
-        <w:rPr>
-          <w:b/>
-          <w:bCs/>
-          <w:lang w:val="nl"/>
-        </w:rPr>
-        <w:t xml:space="preserve">bron-code</w:t>
-      </w:r>
-      <w:r>
-        <w:rPr>
-          <w:lang w:val="nl"/>
-        </w:rPr>
-        <w:t xml:space="preserve">. Die reist mee tot in het dossier van de sollicitant,</w:t>
-      </w:r>
-      <w:r>
-        <w:rPr>
-          <w:lang w:val="nl"/>
-        </w:rPr>
-        <w:t xml:space="preserve"> </w:t>
-      </w:r>
-      <w:r>
-        <w:rPr>
-          <w:lang w:val="nl"/>
-        </w:rPr>
-        <w:t xml:space="preserve">dus je ziet later precies welke pagina welke aanmeldingen heeft opgeleverd — en hoeveel</w:t>
-      </w:r>
-      <w:r>
-        <w:rPr>
-          <w:lang w:val="nl"/>
-        </w:rPr>
-        <w:t xml:space="preserve"> </w:t>
-      </w:r>
-      <w:r>
-        <w:rPr>
-          <w:lang w:val="nl"/>
-        </w:rPr>
-        <w:t xml:space="preserve">daarvan uiteindelijk zijn aangenomen. Dat overzicht staat op het dashboard en onderaan het</w:t>
-      </w:r>
-      <w:r>
-        <w:rPr>
-          <w:lang w:val="nl"/>
-        </w:rPr>
-        <w:t xml:space="preserve"> </w:t>
-      </w:r>
-      <w:r>
-        <w:rPr>
-          <w:lang w:val="nl"/>
-        </w:rPr>
-        <w:t xml:space="preserve">overzicht van landingspagina's.</w:t>
+        <w:t xml:space="preserve">Bovenaan een pagina, en per pagina in het overzicht, staan vier cijfers:</w:t>
+      </w:r>
+    </w:p>
+    <w:p>
+      <w:pPr>
+        <w:pStyle w:val="Compact"/>
+        <w:numPr>
+          <w:ilvl w:val="0"/>
+          <w:numId w:val="1005"/>
+        </w:numPr>
+      </w:pPr>
+      <w:r>
+        <w:rPr>
+          <w:b/>
+          <w:bCs/>
+          <w:lang w:val="nl"/>
+        </w:rPr>
+        <w:t xml:space="preserve">Unieke bezoekers</w:t>
+      </w:r>
+      <w:r>
+        <w:rPr>
+          <w:lang w:val="nl"/>
+        </w:rPr>
+        <w:t xml:space="preserve"> </w:t>
+      </w:r>
+      <w:r>
+        <w:rPr>
+          <w:lang w:val="nl"/>
+        </w:rPr>
+        <w:t xml:space="preserve">en</w:t>
+      </w:r>
+      <w:r>
+        <w:rPr>
+          <w:lang w:val="nl"/>
+        </w:rPr>
+        <w:t xml:space="preserve"> </w:t>
+      </w:r>
+      <w:r>
+        <w:rPr>
+          <w:b/>
+          <w:bCs/>
+          <w:lang w:val="nl"/>
+        </w:rPr>
+        <w:t xml:space="preserve">Bezoeken</w:t>
+      </w:r>
+      <w:r>
+        <w:rPr>
+          <w:lang w:val="nl"/>
+        </w:rPr>
+        <w:t xml:space="preserve"> </w:t>
+      </w:r>
+      <w:r>
+        <w:rPr>
+          <w:lang w:val="nl"/>
+        </w:rPr>
+        <w:t xml:space="preserve">(dezelfde bezoeker telt hooguit eens per 30 minuten als</w:t>
+      </w:r>
+      <w:r>
+        <w:rPr>
+          <w:lang w:val="nl"/>
+        </w:rPr>
+        <w:t xml:space="preserve"> </w:t>
+      </w:r>
+      <w:r>
+        <w:rPr>
+          <w:lang w:val="nl"/>
+        </w:rPr>
+        <w:t xml:space="preserve">bezoek);</w:t>
+      </w:r>
+    </w:p>
+    <w:p>
+      <w:pPr>
+        <w:pStyle w:val="Compact"/>
+        <w:numPr>
+          <w:ilvl w:val="0"/>
+          <w:numId w:val="1005"/>
+        </w:numPr>
+      </w:pPr>
+      <w:r>
+        <w:rPr>
+          <w:b/>
+          <w:bCs/>
+          <w:lang w:val="nl"/>
+        </w:rPr>
+        <w:t xml:space="preserve">Aanmeldingen</w:t>
+      </w:r>
+      <w:r>
+        <w:rPr>
+          <w:lang w:val="nl"/>
+        </w:rPr>
+        <w:t xml:space="preserve">: verstuurde formulieren;</w:t>
+      </w:r>
+    </w:p>
+    <w:p>
+      <w:pPr>
+        <w:pStyle w:val="Compact"/>
+        <w:numPr>
+          <w:ilvl w:val="0"/>
+          <w:numId w:val="1005"/>
+        </w:numPr>
+      </w:pPr>
+      <w:r>
+        <w:rPr>
+          <w:b/>
+          <w:bCs/>
+          <w:lang w:val="nl"/>
+        </w:rPr>
+        <w:t xml:space="preserve">Omzetting</w:t>
+      </w:r>
+      <w:r>
+        <w:rPr>
+          <w:lang w:val="nl"/>
+        </w:rPr>
+        <w:t xml:space="preserve">: aanmeldingen gedeeld door unieke bezoekers.</w:t>
+      </w:r>
+    </w:p>
+    <w:p>
+      <w:pPr>
+        <w:pStyle w:val="FirstParagraph"/>
+      </w:pPr>
+      <w:r>
+        <w:rPr>
+          <w:lang w:val="nl"/>
+        </w:rPr>
+        <w:t xml:space="preserve">Daaronder staat</w:t>
+      </w:r>
+      <w:r>
+        <w:rPr>
+          <w:lang w:val="nl"/>
+        </w:rPr>
+        <w:t xml:space="preserve"> </w:t>
+      </w:r>
+      <w:r>
+        <w:rPr>
+          <w:b/>
+          <w:bCs/>
+          <w:lang w:val="nl"/>
+        </w:rPr>
+        <w:t xml:space="preserve">Waar haken mensen af?</w:t>
+      </w:r>
+      <w:r>
+        <w:rPr>
+          <w:lang w:val="nl"/>
+        </w:rPr>
+        <w:t xml:space="preserve">. Die trechter heeft deze treden:</w:t>
+      </w:r>
+    </w:p>
+    <w:p>
+      <w:pPr>
+        <w:pStyle w:val="Compact"/>
+        <w:numPr>
+          <w:ilvl w:val="0"/>
+          <w:numId w:val="1006"/>
+        </w:numPr>
+      </w:pPr>
+      <w:r>
+        <w:rPr>
+          <w:lang w:val="nl"/>
+        </w:rPr>
+        <w:t xml:space="preserve">Pagina bekeken</w:t>
+      </w:r>
+    </w:p>
+    <w:p>
+      <w:pPr>
+        <w:pStyle w:val="Compact"/>
+        <w:numPr>
+          <w:ilvl w:val="0"/>
+          <w:numId w:val="1006"/>
+        </w:numPr>
+      </w:pPr>
+      <w:r>
+        <w:rPr>
+          <w:lang w:val="nl"/>
+        </w:rPr>
+        <w:t xml:space="preserve">Stap 1 · Naam (begonnen met invullen)</w:t>
+      </w:r>
+    </w:p>
+    <w:p>
+      <w:pPr>
+        <w:pStyle w:val="Compact"/>
+        <w:numPr>
+          <w:ilvl w:val="0"/>
+          <w:numId w:val="1006"/>
+        </w:numPr>
+      </w:pPr>
+      <w:r>
+        <w:rPr>
+          <w:lang w:val="nl"/>
+        </w:rPr>
+        <w:t xml:space="preserve">Stap 2 · Jij</w:t>
+      </w:r>
+    </w:p>
+    <w:p>
+      <w:pPr>
+        <w:pStyle w:val="Compact"/>
+        <w:numPr>
+          <w:ilvl w:val="0"/>
+          <w:numId w:val="1006"/>
+        </w:numPr>
+      </w:pPr>
+      <w:r>
+        <w:rPr>
+          <w:lang w:val="nl"/>
+        </w:rPr>
+        <w:t xml:space="preserve">Stap 3 · Contact</w:t>
+      </w:r>
+    </w:p>
+    <w:p>
+      <w:pPr>
+        <w:pStyle w:val="Compact"/>
+        <w:numPr>
+          <w:ilvl w:val="0"/>
+          <w:numId w:val="1006"/>
+        </w:numPr>
+      </w:pPr>
+      <w:r>
+        <w:rPr>
+          <w:lang w:val="nl"/>
+        </w:rPr>
+        <w:t xml:space="preserve">Aanmelding verstuurd</w:t>
+      </w:r>
+    </w:p>
+    <w:p>
+      <w:pPr>
+        <w:pStyle w:val="FirstParagraph"/>
+      </w:pPr>
+      <w:r>
+        <w:rPr>
+          <w:lang w:val="nl"/>
+        </w:rPr>
+        <w:t xml:space="preserve">Bij elke trede staat het aantal en het percentage van iedereen die aan het formulier begon. Waar</w:t>
+      </w:r>
+      <w:r>
+        <w:rPr>
+          <w:lang w:val="nl"/>
+        </w:rPr>
+        <w:t xml:space="preserve"> </w:t>
+      </w:r>
+      <w:r>
+        <w:rPr>
+          <w:lang w:val="nl"/>
+        </w:rPr>
+        <w:t xml:space="preserve">mensen afvallen, staat "… gingen hier niet verder".</w:t>
       </w:r>
     </w:p>
     <w:p>
@@ -2259,38 +4213,86 @@
         <w:rPr>
           <w:lang w:val="nl"/>
         </w:rPr>
-        <w:t xml:space="preserve">Gebruik je dezelfde pagina voor meerdere advertenties, dan kun je de bron ook in het adres</w:t>
-      </w:r>
-      <w:r>
-        <w:rPr>
-          <w:lang w:val="nl"/>
-        </w:rPr>
-        <w:t xml:space="preserve"> </w:t>
-      </w:r>
-      <w:r>
-        <w:rPr>
-          <w:lang w:val="nl"/>
-        </w:rPr>
-        <w:t xml:space="preserve">meegeven:</w:t>
-      </w:r>
-      <w:r>
-        <w:rPr>
-          <w:lang w:val="nl"/>
-        </w:rPr>
-        <w:t xml:space="preserve"> </w:t>
-      </w:r>
-      <w:r>
-        <w:rPr>
-          <w:rStyle w:val="VerbatimChar"/>
-          <w:lang w:val="nl"/>
-        </w:rPr>
-        <w:t xml:space="preserve">.../aanmelden.php?bron=instagram-mei</w:t>
-      </w:r>
-      <w:r>
-        <w:rPr>
-          <w:lang w:val="nl"/>
-        </w:rPr>
-        <w:t xml:space="preserve">.</w:t>
+        <w:t xml:space="preserve">Los daaronder staat</w:t>
+      </w:r>
+      <w:r>
+        <w:rPr>
+          <w:lang w:val="nl"/>
+        </w:rPr>
+        <w:t xml:space="preserve"> </w:t>
+      </w:r>
+      <w:r>
+        <w:rPr>
+          <w:b/>
+          <w:bCs/>
+          <w:lang w:val="nl"/>
+        </w:rPr>
+        <w:t xml:space="preserve">Halverwege weggegaan</w:t>
+      </w:r>
+      <w:r>
+        <w:rPr>
+          <w:lang w:val="nl"/>
+        </w:rPr>
+        <w:t xml:space="preserve">, per stap. Dat is geen telling maar een aanwijzing.</w:t>
+      </w:r>
+      <w:r>
+        <w:rPr>
+          <w:lang w:val="nl"/>
+        </w:rPr>
+        <w:t xml:space="preserve"> </w:t>
+      </w:r>
+      <w:r>
+        <w:rPr>
+          <w:lang w:val="nl"/>
+        </w:rPr>
+        <w:t xml:space="preserve">Het signaal komt van een tabblad dat naar de achtergrond gaat, en dat gebeurt ook als iemand even</w:t>
+      </w:r>
+      <w:r>
+        <w:rPr>
+          <w:lang w:val="nl"/>
+        </w:rPr>
+        <w:t xml:space="preserve"> </w:t>
+      </w:r>
+      <w:r>
+        <w:rPr>
+          <w:lang w:val="nl"/>
+        </w:rPr>
+        <w:t xml:space="preserve">iets opzoekt en daarna gewoon doorgaat. Gebruik het om te zien bij welke stap het vaakst gebeurt,</w:t>
+      </w:r>
+      <w:r>
+        <w:rPr>
+          <w:lang w:val="nl"/>
+        </w:rPr>
+        <w:t xml:space="preserve"> </w:t>
+      </w:r>
+      <w:r>
+        <w:rPr>
+          <w:lang w:val="nl"/>
+        </w:rPr>
+        <w:t xml:space="preserve">niet als aantal afhakers.</w:t>
+      </w:r>
+    </w:p>
+    <w:p>
+      <w:pPr>
+        <w:pStyle w:val="BodyText"/>
+      </w:pPr>
+      <w:r>
+        <w:rPr>
+          <w:lang w:val="nl"/>
+        </w:rPr>
+        <w:t xml:space="preserve">Is er nog niets gemeten, dan staat er dat de cijfers verschijnen zodra de pagina gepubliceerd is</w:t>
+      </w:r>
+      <w:r>
+        <w:rPr>
+          <w:lang w:val="nl"/>
+        </w:rPr>
+        <w:t xml:space="preserve"> </w:t>
+      </w:r>
+      <w:r>
+        <w:rPr>
+          <w:lang w:val="nl"/>
+        </w:rPr>
+        <w:t xml:space="preserve">en er bezoekers komen.</w:t>
       </w:r>
     </w:p>
     <w:p>
@@ -2300,8 +4302,8 @@
         </w:pict>
       </w:r>
     </w:p>
-    <w:bookmarkEnd w:id="16"/>
-    <w:bookmarkStart w:id="17" w:name="wat-we-van-bezoekers-bijhouden"/>
+    <w:bookmarkEnd w:id="18"/>
+    <w:bookmarkStart w:id="19" w:name="herkomst-bijhouden"/>
     <w:p>
       <w:pPr>
         <w:pStyle w:val="Heading1"/>
@@ -2310,7 +4312,56 @@
         <w:rPr>
           <w:lang w:val="nl"/>
         </w:rPr>
-        <w:t xml:space="preserve">Wat we van bezoekers bijhouden</w:t>
+        <w:t xml:space="preserve">Herkomst bijhouden</w:t>
+      </w:r>
+    </w:p>
+    <w:p>
+      <w:pPr>
+        <w:pStyle w:val="BlockText"/>
+      </w:pPr>
+      <w:r>
+        <w:rPr>
+          <w:b/>
+          <w:bCs/>
+          <w:lang w:val="nl"/>
+        </w:rPr>
+        <w:t xml:space="preserve">In het kort:</w:t>
+      </w:r>
+      <w:r>
+        <w:rPr>
+          <w:lang w:val="nl"/>
+        </w:rPr>
+        <w:t xml:space="preserve"> </w:t>
+      </w:r>
+      <w:r>
+        <w:rPr>
+          <w:lang w:val="nl"/>
+        </w:rPr>
+        <w:t xml:space="preserve">elke pagina heeft een bron-code die meereist tot in het dossier van de</w:t>
+      </w:r>
+      <w:r>
+        <w:rPr>
+          <w:lang w:val="nl"/>
+        </w:rPr>
+        <w:t xml:space="preserve"> </w:t>
+      </w:r>
+      <w:r>
+        <w:rPr>
+          <w:lang w:val="nl"/>
+        </w:rPr>
+        <w:t xml:space="preserve">sollicitant. Onderaan het overzicht zie je per bron hoeveel aanmeldingen er kwamen en hoeveel</w:t>
+      </w:r>
+      <w:r>
+        <w:rPr>
+          <w:lang w:val="nl"/>
+        </w:rPr>
+        <w:t xml:space="preserve"> </w:t>
+      </w:r>
+      <w:r>
+        <w:rPr>
+          <w:lang w:val="nl"/>
+        </w:rPr>
+        <w:t xml:space="preserve">daarvan zijn aangenomen.</w:t>
       </w:r>
     </w:p>
     <w:p>
@@ -2321,45 +4372,63 @@
         <w:rPr>
           <w:lang w:val="nl"/>
         </w:rPr>
-        <w:t xml:space="preserve">Zo min mogelijk. De pagina zet</w:t>
-      </w:r>
-      <w:r>
-        <w:rPr>
-          <w:lang w:val="nl"/>
-        </w:rPr>
-        <w:t xml:space="preserve"> </w:t>
-      </w:r>
-      <w:r>
-        <w:rPr>
-          <w:b/>
-          <w:bCs/>
-          <w:lang w:val="nl"/>
-        </w:rPr>
-        <w:t xml:space="preserve">geen cookies</w:t>
-      </w:r>
-      <w:r>
-        <w:rPr>
-          <w:lang w:val="nl"/>
-        </w:rPr>
-        <w:t xml:space="preserve"> </w:t>
-      </w:r>
-      <w:r>
-        <w:rPr>
-          <w:lang w:val="nl"/>
-        </w:rPr>
-        <w:t xml:space="preserve">en start geen sessie, dus er is geen</w:t>
-      </w:r>
-      <w:r>
-        <w:rPr>
-          <w:lang w:val="nl"/>
-        </w:rPr>
-        <w:t xml:space="preserve"> </w:t>
-      </w:r>
-      <w:r>
-        <w:rPr>
-          <w:lang w:val="nl"/>
-        </w:rPr>
-        <w:t xml:space="preserve">cookiemelding nodig.</w:t>
+        <w:t xml:space="preserve">Elke pagina heeft een</w:t>
+      </w:r>
+      <w:r>
+        <w:rPr>
+          <w:lang w:val="nl"/>
+        </w:rPr>
+        <w:t xml:space="preserve"> </w:t>
+      </w:r>
+      <w:r>
+        <w:rPr>
+          <w:b/>
+          <w:bCs/>
+          <w:lang w:val="nl"/>
+        </w:rPr>
+        <w:t xml:space="preserve">bron-code</w:t>
+      </w:r>
+      <w:r>
+        <w:rPr>
+          <w:lang w:val="nl"/>
+        </w:rPr>
+        <w:t xml:space="preserve">. Je stelt hem in bij "Gegevens"; laat je het veld leeg, dan</w:t>
+      </w:r>
+      <w:r>
+        <w:rPr>
+          <w:lang w:val="nl"/>
+        </w:rPr>
+        <w:t xml:space="preserve"> </w:t>
+      </w:r>
+      <w:r>
+        <w:rPr>
+          <w:lang w:val="nl"/>
+        </w:rPr>
+        <w:t xml:space="preserve">wordt het adres van de pagina gebruikt. De code reist mee tot in het dossier van de sollicitant,</w:t>
+      </w:r>
+      <w:r>
+        <w:rPr>
+          <w:lang w:val="nl"/>
+        </w:rPr>
+        <w:t xml:space="preserve"> </w:t>
+      </w:r>
+      <w:r>
+        <w:rPr>
+          <w:lang w:val="nl"/>
+        </w:rPr>
+        <w:t xml:space="preserve">dus je ziet later precies welke pagina welke aanmeldingen heeft opgeleverd, en hoeveel daarvan</w:t>
+      </w:r>
+      <w:r>
+        <w:rPr>
+          <w:lang w:val="nl"/>
+        </w:rPr>
+        <w:t xml:space="preserve"> </w:t>
+      </w:r>
+      <w:r>
+        <w:rPr>
+          <w:lang w:val="nl"/>
+        </w:rPr>
+        <w:t xml:space="preserve">uiteindelijk zijn aangenomen.</w:t>
       </w:r>
     </w:p>
     <w:p>
@@ -2370,45 +4439,79 @@
         <w:rPr>
           <w:lang w:val="nl"/>
         </w:rPr>
-        <w:t xml:space="preserve">Om unieke bezoekers te kunnen tellen wordt een versleutelde code bewaard die elke dag</w:t>
-      </w:r>
-      <w:r>
-        <w:rPr>
-          <w:lang w:val="nl"/>
-        </w:rPr>
-        <w:t xml:space="preserve"> </w:t>
-      </w:r>
-      <w:r>
-        <w:rPr>
-          <w:lang w:val="nl"/>
-        </w:rPr>
-        <w:t xml:space="preserve">verandert en niet naar een persoon te herleiden is. Die code wordt na 30 dagen gewist; de</w:t>
-      </w:r>
-      <w:r>
-        <w:rPr>
-          <w:lang w:val="nl"/>
-        </w:rPr>
-        <w:t xml:space="preserve"> </w:t>
-      </w:r>
-      <w:r>
-        <w:rPr>
-          <w:lang w:val="nl"/>
-        </w:rPr>
-        <w:t xml:space="preserve">aantallen blijven. De cijfers zelf verdwijnen na 13 maanden. Beide termijnen staan bij</w:t>
-      </w:r>
-      <w:r>
-        <w:rPr>
-          <w:lang w:val="nl"/>
-        </w:rPr>
-        <w:t xml:space="preserve"> </w:t>
-      </w:r>
-      <w:r>
-        <w:rPr>
-          <w:b/>
-          <w:bCs/>
-          <w:lang w:val="nl"/>
-        </w:rPr>
-        <w:t xml:space="preserve">Instellingen › Bewaartermijnen</w:t>
+        <w:t xml:space="preserve">Dat overzicht staat onderaan het overzicht van wervingspagina's, onder</w:t>
+      </w:r>
+      <w:r>
+        <w:rPr>
+          <w:lang w:val="nl"/>
+        </w:rPr>
+        <w:t xml:space="preserve"> </w:t>
+      </w:r>
+      <w:r>
+        <w:rPr>
+          <w:b/>
+          <w:bCs/>
+          <w:lang w:val="nl"/>
+        </w:rPr>
+        <w:t xml:space="preserve">Waar komen aanmeldingen</w:t>
+      </w:r>
+      <w:r>
+        <w:rPr>
+          <w:b/>
+          <w:bCs/>
+          <w:lang w:val="nl"/>
+        </w:rPr>
+        <w:t xml:space="preserve"> </w:t>
+      </w:r>
+      <w:r>
+        <w:rPr>
+          <w:b/>
+          <w:bCs/>
+          <w:lang w:val="nl"/>
+        </w:rPr>
+        <w:t xml:space="preserve">vandaan?</w:t>
+      </w:r>
+      <w:r>
+        <w:rPr>
+          <w:lang w:val="nl"/>
+        </w:rPr>
+        <w:t xml:space="preserve">: per bron het aantal aanmeldingen, het aantal aangenomen en het aandeel.</w:t>
+      </w:r>
+    </w:p>
+    <w:p>
+      <w:pPr>
+        <w:pStyle w:val="BodyText"/>
+      </w:pPr>
+      <w:r>
+        <w:rPr>
+          <w:lang w:val="nl"/>
+        </w:rPr>
+        <w:t xml:space="preserve">Gebruik je het gewone aanmeldformulier voor meerdere advertenties, dan kun je de bron ook in het</w:t>
+      </w:r>
+      <w:r>
+        <w:rPr>
+          <w:lang w:val="nl"/>
+        </w:rPr>
+        <w:t xml:space="preserve"> </w:t>
+      </w:r>
+      <w:r>
+        <w:rPr>
+          <w:lang w:val="nl"/>
+        </w:rPr>
+        <w:t xml:space="preserve">adres meegeven:</w:t>
+      </w:r>
+      <w:r>
+        <w:rPr>
+          <w:lang w:val="nl"/>
+        </w:rPr>
+        <w:t xml:space="preserve"> </w:t>
+      </w:r>
+      <w:r>
+        <w:rPr>
+          <w:rStyle w:val="VerbatimChar"/>
+          <w:lang w:val="nl"/>
+        </w:rPr>
+        <w:t xml:space="preserve">https://sollicitatie.paal13.com/aanmelden.php?bron=instagram-mei</w:t>
       </w:r>
       <w:r>
         <w:rPr>
@@ -2425,111 +4528,45 @@
         <w:rPr>
           <w:lang w:val="nl"/>
         </w:rPr>
-        <w:t xml:space="preserve">Dezelfde bezoeker telt hooguit</w:t>
-      </w:r>
-      <w:r>
-        <w:rPr>
-          <w:lang w:val="nl"/>
-        </w:rPr>
-        <w:t xml:space="preserve"> </w:t>
-      </w:r>
-      <w:r>
-        <w:rPr>
-          <w:b/>
-          <w:bCs/>
-          <w:lang w:val="nl"/>
-        </w:rPr>
-        <w:t xml:space="preserve">eens per 30 minuten</w:t>
-      </w:r>
-      <w:r>
-        <w:rPr>
-          <w:lang w:val="nl"/>
-        </w:rPr>
-        <w:t xml:space="preserve"> </w:t>
-      </w:r>
-      <w:r>
-        <w:rPr>
-          <w:lang w:val="nl"/>
-        </w:rPr>
-        <w:t xml:space="preserve">als bezoek op dezelfde pagina.</w:t>
-      </w:r>
-      <w:r>
-        <w:rPr>
-          <w:lang w:val="nl"/>
-        </w:rPr>
-        <w:t xml:space="preserve"> </w:t>
-      </w:r>
-      <w:r>
-        <w:rPr>
-          <w:lang w:val="nl"/>
-        </w:rPr>
-        <w:t xml:space="preserve">Vernieuwen, de terug-knop en een tabblad dat door de browser in de slaapstand is gezet en</w:t>
-      </w:r>
-      <w:r>
-        <w:rPr>
-          <w:lang w:val="nl"/>
-        </w:rPr>
-        <w:t xml:space="preserve"> </w:t>
-      </w:r>
-      <w:r>
-        <w:rPr>
-          <w:lang w:val="nl"/>
-        </w:rPr>
-        <w:t xml:space="preserve">daarna opnieuw laadt, tellen dus niet opnieuw mee. (Instelling</w:t>
-      </w:r>
-      <w:r>
-        <w:rPr>
-          <w:lang w:val="nl"/>
-        </w:rPr>
-        <w:t xml:space="preserve"> </w:t>
-      </w:r>
-      <w:r>
-        <w:rPr>
-          <w:rStyle w:val="VerbatimChar"/>
-          <w:lang w:val="nl"/>
-        </w:rPr>
-        <w:t xml:space="preserve">paginas.bezoek_venster_min</w:t>
-      </w:r>
-      <w:r>
-        <w:rPr>
-          <w:lang w:val="nl"/>
-        </w:rPr>
-        <w:t xml:space="preserve">.)</w:t>
-      </w:r>
-    </w:p>
-    <w:p>
-      <w:pPr>
-        <w:pStyle w:val="BodyText"/>
-      </w:pPr>
-      <w:r>
-        <w:rPr>
-          <w:lang w:val="nl"/>
-        </w:rPr>
-        <w:t xml:space="preserve">Let op: zet je ontwerp zelf een cookie of een tracker, dan gelden de gewone regels wél en is</w:t>
-      </w:r>
-      <w:r>
-        <w:rPr>
-          <w:lang w:val="nl"/>
-        </w:rPr>
-        <w:t xml:space="preserve"> </w:t>
-      </w:r>
-      <w:r>
-        <w:rPr>
-          <w:lang w:val="nl"/>
-        </w:rPr>
-        <w:t xml:space="preserve">de brigade daarvoor verantwoordelijk. Het rapport waarschuwt daarvoor, en de browser</w:t>
-      </w:r>
-      <w:r>
-        <w:rPr>
-          <w:lang w:val="nl"/>
-        </w:rPr>
-        <w:t xml:space="preserve"> </w:t>
-      </w:r>
-      <w:r>
-        <w:rPr>
-          <w:lang w:val="nl"/>
-        </w:rPr>
-        <w:t xml:space="preserve">blokkeert het tot je het toestaat.</w:t>
+        <w:t xml:space="preserve">Het veld</w:t>
+      </w:r>
+      <w:r>
+        <w:rPr>
+          <w:lang w:val="nl"/>
+        </w:rPr>
+        <w:t xml:space="preserve"> </w:t>
+      </w:r>
+      <w:r>
+        <w:rPr>
+          <w:b/>
+          <w:bCs/>
+          <w:lang w:val="nl"/>
+        </w:rPr>
+        <w:t xml:space="preserve">Doelgroep</w:t>
+      </w:r>
+      <w:r>
+        <w:rPr>
+          <w:lang w:val="nl"/>
+        </w:rPr>
+        <w:t xml:space="preserve"> </w:t>
+      </w:r>
+      <w:r>
+        <w:rPr>
+          <w:lang w:val="nl"/>
+        </w:rPr>
+        <w:t xml:space="preserve">bij "Gegevens" is alleen voor jezelf; het staat in het overzicht achter het</w:t>
+      </w:r>
+      <w:r>
+        <w:rPr>
+          <w:lang w:val="nl"/>
+        </w:rPr>
+        <w:t xml:space="preserve"> </w:t>
+      </w:r>
+      <w:r>
+        <w:rPr>
+          <w:lang w:val="nl"/>
+        </w:rPr>
+        <w:t xml:space="preserve">adres.</w:t>
       </w:r>
     </w:p>
     <w:p>
@@ -2539,8 +4576,8 @@
         </w:pict>
       </w:r>
     </w:p>
-    <w:bookmarkEnd w:id="17"/>
-    <w:bookmarkStart w:id="18" w:name="het-adres-wijzigen"/>
+    <w:bookmarkEnd w:id="19"/>
+    <w:bookmarkStart w:id="20" w:name="wat-we-van-bezoekers-bijhouden"/>
     <w:p>
       <w:pPr>
         <w:pStyle w:val="Heading1"/>
@@ -2549,7 +4586,44 @@
         <w:rPr>
           <w:lang w:val="nl"/>
         </w:rPr>
-        <w:t xml:space="preserve">Het adres wijzigen</w:t>
+        <w:t xml:space="preserve">Wat we van bezoekers bijhouden</w:t>
+      </w:r>
+    </w:p>
+    <w:p>
+      <w:pPr>
+        <w:pStyle w:val="BlockText"/>
+      </w:pPr>
+      <w:r>
+        <w:rPr>
+          <w:b/>
+          <w:bCs/>
+          <w:lang w:val="nl"/>
+        </w:rPr>
+        <w:t xml:space="preserve">In het kort:</w:t>
+      </w:r>
+      <w:r>
+        <w:rPr>
+          <w:lang w:val="nl"/>
+        </w:rPr>
+        <w:t xml:space="preserve"> </w:t>
+      </w:r>
+      <w:r>
+        <w:rPr>
+          <w:lang w:val="nl"/>
+        </w:rPr>
+        <w:t xml:space="preserve">zo min mogelijk. Geen cookies, geen sessie, geen cookiemelding nodig. Alleen</w:t>
+      </w:r>
+      <w:r>
+        <w:rPr>
+          <w:lang w:val="nl"/>
+        </w:rPr>
+        <w:t xml:space="preserve"> </w:t>
+      </w:r>
+      <w:r>
+        <w:rPr>
+          <w:lang w:val="nl"/>
+        </w:rPr>
+        <w:t xml:space="preserve">tellingen, met een code die elke dag verandert.</w:t>
       </w:r>
     </w:p>
     <w:p>
@@ -2560,39 +4634,33 @@
         <w:rPr>
           <w:lang w:val="nl"/>
         </w:rPr>
-        <w:t xml:space="preserve">Wijzig je het adres van een pagina, dan verhuizen de afbeeldingen automatisch mee — maar</w:t>
-      </w:r>
-      <w:r>
-        <w:rPr>
-          <w:lang w:val="nl"/>
-        </w:rPr>
-        <w:t xml:space="preserve"> </w:t>
-      </w:r>
-      <w:r>
-        <w:rPr>
-          <w:b/>
-          <w:bCs/>
-          <w:lang w:val="nl"/>
-        </w:rPr>
-        <w:t xml:space="preserve">bestaande links, QR-codes en advertenties werken dan niet meer</w:t>
-      </w:r>
-      <w:r>
-        <w:rPr>
-          <w:lang w:val="nl"/>
-        </w:rPr>
-        <w:t xml:space="preserve">. Kies het adres dus</w:t>
-      </w:r>
-      <w:r>
-        <w:rPr>
-          <w:lang w:val="nl"/>
-        </w:rPr>
-        <w:t xml:space="preserve"> </w:t>
-      </w:r>
-      <w:r>
-        <w:rPr>
-          <w:lang w:val="nl"/>
-        </w:rPr>
-        <w:t xml:space="preserve">meteen goed.</w:t>
+        <w:t xml:space="preserve">De pagina zet</w:t>
+      </w:r>
+      <w:r>
+        <w:rPr>
+          <w:lang w:val="nl"/>
+        </w:rPr>
+        <w:t xml:space="preserve"> </w:t>
+      </w:r>
+      <w:r>
+        <w:rPr>
+          <w:b/>
+          <w:bCs/>
+          <w:lang w:val="nl"/>
+        </w:rPr>
+        <w:t xml:space="preserve">geen cookies</w:t>
+      </w:r>
+      <w:r>
+        <w:rPr>
+          <w:lang w:val="nl"/>
+        </w:rPr>
+        <w:t xml:space="preserve"> </w:t>
+      </w:r>
+      <w:r>
+        <w:rPr>
+          <w:lang w:val="nl"/>
+        </w:rPr>
+        <w:t xml:space="preserve">en start geen sessie, dus er is geen cookiemelding nodig.</w:t>
       </w:r>
     </w:p>
     <w:p>
@@ -2603,39 +4671,266 @@
         <w:rPr>
           <w:lang w:val="nl"/>
         </w:rPr>
-        <w:t xml:space="preserve">Oude adressen van vóór deze versie (</w:t>
+        <w:t xml:space="preserve">Om unieke bezoekers te kunnen tellen wordt een versleutelde code bewaard die elke dag</w:t>
+      </w:r>
+      <w:r>
+        <w:rPr>
+          <w:lang w:val="nl"/>
+        </w:rPr>
+        <w:t xml:space="preserve"> </w:t>
+      </w:r>
+      <w:r>
+        <w:rPr>
+          <w:lang w:val="nl"/>
+        </w:rPr>
+        <w:t xml:space="preserve">verandert en niet naar een persoon te herleiden is. Die code wordt na 30 dagen gewist; de</w:t>
+      </w:r>
+      <w:r>
+        <w:rPr>
+          <w:lang w:val="nl"/>
+        </w:rPr>
+        <w:t xml:space="preserve"> </w:t>
+      </w:r>
+      <w:r>
+        <w:rPr>
+          <w:lang w:val="nl"/>
+        </w:rPr>
+        <w:t xml:space="preserve">aantallen blijven. De cijfers zelf verdwijnen na 13 maanden. Beide termijnen staan bij</w:t>
+      </w:r>
+      <w:r>
+        <w:rPr>
+          <w:lang w:val="nl"/>
+        </w:rPr>
+        <w:t xml:space="preserve"> </w:t>
+      </w:r>
+      <w:r>
+        <w:rPr>
+          <w:b/>
+          <w:bCs/>
+          <w:lang w:val="nl"/>
+        </w:rPr>
+        <w:t xml:space="preserve">Instellingen › Bewaren &amp; opschonen</w:t>
+      </w:r>
+      <w:r>
+        <w:rPr>
+          <w:lang w:val="nl"/>
+        </w:rPr>
+        <w:t xml:space="preserve"> </w:t>
+      </w:r>
+      <w:r>
+        <w:rPr>
+          <w:lang w:val="nl"/>
+        </w:rPr>
+        <w:t xml:space="preserve">("Herkenning unieke bezoekers" en "Bezoekersstatistiek</w:t>
+      </w:r>
+      <w:r>
+        <w:rPr>
+          <w:lang w:val="nl"/>
+        </w:rPr>
+        <w:t xml:space="preserve"> </w:t>
+      </w:r>
+      <w:r>
+        <w:rPr>
+          <w:lang w:val="nl"/>
+        </w:rPr>
+        <w:t xml:space="preserve">landingspagina's"). Het wissen gebeurt alleen als daar "Automatisch opschonen inschakelen" aan</w:t>
+      </w:r>
+      <w:r>
+        <w:rPr>
+          <w:lang w:val="nl"/>
+        </w:rPr>
+        <w:t xml:space="preserve"> </w:t>
+      </w:r>
+      <w:r>
+        <w:rPr>
+          <w:lang w:val="nl"/>
+        </w:rPr>
+        <w:t xml:space="preserve">staat.</w:t>
+      </w:r>
+    </w:p>
+    <w:p>
+      <w:pPr>
+        <w:pStyle w:val="BodyText"/>
+      </w:pPr>
+      <w:r>
+        <w:rPr>
+          <w:lang w:val="nl"/>
+        </w:rPr>
+        <w:t xml:space="preserve">Dezelfde bezoeker telt hooguit</w:t>
+      </w:r>
+      <w:r>
+        <w:rPr>
+          <w:lang w:val="nl"/>
+        </w:rPr>
+        <w:t xml:space="preserve"> </w:t>
+      </w:r>
+      <w:r>
+        <w:rPr>
+          <w:b/>
+          <w:bCs/>
+          <w:lang w:val="nl"/>
+        </w:rPr>
+        <w:t xml:space="preserve">eens per 30 minuten</w:t>
+      </w:r>
+      <w:r>
+        <w:rPr>
+          <w:lang w:val="nl"/>
+        </w:rPr>
+        <w:t xml:space="preserve"> </w:t>
+      </w:r>
+      <w:r>
+        <w:rPr>
+          <w:lang w:val="nl"/>
+        </w:rPr>
+        <w:t xml:space="preserve">als bezoek op dezelfde pagina.</w:t>
+      </w:r>
+      <w:r>
+        <w:rPr>
+          <w:lang w:val="nl"/>
+        </w:rPr>
+        <w:t xml:space="preserve"> </w:t>
+      </w:r>
+      <w:r>
+        <w:rPr>
+          <w:lang w:val="nl"/>
+        </w:rPr>
+        <w:t xml:space="preserve">Vernieuwen, de terug-knop en een tabblad dat door de browser in de slaapstand is gezet en</w:t>
+      </w:r>
+      <w:r>
+        <w:rPr>
+          <w:lang w:val="nl"/>
+        </w:rPr>
+        <w:t xml:space="preserve"> </w:t>
+      </w:r>
+      <w:r>
+        <w:rPr>
+          <w:lang w:val="nl"/>
+        </w:rPr>
+        <w:t xml:space="preserve">daarna opnieuw laadt, tellen dus niet opnieuw mee. Bekende zoekmachines en andere robots tellen</w:t>
+      </w:r>
+      <w:r>
+        <w:rPr>
+          <w:lang w:val="nl"/>
+        </w:rPr>
+        <w:t xml:space="preserve"> </w:t>
+      </w:r>
+      <w:r>
+        <w:rPr>
+          <w:lang w:val="nl"/>
+        </w:rPr>
+        <w:t xml:space="preserve">niet mee.</w:t>
+      </w:r>
+    </w:p>
+    <w:p>
+      <w:pPr>
+        <w:pStyle w:val="BodyText"/>
+      </w:pPr>
+      <w:r>
+        <w:rPr>
+          <w:lang w:val="nl"/>
+        </w:rPr>
+        <w:t xml:space="preserve">Naast het bezoek houden we bij hoever iemand in het formulier kwam: begonnen met invullen,</w:t>
+      </w:r>
+      <w:r>
+        <w:rPr>
+          <w:lang w:val="nl"/>
+        </w:rPr>
+        <w:t xml:space="preserve"> </w:t>
+      </w:r>
+      <w:r>
+        <w:rPr>
+          <w:lang w:val="nl"/>
+        </w:rPr>
+        <w:t xml:space="preserve">stap 2 bereikt, stap 3 bereikt, verstuurd. Daarvan staat alleen het stapnummer geregistreerd,</w:t>
+      </w:r>
+      <w:r>
+        <w:rPr>
+          <w:lang w:val="nl"/>
+        </w:rPr>
+        <w:t xml:space="preserve"> </w:t>
+      </w:r>
+      <w:r>
+        <w:rPr>
+          <w:lang w:val="nl"/>
+        </w:rPr>
+        <w:t xml:space="preserve">nooit iets wat iemand heeft ingetypt.</w:t>
+      </w:r>
+    </w:p>
+    <w:p>
+      <w:pPr>
+        <w:pStyle w:val="BodyText"/>
+      </w:pPr>
+      <w:r>
+        <w:rPr>
+          <w:lang w:val="nl"/>
+        </w:rPr>
+        <w:t xml:space="preserve">Wil je helemaal niets meten, dan kan de technisch beheerder de meting uitzetten (instelling</w:t>
+      </w:r>
+      <w:r>
+        <w:rPr>
+          <w:lang w:val="nl"/>
+        </w:rPr>
+        <w:t xml:space="preserve"> </w:t>
       </w:r>
       <w:r>
         <w:rPr>
           <w:rStyle w:val="VerbatimChar"/>
           <w:lang w:val="nl"/>
         </w:rPr>
-        <w:t xml:space="preserve">/l/&lt;naam&gt;</w:t>
-      </w:r>
-      <w:r>
-        <w:rPr>
-          <w:lang w:val="nl"/>
-        </w:rPr>
-        <w:t xml:space="preserve">) sturen automatisch door naar</w:t>
-      </w:r>
-      <w:r>
-        <w:rPr>
-          <w:lang w:val="nl"/>
-        </w:rPr>
-        <w:t xml:space="preserve"> </w:t>
-      </w:r>
-      <w:r>
-        <w:rPr>
-          <w:rStyle w:val="VerbatimChar"/>
-          <w:lang w:val="nl"/>
-        </w:rPr>
-        <w:t xml:space="preserve">/p/&lt;naam&gt;</w:t>
-      </w:r>
-      <w:r>
-        <w:rPr>
-          <w:lang w:val="nl"/>
-        </w:rPr>
-        <w:t xml:space="preserve">.</w:t>
+        <w:t xml:space="preserve">paginas.tracking</w:t>
+      </w:r>
+      <w:r>
+        <w:rPr>
+          <w:lang w:val="nl"/>
+        </w:rPr>
+        <w:t xml:space="preserve">; er is daar nog geen schakelaar voor in het scherm Instellingen). Dan schrijft</w:t>
+      </w:r>
+      <w:r>
+        <w:rPr>
+          <w:lang w:val="nl"/>
+        </w:rPr>
+        <w:t xml:space="preserve"> </w:t>
+      </w:r>
+      <w:r>
+        <w:rPr>
+          <w:lang w:val="nl"/>
+        </w:rPr>
+        <w:t xml:space="preserve">het systeem geen enkele gebeurtenis meer weg en verdwijnt ook het meetadres uit de pagina.</w:t>
+      </w:r>
+    </w:p>
+    <w:p>
+      <w:pPr>
+        <w:pStyle w:val="BodyText"/>
+      </w:pPr>
+      <w:r>
+        <w:rPr>
+          <w:lang w:val="nl"/>
+        </w:rPr>
+        <w:t xml:space="preserve">Let op: zet je ontwerp zelf een cookie of een tracker, dan gelden de gewone regels wél en is</w:t>
+      </w:r>
+      <w:r>
+        <w:rPr>
+          <w:lang w:val="nl"/>
+        </w:rPr>
+        <w:t xml:space="preserve"> </w:t>
+      </w:r>
+      <w:r>
+        <w:rPr>
+          <w:lang w:val="nl"/>
+        </w:rPr>
+        <w:t xml:space="preserve">de brigade daarvoor verantwoordelijk. Het rapport waarschuwt daarvoor, en de browser</w:t>
+      </w:r>
+      <w:r>
+        <w:rPr>
+          <w:lang w:val="nl"/>
+        </w:rPr>
+        <w:t xml:space="preserve"> </w:t>
+      </w:r>
+      <w:r>
+        <w:rPr>
+          <w:lang w:val="nl"/>
+        </w:rPr>
+        <w:t xml:space="preserve">blokkeert het tot je het toestaat.</w:t>
       </w:r>
     </w:p>
     <w:p>
@@ -2645,8 +4940,8 @@
         </w:pict>
       </w:r>
     </w:p>
-    <w:bookmarkEnd w:id="18"/>
-    <w:bookmarkStart w:id="19" w:name="als-de-pagina-niet-laadt"/>
+    <w:bookmarkEnd w:id="20"/>
+    <w:bookmarkStart w:id="21" w:name="het-adres-wijzigen"/>
     <w:p>
       <w:pPr>
         <w:pStyle w:val="Heading1"/>
@@ -2655,7 +4950,348 @@
         <w:rPr>
           <w:lang w:val="nl"/>
         </w:rPr>
+        <w:t xml:space="preserve">Het adres wijzigen</w:t>
+      </w:r>
+    </w:p>
+    <w:p>
+      <w:pPr>
+        <w:pStyle w:val="BlockText"/>
+      </w:pPr>
+      <w:r>
+        <w:rPr>
+          <w:b/>
+          <w:bCs/>
+          <w:lang w:val="nl"/>
+        </w:rPr>
+        <w:t xml:space="preserve">In het kort:</w:t>
+      </w:r>
+      <w:r>
+        <w:rPr>
+          <w:lang w:val="nl"/>
+        </w:rPr>
+        <w:t xml:space="preserve"> </w:t>
+      </w:r>
+      <w:r>
+        <w:rPr>
+          <w:lang w:val="nl"/>
+        </w:rPr>
+        <w:t xml:space="preserve">kan, maar bestaande links, QR-codes en advertenties werken daarna niet meer.</w:t>
+      </w:r>
+    </w:p>
+    <w:p>
+      <w:pPr>
+        <w:pStyle w:val="FirstParagraph"/>
+      </w:pPr>
+      <w:r>
+        <w:rPr>
+          <w:lang w:val="nl"/>
+        </w:rPr>
+        <w:t xml:space="preserve">Wijzig je bij "Gegevens" het adres van een pagina, dan verhuizen de afbeeldingen automatisch mee,</w:t>
+      </w:r>
+      <w:r>
+        <w:rPr>
+          <w:lang w:val="nl"/>
+        </w:rPr>
+        <w:t xml:space="preserve"> </w:t>
+      </w:r>
+      <w:r>
+        <w:rPr>
+          <w:lang w:val="nl"/>
+        </w:rPr>
+        <w:t xml:space="preserve">maar</w:t>
+      </w:r>
+      <w:r>
+        <w:rPr>
+          <w:lang w:val="nl"/>
+        </w:rPr>
+        <w:t xml:space="preserve"> </w:t>
+      </w:r>
+      <w:r>
+        <w:rPr>
+          <w:b/>
+          <w:bCs/>
+          <w:lang w:val="nl"/>
+        </w:rPr>
+        <w:t xml:space="preserve">bestaande links, QR-codes en advertenties werken dan niet meer</w:t>
+      </w:r>
+      <w:r>
+        <w:rPr>
+          <w:lang w:val="nl"/>
+        </w:rPr>
+        <w:t xml:space="preserve">. Kies het adres dus</w:t>
+      </w:r>
+      <w:r>
+        <w:rPr>
+          <w:lang w:val="nl"/>
+        </w:rPr>
+        <w:t xml:space="preserve"> </w:t>
+      </w:r>
+      <w:r>
+        <w:rPr>
+          <w:lang w:val="nl"/>
+        </w:rPr>
+        <w:t xml:space="preserve">meteen goed.</w:t>
+      </w:r>
+    </w:p>
+    <w:p>
+      <w:pPr>
+        <w:pStyle w:val="BodyText"/>
+      </w:pPr>
+      <w:r>
+        <w:rPr>
+          <w:lang w:val="nl"/>
+        </w:rPr>
+        <w:t xml:space="preserve">Oude adressen uit de eerste versie van deze module (</w:t>
+      </w:r>
+      <w:r>
+        <w:rPr>
+          <w:rStyle w:val="VerbatimChar"/>
+          <w:lang w:val="nl"/>
+        </w:rPr>
+        <w:t xml:space="preserve">/l/&lt;naam&gt;</w:t>
+      </w:r>
+      <w:r>
+        <w:rPr>
+          <w:lang w:val="nl"/>
+        </w:rPr>
+        <w:t xml:space="preserve">) sturen automatisch door naar</w:t>
+      </w:r>
+      <w:r>
+        <w:rPr>
+          <w:lang w:val="nl"/>
+        </w:rPr>
+        <w:t xml:space="preserve"> </w:t>
+      </w:r>
+      <w:r>
+        <w:rPr>
+          <w:rStyle w:val="VerbatimChar"/>
+          <w:lang w:val="nl"/>
+        </w:rPr>
+        <w:t xml:space="preserve">/p/&lt;naam&gt;</w:t>
+      </w:r>
+      <w:r>
+        <w:rPr>
+          <w:lang w:val="nl"/>
+        </w:rPr>
+        <w:t xml:space="preserve">.</w:t>
+      </w:r>
+    </w:p>
+    <w:p>
+      <w:r>
+        <w:pict>
+          <v:rect style="width:0;height:1.5pt" o:hralign="center" o:hrstd="t" o:hr="t"/>
+        </w:pict>
+      </w:r>
+    </w:p>
+    <w:bookmarkEnd w:id="21"/>
+    <w:bookmarkStart w:id="22" w:name="een-pagina-verwijderen"/>
+    <w:p>
+      <w:pPr>
+        <w:pStyle w:val="Heading1"/>
+      </w:pPr>
+      <w:r>
+        <w:rPr>
+          <w:lang w:val="nl"/>
+        </w:rPr>
+        <w:t xml:space="preserve">Een pagina verwijderen</w:t>
+      </w:r>
+    </w:p>
+    <w:p>
+      <w:pPr>
+        <w:pStyle w:val="BlockText"/>
+      </w:pPr>
+      <w:r>
+        <w:rPr>
+          <w:b/>
+          <w:bCs/>
+          <w:lang w:val="nl"/>
+        </w:rPr>
+        <w:t xml:space="preserve">In het kort:</w:t>
+      </w:r>
+      <w:r>
+        <w:rPr>
+          <w:lang w:val="nl"/>
+        </w:rPr>
+        <w:t xml:space="preserve"> </w:t>
+      </w:r>
+      <w:r>
+        <w:rPr>
+          <w:lang w:val="nl"/>
+        </w:rPr>
+        <w:t xml:space="preserve">onderaan een pagina staat "Pagina verwijderen". De pagina, alle versies en de</w:t>
+      </w:r>
+      <w:r>
+        <w:rPr>
+          <w:lang w:val="nl"/>
+        </w:rPr>
+        <w:t xml:space="preserve"> </w:t>
+      </w:r>
+      <w:r>
+        <w:rPr>
+          <w:lang w:val="nl"/>
+        </w:rPr>
+        <w:t xml:space="preserve">afbeeldingen verdwijnen; aanmeldingen en de anonieme cijfers blijven.</w:t>
+      </w:r>
+    </w:p>
+    <w:p>
+      <w:pPr>
+        <w:pStyle w:val="FirstParagraph"/>
+      </w:pPr>
+      <w:r>
+        <w:rPr>
+          <w:lang w:val="nl"/>
+        </w:rPr>
+        <w:t xml:space="preserve">Onderaan het scherm van een pagina staat het blok</w:t>
+      </w:r>
+      <w:r>
+        <w:rPr>
+          <w:lang w:val="nl"/>
+        </w:rPr>
+        <w:t xml:space="preserve"> </w:t>
+      </w:r>
+      <w:r>
+        <w:rPr>
+          <w:b/>
+          <w:bCs/>
+          <w:lang w:val="nl"/>
+        </w:rPr>
+        <w:t xml:space="preserve">Verwijderen</w:t>
+      </w:r>
+      <w:r>
+        <w:rPr>
+          <w:lang w:val="nl"/>
+        </w:rPr>
+        <w:t xml:space="preserve"> </w:t>
+      </w:r>
+      <w:r>
+        <w:rPr>
+          <w:lang w:val="nl"/>
+        </w:rPr>
+        <w:t xml:space="preserve">(alleen als je het recht hebt om</w:t>
+      </w:r>
+      <w:r>
+        <w:rPr>
+          <w:lang w:val="nl"/>
+        </w:rPr>
+        <w:t xml:space="preserve"> </w:t>
+      </w:r>
+      <w:r>
+        <w:rPr>
+          <w:lang w:val="nl"/>
+        </w:rPr>
+        <w:t xml:space="preserve">pagina's te verwijderen). Na een bevestiging verdwijnt de pagina van het web, samen met alle</w:t>
+      </w:r>
+      <w:r>
+        <w:rPr>
+          <w:lang w:val="nl"/>
+        </w:rPr>
+        <w:t xml:space="preserve"> </w:t>
+      </w:r>
+      <w:r>
+        <w:rPr>
+          <w:lang w:val="nl"/>
+        </w:rPr>
+        <w:t xml:space="preserve">versies en geüploade bestanden. Aanmeldingen die er ooit via binnenkwamen blijven staan, en de</w:t>
+      </w:r>
+      <w:r>
+        <w:rPr>
+          <w:lang w:val="nl"/>
+        </w:rPr>
+        <w:t xml:space="preserve"> </w:t>
+      </w:r>
+      <w:r>
+        <w:rPr>
+          <w:lang w:val="nl"/>
+        </w:rPr>
+        <w:t xml:space="preserve">statistiek blijft anoniem bewaard. Dit is niet terug te draaien.</w:t>
+      </w:r>
+    </w:p>
+    <w:p>
+      <w:pPr>
+        <w:pStyle w:val="BodyText"/>
+      </w:pPr>
+      <w:r>
+        <w:rPr>
+          <w:lang w:val="nl"/>
+        </w:rPr>
+        <w:t xml:space="preserve">Wil je een pagina alleen tijdelijk offline halen, zet de status dan terug op</w:t>
+      </w:r>
+      <w:r>
+        <w:rPr>
+          <w:lang w:val="nl"/>
+        </w:rPr>
+        <w:t xml:space="preserve"> </w:t>
+      </w:r>
+      <w:r>
+        <w:rPr>
+          <w:b/>
+          <w:bCs/>
+          <w:lang w:val="nl"/>
+        </w:rPr>
+        <w:t xml:space="preserve">Concept</w:t>
+      </w:r>
+      <w:r>
+        <w:rPr>
+          <w:lang w:val="nl"/>
+        </w:rPr>
+        <w:t xml:space="preserve">.</w:t>
+      </w:r>
+    </w:p>
+    <w:p>
+      <w:r>
+        <w:pict>
+          <v:rect style="width:0;height:1.5pt" o:hralign="center" o:hrstd="t" o:hr="t"/>
+        </w:pict>
+      </w:r>
+    </w:p>
+    <w:bookmarkEnd w:id="22"/>
+    <w:bookmarkStart w:id="23" w:name="als-de-pagina-niet-laadt"/>
+    <w:p>
+      <w:pPr>
+        <w:pStyle w:val="Heading1"/>
+      </w:pPr>
+      <w:r>
+        <w:rPr>
+          <w:lang w:val="nl"/>
+        </w:rPr>
         <w:t xml:space="preserve">Als de pagina niet laadt</w:t>
+      </w:r>
+    </w:p>
+    <w:p>
+      <w:pPr>
+        <w:pStyle w:val="BlockText"/>
+      </w:pPr>
+      <w:r>
+        <w:rPr>
+          <w:b/>
+          <w:bCs/>
+          <w:lang w:val="nl"/>
+        </w:rPr>
+        <w:t xml:space="preserve">In het kort:</w:t>
+      </w:r>
+      <w:r>
+        <w:rPr>
+          <w:lang w:val="nl"/>
+        </w:rPr>
+        <w:t xml:space="preserve"> </w:t>
+      </w:r>
+      <w:r>
+        <w:rPr>
+          <w:lang w:val="nl"/>
+        </w:rPr>
+        <w:t xml:space="preserve">controleer de status, of er een bevestigde versie live staat, en of er externe</w:t>
+      </w:r>
+      <w:r>
+        <w:rPr>
+          <w:lang w:val="nl"/>
+        </w:rPr>
+        <w:t xml:space="preserve"> </w:t>
+      </w:r>
+      <w:r>
+        <w:rPr>
+          <w:lang w:val="nl"/>
+        </w:rPr>
+        <w:t xml:space="preserve">bronnen worden geblokkeerd.</w:t>
       </w:r>
     </w:p>
     <w:p>
@@ -2663,7 +5299,7 @@
         <w:pStyle w:val="Compact"/>
         <w:numPr>
           <w:ilvl w:val="0"/>
-          <w:numId w:val="1003"/>
+          <w:numId w:val="1007"/>
         </w:numPr>
       </w:pPr>
       <w:r>
@@ -2678,25 +5314,19 @@
         <w:rPr>
           <w:lang w:val="nl"/>
         </w:rPr>
-        <w:t xml:space="preserve"> </w:t>
-      </w:r>
-      <w:r>
-        <w:rPr>
-          <w:lang w:val="nl"/>
-        </w:rPr>
-        <w:t xml:space="preserve">— staat de status op Gepubliceerd? En is er een</w:t>
-      </w:r>
-      <w:r>
-        <w:rPr>
-          <w:lang w:val="nl"/>
-        </w:rPr>
-        <w:t xml:space="preserve"> </w:t>
-      </w:r>
-      <w:r>
-        <w:rPr>
-          <w:lang w:val="nl"/>
-        </w:rPr>
-        <w:t xml:space="preserve">bevestigde versie? Werkt</w:t>
+        <w:t xml:space="preserve">: staat de status op Gepubliceerd? En staat er een</w:t>
+      </w:r>
+      <w:r>
+        <w:rPr>
+          <w:lang w:val="nl"/>
+        </w:rPr>
+        <w:t xml:space="preserve"> </w:t>
+      </w:r>
+      <w:r>
+        <w:rPr>
+          <w:lang w:val="nl"/>
+        </w:rPr>
+        <w:t xml:space="preserve">bevestigde versie live (niet "Geen ontwerp")? Werkt</w:t>
       </w:r>
       <w:r>
         <w:rPr>
@@ -2746,19 +5376,7 @@
         <w:rPr>
           <w:lang w:val="nl"/>
         </w:rPr>
-        <w:t xml:space="preserve">wel, dan ontbreekt de</w:t>
-      </w:r>
-      <w:r>
-        <w:rPr>
-          <w:lang w:val="nl"/>
-        </w:rPr>
-        <w:t xml:space="preserve"> </w:t>
-      </w:r>
-      <w:r>
-        <w:rPr>
-          <w:lang w:val="nl"/>
-        </w:rPr>
-        <w:t xml:space="preserve">rewrite-regel in</w:t>
+        <w:t xml:space="preserve">wel, dan ontbreekt de rewrite-regel in</w:t>
       </w:r>
       <w:r>
         <w:rPr>
@@ -2777,7 +5395,19 @@
         <w:rPr>
           <w:lang w:val="nl"/>
         </w:rPr>
-        <w:t xml:space="preserve">; het overzichtsscherm laat dan zien welke regels erin moeten.</w:t>
+        <w:t xml:space="preserve">; het overzichtsscherm laat dan zien welke</w:t>
+      </w:r>
+      <w:r>
+        <w:rPr>
+          <w:lang w:val="nl"/>
+        </w:rPr>
+        <w:t xml:space="preserve"> </w:t>
+      </w:r>
+      <w:r>
+        <w:rPr>
+          <w:lang w:val="nl"/>
+        </w:rPr>
+        <w:t xml:space="preserve">regels erin moeten.</w:t>
       </w:r>
     </w:p>
     <w:p>
@@ -2785,7 +5415,7 @@
         <w:pStyle w:val="Compact"/>
         <w:numPr>
           <w:ilvl w:val="0"/>
-          <w:numId w:val="1003"/>
+          <w:numId w:val="1007"/>
         </w:numPr>
       </w:pPr>
       <w:r>
@@ -2800,13 +5430,7 @@
         <w:rPr>
           <w:lang w:val="nl"/>
         </w:rPr>
-        <w:t xml:space="preserve"> </w:t>
-      </w:r>
-      <w:r>
-        <w:rPr>
-          <w:lang w:val="nl"/>
-        </w:rPr>
-        <w:t xml:space="preserve">— waarschijnlijk wordt een externe bron geblokkeerd. Kijk</w:t>
+        <w:t xml:space="preserve">: waarschijnlijk wordt een externe bron geblokkeerd. Kijk</w:t>
       </w:r>
       <w:r>
         <w:rPr>
@@ -2838,7 +5462,7 @@
         <w:pStyle w:val="Compact"/>
         <w:numPr>
           <w:ilvl w:val="0"/>
-          <w:numId w:val="1003"/>
+          <w:numId w:val="1007"/>
         </w:numPr>
       </w:pPr>
       <w:r>
@@ -2853,13 +5477,7 @@
         <w:rPr>
           <w:lang w:val="nl"/>
         </w:rPr>
-        <w:t xml:space="preserve"> </w:t>
-      </w:r>
-      <w:r>
-        <w:rPr>
-          <w:lang w:val="nl"/>
-        </w:rPr>
-        <w:t xml:space="preserve">—</w:t>
+        <w:t xml:space="preserve">:</w:t>
       </w:r>
       <w:r>
         <w:rPr>
@@ -2911,7 +5529,42 @@
         <w:t xml:space="preserve">gesloten is.</w:t>
       </w:r>
     </w:p>
-    <w:bookmarkEnd w:id="19"/>
+    <w:p>
+      <w:pPr>
+        <w:pStyle w:val="Compact"/>
+        <w:numPr>
+          <w:ilvl w:val="0"/>
+          <w:numId w:val="1007"/>
+        </w:numPr>
+      </w:pPr>
+      <w:r>
+        <w:rPr>
+          <w:b/>
+          <w:bCs/>
+          <w:lang w:val="nl"/>
+        </w:rPr>
+        <w:t xml:space="preserve">Het bestand is te groot</w:t>
+      </w:r>
+      <w:r>
+        <w:rPr>
+          <w:lang w:val="nl"/>
+        </w:rPr>
+        <w:t xml:space="preserve">: het scherm zegt hoeveel de server per upload aanneemt. Laat de</w:t>
+      </w:r>
+      <w:r>
+        <w:rPr>
+          <w:lang w:val="nl"/>
+        </w:rPr>
+        <w:t xml:space="preserve"> </w:t>
+      </w:r>
+      <w:r>
+        <w:rPr>
+          <w:lang w:val="nl"/>
+        </w:rPr>
+        <w:t xml:space="preserve">afbeeldingen losmaken, of maak het bestand kleiner.</w:t>
+      </w:r>
+    </w:p>
+    <w:bookmarkEnd w:id="23"/>
     <w:sectPr>
       <w:footnotePr>
         <w:numRestart w:val="eachSect"/>
@@ -3244,9 +5897,75 @@
     </w:lvlOverride>
   </w:num>
   <w:num w:numId="1002">
+    <w:abstractNumId w:val="99411"/>
+    <w:lvlOverride w:ilvl="0">
+      <w:startOverride w:val="1"/>
+    </w:lvlOverride>
+    <w:lvlOverride w:ilvl="1">
+      <w:startOverride w:val="1"/>
+    </w:lvlOverride>
+    <w:lvlOverride w:ilvl="2">
+      <w:startOverride w:val="1"/>
+    </w:lvlOverride>
+    <w:lvlOverride w:ilvl="3">
+      <w:startOverride w:val="1"/>
+    </w:lvlOverride>
+    <w:lvlOverride w:ilvl="4">
+      <w:startOverride w:val="1"/>
+    </w:lvlOverride>
+    <w:lvlOverride w:ilvl="5">
+      <w:startOverride w:val="1"/>
+    </w:lvlOverride>
+    <w:lvlOverride w:ilvl="6">
+      <w:startOverride w:val="1"/>
+    </w:lvlOverride>
+    <w:lvlOverride w:ilvl="7">
+      <w:startOverride w:val="1"/>
+    </w:lvlOverride>
+    <w:lvlOverride w:ilvl="8">
+      <w:startOverride w:val="1"/>
+    </w:lvlOverride>
+  </w:num>
+  <w:num w:numId="1003">
     <w:abstractNumId w:val="991"/>
   </w:num>
-  <w:num w:numId="1003">
+  <w:num w:numId="1004">
+    <w:abstractNumId w:val="991"/>
+  </w:num>
+  <w:num w:numId="1005">
+    <w:abstractNumId w:val="991"/>
+  </w:num>
+  <w:num w:numId="1006">
+    <w:abstractNumId w:val="99411"/>
+    <w:lvlOverride w:ilvl="0">
+      <w:startOverride w:val="1"/>
+    </w:lvlOverride>
+    <w:lvlOverride w:ilvl="1">
+      <w:startOverride w:val="1"/>
+    </w:lvlOverride>
+    <w:lvlOverride w:ilvl="2">
+      <w:startOverride w:val="1"/>
+    </w:lvlOverride>
+    <w:lvlOverride w:ilvl="3">
+      <w:startOverride w:val="1"/>
+    </w:lvlOverride>
+    <w:lvlOverride w:ilvl="4">
+      <w:startOverride w:val="1"/>
+    </w:lvlOverride>
+    <w:lvlOverride w:ilvl="5">
+      <w:startOverride w:val="1"/>
+    </w:lvlOverride>
+    <w:lvlOverride w:ilvl="6">
+      <w:startOverride w:val="1"/>
+    </w:lvlOverride>
+    <w:lvlOverride w:ilvl="7">
+      <w:startOverride w:val="1"/>
+    </w:lvlOverride>
+    <w:lvlOverride w:ilvl="8">
+      <w:startOverride w:val="1"/>
+    </w:lvlOverride>
+  </w:num>
+  <w:num w:numId="1007">
     <w:abstractNumId w:val="991"/>
   </w:num>
 </w:numbering>

--- a/docs/handleiding/word/landingspaginas.docx
+++ b/docs/handleiding/word/landingspaginas.docx
@@ -21,7 +21,7 @@
         <w:rPr>
           <w:lang w:val="nl"/>
         </w:rPr>
-        <w:t xml:space="preserve">Versie 2.99 · september 2026</w:t>
+        <w:t xml:space="preserve">Versie 2.101 · september 2026</w:t>
       </w:r>
     </w:p>
     <w:p>
@@ -93,25 +93,19 @@
         <w:rPr>
           <w:lang w:val="nl"/>
         </w:rPr>
-        <w:t xml:space="preserve">(menugroep Communicatie). Op de schermen zelf heet</w:t>
-      </w:r>
-      <w:r>
-        <w:rPr>
-          <w:lang w:val="nl"/>
-        </w:rPr>
-        <w:t xml:space="preserve"> </w:t>
-      </w:r>
-      <w:r>
-        <w:rPr>
-          <w:lang w:val="nl"/>
-        </w:rPr>
-        <w:t xml:space="preserve">het onderdeel nog "Landingspagina's"; het is hetzelfde. Je hebt het recht</w:t>
-      </w:r>
-      <w:r>
-        <w:rPr>
-          <w:lang w:val="nl"/>
-        </w:rPr>
-        <w:t xml:space="preserve"> </w:t>
+        <w:t xml:space="preserve">(menugroep Communicatie). Je hebt het recht</w:t>
+      </w:r>
+      <w:r>
+        <w:rPr>
+          <w:lang w:val="nl"/>
+        </w:rPr>
+        <w:t xml:space="preserve"> </w:t>
+      </w:r>
+      <w:r>
+        <w:rPr>
+          <w:lang w:val="nl"/>
+        </w:rPr>
+        <w:t xml:space="preserve">Wervingspagina's (</w:t>
       </w:r>
       <w:r>
         <w:rPr>
@@ -124,25 +118,7 @@
         <w:rPr>
           <w:lang w:val="nl"/>
         </w:rPr>
-        <w:t xml:space="preserve"> </w:t>
-      </w:r>
-      <w:r>
-        <w:rPr>
-          <w:lang w:val="nl"/>
-        </w:rPr>
-        <w:t xml:space="preserve">nodig; dat</w:t>
-      </w:r>
-      <w:r>
-        <w:rPr>
-          <w:lang w:val="nl"/>
-        </w:rPr>
-        <w:t xml:space="preserve"> </w:t>
-      </w:r>
-      <w:r>
-        <w:rPr>
-          <w:lang w:val="nl"/>
-        </w:rPr>
-        <w:t xml:space="preserve">hebben standaard het bestuur en de admin.</w:t>
+        <w:t xml:space="preserve">) nodig; dat hebben standaard het bestuur en de admin.</w:t>
       </w:r>
     </w:p>
     <w:bookmarkStart w:id="9" w:name="inhoud"/>
@@ -4733,7 +4709,7 @@
         <w:rPr>
           <w:lang w:val="nl"/>
         </w:rPr>
-        <w:t xml:space="preserve">landingspagina's"). Het wissen gebeurt alleen als daar "Automatisch opschonen inschakelen" aan</w:t>
+        <w:t xml:space="preserve">wervingspagina's"). Het wissen gebeurt alleen als daar "Automatisch opschonen inschakelen" aan</w:t>
       </w:r>
       <w:r>
         <w:rPr>
@@ -4864,38 +4840,83 @@
         <w:rPr>
           <w:lang w:val="nl"/>
         </w:rPr>
-        <w:t xml:space="preserve">Wil je helemaal niets meten, dan kan de technisch beheerder de meting uitzetten (instelling</w:t>
-      </w:r>
-      <w:r>
-        <w:rPr>
-          <w:lang w:val="nl"/>
-        </w:rPr>
-        <w:t xml:space="preserve"> </w:t>
-      </w:r>
-      <w:r>
-        <w:rPr>
-          <w:rStyle w:val="VerbatimChar"/>
-          <w:lang w:val="nl"/>
-        </w:rPr>
-        <w:t xml:space="preserve">paginas.tracking</w:t>
-      </w:r>
-      <w:r>
-        <w:rPr>
-          <w:lang w:val="nl"/>
-        </w:rPr>
-        <w:t xml:space="preserve">; er is daar nog geen schakelaar voor in het scherm Instellingen). Dan schrijft</w:t>
-      </w:r>
-      <w:r>
-        <w:rPr>
-          <w:lang w:val="nl"/>
-        </w:rPr>
-        <w:t xml:space="preserve"> </w:t>
-      </w:r>
-      <w:r>
-        <w:rPr>
-          <w:lang w:val="nl"/>
-        </w:rPr>
-        <w:t xml:space="preserve">het systeem geen enkele gebeurtenis meer weg en verdwijnt ook het meetadres uit de pagina.</w:t>
+        <w:t xml:space="preserve">Wil je helemaal niets meten, zet dan onder</w:t>
+      </w:r>
+      <w:r>
+        <w:rPr>
+          <w:lang w:val="nl"/>
+        </w:rPr>
+        <w:t xml:space="preserve"> </w:t>
+      </w:r>
+      <w:r>
+        <w:rPr>
+          <w:b/>
+          <w:bCs/>
+          <w:lang w:val="nl"/>
+        </w:rPr>
+        <w:t xml:space="preserve">Instellingen › Bewaren &amp; opschonen</w:t>
+      </w:r>
+      <w:r>
+        <w:rPr>
+          <w:lang w:val="nl"/>
+        </w:rPr>
+        <w:t xml:space="preserve"> </w:t>
+      </w:r>
+      <w:r>
+        <w:rPr>
+          <w:lang w:val="nl"/>
+        </w:rPr>
+        <w:t xml:space="preserve">het vinkje</w:t>
+      </w:r>
+      <w:r>
+        <w:rPr>
+          <w:lang w:val="nl"/>
+        </w:rPr>
+        <w:t xml:space="preserve"> </w:t>
+      </w:r>
+      <w:r>
+        <w:rPr>
+          <w:b/>
+          <w:bCs/>
+          <w:lang w:val="nl"/>
+        </w:rPr>
+        <w:t xml:space="preserve">Bezoekersstatistiek op de wervingspagina's en het aanmeldformulier</w:t>
+      </w:r>
+      <w:r>
+        <w:rPr>
+          <w:lang w:val="nl"/>
+        </w:rPr>
+        <w:t xml:space="preserve"> </w:t>
+      </w:r>
+      <w:r>
+        <w:rPr>
+          <w:lang w:val="nl"/>
+        </w:rPr>
+        <w:t xml:space="preserve">uit (standaard staat het</w:t>
+      </w:r>
+      <w:r>
+        <w:rPr>
+          <w:lang w:val="nl"/>
+        </w:rPr>
+        <w:t xml:space="preserve"> </w:t>
+      </w:r>
+      <w:r>
+        <w:rPr>
+          <w:lang w:val="nl"/>
+        </w:rPr>
+        <w:t xml:space="preserve">aan). Dan schrijft het systeem geen enkele gebeurtenis meer weg en verdwijnt ook het meetadres uit</w:t>
+      </w:r>
+      <w:r>
+        <w:rPr>
+          <w:lang w:val="nl"/>
+        </w:rPr>
+        <w:t xml:space="preserve"> </w:t>
+      </w:r>
+      <w:r>
+        <w:rPr>
+          <w:lang w:val="nl"/>
+        </w:rPr>
+        <w:t xml:space="preserve">de pagina. Wat al geteld is, blijft staan volgens de termijnen hierboven.</w:t>
       </w:r>
     </w:p>
     <w:p>

--- a/docs/handleiding/word/landingspaginas.docx
+++ b/docs/handleiding/word/landingspaginas.docx
@@ -1443,6 +1443,113 @@
           </w:p>
         </w:tc>
       </w:tr>
+      <w:tr>
+        <w:tc>
+          <w:tcPr/>
+          <w:p>
+            <w:pPr>
+              <w:pStyle w:val="Compact"/>
+            </w:pPr>
+            <w:r>
+              <w:rPr>
+                <w:rStyle w:val="VerbatimChar"/>
+                <w:lang w:val="nl"/>
+              </w:rPr>
+              <w:t xml:space="preserve">[[pagina_url]]</w:t>
+            </w:r>
+          </w:p>
+        </w:tc>
+        <w:tc>
+          <w:tcPr/>
+          <w:p>
+            <w:pPr>
+              <w:pStyle w:val="Compact"/>
+            </w:pPr>
+            <w:r>
+              <w:rPr>
+                <w:lang w:val="nl"/>
+              </w:rPr>
+              <w:t xml:space="preserve">Het volledige adres van deze pagina, bijvoorbeeld</w:t>
+            </w:r>
+            <w:r>
+              <w:rPr>
+                <w:lang w:val="nl"/>
+              </w:rPr>
+              <w:t xml:space="preserve"> </w:t>
+            </w:r>
+            <w:r>
+              <w:rPr>
+                <w:rStyle w:val="VerbatimChar"/>
+                <w:lang w:val="nl"/>
+              </w:rPr>
+              <w:t xml:space="preserve">https://sollicitatie.paal13.com/p/zomer-2027</w:t>
+            </w:r>
+            <w:r>
+              <w:rPr>
+                <w:lang w:val="nl"/>
+              </w:rPr>
+              <w:t xml:space="preserve">. Nodig voor</w:t>
+            </w:r>
+            <w:r>
+              <w:rPr>
+                <w:lang w:val="nl"/>
+              </w:rPr>
+              <w:t xml:space="preserve"> </w:t>
+            </w:r>
+            <w:r>
+              <w:rPr>
+                <w:rStyle w:val="VerbatimChar"/>
+                <w:lang w:val="nl"/>
+              </w:rPr>
+              <w:t xml:space="preserve">og:url</w:t>
+            </w:r>
+            <w:r>
+              <w:rPr>
+                <w:lang w:val="nl"/>
+              </w:rPr>
+              <w:t xml:space="preserve">,</w:t>
+            </w:r>
+            <w:r>
+              <w:rPr>
+                <w:lang w:val="nl"/>
+              </w:rPr>
+              <w:t xml:space="preserve"> </w:t>
+            </w:r>
+            <w:r>
+              <w:rPr>
+                <w:rStyle w:val="VerbatimChar"/>
+                <w:lang w:val="nl"/>
+              </w:rPr>
+              <w:t xml:space="preserve">og:image</w:t>
+            </w:r>
+            <w:r>
+              <w:rPr>
+                <w:lang w:val="nl"/>
+              </w:rPr>
+              <w:t xml:space="preserve"> </w:t>
+            </w:r>
+            <w:r>
+              <w:rPr>
+                <w:lang w:val="nl"/>
+              </w:rPr>
+              <w:t xml:space="preserve">(</w:t>
+            </w:r>
+            <w:r>
+              <w:rPr>
+                <w:rStyle w:val="VerbatimChar"/>
+                <w:lang w:val="nl"/>
+              </w:rPr>
+              <w:t xml:space="preserve">[[pagina_url]]/deel-foto.jpg</w:t>
+            </w:r>
+            <w:r>
+              <w:rPr>
+                <w:lang w:val="nl"/>
+              </w:rPr>
+              <w:t xml:space="preserve">) en structured data: daar werkt een los bestandsnaam niet</w:t>
+            </w:r>
+          </w:p>
+        </w:tc>
+      </w:tr>
     </w:tbl>
     <w:p>
       <w:pPr>
@@ -3831,112 +3938,7 @@
         <w:rPr>
           <w:lang w:val="nl"/>
         </w:rPr>
-        <w:t xml:space="preserve">aan.</w:t>
-      </w:r>
-    </w:p>
-    <w:p>
-      <w:pPr>
-        <w:pStyle w:val="BodyText"/>
-      </w:pPr>
-      <w:r>
-        <w:rPr>
-          <w:lang w:val="nl"/>
-        </w:rPr>
-        <w:t xml:space="preserve">In het overzicht staat</w:t>
-      </w:r>
-      <w:r>
-        <w:rPr>
-          <w:lang w:val="nl"/>
-        </w:rPr>
-        <w:t xml:space="preserve"> </w:t>
-      </w:r>
-      <w:r>
-        <w:rPr>
-          <w:b/>
-          <w:bCs/>
-          <w:lang w:val="nl"/>
-        </w:rPr>
-        <w:t xml:space="preserve">Geen ontwerp</w:t>
-      </w:r>
-      <w:r>
-        <w:rPr>
-          <w:lang w:val="nl"/>
-        </w:rPr>
-        <w:t xml:space="preserve"> </w:t>
-      </w:r>
-      <w:r>
-        <w:rPr>
-          <w:lang w:val="nl"/>
-        </w:rPr>
-        <w:t xml:space="preserve">bij een pagina waarop nog geen versie live staat.</w:t>
-      </w:r>
-    </w:p>
-    <w:p>
-      <w:r>
-        <w:pict>
-          <v:rect style="width:0;height:1.5pt" o:hralign="center" o:hrstd="t" o:hr="t"/>
-        </w:pict>
-      </w:r>
-    </w:p>
-    <w:bookmarkEnd w:id="17"/>
-    <w:bookmarkStart w:id="18" w:name="cijfers-waar-haken-mensen-af"/>
-    <w:p>
-      <w:pPr>
-        <w:pStyle w:val="Heading1"/>
-      </w:pPr>
-      <w:r>
-        <w:rPr>
-          <w:lang w:val="nl"/>
-        </w:rPr>
-        <w:t xml:space="preserve">Cijfers: waar haken mensen af?</w:t>
-      </w:r>
-    </w:p>
-    <w:p>
-      <w:pPr>
-        <w:pStyle w:val="BlockText"/>
-      </w:pPr>
-      <w:r>
-        <w:rPr>
-          <w:b/>
-          <w:bCs/>
-          <w:lang w:val="nl"/>
-        </w:rPr>
-        <w:t xml:space="preserve">In het kort:</w:t>
-      </w:r>
-      <w:r>
-        <w:rPr>
-          <w:lang w:val="nl"/>
-        </w:rPr>
-        <w:t xml:space="preserve"> </w:t>
-      </w:r>
-      <w:r>
-        <w:rPr>
-          <w:lang w:val="nl"/>
-        </w:rPr>
-        <w:t xml:space="preserve">per pagina zie je bezoekers, bezoeken, aanmeldingen en omzetting, en een</w:t>
-      </w:r>
-      <w:r>
-        <w:rPr>
-          <w:lang w:val="nl"/>
-        </w:rPr>
-        <w:t xml:space="preserve"> </w:t>
-      </w:r>
-      <w:r>
-        <w:rPr>
-          <w:lang w:val="nl"/>
-        </w:rPr>
-        <w:t xml:space="preserve">trechter die laat zien bij welke stap van het formulier mensen stoppen.</w:t>
-      </w:r>
-    </w:p>
-    <w:p>
-      <w:pPr>
-        <w:pStyle w:val="FirstParagraph"/>
-      </w:pPr>
-      <w:r>
-        <w:rPr>
-          <w:lang w:val="nl"/>
-        </w:rPr>
-        <w:t xml:space="preserve">Bovenaan een pagina, en per pagina in het overzicht, staan vier cijfers:</w:t>
+        <w:t xml:space="preserve">aan. Dan gebeurt er automatisch nog meer:</w:t>
       </w:r>
     </w:p>
     <w:p>
@@ -3949,61 +3951,79 @@
       </w:pPr>
       <w:r>
         <w:rPr>
-          <w:b/>
-          <w:bCs/>
-          <w:lang w:val="nl"/>
-        </w:rPr>
-        <w:t xml:space="preserve">Unieke bezoekers</w:t>
-      </w:r>
-      <w:r>
-        <w:rPr>
-          <w:lang w:val="nl"/>
-        </w:rPr>
-        <w:t xml:space="preserve"> </w:t>
-      </w:r>
-      <w:r>
-        <w:rPr>
-          <w:lang w:val="nl"/>
-        </w:rPr>
-        <w:t xml:space="preserve">en</w:t>
-      </w:r>
-      <w:r>
-        <w:rPr>
-          <w:lang w:val="nl"/>
-        </w:rPr>
-        <w:t xml:space="preserve"> </w:t>
-      </w:r>
-      <w:r>
-        <w:rPr>
-          <w:b/>
-          <w:bCs/>
-          <w:lang w:val="nl"/>
-        </w:rPr>
-        <w:t xml:space="preserve">Bezoeken</w:t>
-      </w:r>
-      <w:r>
-        <w:rPr>
-          <w:lang w:val="nl"/>
-        </w:rPr>
-        <w:t xml:space="preserve"> </w:t>
-      </w:r>
-      <w:r>
-        <w:rPr>
-          <w:lang w:val="nl"/>
-        </w:rPr>
-        <w:t xml:space="preserve">(dezelfde bezoeker telt hooguit eens per 30 minuten als</w:t>
-      </w:r>
-      <w:r>
-        <w:rPr>
-          <w:lang w:val="nl"/>
-        </w:rPr>
-        <w:t xml:space="preserve"> </w:t>
-      </w:r>
-      <w:r>
-        <w:rPr>
-          <w:lang w:val="nl"/>
-        </w:rPr>
-        <w:t xml:space="preserve">bezoek);</w:t>
+          <w:lang w:val="nl"/>
+        </w:rPr>
+        <w:t xml:space="preserve">de pagina krijgt een</w:t>
+      </w:r>
+      <w:r>
+        <w:rPr>
+          <w:lang w:val="nl"/>
+        </w:rPr>
+        <w:t xml:space="preserve"> </w:t>
+      </w:r>
+      <w:r>
+        <w:rPr>
+          <w:b/>
+          <w:bCs/>
+          <w:lang w:val="nl"/>
+        </w:rPr>
+        <w:t xml:space="preserve">canonical</w:t>
+      </w:r>
+      <w:r>
+        <w:rPr>
+          <w:lang w:val="nl"/>
+        </w:rPr>
+        <w:t xml:space="preserve">-adres (</w:t>
+      </w:r>
+      <w:r>
+        <w:rPr>
+          <w:rStyle w:val="VerbatimChar"/>
+          <w:lang w:val="nl"/>
+        </w:rPr>
+        <w:t xml:space="preserve">/p/&lt;adres&gt;</w:t>
+      </w:r>
+      <w:r>
+        <w:rPr>
+          <w:lang w:val="nl"/>
+        </w:rPr>
+        <w:t xml:space="preserve">, zonder</w:t>
+      </w:r>
+      <w:r>
+        <w:rPr>
+          <w:lang w:val="nl"/>
+        </w:rPr>
+        <w:t xml:space="preserve"> </w:t>
+      </w:r>
+      <w:r>
+        <w:rPr>
+          <w:rStyle w:val="VerbatimChar"/>
+          <w:lang w:val="nl"/>
+        </w:rPr>
+        <w:t xml:space="preserve">?bron=</w:t>
+      </w:r>
+      <w:r>
+        <w:rPr>
+          <w:lang w:val="nl"/>
+        </w:rPr>
+        <w:t xml:space="preserve"> </w:t>
+      </w:r>
+      <w:r>
+        <w:rPr>
+          <w:lang w:val="nl"/>
+        </w:rPr>
+        <w:t xml:space="preserve">of andere toevoegingen),</w:t>
+      </w:r>
+      <w:r>
+        <w:rPr>
+          <w:lang w:val="nl"/>
+        </w:rPr>
+        <w:t xml:space="preserve"> </w:t>
+      </w:r>
+      <w:r>
+        <w:rPr>
+          <w:lang w:val="nl"/>
+        </w:rPr>
+        <w:t xml:space="preserve">tenzij het ontwerp er zelf een heeft;</w:t>
       </w:r>
     </w:p>
     <w:p>
@@ -4016,40 +4036,67 @@
       </w:pPr>
       <w:r>
         <w:rPr>
-          <w:b/>
-          <w:bCs/>
-          <w:lang w:val="nl"/>
-        </w:rPr>
-        <w:t xml:space="preserve">Aanmeldingen</w:t>
-      </w:r>
-      <w:r>
-        <w:rPr>
-          <w:lang w:val="nl"/>
-        </w:rPr>
-        <w:t xml:space="preserve">: verstuurde formulieren;</w:t>
-      </w:r>
-    </w:p>
-    <w:p>
-      <w:pPr>
-        <w:pStyle w:val="Compact"/>
-        <w:numPr>
-          <w:ilvl w:val="0"/>
-          <w:numId w:val="1005"/>
-        </w:numPr>
-      </w:pPr>
-      <w:r>
-        <w:rPr>
-          <w:b/>
-          <w:bCs/>
-          <w:lang w:val="nl"/>
-        </w:rPr>
-        <w:t xml:space="preserve">Omzetting</w:t>
-      </w:r>
-      <w:r>
-        <w:rPr>
-          <w:lang w:val="nl"/>
-        </w:rPr>
-        <w:t xml:space="preserve">: aanmeldingen gedeeld door unieke bezoekers.</w:t>
+          <w:lang w:val="nl"/>
+        </w:rPr>
+        <w:t xml:space="preserve">de pagina komt in</w:t>
+      </w:r>
+      <w:r>
+        <w:rPr>
+          <w:lang w:val="nl"/>
+        </w:rPr>
+        <w:t xml:space="preserve"> </w:t>
+      </w:r>
+      <w:r>
+        <w:rPr>
+          <w:rStyle w:val="VerbatimChar"/>
+          <w:b/>
+          <w:bCs/>
+          <w:lang w:val="nl"/>
+        </w:rPr>
+        <w:t xml:space="preserve">/sitemap.xml</w:t>
+      </w:r>
+      <w:r>
+        <w:rPr>
+          <w:lang w:val="nl"/>
+        </w:rPr>
+        <w:t xml:space="preserve">, waar Google hem vindt, en</w:t>
+      </w:r>
+      <w:r>
+        <w:rPr>
+          <w:lang w:val="nl"/>
+        </w:rPr>
+        <w:t xml:space="preserve"> </w:t>
+      </w:r>
+      <w:r>
+        <w:rPr>
+          <w:rStyle w:val="VerbatimChar"/>
+          <w:lang w:val="nl"/>
+        </w:rPr>
+        <w:t xml:space="preserve">/robots.txt</w:t>
+      </w:r>
+      <w:r>
+        <w:rPr>
+          <w:lang w:val="nl"/>
+        </w:rPr>
+        <w:t xml:space="preserve"> </w:t>
+      </w:r>
+      <w:r>
+        <w:rPr>
+          <w:lang w:val="nl"/>
+        </w:rPr>
+        <w:t xml:space="preserve">verwijst daarnaar.</w:t>
+      </w:r>
+      <w:r>
+        <w:rPr>
+          <w:lang w:val="nl"/>
+        </w:rPr>
+        <w:t xml:space="preserve"> </w:t>
+      </w:r>
+      <w:r>
+        <w:rPr>
+          <w:lang w:val="nl"/>
+        </w:rPr>
+        <w:t xml:space="preserve">Meld de sitemap één keer aan in Google Search Console.</w:t>
       </w:r>
     </w:p>
     <w:p>
@@ -4060,27 +4107,124 @@
         <w:rPr>
           <w:lang w:val="nl"/>
         </w:rPr>
-        <w:t xml:space="preserve">Daaronder staat</w:t>
-      </w:r>
-      <w:r>
-        <w:rPr>
-          <w:lang w:val="nl"/>
-        </w:rPr>
-        <w:t xml:space="preserve"> </w:t>
-      </w:r>
-      <w:r>
-        <w:rPr>
-          <w:b/>
-          <w:bCs/>
-          <w:lang w:val="nl"/>
-        </w:rPr>
-        <w:t xml:space="preserve">Waar haken mensen af?</w:t>
-      </w:r>
-      <w:r>
-        <w:rPr>
-          <w:lang w:val="nl"/>
-        </w:rPr>
-        <w:t xml:space="preserve">. Die trechter heeft deze treden:</w:t>
+        <w:t xml:space="preserve">Op de testomgeving is een pagina nooit vindbaar, ook niet met het vinkje aan: anders concurreert</w:t>
+      </w:r>
+      <w:r>
+        <w:rPr>
+          <w:lang w:val="nl"/>
+        </w:rPr>
+        <w:t xml:space="preserve"> </w:t>
+      </w:r>
+      <w:r>
+        <w:rPr>
+          <w:lang w:val="nl"/>
+        </w:rPr>
+        <w:t xml:space="preserve">test met de echte site in de zoekresultaten.</w:t>
+      </w:r>
+    </w:p>
+    <w:p>
+      <w:pPr>
+        <w:pStyle w:val="BodyText"/>
+      </w:pPr>
+      <w:r>
+        <w:rPr>
+          <w:lang w:val="nl"/>
+        </w:rPr>
+        <w:t xml:space="preserve">In het overzicht staat</w:t>
+      </w:r>
+      <w:r>
+        <w:rPr>
+          <w:lang w:val="nl"/>
+        </w:rPr>
+        <w:t xml:space="preserve"> </w:t>
+      </w:r>
+      <w:r>
+        <w:rPr>
+          <w:b/>
+          <w:bCs/>
+          <w:lang w:val="nl"/>
+        </w:rPr>
+        <w:t xml:space="preserve">Geen ontwerp</w:t>
+      </w:r>
+      <w:r>
+        <w:rPr>
+          <w:lang w:val="nl"/>
+        </w:rPr>
+        <w:t xml:space="preserve"> </w:t>
+      </w:r>
+      <w:r>
+        <w:rPr>
+          <w:lang w:val="nl"/>
+        </w:rPr>
+        <w:t xml:space="preserve">bij een pagina waarop nog geen versie live staat.</w:t>
+      </w:r>
+    </w:p>
+    <w:p>
+      <w:r>
+        <w:pict>
+          <v:rect style="width:0;height:1.5pt" o:hralign="center" o:hrstd="t" o:hr="t"/>
+        </w:pict>
+      </w:r>
+    </w:p>
+    <w:bookmarkEnd w:id="17"/>
+    <w:bookmarkStart w:id="18" w:name="cijfers-waar-haken-mensen-af"/>
+    <w:p>
+      <w:pPr>
+        <w:pStyle w:val="Heading1"/>
+      </w:pPr>
+      <w:r>
+        <w:rPr>
+          <w:lang w:val="nl"/>
+        </w:rPr>
+        <w:t xml:space="preserve">Cijfers: waar haken mensen af?</w:t>
+      </w:r>
+    </w:p>
+    <w:p>
+      <w:pPr>
+        <w:pStyle w:val="BlockText"/>
+      </w:pPr>
+      <w:r>
+        <w:rPr>
+          <w:b/>
+          <w:bCs/>
+          <w:lang w:val="nl"/>
+        </w:rPr>
+        <w:t xml:space="preserve">In het kort:</w:t>
+      </w:r>
+      <w:r>
+        <w:rPr>
+          <w:lang w:val="nl"/>
+        </w:rPr>
+        <w:t xml:space="preserve"> </w:t>
+      </w:r>
+      <w:r>
+        <w:rPr>
+          <w:lang w:val="nl"/>
+        </w:rPr>
+        <w:t xml:space="preserve">per pagina zie je bezoekers, bezoeken, aanmeldingen en omzetting, en een</w:t>
+      </w:r>
+      <w:r>
+        <w:rPr>
+          <w:lang w:val="nl"/>
+        </w:rPr>
+        <w:t xml:space="preserve"> </w:t>
+      </w:r>
+      <w:r>
+        <w:rPr>
+          <w:lang w:val="nl"/>
+        </w:rPr>
+        <w:t xml:space="preserve">trechter die laat zien bij welke stap van het formulier mensen stoppen.</w:t>
+      </w:r>
+    </w:p>
+    <w:p>
+      <w:pPr>
+        <w:pStyle w:val="FirstParagraph"/>
+      </w:pPr>
+      <w:r>
+        <w:rPr>
+          <w:lang w:val="nl"/>
+        </w:rPr>
+        <w:t xml:space="preserve">Bovenaan een pagina, en per pagina in het overzicht, staan vier cijfers:</w:t>
       </w:r>
     </w:p>
     <w:p>
@@ -4093,9 +4237,61 @@
       </w:pPr>
       <w:r>
         <w:rPr>
-          <w:lang w:val="nl"/>
-        </w:rPr>
-        <w:t xml:space="preserve">Pagina bekeken</w:t>
+          <w:b/>
+          <w:bCs/>
+          <w:lang w:val="nl"/>
+        </w:rPr>
+        <w:t xml:space="preserve">Unieke bezoekers</w:t>
+      </w:r>
+      <w:r>
+        <w:rPr>
+          <w:lang w:val="nl"/>
+        </w:rPr>
+        <w:t xml:space="preserve"> </w:t>
+      </w:r>
+      <w:r>
+        <w:rPr>
+          <w:lang w:val="nl"/>
+        </w:rPr>
+        <w:t xml:space="preserve">en</w:t>
+      </w:r>
+      <w:r>
+        <w:rPr>
+          <w:lang w:val="nl"/>
+        </w:rPr>
+        <w:t xml:space="preserve"> </w:t>
+      </w:r>
+      <w:r>
+        <w:rPr>
+          <w:b/>
+          <w:bCs/>
+          <w:lang w:val="nl"/>
+        </w:rPr>
+        <w:t xml:space="preserve">Bezoeken</w:t>
+      </w:r>
+      <w:r>
+        <w:rPr>
+          <w:lang w:val="nl"/>
+        </w:rPr>
+        <w:t xml:space="preserve"> </w:t>
+      </w:r>
+      <w:r>
+        <w:rPr>
+          <w:lang w:val="nl"/>
+        </w:rPr>
+        <w:t xml:space="preserve">(dezelfde bezoeker telt hooguit eens per 30 minuten als</w:t>
+      </w:r>
+      <w:r>
+        <w:rPr>
+          <w:lang w:val="nl"/>
+        </w:rPr>
+        <w:t xml:space="preserve"> </w:t>
+      </w:r>
+      <w:r>
+        <w:rPr>
+          <w:lang w:val="nl"/>
+        </w:rPr>
+        <w:t xml:space="preserve">bezoek);</w:t>
       </w:r>
     </w:p>
     <w:p>
@@ -4108,9 +4304,17 @@
       </w:pPr>
       <w:r>
         <w:rPr>
-          <w:lang w:val="nl"/>
-        </w:rPr>
-        <w:t xml:space="preserve">Stap 1 · Naam (begonnen met invullen)</w:t>
+          <w:b/>
+          <w:bCs/>
+          <w:lang w:val="nl"/>
+        </w:rPr>
+        <w:t xml:space="preserve">Aanmeldingen</w:t>
+      </w:r>
+      <w:r>
+        <w:rPr>
+          <w:lang w:val="nl"/>
+        </w:rPr>
+        <w:t xml:space="preserve">: verstuurde formulieren;</w:t>
       </w:r>
     </w:p>
     <w:p>
@@ -4123,39 +4327,17 @@
       </w:pPr>
       <w:r>
         <w:rPr>
-          <w:lang w:val="nl"/>
-        </w:rPr>
-        <w:t xml:space="preserve">Stap 2 · Jij</w:t>
-      </w:r>
-    </w:p>
-    <w:p>
-      <w:pPr>
-        <w:pStyle w:val="Compact"/>
-        <w:numPr>
-          <w:ilvl w:val="0"/>
-          <w:numId w:val="1006"/>
-        </w:numPr>
-      </w:pPr>
-      <w:r>
-        <w:rPr>
-          <w:lang w:val="nl"/>
-        </w:rPr>
-        <w:t xml:space="preserve">Stap 3 · Contact</w:t>
-      </w:r>
-    </w:p>
-    <w:p>
-      <w:pPr>
-        <w:pStyle w:val="Compact"/>
-        <w:numPr>
-          <w:ilvl w:val="0"/>
-          <w:numId w:val="1006"/>
-        </w:numPr>
-      </w:pPr>
-      <w:r>
-        <w:rPr>
-          <w:lang w:val="nl"/>
-        </w:rPr>
-        <w:t xml:space="preserve">Aanmelding verstuurd</w:t>
+          <w:b/>
+          <w:bCs/>
+          <w:lang w:val="nl"/>
+        </w:rPr>
+        <w:t xml:space="preserve">Omzetting</w:t>
+      </w:r>
+      <w:r>
+        <w:rPr>
+          <w:lang w:val="nl"/>
+        </w:rPr>
+        <w:t xml:space="preserve">: aanmeldingen gedeeld door unieke bezoekers.</w:t>
       </w:r>
     </w:p>
     <w:p>
@@ -4166,1153 +4348,27 @@
         <w:rPr>
           <w:lang w:val="nl"/>
         </w:rPr>
-        <w:t xml:space="preserve">Bij elke trede staat het aantal en het percentage van iedereen die aan het formulier begon. Waar</w:t>
-      </w:r>
-      <w:r>
-        <w:rPr>
-          <w:lang w:val="nl"/>
-        </w:rPr>
-        <w:t xml:space="preserve"> </w:t>
-      </w:r>
-      <w:r>
-        <w:rPr>
-          <w:lang w:val="nl"/>
-        </w:rPr>
-        <w:t xml:space="preserve">mensen afvallen, staat "… gingen hier niet verder".</w:t>
-      </w:r>
-    </w:p>
-    <w:p>
-      <w:pPr>
-        <w:pStyle w:val="BodyText"/>
-      </w:pPr>
-      <w:r>
-        <w:rPr>
-          <w:lang w:val="nl"/>
-        </w:rPr>
-        <w:t xml:space="preserve">Los daaronder staat</w:t>
-      </w:r>
-      <w:r>
-        <w:rPr>
-          <w:lang w:val="nl"/>
-        </w:rPr>
-        <w:t xml:space="preserve"> </w:t>
-      </w:r>
-      <w:r>
-        <w:rPr>
-          <w:b/>
-          <w:bCs/>
-          <w:lang w:val="nl"/>
-        </w:rPr>
-        <w:t xml:space="preserve">Halverwege weggegaan</w:t>
-      </w:r>
-      <w:r>
-        <w:rPr>
-          <w:lang w:val="nl"/>
-        </w:rPr>
-        <w:t xml:space="preserve">, per stap. Dat is geen telling maar een aanwijzing.</w:t>
-      </w:r>
-      <w:r>
-        <w:rPr>
-          <w:lang w:val="nl"/>
-        </w:rPr>
-        <w:t xml:space="preserve"> </w:t>
-      </w:r>
-      <w:r>
-        <w:rPr>
-          <w:lang w:val="nl"/>
-        </w:rPr>
-        <w:t xml:space="preserve">Het signaal komt van een tabblad dat naar de achtergrond gaat, en dat gebeurt ook als iemand even</w:t>
-      </w:r>
-      <w:r>
-        <w:rPr>
-          <w:lang w:val="nl"/>
-        </w:rPr>
-        <w:t xml:space="preserve"> </w:t>
-      </w:r>
-      <w:r>
-        <w:rPr>
-          <w:lang w:val="nl"/>
-        </w:rPr>
-        <w:t xml:space="preserve">iets opzoekt en daarna gewoon doorgaat. Gebruik het om te zien bij welke stap het vaakst gebeurt,</w:t>
-      </w:r>
-      <w:r>
-        <w:rPr>
-          <w:lang w:val="nl"/>
-        </w:rPr>
-        <w:t xml:space="preserve"> </w:t>
-      </w:r>
-      <w:r>
-        <w:rPr>
-          <w:lang w:val="nl"/>
-        </w:rPr>
-        <w:t xml:space="preserve">niet als aantal afhakers.</w:t>
-      </w:r>
-    </w:p>
-    <w:p>
-      <w:pPr>
-        <w:pStyle w:val="BodyText"/>
-      </w:pPr>
-      <w:r>
-        <w:rPr>
-          <w:lang w:val="nl"/>
-        </w:rPr>
-        <w:t xml:space="preserve">Is er nog niets gemeten, dan staat er dat de cijfers verschijnen zodra de pagina gepubliceerd is</w:t>
-      </w:r>
-      <w:r>
-        <w:rPr>
-          <w:lang w:val="nl"/>
-        </w:rPr>
-        <w:t xml:space="preserve"> </w:t>
-      </w:r>
-      <w:r>
-        <w:rPr>
-          <w:lang w:val="nl"/>
-        </w:rPr>
-        <w:t xml:space="preserve">en er bezoekers komen.</w:t>
-      </w:r>
-    </w:p>
-    <w:p>
-      <w:r>
-        <w:pict>
-          <v:rect style="width:0;height:1.5pt" o:hralign="center" o:hrstd="t" o:hr="t"/>
-        </w:pict>
-      </w:r>
-    </w:p>
-    <w:bookmarkEnd w:id="18"/>
-    <w:bookmarkStart w:id="19" w:name="herkomst-bijhouden"/>
-    <w:p>
-      <w:pPr>
-        <w:pStyle w:val="Heading1"/>
-      </w:pPr>
-      <w:r>
-        <w:rPr>
-          <w:lang w:val="nl"/>
-        </w:rPr>
-        <w:t xml:space="preserve">Herkomst bijhouden</w:t>
-      </w:r>
-    </w:p>
-    <w:p>
-      <w:pPr>
-        <w:pStyle w:val="BlockText"/>
-      </w:pPr>
-      <w:r>
-        <w:rPr>
-          <w:b/>
-          <w:bCs/>
-          <w:lang w:val="nl"/>
-        </w:rPr>
-        <w:t xml:space="preserve">In het kort:</w:t>
-      </w:r>
-      <w:r>
-        <w:rPr>
-          <w:lang w:val="nl"/>
-        </w:rPr>
-        <w:t xml:space="preserve"> </w:t>
-      </w:r>
-      <w:r>
-        <w:rPr>
-          <w:lang w:val="nl"/>
-        </w:rPr>
-        <w:t xml:space="preserve">elke pagina heeft een bron-code die meereist tot in het dossier van de</w:t>
-      </w:r>
-      <w:r>
-        <w:rPr>
-          <w:lang w:val="nl"/>
-        </w:rPr>
-        <w:t xml:space="preserve"> </w:t>
-      </w:r>
-      <w:r>
-        <w:rPr>
-          <w:lang w:val="nl"/>
-        </w:rPr>
-        <w:t xml:space="preserve">sollicitant. Onderaan het overzicht zie je per bron hoeveel aanmeldingen er kwamen en hoeveel</w:t>
-      </w:r>
-      <w:r>
-        <w:rPr>
-          <w:lang w:val="nl"/>
-        </w:rPr>
-        <w:t xml:space="preserve"> </w:t>
-      </w:r>
-      <w:r>
-        <w:rPr>
-          <w:lang w:val="nl"/>
-        </w:rPr>
-        <w:t xml:space="preserve">daarvan zijn aangenomen.</w:t>
-      </w:r>
-    </w:p>
-    <w:p>
-      <w:pPr>
-        <w:pStyle w:val="FirstParagraph"/>
-      </w:pPr>
-      <w:r>
-        <w:rPr>
-          <w:lang w:val="nl"/>
-        </w:rPr>
-        <w:t xml:space="preserve">Elke pagina heeft een</w:t>
-      </w:r>
-      <w:r>
-        <w:rPr>
-          <w:lang w:val="nl"/>
-        </w:rPr>
-        <w:t xml:space="preserve"> </w:t>
-      </w:r>
-      <w:r>
-        <w:rPr>
-          <w:b/>
-          <w:bCs/>
-          <w:lang w:val="nl"/>
-        </w:rPr>
-        <w:t xml:space="preserve">bron-code</w:t>
-      </w:r>
-      <w:r>
-        <w:rPr>
-          <w:lang w:val="nl"/>
-        </w:rPr>
-        <w:t xml:space="preserve">. Je stelt hem in bij "Gegevens"; laat je het veld leeg, dan</w:t>
-      </w:r>
-      <w:r>
-        <w:rPr>
-          <w:lang w:val="nl"/>
-        </w:rPr>
-        <w:t xml:space="preserve"> </w:t>
-      </w:r>
-      <w:r>
-        <w:rPr>
-          <w:lang w:val="nl"/>
-        </w:rPr>
-        <w:t xml:space="preserve">wordt het adres van de pagina gebruikt. De code reist mee tot in het dossier van de sollicitant,</w:t>
-      </w:r>
-      <w:r>
-        <w:rPr>
-          <w:lang w:val="nl"/>
-        </w:rPr>
-        <w:t xml:space="preserve"> </w:t>
-      </w:r>
-      <w:r>
-        <w:rPr>
-          <w:lang w:val="nl"/>
-        </w:rPr>
-        <w:t xml:space="preserve">dus je ziet later precies welke pagina welke aanmeldingen heeft opgeleverd, en hoeveel daarvan</w:t>
-      </w:r>
-      <w:r>
-        <w:rPr>
-          <w:lang w:val="nl"/>
-        </w:rPr>
-        <w:t xml:space="preserve"> </w:t>
-      </w:r>
-      <w:r>
-        <w:rPr>
-          <w:lang w:val="nl"/>
-        </w:rPr>
-        <w:t xml:space="preserve">uiteindelijk zijn aangenomen.</w:t>
-      </w:r>
-    </w:p>
-    <w:p>
-      <w:pPr>
-        <w:pStyle w:val="BodyText"/>
-      </w:pPr>
-      <w:r>
-        <w:rPr>
-          <w:lang w:val="nl"/>
-        </w:rPr>
-        <w:t xml:space="preserve">Dat overzicht staat onderaan het overzicht van wervingspagina's, onder</w:t>
-      </w:r>
-      <w:r>
-        <w:rPr>
-          <w:lang w:val="nl"/>
-        </w:rPr>
-        <w:t xml:space="preserve"> </w:t>
-      </w:r>
-      <w:r>
-        <w:rPr>
-          <w:b/>
-          <w:bCs/>
-          <w:lang w:val="nl"/>
-        </w:rPr>
-        <w:t xml:space="preserve">Waar komen aanmeldingen</w:t>
-      </w:r>
-      <w:r>
-        <w:rPr>
-          <w:b/>
-          <w:bCs/>
-          <w:lang w:val="nl"/>
-        </w:rPr>
-        <w:t xml:space="preserve"> </w:t>
-      </w:r>
-      <w:r>
-        <w:rPr>
-          <w:b/>
-          <w:bCs/>
-          <w:lang w:val="nl"/>
-        </w:rPr>
-        <w:t xml:space="preserve">vandaan?</w:t>
-      </w:r>
-      <w:r>
-        <w:rPr>
-          <w:lang w:val="nl"/>
-        </w:rPr>
-        <w:t xml:space="preserve">: per bron het aantal aanmeldingen, het aantal aangenomen en het aandeel.</w:t>
-      </w:r>
-    </w:p>
-    <w:p>
-      <w:pPr>
-        <w:pStyle w:val="BodyText"/>
-      </w:pPr>
-      <w:r>
-        <w:rPr>
-          <w:lang w:val="nl"/>
-        </w:rPr>
-        <w:t xml:space="preserve">Gebruik je het gewone aanmeldformulier voor meerdere advertenties, dan kun je de bron ook in het</w:t>
-      </w:r>
-      <w:r>
-        <w:rPr>
-          <w:lang w:val="nl"/>
-        </w:rPr>
-        <w:t xml:space="preserve"> </w:t>
-      </w:r>
-      <w:r>
-        <w:rPr>
-          <w:lang w:val="nl"/>
-        </w:rPr>
-        <w:t xml:space="preserve">adres meegeven:</w:t>
-      </w:r>
-      <w:r>
-        <w:rPr>
-          <w:lang w:val="nl"/>
-        </w:rPr>
-        <w:t xml:space="preserve"> </w:t>
-      </w:r>
-      <w:r>
-        <w:rPr>
-          <w:rStyle w:val="VerbatimChar"/>
-          <w:lang w:val="nl"/>
-        </w:rPr>
-        <w:t xml:space="preserve">https://sollicitatie.paal13.com/aanmelden.php?bron=instagram-mei</w:t>
-      </w:r>
-      <w:r>
-        <w:rPr>
-          <w:lang w:val="nl"/>
-        </w:rPr>
-        <w:t xml:space="preserve">.</w:t>
-      </w:r>
-    </w:p>
-    <w:p>
-      <w:pPr>
-        <w:pStyle w:val="BodyText"/>
-      </w:pPr>
-      <w:r>
-        <w:rPr>
-          <w:lang w:val="nl"/>
-        </w:rPr>
-        <w:t xml:space="preserve">Het veld</w:t>
-      </w:r>
-      <w:r>
-        <w:rPr>
-          <w:lang w:val="nl"/>
-        </w:rPr>
-        <w:t xml:space="preserve"> </w:t>
-      </w:r>
-      <w:r>
-        <w:rPr>
-          <w:b/>
-          <w:bCs/>
-          <w:lang w:val="nl"/>
-        </w:rPr>
-        <w:t xml:space="preserve">Doelgroep</w:t>
-      </w:r>
-      <w:r>
-        <w:rPr>
-          <w:lang w:val="nl"/>
-        </w:rPr>
-        <w:t xml:space="preserve"> </w:t>
-      </w:r>
-      <w:r>
-        <w:rPr>
-          <w:lang w:val="nl"/>
-        </w:rPr>
-        <w:t xml:space="preserve">bij "Gegevens" is alleen voor jezelf; het staat in het overzicht achter het</w:t>
-      </w:r>
-      <w:r>
-        <w:rPr>
-          <w:lang w:val="nl"/>
-        </w:rPr>
-        <w:t xml:space="preserve"> </w:t>
-      </w:r>
-      <w:r>
-        <w:rPr>
-          <w:lang w:val="nl"/>
-        </w:rPr>
-        <w:t xml:space="preserve">adres.</w:t>
-      </w:r>
-    </w:p>
-    <w:p>
-      <w:r>
-        <w:pict>
-          <v:rect style="width:0;height:1.5pt" o:hralign="center" o:hrstd="t" o:hr="t"/>
-        </w:pict>
-      </w:r>
-    </w:p>
-    <w:bookmarkEnd w:id="19"/>
-    <w:bookmarkStart w:id="20" w:name="wat-we-van-bezoekers-bijhouden"/>
-    <w:p>
-      <w:pPr>
-        <w:pStyle w:val="Heading1"/>
-      </w:pPr>
-      <w:r>
-        <w:rPr>
-          <w:lang w:val="nl"/>
-        </w:rPr>
-        <w:t xml:space="preserve">Wat we van bezoekers bijhouden</w:t>
-      </w:r>
-    </w:p>
-    <w:p>
-      <w:pPr>
-        <w:pStyle w:val="BlockText"/>
-      </w:pPr>
-      <w:r>
-        <w:rPr>
-          <w:b/>
-          <w:bCs/>
-          <w:lang w:val="nl"/>
-        </w:rPr>
-        <w:t xml:space="preserve">In het kort:</w:t>
-      </w:r>
-      <w:r>
-        <w:rPr>
-          <w:lang w:val="nl"/>
-        </w:rPr>
-        <w:t xml:space="preserve"> </w:t>
-      </w:r>
-      <w:r>
-        <w:rPr>
-          <w:lang w:val="nl"/>
-        </w:rPr>
-        <w:t xml:space="preserve">zo min mogelijk. Geen cookies, geen sessie, geen cookiemelding nodig. Alleen</w:t>
-      </w:r>
-      <w:r>
-        <w:rPr>
-          <w:lang w:val="nl"/>
-        </w:rPr>
-        <w:t xml:space="preserve"> </w:t>
-      </w:r>
-      <w:r>
-        <w:rPr>
-          <w:lang w:val="nl"/>
-        </w:rPr>
-        <w:t xml:space="preserve">tellingen, met een code die elke dag verandert.</w:t>
-      </w:r>
-    </w:p>
-    <w:p>
-      <w:pPr>
-        <w:pStyle w:val="FirstParagraph"/>
-      </w:pPr>
-      <w:r>
-        <w:rPr>
-          <w:lang w:val="nl"/>
-        </w:rPr>
-        <w:t xml:space="preserve">De pagina zet</w:t>
-      </w:r>
-      <w:r>
-        <w:rPr>
-          <w:lang w:val="nl"/>
-        </w:rPr>
-        <w:t xml:space="preserve"> </w:t>
-      </w:r>
-      <w:r>
-        <w:rPr>
-          <w:b/>
-          <w:bCs/>
-          <w:lang w:val="nl"/>
-        </w:rPr>
-        <w:t xml:space="preserve">geen cookies</w:t>
-      </w:r>
-      <w:r>
-        <w:rPr>
-          <w:lang w:val="nl"/>
-        </w:rPr>
-        <w:t xml:space="preserve"> </w:t>
-      </w:r>
-      <w:r>
-        <w:rPr>
-          <w:lang w:val="nl"/>
-        </w:rPr>
-        <w:t xml:space="preserve">en start geen sessie, dus er is geen cookiemelding nodig.</w:t>
-      </w:r>
-    </w:p>
-    <w:p>
-      <w:pPr>
-        <w:pStyle w:val="BodyText"/>
-      </w:pPr>
-      <w:r>
-        <w:rPr>
-          <w:lang w:val="nl"/>
-        </w:rPr>
-        <w:t xml:space="preserve">Om unieke bezoekers te kunnen tellen wordt een versleutelde code bewaard die elke dag</w:t>
-      </w:r>
-      <w:r>
-        <w:rPr>
-          <w:lang w:val="nl"/>
-        </w:rPr>
-        <w:t xml:space="preserve"> </w:t>
-      </w:r>
-      <w:r>
-        <w:rPr>
-          <w:lang w:val="nl"/>
-        </w:rPr>
-        <w:t xml:space="preserve">verandert en niet naar een persoon te herleiden is. Die code wordt na 30 dagen gewist; de</w:t>
-      </w:r>
-      <w:r>
-        <w:rPr>
-          <w:lang w:val="nl"/>
-        </w:rPr>
-        <w:t xml:space="preserve"> </w:t>
-      </w:r>
-      <w:r>
-        <w:rPr>
-          <w:lang w:val="nl"/>
-        </w:rPr>
-        <w:t xml:space="preserve">aantallen blijven. De cijfers zelf verdwijnen na 13 maanden. Beide termijnen staan bij</w:t>
-      </w:r>
-      <w:r>
-        <w:rPr>
-          <w:lang w:val="nl"/>
-        </w:rPr>
-        <w:t xml:space="preserve"> </w:t>
-      </w:r>
-      <w:r>
-        <w:rPr>
-          <w:b/>
-          <w:bCs/>
-          <w:lang w:val="nl"/>
-        </w:rPr>
-        <w:t xml:space="preserve">Instellingen › Bewaren &amp; opschonen</w:t>
-      </w:r>
-      <w:r>
-        <w:rPr>
-          <w:lang w:val="nl"/>
-        </w:rPr>
-        <w:t xml:space="preserve"> </w:t>
-      </w:r>
-      <w:r>
-        <w:rPr>
-          <w:lang w:val="nl"/>
-        </w:rPr>
-        <w:t xml:space="preserve">("Herkenning unieke bezoekers" en "Bezoekersstatistiek</w:t>
-      </w:r>
-      <w:r>
-        <w:rPr>
-          <w:lang w:val="nl"/>
-        </w:rPr>
-        <w:t xml:space="preserve"> </w:t>
-      </w:r>
-      <w:r>
-        <w:rPr>
-          <w:lang w:val="nl"/>
-        </w:rPr>
-        <w:t xml:space="preserve">wervingspagina's"). Het wissen gebeurt alleen als daar "Automatisch opschonen inschakelen" aan</w:t>
-      </w:r>
-      <w:r>
-        <w:rPr>
-          <w:lang w:val="nl"/>
-        </w:rPr>
-        <w:t xml:space="preserve"> </w:t>
-      </w:r>
-      <w:r>
-        <w:rPr>
-          <w:lang w:val="nl"/>
-        </w:rPr>
-        <w:t xml:space="preserve">staat.</w:t>
-      </w:r>
-    </w:p>
-    <w:p>
-      <w:pPr>
-        <w:pStyle w:val="BodyText"/>
-      </w:pPr>
-      <w:r>
-        <w:rPr>
-          <w:lang w:val="nl"/>
-        </w:rPr>
-        <w:t xml:space="preserve">Dezelfde bezoeker telt hooguit</w:t>
-      </w:r>
-      <w:r>
-        <w:rPr>
-          <w:lang w:val="nl"/>
-        </w:rPr>
-        <w:t xml:space="preserve"> </w:t>
-      </w:r>
-      <w:r>
-        <w:rPr>
-          <w:b/>
-          <w:bCs/>
-          <w:lang w:val="nl"/>
-        </w:rPr>
-        <w:t xml:space="preserve">eens per 30 minuten</w:t>
-      </w:r>
-      <w:r>
-        <w:rPr>
-          <w:lang w:val="nl"/>
-        </w:rPr>
-        <w:t xml:space="preserve"> </w:t>
-      </w:r>
-      <w:r>
-        <w:rPr>
-          <w:lang w:val="nl"/>
-        </w:rPr>
-        <w:t xml:space="preserve">als bezoek op dezelfde pagina.</w:t>
-      </w:r>
-      <w:r>
-        <w:rPr>
-          <w:lang w:val="nl"/>
-        </w:rPr>
-        <w:t xml:space="preserve"> </w:t>
-      </w:r>
-      <w:r>
-        <w:rPr>
-          <w:lang w:val="nl"/>
-        </w:rPr>
-        <w:t xml:space="preserve">Vernieuwen, de terug-knop en een tabblad dat door de browser in de slaapstand is gezet en</w:t>
-      </w:r>
-      <w:r>
-        <w:rPr>
-          <w:lang w:val="nl"/>
-        </w:rPr>
-        <w:t xml:space="preserve"> </w:t>
-      </w:r>
-      <w:r>
-        <w:rPr>
-          <w:lang w:val="nl"/>
-        </w:rPr>
-        <w:t xml:space="preserve">daarna opnieuw laadt, tellen dus niet opnieuw mee. Bekende zoekmachines en andere robots tellen</w:t>
-      </w:r>
-      <w:r>
-        <w:rPr>
-          <w:lang w:val="nl"/>
-        </w:rPr>
-        <w:t xml:space="preserve"> </w:t>
-      </w:r>
-      <w:r>
-        <w:rPr>
-          <w:lang w:val="nl"/>
-        </w:rPr>
-        <w:t xml:space="preserve">niet mee.</w:t>
-      </w:r>
-    </w:p>
-    <w:p>
-      <w:pPr>
-        <w:pStyle w:val="BodyText"/>
-      </w:pPr>
-      <w:r>
-        <w:rPr>
-          <w:lang w:val="nl"/>
-        </w:rPr>
-        <w:t xml:space="preserve">Naast het bezoek houden we bij hoever iemand in het formulier kwam: begonnen met invullen,</w:t>
-      </w:r>
-      <w:r>
-        <w:rPr>
-          <w:lang w:val="nl"/>
-        </w:rPr>
-        <w:t xml:space="preserve"> </w:t>
-      </w:r>
-      <w:r>
-        <w:rPr>
-          <w:lang w:val="nl"/>
-        </w:rPr>
-        <w:t xml:space="preserve">stap 2 bereikt, stap 3 bereikt, verstuurd. Daarvan staat alleen het stapnummer geregistreerd,</w:t>
-      </w:r>
-      <w:r>
-        <w:rPr>
-          <w:lang w:val="nl"/>
-        </w:rPr>
-        <w:t xml:space="preserve"> </w:t>
-      </w:r>
-      <w:r>
-        <w:rPr>
-          <w:lang w:val="nl"/>
-        </w:rPr>
-        <w:t xml:space="preserve">nooit iets wat iemand heeft ingetypt.</w:t>
-      </w:r>
-    </w:p>
-    <w:p>
-      <w:pPr>
-        <w:pStyle w:val="BodyText"/>
-      </w:pPr>
-      <w:r>
-        <w:rPr>
-          <w:lang w:val="nl"/>
-        </w:rPr>
-        <w:t xml:space="preserve">Wil je helemaal niets meten, zet dan onder</w:t>
-      </w:r>
-      <w:r>
-        <w:rPr>
-          <w:lang w:val="nl"/>
-        </w:rPr>
-        <w:t xml:space="preserve"> </w:t>
-      </w:r>
-      <w:r>
-        <w:rPr>
-          <w:b/>
-          <w:bCs/>
-          <w:lang w:val="nl"/>
-        </w:rPr>
-        <w:t xml:space="preserve">Instellingen › Bewaren &amp; opschonen</w:t>
-      </w:r>
-      <w:r>
-        <w:rPr>
-          <w:lang w:val="nl"/>
-        </w:rPr>
-        <w:t xml:space="preserve"> </w:t>
-      </w:r>
-      <w:r>
-        <w:rPr>
-          <w:lang w:val="nl"/>
-        </w:rPr>
-        <w:t xml:space="preserve">het vinkje</w:t>
-      </w:r>
-      <w:r>
-        <w:rPr>
-          <w:lang w:val="nl"/>
-        </w:rPr>
-        <w:t xml:space="preserve"> </w:t>
-      </w:r>
-      <w:r>
-        <w:rPr>
-          <w:b/>
-          <w:bCs/>
-          <w:lang w:val="nl"/>
-        </w:rPr>
-        <w:t xml:space="preserve">Bezoekersstatistiek op de wervingspagina's en het aanmeldformulier</w:t>
-      </w:r>
-      <w:r>
-        <w:rPr>
-          <w:lang w:val="nl"/>
-        </w:rPr>
-        <w:t xml:space="preserve"> </w:t>
-      </w:r>
-      <w:r>
-        <w:rPr>
-          <w:lang w:val="nl"/>
-        </w:rPr>
-        <w:t xml:space="preserve">uit (standaard staat het</w:t>
-      </w:r>
-      <w:r>
-        <w:rPr>
-          <w:lang w:val="nl"/>
-        </w:rPr>
-        <w:t xml:space="preserve"> </w:t>
-      </w:r>
-      <w:r>
-        <w:rPr>
-          <w:lang w:val="nl"/>
-        </w:rPr>
-        <w:t xml:space="preserve">aan). Dan schrijft het systeem geen enkele gebeurtenis meer weg en verdwijnt ook het meetadres uit</w:t>
-      </w:r>
-      <w:r>
-        <w:rPr>
-          <w:lang w:val="nl"/>
-        </w:rPr>
-        <w:t xml:space="preserve"> </w:t>
-      </w:r>
-      <w:r>
-        <w:rPr>
-          <w:lang w:val="nl"/>
-        </w:rPr>
-        <w:t xml:space="preserve">de pagina. Wat al geteld is, blijft staan volgens de termijnen hierboven.</w:t>
-      </w:r>
-    </w:p>
-    <w:p>
-      <w:pPr>
-        <w:pStyle w:val="BodyText"/>
-      </w:pPr>
-      <w:r>
-        <w:rPr>
-          <w:lang w:val="nl"/>
-        </w:rPr>
-        <w:t xml:space="preserve">Let op: zet je ontwerp zelf een cookie of een tracker, dan gelden de gewone regels wél en is</w:t>
-      </w:r>
-      <w:r>
-        <w:rPr>
-          <w:lang w:val="nl"/>
-        </w:rPr>
-        <w:t xml:space="preserve"> </w:t>
-      </w:r>
-      <w:r>
-        <w:rPr>
-          <w:lang w:val="nl"/>
-        </w:rPr>
-        <w:t xml:space="preserve">de brigade daarvoor verantwoordelijk. Het rapport waarschuwt daarvoor, en de browser</w:t>
-      </w:r>
-      <w:r>
-        <w:rPr>
-          <w:lang w:val="nl"/>
-        </w:rPr>
-        <w:t xml:space="preserve"> </w:t>
-      </w:r>
-      <w:r>
-        <w:rPr>
-          <w:lang w:val="nl"/>
-        </w:rPr>
-        <w:t xml:space="preserve">blokkeert het tot je het toestaat.</w:t>
-      </w:r>
-    </w:p>
-    <w:p>
-      <w:r>
-        <w:pict>
-          <v:rect style="width:0;height:1.5pt" o:hralign="center" o:hrstd="t" o:hr="t"/>
-        </w:pict>
-      </w:r>
-    </w:p>
-    <w:bookmarkEnd w:id="20"/>
-    <w:bookmarkStart w:id="21" w:name="het-adres-wijzigen"/>
-    <w:p>
-      <w:pPr>
-        <w:pStyle w:val="Heading1"/>
-      </w:pPr>
-      <w:r>
-        <w:rPr>
-          <w:lang w:val="nl"/>
-        </w:rPr>
-        <w:t xml:space="preserve">Het adres wijzigen</w:t>
-      </w:r>
-    </w:p>
-    <w:p>
-      <w:pPr>
-        <w:pStyle w:val="BlockText"/>
-      </w:pPr>
-      <w:r>
-        <w:rPr>
-          <w:b/>
-          <w:bCs/>
-          <w:lang w:val="nl"/>
-        </w:rPr>
-        <w:t xml:space="preserve">In het kort:</w:t>
-      </w:r>
-      <w:r>
-        <w:rPr>
-          <w:lang w:val="nl"/>
-        </w:rPr>
-        <w:t xml:space="preserve"> </w:t>
-      </w:r>
-      <w:r>
-        <w:rPr>
-          <w:lang w:val="nl"/>
-        </w:rPr>
-        <w:t xml:space="preserve">kan, maar bestaande links, QR-codes en advertenties werken daarna niet meer.</w:t>
-      </w:r>
-    </w:p>
-    <w:p>
-      <w:pPr>
-        <w:pStyle w:val="FirstParagraph"/>
-      </w:pPr>
-      <w:r>
-        <w:rPr>
-          <w:lang w:val="nl"/>
-        </w:rPr>
-        <w:t xml:space="preserve">Wijzig je bij "Gegevens" het adres van een pagina, dan verhuizen de afbeeldingen automatisch mee,</w:t>
-      </w:r>
-      <w:r>
-        <w:rPr>
-          <w:lang w:val="nl"/>
-        </w:rPr>
-        <w:t xml:space="preserve"> </w:t>
-      </w:r>
-      <w:r>
-        <w:rPr>
-          <w:lang w:val="nl"/>
-        </w:rPr>
-        <w:t xml:space="preserve">maar</w:t>
-      </w:r>
-      <w:r>
-        <w:rPr>
-          <w:lang w:val="nl"/>
-        </w:rPr>
-        <w:t xml:space="preserve"> </w:t>
-      </w:r>
-      <w:r>
-        <w:rPr>
-          <w:b/>
-          <w:bCs/>
-          <w:lang w:val="nl"/>
-        </w:rPr>
-        <w:t xml:space="preserve">bestaande links, QR-codes en advertenties werken dan niet meer</w:t>
-      </w:r>
-      <w:r>
-        <w:rPr>
-          <w:lang w:val="nl"/>
-        </w:rPr>
-        <w:t xml:space="preserve">. Kies het adres dus</w:t>
-      </w:r>
-      <w:r>
-        <w:rPr>
-          <w:lang w:val="nl"/>
-        </w:rPr>
-        <w:t xml:space="preserve"> </w:t>
-      </w:r>
-      <w:r>
-        <w:rPr>
-          <w:lang w:val="nl"/>
-        </w:rPr>
-        <w:t xml:space="preserve">meteen goed.</w:t>
-      </w:r>
-    </w:p>
-    <w:p>
-      <w:pPr>
-        <w:pStyle w:val="BodyText"/>
-      </w:pPr>
-      <w:r>
-        <w:rPr>
-          <w:lang w:val="nl"/>
-        </w:rPr>
-        <w:t xml:space="preserve">Oude adressen uit de eerste versie van deze module (</w:t>
-      </w:r>
-      <w:r>
-        <w:rPr>
-          <w:rStyle w:val="VerbatimChar"/>
-          <w:lang w:val="nl"/>
-        </w:rPr>
-        <w:t xml:space="preserve">/l/&lt;naam&gt;</w:t>
-      </w:r>
-      <w:r>
-        <w:rPr>
-          <w:lang w:val="nl"/>
-        </w:rPr>
-        <w:t xml:space="preserve">) sturen automatisch door naar</w:t>
-      </w:r>
-      <w:r>
-        <w:rPr>
-          <w:lang w:val="nl"/>
-        </w:rPr>
-        <w:t xml:space="preserve"> </w:t>
-      </w:r>
-      <w:r>
-        <w:rPr>
-          <w:rStyle w:val="VerbatimChar"/>
-          <w:lang w:val="nl"/>
-        </w:rPr>
-        <w:t xml:space="preserve">/p/&lt;naam&gt;</w:t>
-      </w:r>
-      <w:r>
-        <w:rPr>
-          <w:lang w:val="nl"/>
-        </w:rPr>
-        <w:t xml:space="preserve">.</w:t>
-      </w:r>
-    </w:p>
-    <w:p>
-      <w:r>
-        <w:pict>
-          <v:rect style="width:0;height:1.5pt" o:hralign="center" o:hrstd="t" o:hr="t"/>
-        </w:pict>
-      </w:r>
-    </w:p>
-    <w:bookmarkEnd w:id="21"/>
-    <w:bookmarkStart w:id="22" w:name="een-pagina-verwijderen"/>
-    <w:p>
-      <w:pPr>
-        <w:pStyle w:val="Heading1"/>
-      </w:pPr>
-      <w:r>
-        <w:rPr>
-          <w:lang w:val="nl"/>
-        </w:rPr>
-        <w:t xml:space="preserve">Een pagina verwijderen</w:t>
-      </w:r>
-    </w:p>
-    <w:p>
-      <w:pPr>
-        <w:pStyle w:val="BlockText"/>
-      </w:pPr>
-      <w:r>
-        <w:rPr>
-          <w:b/>
-          <w:bCs/>
-          <w:lang w:val="nl"/>
-        </w:rPr>
-        <w:t xml:space="preserve">In het kort:</w:t>
-      </w:r>
-      <w:r>
-        <w:rPr>
-          <w:lang w:val="nl"/>
-        </w:rPr>
-        <w:t xml:space="preserve"> </w:t>
-      </w:r>
-      <w:r>
-        <w:rPr>
-          <w:lang w:val="nl"/>
-        </w:rPr>
-        <w:t xml:space="preserve">onderaan een pagina staat "Pagina verwijderen". De pagina, alle versies en de</w:t>
-      </w:r>
-      <w:r>
-        <w:rPr>
-          <w:lang w:val="nl"/>
-        </w:rPr>
-        <w:t xml:space="preserve"> </w:t>
-      </w:r>
-      <w:r>
-        <w:rPr>
-          <w:lang w:val="nl"/>
-        </w:rPr>
-        <w:t xml:space="preserve">afbeeldingen verdwijnen; aanmeldingen en de anonieme cijfers blijven.</w:t>
-      </w:r>
-    </w:p>
-    <w:p>
-      <w:pPr>
-        <w:pStyle w:val="FirstParagraph"/>
-      </w:pPr>
-      <w:r>
-        <w:rPr>
-          <w:lang w:val="nl"/>
-        </w:rPr>
-        <w:t xml:space="preserve">Onderaan het scherm van een pagina staat het blok</w:t>
-      </w:r>
-      <w:r>
-        <w:rPr>
-          <w:lang w:val="nl"/>
-        </w:rPr>
-        <w:t xml:space="preserve"> </w:t>
-      </w:r>
-      <w:r>
-        <w:rPr>
-          <w:b/>
-          <w:bCs/>
-          <w:lang w:val="nl"/>
-        </w:rPr>
-        <w:t xml:space="preserve">Verwijderen</w:t>
-      </w:r>
-      <w:r>
-        <w:rPr>
-          <w:lang w:val="nl"/>
-        </w:rPr>
-        <w:t xml:space="preserve"> </w:t>
-      </w:r>
-      <w:r>
-        <w:rPr>
-          <w:lang w:val="nl"/>
-        </w:rPr>
-        <w:t xml:space="preserve">(alleen als je het recht hebt om</w:t>
-      </w:r>
-      <w:r>
-        <w:rPr>
-          <w:lang w:val="nl"/>
-        </w:rPr>
-        <w:t xml:space="preserve"> </w:t>
-      </w:r>
-      <w:r>
-        <w:rPr>
-          <w:lang w:val="nl"/>
-        </w:rPr>
-        <w:t xml:space="preserve">pagina's te verwijderen). Na een bevestiging verdwijnt de pagina van het web, samen met alle</w:t>
-      </w:r>
-      <w:r>
-        <w:rPr>
-          <w:lang w:val="nl"/>
-        </w:rPr>
-        <w:t xml:space="preserve"> </w:t>
-      </w:r>
-      <w:r>
-        <w:rPr>
-          <w:lang w:val="nl"/>
-        </w:rPr>
-        <w:t xml:space="preserve">versies en geüploade bestanden. Aanmeldingen die er ooit via binnenkwamen blijven staan, en de</w:t>
-      </w:r>
-      <w:r>
-        <w:rPr>
-          <w:lang w:val="nl"/>
-        </w:rPr>
-        <w:t xml:space="preserve"> </w:t>
-      </w:r>
-      <w:r>
-        <w:rPr>
-          <w:lang w:val="nl"/>
-        </w:rPr>
-        <w:t xml:space="preserve">statistiek blijft anoniem bewaard. Dit is niet terug te draaien.</w:t>
-      </w:r>
-    </w:p>
-    <w:p>
-      <w:pPr>
-        <w:pStyle w:val="BodyText"/>
-      </w:pPr>
-      <w:r>
-        <w:rPr>
-          <w:lang w:val="nl"/>
-        </w:rPr>
-        <w:t xml:space="preserve">Wil je een pagina alleen tijdelijk offline halen, zet de status dan terug op</w:t>
-      </w:r>
-      <w:r>
-        <w:rPr>
-          <w:lang w:val="nl"/>
-        </w:rPr>
-        <w:t xml:space="preserve"> </w:t>
-      </w:r>
-      <w:r>
-        <w:rPr>
-          <w:b/>
-          <w:bCs/>
-          <w:lang w:val="nl"/>
-        </w:rPr>
-        <w:t xml:space="preserve">Concept</w:t>
-      </w:r>
-      <w:r>
-        <w:rPr>
-          <w:lang w:val="nl"/>
-        </w:rPr>
-        <w:t xml:space="preserve">.</w:t>
-      </w:r>
-    </w:p>
-    <w:p>
-      <w:r>
-        <w:pict>
-          <v:rect style="width:0;height:1.5pt" o:hralign="center" o:hrstd="t" o:hr="t"/>
-        </w:pict>
-      </w:r>
-    </w:p>
-    <w:bookmarkEnd w:id="22"/>
-    <w:bookmarkStart w:id="23" w:name="als-de-pagina-niet-laadt"/>
-    <w:p>
-      <w:pPr>
-        <w:pStyle w:val="Heading1"/>
-      </w:pPr>
-      <w:r>
-        <w:rPr>
-          <w:lang w:val="nl"/>
-        </w:rPr>
-        <w:t xml:space="preserve">Als de pagina niet laadt</w:t>
-      </w:r>
-    </w:p>
-    <w:p>
-      <w:pPr>
-        <w:pStyle w:val="BlockText"/>
-      </w:pPr>
-      <w:r>
-        <w:rPr>
-          <w:b/>
-          <w:bCs/>
-          <w:lang w:val="nl"/>
-        </w:rPr>
-        <w:t xml:space="preserve">In het kort:</w:t>
-      </w:r>
-      <w:r>
-        <w:rPr>
-          <w:lang w:val="nl"/>
-        </w:rPr>
-        <w:t xml:space="preserve"> </w:t>
-      </w:r>
-      <w:r>
-        <w:rPr>
-          <w:lang w:val="nl"/>
-        </w:rPr>
-        <w:t xml:space="preserve">controleer de status, of er een bevestigde versie live staat, en of er externe</w:t>
-      </w:r>
-      <w:r>
-        <w:rPr>
-          <w:lang w:val="nl"/>
-        </w:rPr>
-        <w:t xml:space="preserve"> </w:t>
-      </w:r>
-      <w:r>
-        <w:rPr>
-          <w:lang w:val="nl"/>
-        </w:rPr>
-        <w:t xml:space="preserve">bronnen worden geblokkeerd.</w:t>
+        <w:t xml:space="preserve">Daaronder staat</w:t>
+      </w:r>
+      <w:r>
+        <w:rPr>
+          <w:lang w:val="nl"/>
+        </w:rPr>
+        <w:t xml:space="preserve"> </w:t>
+      </w:r>
+      <w:r>
+        <w:rPr>
+          <w:b/>
+          <w:bCs/>
+          <w:lang w:val="nl"/>
+        </w:rPr>
+        <w:t xml:space="preserve">Waar haken mensen af?</w:t>
+      </w:r>
+      <w:r>
+        <w:rPr>
+          <w:lang w:val="nl"/>
+        </w:rPr>
+        <w:t xml:space="preserve">. Die trechter heeft deze treden:</w:t>
       </w:r>
     </w:p>
     <w:p>
@@ -5325,110 +4381,9 @@
       </w:pPr>
       <w:r>
         <w:rPr>
-          <w:b/>
-          <w:bCs/>
-          <w:lang w:val="nl"/>
-        </w:rPr>
-        <w:t xml:space="preserve">404 terwijl de pagina bestaat</w:t>
-      </w:r>
-      <w:r>
-        <w:rPr>
-          <w:lang w:val="nl"/>
-        </w:rPr>
-        <w:t xml:space="preserve">: staat de status op Gepubliceerd? En staat er een</w:t>
-      </w:r>
-      <w:r>
-        <w:rPr>
-          <w:lang w:val="nl"/>
-        </w:rPr>
-        <w:t xml:space="preserve"> </w:t>
-      </w:r>
-      <w:r>
-        <w:rPr>
-          <w:lang w:val="nl"/>
-        </w:rPr>
-        <w:t xml:space="preserve">bevestigde versie live (niet "Geen ontwerp")? Werkt</w:t>
-      </w:r>
-      <w:r>
-        <w:rPr>
-          <w:lang w:val="nl"/>
-        </w:rPr>
-        <w:t xml:space="preserve"> </w:t>
-      </w:r>
-      <w:r>
-        <w:rPr>
-          <w:rStyle w:val="VerbatimChar"/>
-          <w:lang w:val="nl"/>
-        </w:rPr>
-        <w:t xml:space="preserve">/p/&lt;naam&gt;</w:t>
-      </w:r>
-      <w:r>
-        <w:rPr>
-          <w:lang w:val="nl"/>
-        </w:rPr>
-        <w:t xml:space="preserve"> </w:t>
-      </w:r>
-      <w:r>
-        <w:rPr>
-          <w:lang w:val="nl"/>
-        </w:rPr>
-        <w:t xml:space="preserve">niet maar</w:t>
-      </w:r>
-      <w:r>
-        <w:rPr>
-          <w:lang w:val="nl"/>
-        </w:rPr>
-        <w:t xml:space="preserve"> </w:t>
-      </w:r>
-      <w:r>
-        <w:rPr>
-          <w:rStyle w:val="VerbatimChar"/>
-          <w:lang w:val="nl"/>
-        </w:rPr>
-        <w:t xml:space="preserve">/p.php?s=&lt;naam&gt;</w:t>
-      </w:r>
-      <w:r>
-        <w:rPr>
-          <w:lang w:val="nl"/>
-        </w:rPr>
-        <w:t xml:space="preserve"> </w:t>
-      </w:r>
-      <w:r>
-        <w:rPr>
-          <w:lang w:val="nl"/>
-        </w:rPr>
-        <w:t xml:space="preserve">wel, dan ontbreekt de rewrite-regel in</w:t>
-      </w:r>
-      <w:r>
-        <w:rPr>
-          <w:lang w:val="nl"/>
-        </w:rPr>
-        <w:t xml:space="preserve"> </w:t>
-      </w:r>
-      <w:r>
-        <w:rPr>
-          <w:rStyle w:val="VerbatimChar"/>
-          <w:lang w:val="nl"/>
-        </w:rPr>
-        <w:t xml:space="preserve">.htaccess</w:t>
-      </w:r>
-      <w:r>
-        <w:rPr>
-          <w:lang w:val="nl"/>
-        </w:rPr>
-        <w:t xml:space="preserve">; het overzichtsscherm laat dan zien welke</w:t>
-      </w:r>
-      <w:r>
-        <w:rPr>
-          <w:lang w:val="nl"/>
-        </w:rPr>
-        <w:t xml:space="preserve"> </w:t>
-      </w:r>
-      <w:r>
-        <w:rPr>
-          <w:lang w:val="nl"/>
-        </w:rPr>
-        <w:t xml:space="preserve">regels erin moeten.</w:t>
+          <w:lang w:val="nl"/>
+        </w:rPr>
+        <w:t xml:space="preserve">Pagina bekeken</w:t>
       </w:r>
     </w:p>
     <w:p>
@@ -5441,41 +4396,9 @@
       </w:pPr>
       <w:r>
         <w:rPr>
-          <w:b/>
-          <w:bCs/>
-          <w:lang w:val="nl"/>
-        </w:rPr>
-        <w:t xml:space="preserve">De pagina ziet er kaal uit</w:t>
-      </w:r>
-      <w:r>
-        <w:rPr>
-          <w:lang w:val="nl"/>
-        </w:rPr>
-        <w:t xml:space="preserve">: waarschijnlijk wordt een externe bron geblokkeerd. Kijk</w:t>
-      </w:r>
-      <w:r>
-        <w:rPr>
-          <w:lang w:val="nl"/>
-        </w:rPr>
-        <w:t xml:space="preserve"> </w:t>
-      </w:r>
-      <w:r>
-        <w:rPr>
-          <w:lang w:val="nl"/>
-        </w:rPr>
-        <w:t xml:space="preserve">in het rapport van de versie welke hosts erin zitten en sta ze toe, of zet de opmaak in</w:t>
-      </w:r>
-      <w:r>
-        <w:rPr>
-          <w:lang w:val="nl"/>
-        </w:rPr>
-        <w:t xml:space="preserve"> </w:t>
-      </w:r>
-      <w:r>
-        <w:rPr>
-          <w:lang w:val="nl"/>
-        </w:rPr>
-        <w:t xml:space="preserve">het bestand zelf.</w:t>
+          <w:lang w:val="nl"/>
+        </w:rPr>
+        <w:t xml:space="preserve">Stap 1 · Naam (begonnen met invullen)</w:t>
       </w:r>
     </w:p>
     <w:p>
@@ -5488,66 +4411,9 @@
       </w:pPr>
       <w:r>
         <w:rPr>
-          <w:b/>
-          <w:bCs/>
-          <w:lang w:val="nl"/>
-        </w:rPr>
-        <w:t xml:space="preserve">Het formulier staat er niet</w:t>
-      </w:r>
-      <w:r>
-        <w:rPr>
-          <w:lang w:val="nl"/>
-        </w:rPr>
-        <w:t xml:space="preserve">:</w:t>
-      </w:r>
-      <w:r>
-        <w:rPr>
-          <w:lang w:val="nl"/>
-        </w:rPr>
-        <w:t xml:space="preserve"> </w:t>
-      </w:r>
-      <w:r>
-        <w:rPr>
-          <w:rStyle w:val="VerbatimChar"/>
-          <w:lang w:val="nl"/>
-        </w:rPr>
-        <w:t xml:space="preserve">[[formulier]]</w:t>
-      </w:r>
-      <w:r>
-        <w:rPr>
-          <w:lang w:val="nl"/>
-        </w:rPr>
-        <w:t xml:space="preserve"> </w:t>
-      </w:r>
-      <w:r>
-        <w:rPr>
-          <w:lang w:val="nl"/>
-        </w:rPr>
-        <w:t xml:space="preserve">ontbreekt in het ontwerp, of het seizoen</w:t>
-      </w:r>
-      <w:r>
-        <w:rPr>
-          <w:lang w:val="nl"/>
-        </w:rPr>
-        <w:t xml:space="preserve"> </w:t>
-      </w:r>
-      <w:r>
-        <w:rPr>
-          <w:lang w:val="nl"/>
-        </w:rPr>
-        <w:t xml:space="preserve">staat niet op "open". In dat laatste geval verschijnt er een melding dat de aanmelding</w:t>
-      </w:r>
-      <w:r>
-        <w:rPr>
-          <w:lang w:val="nl"/>
-        </w:rPr>
-        <w:t xml:space="preserve"> </w:t>
-      </w:r>
-      <w:r>
-        <w:rPr>
-          <w:lang w:val="nl"/>
-        </w:rPr>
-        <w:t xml:space="preserve">gesloten is.</w:t>
+          <w:lang w:val="nl"/>
+        </w:rPr>
+        <w:t xml:space="preserve">Stap 2 · Jij</w:t>
       </w:r>
     </w:p>
     <w:p>
@@ -5556,6 +4422,1428 @@
         <w:numPr>
           <w:ilvl w:val="0"/>
           <w:numId w:val="1007"/>
+        </w:numPr>
+      </w:pPr>
+      <w:r>
+        <w:rPr>
+          <w:lang w:val="nl"/>
+        </w:rPr>
+        <w:t xml:space="preserve">Stap 3 · Contact</w:t>
+      </w:r>
+    </w:p>
+    <w:p>
+      <w:pPr>
+        <w:pStyle w:val="Compact"/>
+        <w:numPr>
+          <w:ilvl w:val="0"/>
+          <w:numId w:val="1007"/>
+        </w:numPr>
+      </w:pPr>
+      <w:r>
+        <w:rPr>
+          <w:lang w:val="nl"/>
+        </w:rPr>
+        <w:t xml:space="preserve">Aanmelding verstuurd</w:t>
+      </w:r>
+    </w:p>
+    <w:p>
+      <w:pPr>
+        <w:pStyle w:val="FirstParagraph"/>
+      </w:pPr>
+      <w:r>
+        <w:rPr>
+          <w:lang w:val="nl"/>
+        </w:rPr>
+        <w:t xml:space="preserve">Bij elke trede staat het aantal en het percentage van iedereen die aan het formulier begon. Waar</w:t>
+      </w:r>
+      <w:r>
+        <w:rPr>
+          <w:lang w:val="nl"/>
+        </w:rPr>
+        <w:t xml:space="preserve"> </w:t>
+      </w:r>
+      <w:r>
+        <w:rPr>
+          <w:lang w:val="nl"/>
+        </w:rPr>
+        <w:t xml:space="preserve">mensen afvallen, staat "… gingen hier niet verder".</w:t>
+      </w:r>
+    </w:p>
+    <w:p>
+      <w:pPr>
+        <w:pStyle w:val="BodyText"/>
+      </w:pPr>
+      <w:r>
+        <w:rPr>
+          <w:lang w:val="nl"/>
+        </w:rPr>
+        <w:t xml:space="preserve">Los daaronder staat</w:t>
+      </w:r>
+      <w:r>
+        <w:rPr>
+          <w:lang w:val="nl"/>
+        </w:rPr>
+        <w:t xml:space="preserve"> </w:t>
+      </w:r>
+      <w:r>
+        <w:rPr>
+          <w:b/>
+          <w:bCs/>
+          <w:lang w:val="nl"/>
+        </w:rPr>
+        <w:t xml:space="preserve">Halverwege weggegaan</w:t>
+      </w:r>
+      <w:r>
+        <w:rPr>
+          <w:lang w:val="nl"/>
+        </w:rPr>
+        <w:t xml:space="preserve">, per stap. Dat is geen telling maar een aanwijzing.</w:t>
+      </w:r>
+      <w:r>
+        <w:rPr>
+          <w:lang w:val="nl"/>
+        </w:rPr>
+        <w:t xml:space="preserve"> </w:t>
+      </w:r>
+      <w:r>
+        <w:rPr>
+          <w:lang w:val="nl"/>
+        </w:rPr>
+        <w:t xml:space="preserve">Het signaal komt van een tabblad dat naar de achtergrond gaat, en dat gebeurt ook als iemand even</w:t>
+      </w:r>
+      <w:r>
+        <w:rPr>
+          <w:lang w:val="nl"/>
+        </w:rPr>
+        <w:t xml:space="preserve"> </w:t>
+      </w:r>
+      <w:r>
+        <w:rPr>
+          <w:lang w:val="nl"/>
+        </w:rPr>
+        <w:t xml:space="preserve">iets opzoekt en daarna gewoon doorgaat. Gebruik het om te zien bij welke stap het vaakst gebeurt,</w:t>
+      </w:r>
+      <w:r>
+        <w:rPr>
+          <w:lang w:val="nl"/>
+        </w:rPr>
+        <w:t xml:space="preserve"> </w:t>
+      </w:r>
+      <w:r>
+        <w:rPr>
+          <w:lang w:val="nl"/>
+        </w:rPr>
+        <w:t xml:space="preserve">niet als aantal afhakers.</w:t>
+      </w:r>
+    </w:p>
+    <w:p>
+      <w:pPr>
+        <w:pStyle w:val="BodyText"/>
+      </w:pPr>
+      <w:r>
+        <w:rPr>
+          <w:lang w:val="nl"/>
+        </w:rPr>
+        <w:t xml:space="preserve">Is er nog niets gemeten, dan staat er dat de cijfers verschijnen zodra de pagina gepubliceerd is</w:t>
+      </w:r>
+      <w:r>
+        <w:rPr>
+          <w:lang w:val="nl"/>
+        </w:rPr>
+        <w:t xml:space="preserve"> </w:t>
+      </w:r>
+      <w:r>
+        <w:rPr>
+          <w:lang w:val="nl"/>
+        </w:rPr>
+        <w:t xml:space="preserve">en er bezoekers komen.</w:t>
+      </w:r>
+    </w:p>
+    <w:p>
+      <w:r>
+        <w:pict>
+          <v:rect style="width:0;height:1.5pt" o:hralign="center" o:hrstd="t" o:hr="t"/>
+        </w:pict>
+      </w:r>
+    </w:p>
+    <w:bookmarkEnd w:id="18"/>
+    <w:bookmarkStart w:id="19" w:name="herkomst-bijhouden"/>
+    <w:p>
+      <w:pPr>
+        <w:pStyle w:val="Heading1"/>
+      </w:pPr>
+      <w:r>
+        <w:rPr>
+          <w:lang w:val="nl"/>
+        </w:rPr>
+        <w:t xml:space="preserve">Herkomst bijhouden</w:t>
+      </w:r>
+    </w:p>
+    <w:p>
+      <w:pPr>
+        <w:pStyle w:val="BlockText"/>
+      </w:pPr>
+      <w:r>
+        <w:rPr>
+          <w:b/>
+          <w:bCs/>
+          <w:lang w:val="nl"/>
+        </w:rPr>
+        <w:t xml:space="preserve">In het kort:</w:t>
+      </w:r>
+      <w:r>
+        <w:rPr>
+          <w:lang w:val="nl"/>
+        </w:rPr>
+        <w:t xml:space="preserve"> </w:t>
+      </w:r>
+      <w:r>
+        <w:rPr>
+          <w:lang w:val="nl"/>
+        </w:rPr>
+        <w:t xml:space="preserve">elke pagina heeft een bron-code die meereist tot in het dossier van de</w:t>
+      </w:r>
+      <w:r>
+        <w:rPr>
+          <w:lang w:val="nl"/>
+        </w:rPr>
+        <w:t xml:space="preserve"> </w:t>
+      </w:r>
+      <w:r>
+        <w:rPr>
+          <w:lang w:val="nl"/>
+        </w:rPr>
+        <w:t xml:space="preserve">sollicitant. Onderaan het overzicht zie je per bron hoeveel aanmeldingen er kwamen en hoeveel</w:t>
+      </w:r>
+      <w:r>
+        <w:rPr>
+          <w:lang w:val="nl"/>
+        </w:rPr>
+        <w:t xml:space="preserve"> </w:t>
+      </w:r>
+      <w:r>
+        <w:rPr>
+          <w:lang w:val="nl"/>
+        </w:rPr>
+        <w:t xml:space="preserve">daarvan zijn aangenomen.</w:t>
+      </w:r>
+    </w:p>
+    <w:p>
+      <w:pPr>
+        <w:pStyle w:val="FirstParagraph"/>
+      </w:pPr>
+      <w:r>
+        <w:rPr>
+          <w:lang w:val="nl"/>
+        </w:rPr>
+        <w:t xml:space="preserve">Elke pagina heeft een</w:t>
+      </w:r>
+      <w:r>
+        <w:rPr>
+          <w:lang w:val="nl"/>
+        </w:rPr>
+        <w:t xml:space="preserve"> </w:t>
+      </w:r>
+      <w:r>
+        <w:rPr>
+          <w:b/>
+          <w:bCs/>
+          <w:lang w:val="nl"/>
+        </w:rPr>
+        <w:t xml:space="preserve">bron-code</w:t>
+      </w:r>
+      <w:r>
+        <w:rPr>
+          <w:lang w:val="nl"/>
+        </w:rPr>
+        <w:t xml:space="preserve">. Je stelt hem in bij "Gegevens"; laat je het veld leeg, dan</w:t>
+      </w:r>
+      <w:r>
+        <w:rPr>
+          <w:lang w:val="nl"/>
+        </w:rPr>
+        <w:t xml:space="preserve"> </w:t>
+      </w:r>
+      <w:r>
+        <w:rPr>
+          <w:lang w:val="nl"/>
+        </w:rPr>
+        <w:t xml:space="preserve">wordt het adres van de pagina gebruikt. De code reist mee tot in het dossier van de sollicitant,</w:t>
+      </w:r>
+      <w:r>
+        <w:rPr>
+          <w:lang w:val="nl"/>
+        </w:rPr>
+        <w:t xml:space="preserve"> </w:t>
+      </w:r>
+      <w:r>
+        <w:rPr>
+          <w:lang w:val="nl"/>
+        </w:rPr>
+        <w:t xml:space="preserve">dus je ziet later precies welke pagina welke aanmeldingen heeft opgeleverd, en hoeveel daarvan</w:t>
+      </w:r>
+      <w:r>
+        <w:rPr>
+          <w:lang w:val="nl"/>
+        </w:rPr>
+        <w:t xml:space="preserve"> </w:t>
+      </w:r>
+      <w:r>
+        <w:rPr>
+          <w:lang w:val="nl"/>
+        </w:rPr>
+        <w:t xml:space="preserve">uiteindelijk zijn aangenomen.</w:t>
+      </w:r>
+    </w:p>
+    <w:p>
+      <w:pPr>
+        <w:pStyle w:val="BodyText"/>
+      </w:pPr>
+      <w:r>
+        <w:rPr>
+          <w:lang w:val="nl"/>
+        </w:rPr>
+        <w:t xml:space="preserve">Dat overzicht staat onderaan het overzicht van wervingspagina's, onder</w:t>
+      </w:r>
+      <w:r>
+        <w:rPr>
+          <w:lang w:val="nl"/>
+        </w:rPr>
+        <w:t xml:space="preserve"> </w:t>
+      </w:r>
+      <w:r>
+        <w:rPr>
+          <w:b/>
+          <w:bCs/>
+          <w:lang w:val="nl"/>
+        </w:rPr>
+        <w:t xml:space="preserve">Waar komen aanmeldingen</w:t>
+      </w:r>
+      <w:r>
+        <w:rPr>
+          <w:b/>
+          <w:bCs/>
+          <w:lang w:val="nl"/>
+        </w:rPr>
+        <w:t xml:space="preserve"> </w:t>
+      </w:r>
+      <w:r>
+        <w:rPr>
+          <w:b/>
+          <w:bCs/>
+          <w:lang w:val="nl"/>
+        </w:rPr>
+        <w:t xml:space="preserve">vandaan?</w:t>
+      </w:r>
+      <w:r>
+        <w:rPr>
+          <w:lang w:val="nl"/>
+        </w:rPr>
+        <w:t xml:space="preserve">: per bron het aantal aanmeldingen, het aantal aangenomen en het aandeel.</w:t>
+      </w:r>
+    </w:p>
+    <w:p>
+      <w:pPr>
+        <w:pStyle w:val="BodyText"/>
+      </w:pPr>
+      <w:r>
+        <w:rPr>
+          <w:lang w:val="nl"/>
+        </w:rPr>
+        <w:t xml:space="preserve">Gebruik je het gewone aanmeldformulier voor meerdere advertenties, dan kun je de bron ook in het</w:t>
+      </w:r>
+      <w:r>
+        <w:rPr>
+          <w:lang w:val="nl"/>
+        </w:rPr>
+        <w:t xml:space="preserve"> </w:t>
+      </w:r>
+      <w:r>
+        <w:rPr>
+          <w:lang w:val="nl"/>
+        </w:rPr>
+        <w:t xml:space="preserve">adres meegeven:</w:t>
+      </w:r>
+      <w:r>
+        <w:rPr>
+          <w:lang w:val="nl"/>
+        </w:rPr>
+        <w:t xml:space="preserve"> </w:t>
+      </w:r>
+      <w:r>
+        <w:rPr>
+          <w:rStyle w:val="VerbatimChar"/>
+          <w:lang w:val="nl"/>
+        </w:rPr>
+        <w:t xml:space="preserve">https://sollicitatie.paal13.com/aanmelden.php?bron=instagram-mei</w:t>
+      </w:r>
+      <w:r>
+        <w:rPr>
+          <w:lang w:val="nl"/>
+        </w:rPr>
+        <w:t xml:space="preserve">.</w:t>
+      </w:r>
+    </w:p>
+    <w:p>
+      <w:pPr>
+        <w:pStyle w:val="BodyText"/>
+      </w:pPr>
+      <w:r>
+        <w:rPr>
+          <w:lang w:val="nl"/>
+        </w:rPr>
+        <w:t xml:space="preserve">Het veld</w:t>
+      </w:r>
+      <w:r>
+        <w:rPr>
+          <w:lang w:val="nl"/>
+        </w:rPr>
+        <w:t xml:space="preserve"> </w:t>
+      </w:r>
+      <w:r>
+        <w:rPr>
+          <w:b/>
+          <w:bCs/>
+          <w:lang w:val="nl"/>
+        </w:rPr>
+        <w:t xml:space="preserve">Doelgroep</w:t>
+      </w:r>
+      <w:r>
+        <w:rPr>
+          <w:lang w:val="nl"/>
+        </w:rPr>
+        <w:t xml:space="preserve"> </w:t>
+      </w:r>
+      <w:r>
+        <w:rPr>
+          <w:lang w:val="nl"/>
+        </w:rPr>
+        <w:t xml:space="preserve">bij "Gegevens" is alleen voor jezelf; het staat in het overzicht achter het</w:t>
+      </w:r>
+      <w:r>
+        <w:rPr>
+          <w:lang w:val="nl"/>
+        </w:rPr>
+        <w:t xml:space="preserve"> </w:t>
+      </w:r>
+      <w:r>
+        <w:rPr>
+          <w:lang w:val="nl"/>
+        </w:rPr>
+        <w:t xml:space="preserve">adres.</w:t>
+      </w:r>
+    </w:p>
+    <w:p>
+      <w:r>
+        <w:pict>
+          <v:rect style="width:0;height:1.5pt" o:hralign="center" o:hrstd="t" o:hr="t"/>
+        </w:pict>
+      </w:r>
+    </w:p>
+    <w:bookmarkEnd w:id="19"/>
+    <w:bookmarkStart w:id="20" w:name="wat-we-van-bezoekers-bijhouden"/>
+    <w:p>
+      <w:pPr>
+        <w:pStyle w:val="Heading1"/>
+      </w:pPr>
+      <w:r>
+        <w:rPr>
+          <w:lang w:val="nl"/>
+        </w:rPr>
+        <w:t xml:space="preserve">Wat we van bezoekers bijhouden</w:t>
+      </w:r>
+    </w:p>
+    <w:p>
+      <w:pPr>
+        <w:pStyle w:val="BlockText"/>
+      </w:pPr>
+      <w:r>
+        <w:rPr>
+          <w:b/>
+          <w:bCs/>
+          <w:lang w:val="nl"/>
+        </w:rPr>
+        <w:t xml:space="preserve">In het kort:</w:t>
+      </w:r>
+      <w:r>
+        <w:rPr>
+          <w:lang w:val="nl"/>
+        </w:rPr>
+        <w:t xml:space="preserve"> </w:t>
+      </w:r>
+      <w:r>
+        <w:rPr>
+          <w:lang w:val="nl"/>
+        </w:rPr>
+        <w:t xml:space="preserve">zo min mogelijk. Geen cookies, geen sessie, geen cookiemelding nodig. Alleen</w:t>
+      </w:r>
+      <w:r>
+        <w:rPr>
+          <w:lang w:val="nl"/>
+        </w:rPr>
+        <w:t xml:space="preserve"> </w:t>
+      </w:r>
+      <w:r>
+        <w:rPr>
+          <w:lang w:val="nl"/>
+        </w:rPr>
+        <w:t xml:space="preserve">tellingen, met een code die elke dag verandert.</w:t>
+      </w:r>
+    </w:p>
+    <w:p>
+      <w:pPr>
+        <w:pStyle w:val="FirstParagraph"/>
+      </w:pPr>
+      <w:r>
+        <w:rPr>
+          <w:lang w:val="nl"/>
+        </w:rPr>
+        <w:t xml:space="preserve">De pagina zet</w:t>
+      </w:r>
+      <w:r>
+        <w:rPr>
+          <w:lang w:val="nl"/>
+        </w:rPr>
+        <w:t xml:space="preserve"> </w:t>
+      </w:r>
+      <w:r>
+        <w:rPr>
+          <w:b/>
+          <w:bCs/>
+          <w:lang w:val="nl"/>
+        </w:rPr>
+        <w:t xml:space="preserve">geen cookies</w:t>
+      </w:r>
+      <w:r>
+        <w:rPr>
+          <w:lang w:val="nl"/>
+        </w:rPr>
+        <w:t xml:space="preserve"> </w:t>
+      </w:r>
+      <w:r>
+        <w:rPr>
+          <w:lang w:val="nl"/>
+        </w:rPr>
+        <w:t xml:space="preserve">en start geen sessie, dus er is geen cookiemelding nodig.</w:t>
+      </w:r>
+    </w:p>
+    <w:p>
+      <w:pPr>
+        <w:pStyle w:val="BodyText"/>
+      </w:pPr>
+      <w:r>
+        <w:rPr>
+          <w:lang w:val="nl"/>
+        </w:rPr>
+        <w:t xml:space="preserve">Om unieke bezoekers te kunnen tellen wordt een versleutelde code bewaard die elke dag</w:t>
+      </w:r>
+      <w:r>
+        <w:rPr>
+          <w:lang w:val="nl"/>
+        </w:rPr>
+        <w:t xml:space="preserve"> </w:t>
+      </w:r>
+      <w:r>
+        <w:rPr>
+          <w:lang w:val="nl"/>
+        </w:rPr>
+        <w:t xml:space="preserve">verandert en niet naar een persoon te herleiden is. Die code wordt na 30 dagen gewist; de</w:t>
+      </w:r>
+      <w:r>
+        <w:rPr>
+          <w:lang w:val="nl"/>
+        </w:rPr>
+        <w:t xml:space="preserve"> </w:t>
+      </w:r>
+      <w:r>
+        <w:rPr>
+          <w:lang w:val="nl"/>
+        </w:rPr>
+        <w:t xml:space="preserve">aantallen blijven. De cijfers zelf verdwijnen na 13 maanden. Beide termijnen staan bij</w:t>
+      </w:r>
+      <w:r>
+        <w:rPr>
+          <w:lang w:val="nl"/>
+        </w:rPr>
+        <w:t xml:space="preserve"> </w:t>
+      </w:r>
+      <w:r>
+        <w:rPr>
+          <w:b/>
+          <w:bCs/>
+          <w:lang w:val="nl"/>
+        </w:rPr>
+        <w:t xml:space="preserve">Instellingen › Bewaren &amp; opschonen</w:t>
+      </w:r>
+      <w:r>
+        <w:rPr>
+          <w:lang w:val="nl"/>
+        </w:rPr>
+        <w:t xml:space="preserve"> </w:t>
+      </w:r>
+      <w:r>
+        <w:rPr>
+          <w:lang w:val="nl"/>
+        </w:rPr>
+        <w:t xml:space="preserve">("Herkenning unieke bezoekers" en "Bezoekersstatistiek</w:t>
+      </w:r>
+      <w:r>
+        <w:rPr>
+          <w:lang w:val="nl"/>
+        </w:rPr>
+        <w:t xml:space="preserve"> </w:t>
+      </w:r>
+      <w:r>
+        <w:rPr>
+          <w:lang w:val="nl"/>
+        </w:rPr>
+        <w:t xml:space="preserve">wervingspagina's"). Het wissen gebeurt alleen als daar "Automatisch opschonen inschakelen" aan</w:t>
+      </w:r>
+      <w:r>
+        <w:rPr>
+          <w:lang w:val="nl"/>
+        </w:rPr>
+        <w:t xml:space="preserve"> </w:t>
+      </w:r>
+      <w:r>
+        <w:rPr>
+          <w:lang w:val="nl"/>
+        </w:rPr>
+        <w:t xml:space="preserve">staat.</w:t>
+      </w:r>
+    </w:p>
+    <w:p>
+      <w:pPr>
+        <w:pStyle w:val="BodyText"/>
+      </w:pPr>
+      <w:r>
+        <w:rPr>
+          <w:lang w:val="nl"/>
+        </w:rPr>
+        <w:t xml:space="preserve">Dezelfde bezoeker telt hooguit</w:t>
+      </w:r>
+      <w:r>
+        <w:rPr>
+          <w:lang w:val="nl"/>
+        </w:rPr>
+        <w:t xml:space="preserve"> </w:t>
+      </w:r>
+      <w:r>
+        <w:rPr>
+          <w:b/>
+          <w:bCs/>
+          <w:lang w:val="nl"/>
+        </w:rPr>
+        <w:t xml:space="preserve">eens per 30 minuten</w:t>
+      </w:r>
+      <w:r>
+        <w:rPr>
+          <w:lang w:val="nl"/>
+        </w:rPr>
+        <w:t xml:space="preserve"> </w:t>
+      </w:r>
+      <w:r>
+        <w:rPr>
+          <w:lang w:val="nl"/>
+        </w:rPr>
+        <w:t xml:space="preserve">als bezoek op dezelfde pagina.</w:t>
+      </w:r>
+      <w:r>
+        <w:rPr>
+          <w:lang w:val="nl"/>
+        </w:rPr>
+        <w:t xml:space="preserve"> </w:t>
+      </w:r>
+      <w:r>
+        <w:rPr>
+          <w:lang w:val="nl"/>
+        </w:rPr>
+        <w:t xml:space="preserve">Vernieuwen, de terug-knop en een tabblad dat door de browser in de slaapstand is gezet en</w:t>
+      </w:r>
+      <w:r>
+        <w:rPr>
+          <w:lang w:val="nl"/>
+        </w:rPr>
+        <w:t xml:space="preserve"> </w:t>
+      </w:r>
+      <w:r>
+        <w:rPr>
+          <w:lang w:val="nl"/>
+        </w:rPr>
+        <w:t xml:space="preserve">daarna opnieuw laadt, tellen dus niet opnieuw mee. Bekende zoekmachines en andere robots tellen</w:t>
+      </w:r>
+      <w:r>
+        <w:rPr>
+          <w:lang w:val="nl"/>
+        </w:rPr>
+        <w:t xml:space="preserve"> </w:t>
+      </w:r>
+      <w:r>
+        <w:rPr>
+          <w:lang w:val="nl"/>
+        </w:rPr>
+        <w:t xml:space="preserve">niet mee.</w:t>
+      </w:r>
+    </w:p>
+    <w:p>
+      <w:pPr>
+        <w:pStyle w:val="BodyText"/>
+      </w:pPr>
+      <w:r>
+        <w:rPr>
+          <w:lang w:val="nl"/>
+        </w:rPr>
+        <w:t xml:space="preserve">Naast het bezoek houden we bij hoever iemand in het formulier kwam: begonnen met invullen,</w:t>
+      </w:r>
+      <w:r>
+        <w:rPr>
+          <w:lang w:val="nl"/>
+        </w:rPr>
+        <w:t xml:space="preserve"> </w:t>
+      </w:r>
+      <w:r>
+        <w:rPr>
+          <w:lang w:val="nl"/>
+        </w:rPr>
+        <w:t xml:space="preserve">stap 2 bereikt, stap 3 bereikt, verstuurd. Daarvan staat alleen het stapnummer geregistreerd,</w:t>
+      </w:r>
+      <w:r>
+        <w:rPr>
+          <w:lang w:val="nl"/>
+        </w:rPr>
+        <w:t xml:space="preserve"> </w:t>
+      </w:r>
+      <w:r>
+        <w:rPr>
+          <w:lang w:val="nl"/>
+        </w:rPr>
+        <w:t xml:space="preserve">nooit iets wat iemand heeft ingetypt.</w:t>
+      </w:r>
+    </w:p>
+    <w:p>
+      <w:pPr>
+        <w:pStyle w:val="BodyText"/>
+      </w:pPr>
+      <w:r>
+        <w:rPr>
+          <w:lang w:val="nl"/>
+        </w:rPr>
+        <w:t xml:space="preserve">Wil je helemaal niets meten, zet dan onder</w:t>
+      </w:r>
+      <w:r>
+        <w:rPr>
+          <w:lang w:val="nl"/>
+        </w:rPr>
+        <w:t xml:space="preserve"> </w:t>
+      </w:r>
+      <w:r>
+        <w:rPr>
+          <w:b/>
+          <w:bCs/>
+          <w:lang w:val="nl"/>
+        </w:rPr>
+        <w:t xml:space="preserve">Instellingen › Bewaren &amp; opschonen</w:t>
+      </w:r>
+      <w:r>
+        <w:rPr>
+          <w:lang w:val="nl"/>
+        </w:rPr>
+        <w:t xml:space="preserve"> </w:t>
+      </w:r>
+      <w:r>
+        <w:rPr>
+          <w:lang w:val="nl"/>
+        </w:rPr>
+        <w:t xml:space="preserve">het vinkje</w:t>
+      </w:r>
+      <w:r>
+        <w:rPr>
+          <w:lang w:val="nl"/>
+        </w:rPr>
+        <w:t xml:space="preserve"> </w:t>
+      </w:r>
+      <w:r>
+        <w:rPr>
+          <w:b/>
+          <w:bCs/>
+          <w:lang w:val="nl"/>
+        </w:rPr>
+        <w:t xml:space="preserve">Bezoekersstatistiek op de wervingspagina's en het aanmeldformulier</w:t>
+      </w:r>
+      <w:r>
+        <w:rPr>
+          <w:lang w:val="nl"/>
+        </w:rPr>
+        <w:t xml:space="preserve"> </w:t>
+      </w:r>
+      <w:r>
+        <w:rPr>
+          <w:lang w:val="nl"/>
+        </w:rPr>
+        <w:t xml:space="preserve">uit (standaard staat het</w:t>
+      </w:r>
+      <w:r>
+        <w:rPr>
+          <w:lang w:val="nl"/>
+        </w:rPr>
+        <w:t xml:space="preserve"> </w:t>
+      </w:r>
+      <w:r>
+        <w:rPr>
+          <w:lang w:val="nl"/>
+        </w:rPr>
+        <w:t xml:space="preserve">aan). Dan schrijft het systeem geen enkele gebeurtenis meer weg en verdwijnt ook het meetadres uit</w:t>
+      </w:r>
+      <w:r>
+        <w:rPr>
+          <w:lang w:val="nl"/>
+        </w:rPr>
+        <w:t xml:space="preserve"> </w:t>
+      </w:r>
+      <w:r>
+        <w:rPr>
+          <w:lang w:val="nl"/>
+        </w:rPr>
+        <w:t xml:space="preserve">de pagina. Wat al geteld is, blijft staan volgens de termijnen hierboven.</w:t>
+      </w:r>
+    </w:p>
+    <w:p>
+      <w:pPr>
+        <w:pStyle w:val="BodyText"/>
+      </w:pPr>
+      <w:r>
+        <w:rPr>
+          <w:lang w:val="nl"/>
+        </w:rPr>
+        <w:t xml:space="preserve">Let op: zet je ontwerp zelf een cookie of een tracker, dan gelden de gewone regels wél en is</w:t>
+      </w:r>
+      <w:r>
+        <w:rPr>
+          <w:lang w:val="nl"/>
+        </w:rPr>
+        <w:t xml:space="preserve"> </w:t>
+      </w:r>
+      <w:r>
+        <w:rPr>
+          <w:lang w:val="nl"/>
+        </w:rPr>
+        <w:t xml:space="preserve">de brigade daarvoor verantwoordelijk. Het rapport waarschuwt daarvoor, en de browser</w:t>
+      </w:r>
+      <w:r>
+        <w:rPr>
+          <w:lang w:val="nl"/>
+        </w:rPr>
+        <w:t xml:space="preserve"> </w:t>
+      </w:r>
+      <w:r>
+        <w:rPr>
+          <w:lang w:val="nl"/>
+        </w:rPr>
+        <w:t xml:space="preserve">blokkeert het tot je het toestaat.</w:t>
+      </w:r>
+    </w:p>
+    <w:p>
+      <w:r>
+        <w:pict>
+          <v:rect style="width:0;height:1.5pt" o:hralign="center" o:hrstd="t" o:hr="t"/>
+        </w:pict>
+      </w:r>
+    </w:p>
+    <w:bookmarkEnd w:id="20"/>
+    <w:bookmarkStart w:id="21" w:name="het-adres-wijzigen"/>
+    <w:p>
+      <w:pPr>
+        <w:pStyle w:val="Heading1"/>
+      </w:pPr>
+      <w:r>
+        <w:rPr>
+          <w:lang w:val="nl"/>
+        </w:rPr>
+        <w:t xml:space="preserve">Het adres wijzigen</w:t>
+      </w:r>
+    </w:p>
+    <w:p>
+      <w:pPr>
+        <w:pStyle w:val="BlockText"/>
+      </w:pPr>
+      <w:r>
+        <w:rPr>
+          <w:b/>
+          <w:bCs/>
+          <w:lang w:val="nl"/>
+        </w:rPr>
+        <w:t xml:space="preserve">In het kort:</w:t>
+      </w:r>
+      <w:r>
+        <w:rPr>
+          <w:lang w:val="nl"/>
+        </w:rPr>
+        <w:t xml:space="preserve"> </w:t>
+      </w:r>
+      <w:r>
+        <w:rPr>
+          <w:lang w:val="nl"/>
+        </w:rPr>
+        <w:t xml:space="preserve">kan, maar bestaande links, QR-codes en advertenties werken daarna niet meer.</w:t>
+      </w:r>
+    </w:p>
+    <w:p>
+      <w:pPr>
+        <w:pStyle w:val="FirstParagraph"/>
+      </w:pPr>
+      <w:r>
+        <w:rPr>
+          <w:lang w:val="nl"/>
+        </w:rPr>
+        <w:t xml:space="preserve">Wijzig je bij "Gegevens" het adres van een pagina, dan verhuizen de afbeeldingen automatisch mee,</w:t>
+      </w:r>
+      <w:r>
+        <w:rPr>
+          <w:lang w:val="nl"/>
+        </w:rPr>
+        <w:t xml:space="preserve"> </w:t>
+      </w:r>
+      <w:r>
+        <w:rPr>
+          <w:lang w:val="nl"/>
+        </w:rPr>
+        <w:t xml:space="preserve">maar</w:t>
+      </w:r>
+      <w:r>
+        <w:rPr>
+          <w:lang w:val="nl"/>
+        </w:rPr>
+        <w:t xml:space="preserve"> </w:t>
+      </w:r>
+      <w:r>
+        <w:rPr>
+          <w:b/>
+          <w:bCs/>
+          <w:lang w:val="nl"/>
+        </w:rPr>
+        <w:t xml:space="preserve">bestaande links, QR-codes en advertenties werken dan niet meer</w:t>
+      </w:r>
+      <w:r>
+        <w:rPr>
+          <w:lang w:val="nl"/>
+        </w:rPr>
+        <w:t xml:space="preserve">. Kies het adres dus</w:t>
+      </w:r>
+      <w:r>
+        <w:rPr>
+          <w:lang w:val="nl"/>
+        </w:rPr>
+        <w:t xml:space="preserve"> </w:t>
+      </w:r>
+      <w:r>
+        <w:rPr>
+          <w:lang w:val="nl"/>
+        </w:rPr>
+        <w:t xml:space="preserve">meteen goed.</w:t>
+      </w:r>
+    </w:p>
+    <w:p>
+      <w:pPr>
+        <w:pStyle w:val="BodyText"/>
+      </w:pPr>
+      <w:r>
+        <w:rPr>
+          <w:lang w:val="nl"/>
+        </w:rPr>
+        <w:t xml:space="preserve">Oude adressen uit de eerste versie van deze module (</w:t>
+      </w:r>
+      <w:r>
+        <w:rPr>
+          <w:rStyle w:val="VerbatimChar"/>
+          <w:lang w:val="nl"/>
+        </w:rPr>
+        <w:t xml:space="preserve">/l/&lt;naam&gt;</w:t>
+      </w:r>
+      <w:r>
+        <w:rPr>
+          <w:lang w:val="nl"/>
+        </w:rPr>
+        <w:t xml:space="preserve">) sturen automatisch door naar</w:t>
+      </w:r>
+      <w:r>
+        <w:rPr>
+          <w:lang w:val="nl"/>
+        </w:rPr>
+        <w:t xml:space="preserve"> </w:t>
+      </w:r>
+      <w:r>
+        <w:rPr>
+          <w:rStyle w:val="VerbatimChar"/>
+          <w:lang w:val="nl"/>
+        </w:rPr>
+        <w:t xml:space="preserve">/p/&lt;naam&gt;</w:t>
+      </w:r>
+      <w:r>
+        <w:rPr>
+          <w:lang w:val="nl"/>
+        </w:rPr>
+        <w:t xml:space="preserve">.</w:t>
+      </w:r>
+    </w:p>
+    <w:p>
+      <w:r>
+        <w:pict>
+          <v:rect style="width:0;height:1.5pt" o:hralign="center" o:hrstd="t" o:hr="t"/>
+        </w:pict>
+      </w:r>
+    </w:p>
+    <w:bookmarkEnd w:id="21"/>
+    <w:bookmarkStart w:id="22" w:name="een-pagina-verwijderen"/>
+    <w:p>
+      <w:pPr>
+        <w:pStyle w:val="Heading1"/>
+      </w:pPr>
+      <w:r>
+        <w:rPr>
+          <w:lang w:val="nl"/>
+        </w:rPr>
+        <w:t xml:space="preserve">Een pagina verwijderen</w:t>
+      </w:r>
+    </w:p>
+    <w:p>
+      <w:pPr>
+        <w:pStyle w:val="BlockText"/>
+      </w:pPr>
+      <w:r>
+        <w:rPr>
+          <w:b/>
+          <w:bCs/>
+          <w:lang w:val="nl"/>
+        </w:rPr>
+        <w:t xml:space="preserve">In het kort:</w:t>
+      </w:r>
+      <w:r>
+        <w:rPr>
+          <w:lang w:val="nl"/>
+        </w:rPr>
+        <w:t xml:space="preserve"> </w:t>
+      </w:r>
+      <w:r>
+        <w:rPr>
+          <w:lang w:val="nl"/>
+        </w:rPr>
+        <w:t xml:space="preserve">onderaan een pagina staat "Pagina verwijderen". De pagina, alle versies en de</w:t>
+      </w:r>
+      <w:r>
+        <w:rPr>
+          <w:lang w:val="nl"/>
+        </w:rPr>
+        <w:t xml:space="preserve"> </w:t>
+      </w:r>
+      <w:r>
+        <w:rPr>
+          <w:lang w:val="nl"/>
+        </w:rPr>
+        <w:t xml:space="preserve">afbeeldingen verdwijnen; aanmeldingen en de anonieme cijfers blijven.</w:t>
+      </w:r>
+    </w:p>
+    <w:p>
+      <w:pPr>
+        <w:pStyle w:val="FirstParagraph"/>
+      </w:pPr>
+      <w:r>
+        <w:rPr>
+          <w:lang w:val="nl"/>
+        </w:rPr>
+        <w:t xml:space="preserve">Onderaan het scherm van een pagina staat het blok</w:t>
+      </w:r>
+      <w:r>
+        <w:rPr>
+          <w:lang w:val="nl"/>
+        </w:rPr>
+        <w:t xml:space="preserve"> </w:t>
+      </w:r>
+      <w:r>
+        <w:rPr>
+          <w:b/>
+          <w:bCs/>
+          <w:lang w:val="nl"/>
+        </w:rPr>
+        <w:t xml:space="preserve">Verwijderen</w:t>
+      </w:r>
+      <w:r>
+        <w:rPr>
+          <w:lang w:val="nl"/>
+        </w:rPr>
+        <w:t xml:space="preserve"> </w:t>
+      </w:r>
+      <w:r>
+        <w:rPr>
+          <w:lang w:val="nl"/>
+        </w:rPr>
+        <w:t xml:space="preserve">(alleen als je het recht hebt om</w:t>
+      </w:r>
+      <w:r>
+        <w:rPr>
+          <w:lang w:val="nl"/>
+        </w:rPr>
+        <w:t xml:space="preserve"> </w:t>
+      </w:r>
+      <w:r>
+        <w:rPr>
+          <w:lang w:val="nl"/>
+        </w:rPr>
+        <w:t xml:space="preserve">pagina's te verwijderen). Na een bevestiging verdwijnt de pagina van het web, samen met alle</w:t>
+      </w:r>
+      <w:r>
+        <w:rPr>
+          <w:lang w:val="nl"/>
+        </w:rPr>
+        <w:t xml:space="preserve"> </w:t>
+      </w:r>
+      <w:r>
+        <w:rPr>
+          <w:lang w:val="nl"/>
+        </w:rPr>
+        <w:t xml:space="preserve">versies en geüploade bestanden. Aanmeldingen die er ooit via binnenkwamen blijven staan, en de</w:t>
+      </w:r>
+      <w:r>
+        <w:rPr>
+          <w:lang w:val="nl"/>
+        </w:rPr>
+        <w:t xml:space="preserve"> </w:t>
+      </w:r>
+      <w:r>
+        <w:rPr>
+          <w:lang w:val="nl"/>
+        </w:rPr>
+        <w:t xml:space="preserve">statistiek blijft anoniem bewaard. Dit is niet terug te draaien.</w:t>
+      </w:r>
+    </w:p>
+    <w:p>
+      <w:pPr>
+        <w:pStyle w:val="BodyText"/>
+      </w:pPr>
+      <w:r>
+        <w:rPr>
+          <w:lang w:val="nl"/>
+        </w:rPr>
+        <w:t xml:space="preserve">Wil je een pagina alleen tijdelijk offline halen, zet de status dan terug op</w:t>
+      </w:r>
+      <w:r>
+        <w:rPr>
+          <w:lang w:val="nl"/>
+        </w:rPr>
+        <w:t xml:space="preserve"> </w:t>
+      </w:r>
+      <w:r>
+        <w:rPr>
+          <w:b/>
+          <w:bCs/>
+          <w:lang w:val="nl"/>
+        </w:rPr>
+        <w:t xml:space="preserve">Concept</w:t>
+      </w:r>
+      <w:r>
+        <w:rPr>
+          <w:lang w:val="nl"/>
+        </w:rPr>
+        <w:t xml:space="preserve">.</w:t>
+      </w:r>
+    </w:p>
+    <w:p>
+      <w:r>
+        <w:pict>
+          <v:rect style="width:0;height:1.5pt" o:hralign="center" o:hrstd="t" o:hr="t"/>
+        </w:pict>
+      </w:r>
+    </w:p>
+    <w:bookmarkEnd w:id="22"/>
+    <w:bookmarkStart w:id="23" w:name="als-de-pagina-niet-laadt"/>
+    <w:p>
+      <w:pPr>
+        <w:pStyle w:val="Heading1"/>
+      </w:pPr>
+      <w:r>
+        <w:rPr>
+          <w:lang w:val="nl"/>
+        </w:rPr>
+        <w:t xml:space="preserve">Als de pagina niet laadt</w:t>
+      </w:r>
+    </w:p>
+    <w:p>
+      <w:pPr>
+        <w:pStyle w:val="BlockText"/>
+      </w:pPr>
+      <w:r>
+        <w:rPr>
+          <w:b/>
+          <w:bCs/>
+          <w:lang w:val="nl"/>
+        </w:rPr>
+        <w:t xml:space="preserve">In het kort:</w:t>
+      </w:r>
+      <w:r>
+        <w:rPr>
+          <w:lang w:val="nl"/>
+        </w:rPr>
+        <w:t xml:space="preserve"> </w:t>
+      </w:r>
+      <w:r>
+        <w:rPr>
+          <w:lang w:val="nl"/>
+        </w:rPr>
+        <w:t xml:space="preserve">controleer de status, of er een bevestigde versie live staat, en of er externe</w:t>
+      </w:r>
+      <w:r>
+        <w:rPr>
+          <w:lang w:val="nl"/>
+        </w:rPr>
+        <w:t xml:space="preserve"> </w:t>
+      </w:r>
+      <w:r>
+        <w:rPr>
+          <w:lang w:val="nl"/>
+        </w:rPr>
+        <w:t xml:space="preserve">bronnen worden geblokkeerd.</w:t>
+      </w:r>
+    </w:p>
+    <w:p>
+      <w:pPr>
+        <w:pStyle w:val="Compact"/>
+        <w:numPr>
+          <w:ilvl w:val="0"/>
+          <w:numId w:val="1008"/>
+        </w:numPr>
+      </w:pPr>
+      <w:r>
+        <w:rPr>
+          <w:b/>
+          <w:bCs/>
+          <w:lang w:val="nl"/>
+        </w:rPr>
+        <w:t xml:space="preserve">404 terwijl de pagina bestaat</w:t>
+      </w:r>
+      <w:r>
+        <w:rPr>
+          <w:lang w:val="nl"/>
+        </w:rPr>
+        <w:t xml:space="preserve">: staat de status op Gepubliceerd? En staat er een</w:t>
+      </w:r>
+      <w:r>
+        <w:rPr>
+          <w:lang w:val="nl"/>
+        </w:rPr>
+        <w:t xml:space="preserve"> </w:t>
+      </w:r>
+      <w:r>
+        <w:rPr>
+          <w:lang w:val="nl"/>
+        </w:rPr>
+        <w:t xml:space="preserve">bevestigde versie live (niet "Geen ontwerp")? Werkt</w:t>
+      </w:r>
+      <w:r>
+        <w:rPr>
+          <w:lang w:val="nl"/>
+        </w:rPr>
+        <w:t xml:space="preserve"> </w:t>
+      </w:r>
+      <w:r>
+        <w:rPr>
+          <w:rStyle w:val="VerbatimChar"/>
+          <w:lang w:val="nl"/>
+        </w:rPr>
+        <w:t xml:space="preserve">/p/&lt;naam&gt;</w:t>
+      </w:r>
+      <w:r>
+        <w:rPr>
+          <w:lang w:val="nl"/>
+        </w:rPr>
+        <w:t xml:space="preserve"> </w:t>
+      </w:r>
+      <w:r>
+        <w:rPr>
+          <w:lang w:val="nl"/>
+        </w:rPr>
+        <w:t xml:space="preserve">niet maar</w:t>
+      </w:r>
+      <w:r>
+        <w:rPr>
+          <w:lang w:val="nl"/>
+        </w:rPr>
+        <w:t xml:space="preserve"> </w:t>
+      </w:r>
+      <w:r>
+        <w:rPr>
+          <w:rStyle w:val="VerbatimChar"/>
+          <w:lang w:val="nl"/>
+        </w:rPr>
+        <w:t xml:space="preserve">/p.php?s=&lt;naam&gt;</w:t>
+      </w:r>
+      <w:r>
+        <w:rPr>
+          <w:lang w:val="nl"/>
+        </w:rPr>
+        <w:t xml:space="preserve"> </w:t>
+      </w:r>
+      <w:r>
+        <w:rPr>
+          <w:lang w:val="nl"/>
+        </w:rPr>
+        <w:t xml:space="preserve">wel, dan ontbreekt de rewrite-regel in</w:t>
+      </w:r>
+      <w:r>
+        <w:rPr>
+          <w:lang w:val="nl"/>
+        </w:rPr>
+        <w:t xml:space="preserve"> </w:t>
+      </w:r>
+      <w:r>
+        <w:rPr>
+          <w:rStyle w:val="VerbatimChar"/>
+          <w:lang w:val="nl"/>
+        </w:rPr>
+        <w:t xml:space="preserve">.htaccess</w:t>
+      </w:r>
+      <w:r>
+        <w:rPr>
+          <w:lang w:val="nl"/>
+        </w:rPr>
+        <w:t xml:space="preserve">; het overzichtsscherm laat dan zien welke</w:t>
+      </w:r>
+      <w:r>
+        <w:rPr>
+          <w:lang w:val="nl"/>
+        </w:rPr>
+        <w:t xml:space="preserve"> </w:t>
+      </w:r>
+      <w:r>
+        <w:rPr>
+          <w:lang w:val="nl"/>
+        </w:rPr>
+        <w:t xml:space="preserve">regels erin moeten.</w:t>
+      </w:r>
+    </w:p>
+    <w:p>
+      <w:pPr>
+        <w:pStyle w:val="Compact"/>
+        <w:numPr>
+          <w:ilvl w:val="0"/>
+          <w:numId w:val="1008"/>
+        </w:numPr>
+      </w:pPr>
+      <w:r>
+        <w:rPr>
+          <w:b/>
+          <w:bCs/>
+          <w:lang w:val="nl"/>
+        </w:rPr>
+        <w:t xml:space="preserve">De pagina ziet er kaal uit</w:t>
+      </w:r>
+      <w:r>
+        <w:rPr>
+          <w:lang w:val="nl"/>
+        </w:rPr>
+        <w:t xml:space="preserve">: waarschijnlijk wordt een externe bron geblokkeerd. Kijk</w:t>
+      </w:r>
+      <w:r>
+        <w:rPr>
+          <w:lang w:val="nl"/>
+        </w:rPr>
+        <w:t xml:space="preserve"> </w:t>
+      </w:r>
+      <w:r>
+        <w:rPr>
+          <w:lang w:val="nl"/>
+        </w:rPr>
+        <w:t xml:space="preserve">in het rapport van de versie welke hosts erin zitten en sta ze toe, of zet de opmaak in</w:t>
+      </w:r>
+      <w:r>
+        <w:rPr>
+          <w:lang w:val="nl"/>
+        </w:rPr>
+        <w:t xml:space="preserve"> </w:t>
+      </w:r>
+      <w:r>
+        <w:rPr>
+          <w:lang w:val="nl"/>
+        </w:rPr>
+        <w:t xml:space="preserve">het bestand zelf.</w:t>
+      </w:r>
+    </w:p>
+    <w:p>
+      <w:pPr>
+        <w:pStyle w:val="Compact"/>
+        <w:numPr>
+          <w:ilvl w:val="0"/>
+          <w:numId w:val="1008"/>
+        </w:numPr>
+      </w:pPr>
+      <w:r>
+        <w:rPr>
+          <w:b/>
+          <w:bCs/>
+          <w:lang w:val="nl"/>
+        </w:rPr>
+        <w:t xml:space="preserve">Het formulier staat er niet</w:t>
+      </w:r>
+      <w:r>
+        <w:rPr>
+          <w:lang w:val="nl"/>
+        </w:rPr>
+        <w:t xml:space="preserve">:</w:t>
+      </w:r>
+      <w:r>
+        <w:rPr>
+          <w:lang w:val="nl"/>
+        </w:rPr>
+        <w:t xml:space="preserve"> </w:t>
+      </w:r>
+      <w:r>
+        <w:rPr>
+          <w:rStyle w:val="VerbatimChar"/>
+          <w:lang w:val="nl"/>
+        </w:rPr>
+        <w:t xml:space="preserve">[[formulier]]</w:t>
+      </w:r>
+      <w:r>
+        <w:rPr>
+          <w:lang w:val="nl"/>
+        </w:rPr>
+        <w:t xml:space="preserve"> </w:t>
+      </w:r>
+      <w:r>
+        <w:rPr>
+          <w:lang w:val="nl"/>
+        </w:rPr>
+        <w:t xml:space="preserve">ontbreekt in het ontwerp, of het seizoen</w:t>
+      </w:r>
+      <w:r>
+        <w:rPr>
+          <w:lang w:val="nl"/>
+        </w:rPr>
+        <w:t xml:space="preserve"> </w:t>
+      </w:r>
+      <w:r>
+        <w:rPr>
+          <w:lang w:val="nl"/>
+        </w:rPr>
+        <w:t xml:space="preserve">staat niet op "open". In dat laatste geval verschijnt er een melding dat de aanmelding</w:t>
+      </w:r>
+      <w:r>
+        <w:rPr>
+          <w:lang w:val="nl"/>
+        </w:rPr>
+        <w:t xml:space="preserve"> </w:t>
+      </w:r>
+      <w:r>
+        <w:rPr>
+          <w:lang w:val="nl"/>
+        </w:rPr>
+        <w:t xml:space="preserve">gesloten is.</w:t>
+      </w:r>
+    </w:p>
+    <w:p>
+      <w:pPr>
+        <w:pStyle w:val="Compact"/>
+        <w:numPr>
+          <w:ilvl w:val="0"/>
+          <w:numId w:val="1008"/>
         </w:numPr>
       </w:pPr>
       <w:r>
@@ -5957,6 +6245,9 @@
     <w:abstractNumId w:val="991"/>
   </w:num>
   <w:num w:numId="1006">
+    <w:abstractNumId w:val="991"/>
+  </w:num>
+  <w:num w:numId="1007">
     <w:abstractNumId w:val="99411"/>
     <w:lvlOverride w:ilvl="0">
       <w:startOverride w:val="1"/>
@@ -5986,7 +6277,7 @@
       <w:startOverride w:val="1"/>
     </w:lvlOverride>
   </w:num>
-  <w:num w:numId="1007">
+  <w:num w:numId="1008">
     <w:abstractNumId w:val="991"/>
   </w:num>
 </w:numbering>

--- a/docs/handleiding/word/landingspaginas.docx
+++ b/docs/handleiding/word/landingspaginas.docx
@@ -4102,6 +4102,173 @@
     <w:p>
       <w:pPr>
         <w:pStyle w:val="FirstParagraph"/>
+      </w:pPr>
+      <w:r>
+        <w:rPr>
+          <w:b/>
+          <w:bCs/>
+          <w:lang w:val="nl"/>
+        </w:rPr>
+        <w:t xml:space="preserve">Startpagina van het domein.</w:t>
+      </w:r>
+      <w:r>
+        <w:rPr>
+          <w:lang w:val="nl"/>
+        </w:rPr>
+        <w:t xml:space="preserve"> </w:t>
+      </w:r>
+      <w:r>
+        <w:rPr>
+          <w:lang w:val="nl"/>
+        </w:rPr>
+        <w:t xml:space="preserve">Vink bij "Gegevens"</w:t>
+      </w:r>
+      <w:r>
+        <w:rPr>
+          <w:lang w:val="nl"/>
+        </w:rPr>
+        <w:t xml:space="preserve"> </w:t>
+      </w:r>
+      <w:r>
+        <w:rPr>
+          <w:b/>
+          <w:bCs/>
+          <w:lang w:val="nl"/>
+        </w:rPr>
+        <w:t xml:space="preserve">Startpagina van sollicitatie.paal13.com</w:t>
+      </w:r>
+      <w:r>
+        <w:rPr>
+          <w:lang w:val="nl"/>
+        </w:rPr>
+        <w:t xml:space="preserve"> </w:t>
+      </w:r>
+      <w:r>
+        <w:rPr>
+          <w:lang w:val="nl"/>
+        </w:rPr>
+        <w:t xml:space="preserve">aan</w:t>
+      </w:r>
+      <w:r>
+        <w:rPr>
+          <w:lang w:val="nl"/>
+        </w:rPr>
+        <w:t xml:space="preserve"> </w:t>
+      </w:r>
+      <w:r>
+        <w:rPr>
+          <w:lang w:val="nl"/>
+        </w:rPr>
+        <w:t xml:space="preserve">bij de belangrijkste wervingspagina. Wie dan naar</w:t>
+      </w:r>
+      <w:r>
+        <w:rPr>
+          <w:lang w:val="nl"/>
+        </w:rPr>
+        <w:t xml:space="preserve"> </w:t>
+      </w:r>
+      <w:r>
+        <w:rPr>
+          <w:rStyle w:val="VerbatimChar"/>
+          <w:lang w:val="nl"/>
+        </w:rPr>
+        <w:t xml:space="preserve">https://sollicitatie.paal13.com/</w:t>
+      </w:r>
+      <w:r>
+        <w:rPr>
+          <w:lang w:val="nl"/>
+        </w:rPr>
+        <w:t xml:space="preserve"> </w:t>
+      </w:r>
+      <w:r>
+        <w:rPr>
+          <w:lang w:val="nl"/>
+        </w:rPr>
+        <w:t xml:space="preserve">gaat en niet is</w:t>
+      </w:r>
+      <w:r>
+        <w:rPr>
+          <w:lang w:val="nl"/>
+        </w:rPr>
+        <w:t xml:space="preserve"> </w:t>
+      </w:r>
+      <w:r>
+        <w:rPr>
+          <w:lang w:val="nl"/>
+        </w:rPr>
+        <w:t xml:space="preserve">ingelogd, komt op die pagina uit; ingelogde sollicitanten en beheerders gaan naar hun eigen</w:t>
+      </w:r>
+      <w:r>
+        <w:rPr>
+          <w:lang w:val="nl"/>
+        </w:rPr>
+        <w:t xml:space="preserve"> </w:t>
+      </w:r>
+      <w:r>
+        <w:rPr>
+          <w:lang w:val="nl"/>
+        </w:rPr>
+        <w:t xml:space="preserve">omgeving. Dat is goed voor Google (de voorpagina is het sterkste adres) en voor bezoekers die het</w:t>
+      </w:r>
+      <w:r>
+        <w:rPr>
+          <w:lang w:val="nl"/>
+        </w:rPr>
+        <w:t xml:space="preserve"> </w:t>
+      </w:r>
+      <w:r>
+        <w:rPr>
+          <w:lang w:val="nl"/>
+        </w:rPr>
+        <w:t xml:space="preserve">adres intypen. Zet op die pagina wel een link "Al gesolliciteerd? Log in" naar</w:t>
+      </w:r>
+      <w:r>
+        <w:rPr>
+          <w:lang w:val="nl"/>
+        </w:rPr>
+        <w:t xml:space="preserve"> </w:t>
+      </w:r>
+      <w:r>
+        <w:rPr>
+          <w:rStyle w:val="VerbatimChar"/>
+          <w:lang w:val="nl"/>
+        </w:rPr>
+        <w:t xml:space="preserve">/portaal/</w:t>
+      </w:r>
+      <w:r>
+        <w:rPr>
+          <w:lang w:val="nl"/>
+        </w:rPr>
+        <w:t xml:space="preserve">. Er is</w:t>
+      </w:r>
+      <w:r>
+        <w:rPr>
+          <w:lang w:val="nl"/>
+        </w:rPr>
+        <w:t xml:space="preserve"> </w:t>
+      </w:r>
+      <w:r>
+        <w:rPr>
+          <w:lang w:val="nl"/>
+        </w:rPr>
+        <w:t xml:space="preserve">maar één startpagina; staat de pagina niet op Gepubliceerd, dan gaat de voorpagina gewoon naar het</w:t>
+      </w:r>
+      <w:r>
+        <w:rPr>
+          <w:lang w:val="nl"/>
+        </w:rPr>
+        <w:t xml:space="preserve"> </w:t>
+      </w:r>
+      <w:r>
+        <w:rPr>
+          <w:lang w:val="nl"/>
+        </w:rPr>
+        <w:t xml:space="preserve">inloggen.</w:t>
+      </w:r>
+    </w:p>
+    <w:p>
+      <w:pPr>
+        <w:pStyle w:val="BodyText"/>
       </w:pPr>
       <w:r>
         <w:rPr>

--- a/docs/handleiding/word/landingspaginas.docx
+++ b/docs/handleiding/word/landingspaginas.docx
@@ -449,6 +449,18 @@
         </w:rPr>
         <w:t xml:space="preserve">.</w:t>
       </w:r>
+      <w:r>
+        <w:rPr>
+          <w:lang w:val="nl"/>
+        </w:rPr>
+        <w:t xml:space="preserve"> </w:t>
+      </w:r>
+      <w:r>
+        <w:rPr>
+          <w:lang w:val="nl"/>
+        </w:rPr>
+        <w:t xml:space="preserve">Datums en loon komen via markeringen uit het seizoen, dus de pagina veroudert niet.</w:t>
+      </w:r>
     </w:p>
     <w:p>
       <w:pPr>
@@ -1055,7 +1067,7 @@
       </w:r>
     </w:p>
     <w:bookmarkEnd w:id="10"/>
-    <w:bookmarkStart w:id="12" w:name="het-ontwerp-maken"/>
+    <w:bookmarkStart w:id="13" w:name="het-ontwerp-maken"/>
     <w:p>
       <w:pPr>
         <w:pStyle w:val="Heading1"/>
@@ -1376,7 +1388,258 @@
               <w:rPr>
                 <w:lang w:val="nl"/>
               </w:rPr>
-              <w:t xml:space="preserve">De naam van het huidige seizoen, bijvoorbeeld "zomer 2027"</w:t>
+              <w:t xml:space="preserve">De naam van het seizoen, bijvoorbeeld "zomer 2027"</w:t>
+            </w:r>
+          </w:p>
+        </w:tc>
+      </w:tr>
+      <w:tr>
+        <w:tc>
+          <w:tcPr/>
+          <w:p>
+            <w:pPr>
+              <w:pStyle w:val="Compact"/>
+            </w:pPr>
+            <w:r>
+              <w:rPr>
+                <w:rStyle w:val="VerbatimChar"/>
+                <w:lang w:val="nl"/>
+              </w:rPr>
+              <w:t xml:space="preserve">[[selectiedag_datum]]</w:t>
+            </w:r>
+          </w:p>
+        </w:tc>
+        <w:tc>
+          <w:tcPr/>
+          <w:p>
+            <w:pPr>
+              <w:pStyle w:val="Compact"/>
+            </w:pPr>
+            <w:r>
+              <w:rPr>
+                <w:lang w:val="nl"/>
+              </w:rPr>
+              <w:t xml:space="preserve">De selectiedag, bijvoorbeeld "zaterdag 10 april 2027"</w:t>
+            </w:r>
+          </w:p>
+        </w:tc>
+      </w:tr>
+      <w:tr>
+        <w:tc>
+          <w:tcPr/>
+          <w:p>
+            <w:pPr>
+              <w:pStyle w:val="Compact"/>
+            </w:pPr>
+            <w:r>
+              <w:rPr>
+                <w:rStyle w:val="VerbatimChar"/>
+                <w:lang w:val="nl"/>
+              </w:rPr>
+              <w:t xml:space="preserve">[[trainingsweekend_datum]]</w:t>
+            </w:r>
+          </w:p>
+        </w:tc>
+        <w:tc>
+          <w:tcPr/>
+          <w:p>
+            <w:pPr>
+              <w:pStyle w:val="Compact"/>
+            </w:pPr>
+            <w:r>
+              <w:rPr>
+                <w:lang w:val="nl"/>
+              </w:rPr>
+              <w:t xml:space="preserve">Het trainingsweekend, bijvoorbeeld "vrijdag 30 april t/m zondag 2 mei 2027" (of één dag)</w:t>
+            </w:r>
+          </w:p>
+        </w:tc>
+      </w:tr>
+      <w:tr>
+        <w:tc>
+          <w:tcPr/>
+          <w:p>
+            <w:pPr>
+              <w:pStyle w:val="Compact"/>
+            </w:pPr>
+            <w:r>
+              <w:rPr>
+                <w:rStyle w:val="VerbatimChar"/>
+                <w:lang w:val="nl"/>
+              </w:rPr>
+              <w:t xml:space="preserve">[[werkperiode]]</w:t>
+            </w:r>
+          </w:p>
+        </w:tc>
+        <w:tc>
+          <w:tcPr/>
+          <w:p>
+            <w:pPr>
+              <w:pStyle w:val="Compact"/>
+            </w:pPr>
+            <w:r>
+              <w:rPr>
+                <w:lang w:val="nl"/>
+              </w:rPr>
+              <w:t xml:space="preserve">De werkperiode, bijvoorbeeld "1 juni t/m 31 augustus 2027"</w:t>
+            </w:r>
+          </w:p>
+        </w:tc>
+      </w:tr>
+      <w:tr>
+        <w:tc>
+          <w:tcPr/>
+          <w:p>
+            <w:pPr>
+              <w:pStyle w:val="Compact"/>
+            </w:pPr>
+            <w:r>
+              <w:rPr>
+                <w:rStyle w:val="VerbatimChar"/>
+                <w:lang w:val="nl"/>
+              </w:rPr>
+              <w:t xml:space="preserve">[[aanmelden_tot]]</w:t>
+            </w:r>
+          </w:p>
+        </w:tc>
+        <w:tc>
+          <w:tcPr/>
+          <w:p>
+            <w:pPr>
+              <w:pStyle w:val="Compact"/>
+            </w:pPr>
+            <w:r>
+              <w:rPr>
+                <w:lang w:val="nl"/>
+              </w:rPr>
+              <w:t xml:space="preserve">De sollicitatiedeadline, bijvoorbeeld "15 maart 2027"</w:t>
+            </w:r>
+          </w:p>
+        </w:tc>
+      </w:tr>
+      <w:tr>
+        <w:tc>
+          <w:tcPr/>
+          <w:p>
+            <w:pPr>
+              <w:pStyle w:val="Compact"/>
+            </w:pPr>
+            <w:r>
+              <w:rPr>
+                <w:rStyle w:val="VerbatimChar"/>
+                <w:lang w:val="nl"/>
+              </w:rPr>
+              <w:t xml:space="preserve">[[uurloon_vanaf]]</w:t>
+            </w:r>
+          </w:p>
+        </w:tc>
+        <w:tc>
+          <w:tcPr/>
+          <w:p>
+            <w:pPr>
+              <w:pStyle w:val="Compact"/>
+            </w:pPr>
+            <w:r>
+              <w:rPr>
+                <w:lang w:val="nl"/>
+              </w:rPr>
+              <w:t xml:space="preserve">Het laagste uurloon vanaf 16 jaar, bijvoorbeeld "€ 4,97" (zonder vakantietoeslag)</w:t>
+            </w:r>
+          </w:p>
+        </w:tc>
+      </w:tr>
+      <w:tr>
+        <w:tc>
+          <w:tcPr/>
+          <w:p>
+            <w:pPr>
+              <w:pStyle w:val="Compact"/>
+            </w:pPr>
+            <w:r>
+              <w:rPr>
+                <w:rStyle w:val="VerbatimChar"/>
+                <w:lang w:val="nl"/>
+              </w:rPr>
+              <w:t xml:space="preserve">[[salaristabel]]</w:t>
+            </w:r>
+          </w:p>
+        </w:tc>
+        <w:tc>
+          <w:tcPr/>
+          <w:p>
+            <w:pPr>
+              <w:pStyle w:val="Compact"/>
+            </w:pPr>
+            <w:r>
+              <w:rPr>
+                <w:lang w:val="nl"/>
+              </w:rPr>
+              <w:t xml:space="preserve">Een tabel met het uurloon per leeftijd (juni en juli–september), met een regel over de vakantietoeslag eronder</w:t>
+            </w:r>
+          </w:p>
+        </w:tc>
+      </w:tr>
+      <w:tr>
+        <w:tc>
+          <w:tcPr/>
+          <w:p>
+            <w:pPr>
+              <w:pStyle w:val="Compact"/>
+            </w:pPr>
+            <w:r>
+              <w:rPr>
+                <w:rStyle w:val="VerbatimChar"/>
+                <w:lang w:val="nl"/>
+              </w:rPr>
+              <w:t xml:space="preserve">[[vacature_schema]]</w:t>
+            </w:r>
+          </w:p>
+        </w:tc>
+        <w:tc>
+          <w:tcPr/>
+          <w:p>
+            <w:pPr>
+              <w:pStyle w:val="Compact"/>
+            </w:pPr>
+            <w:r>
+              <w:rPr>
+                <w:lang w:val="nl"/>
+              </w:rPr>
+              <w:t xml:space="preserve">Onzichtbaar: de vacature voor Google (zie</w:t>
+            </w:r>
+            <w:r>
+              <w:rPr>
+                <w:lang w:val="nl"/>
+              </w:rPr>
+              <w:t xml:space="preserve"> </w:t>
+            </w:r>
+            <w:hyperlink w:anchor="de-vacature-in-google">
+              <w:r>
+                <w:rPr>
+                  <w:rStyle w:val="Hyperlink"/>
+                  <w:lang w:val="nl"/>
+                </w:rPr>
+                <w:t xml:space="preserve">De vacature in Google</w:t>
+              </w:r>
+            </w:hyperlink>
+            <w:r>
+              <w:rPr>
+                <w:lang w:val="nl"/>
+              </w:rPr>
+              <w:t xml:space="preserve">). Zet hem in de</w:t>
+            </w:r>
+            <w:r>
+              <w:rPr>
+                <w:lang w:val="nl"/>
+              </w:rPr>
+              <w:t xml:space="preserve"> </w:t>
+            </w:r>
+            <w:r>
+              <w:rPr>
+                <w:rStyle w:val="VerbatimChar"/>
+                <w:lang w:val="nl"/>
+              </w:rPr>
+              <w:t xml:space="preserve">&lt;head&gt;</w:t>
             </w:r>
           </w:p>
         </w:tc>
@@ -1587,7 +1850,320 @@
         <w:t xml:space="preserve">staan, dan weet je meteen wat eraan scheelt.</w:t>
       </w:r>
     </w:p>
-    <w:bookmarkStart w:id="11" w:name="afbeeldingen"/>
+    <w:bookmarkStart w:id="11" w:name="datums-en-loon-uit-het-seizoen"/>
+    <w:p>
+      <w:pPr>
+        <w:pStyle w:val="Heading2"/>
+      </w:pPr>
+      <w:r>
+        <w:rPr>
+          <w:lang w:val="nl"/>
+        </w:rPr>
+        <w:t xml:space="preserve">Datums en loon uit het seizoen</w:t>
+      </w:r>
+    </w:p>
+    <w:p>
+      <w:pPr>
+        <w:pStyle w:val="FirstParagraph"/>
+      </w:pPr>
+      <w:r>
+        <w:rPr>
+          <w:lang w:val="nl"/>
+        </w:rPr>
+        <w:t xml:space="preserve">Zet datums en bedragen</w:t>
+      </w:r>
+      <w:r>
+        <w:rPr>
+          <w:lang w:val="nl"/>
+        </w:rPr>
+        <w:t xml:space="preserve"> </w:t>
+      </w:r>
+      <w:r>
+        <w:rPr>
+          <w:b/>
+          <w:bCs/>
+          <w:lang w:val="nl"/>
+        </w:rPr>
+        <w:t xml:space="preserve">nooit letterlijk</w:t>
+      </w:r>
+      <w:r>
+        <w:rPr>
+          <w:lang w:val="nl"/>
+        </w:rPr>
+        <w:t xml:space="preserve"> </w:t>
+      </w:r>
+      <w:r>
+        <w:rPr>
+          <w:lang w:val="nl"/>
+        </w:rPr>
+        <w:t xml:space="preserve">in het ontwerp, maar gebruik de markeringen hierboven.</w:t>
+      </w:r>
+      <w:r>
+        <w:rPr>
+          <w:lang w:val="nl"/>
+        </w:rPr>
+        <w:t xml:space="preserve"> </w:t>
+      </w:r>
+      <w:r>
+        <w:rPr>
+          <w:lang w:val="nl"/>
+        </w:rPr>
+        <w:t xml:space="preserve">Dan veroudert de pagina niet: volgend jaar staan er vanzelf de nieuwe datums en de nieuwe lonen.</w:t>
+      </w:r>
+    </w:p>
+    <w:p>
+      <w:pPr>
+        <w:pStyle w:val="Compact"/>
+        <w:numPr>
+          <w:ilvl w:val="0"/>
+          <w:numId w:val="1003"/>
+        </w:numPr>
+      </w:pPr>
+      <w:r>
+        <w:rPr>
+          <w:lang w:val="nl"/>
+        </w:rPr>
+        <w:t xml:space="preserve">De datums komen uit</w:t>
+      </w:r>
+      <w:r>
+        <w:rPr>
+          <w:lang w:val="nl"/>
+        </w:rPr>
+        <w:t xml:space="preserve"> </w:t>
+      </w:r>
+      <w:r>
+        <w:rPr>
+          <w:b/>
+          <w:bCs/>
+          <w:lang w:val="nl"/>
+        </w:rPr>
+        <w:t xml:space="preserve">Seizoen</w:t>
+      </w:r>
+      <w:r>
+        <w:rPr>
+          <w:lang w:val="nl"/>
+        </w:rPr>
+        <w:t xml:space="preserve"> </w:t>
+      </w:r>
+      <w:r>
+        <w:rPr>
+          <w:lang w:val="nl"/>
+        </w:rPr>
+        <w:t xml:space="preserve">in het beheer: het seizoen waarvan de aanmelding open staat, of</w:t>
+      </w:r>
+      <w:r>
+        <w:rPr>
+          <w:lang w:val="nl"/>
+        </w:rPr>
+        <w:t xml:space="preserve"> </w:t>
+      </w:r>
+      <w:r>
+        <w:rPr>
+          <w:lang w:val="nl"/>
+        </w:rPr>
+        <w:t xml:space="preserve">anders het nieuwste (het komende seizoen, zodra je dat hebt aangemaakt). De deadline vul je daar in</w:t>
+      </w:r>
+      <w:r>
+        <w:rPr>
+          <w:lang w:val="nl"/>
+        </w:rPr>
+        <w:t xml:space="preserve"> </w:t>
+      </w:r>
+      <w:r>
+        <w:rPr>
+          <w:lang w:val="nl"/>
+        </w:rPr>
+        <w:t xml:space="preserve">bij</w:t>
+      </w:r>
+      <w:r>
+        <w:rPr>
+          <w:lang w:val="nl"/>
+        </w:rPr>
+        <w:t xml:space="preserve"> </w:t>
+      </w:r>
+      <w:r>
+        <w:rPr>
+          <w:b/>
+          <w:bCs/>
+          <w:lang w:val="nl"/>
+        </w:rPr>
+        <w:t xml:space="preserve">Aanmelden kan tot</w:t>
+      </w:r>
+      <w:r>
+        <w:rPr>
+          <w:lang w:val="nl"/>
+        </w:rPr>
+        <w:t xml:space="preserve">. Dat veld sluit het formulier niet: dat blijft "Aanmelding sluiten".</w:t>
+      </w:r>
+    </w:p>
+    <w:p>
+      <w:pPr>
+        <w:pStyle w:val="Compact"/>
+        <w:numPr>
+          <w:ilvl w:val="0"/>
+          <w:numId w:val="1003"/>
+        </w:numPr>
+      </w:pPr>
+      <w:r>
+        <w:rPr>
+          <w:lang w:val="nl"/>
+        </w:rPr>
+        <w:t xml:space="preserve">Het loon komt uit</w:t>
+      </w:r>
+      <w:r>
+        <w:rPr>
+          <w:lang w:val="nl"/>
+        </w:rPr>
+        <w:t xml:space="preserve"> </w:t>
+      </w:r>
+      <w:r>
+        <w:rPr>
+          <w:b/>
+          <w:bCs/>
+          <w:lang w:val="nl"/>
+        </w:rPr>
+        <w:t xml:space="preserve">Instellingen › Lonen &amp; budget</w:t>
+      </w:r>
+      <w:r>
+        <w:rPr>
+          <w:lang w:val="nl"/>
+        </w:rPr>
+        <w:t xml:space="preserve">, van het kalenderjaar van het seizoen. Het is</w:t>
+      </w:r>
+      <w:r>
+        <w:rPr>
+          <w:lang w:val="nl"/>
+        </w:rPr>
+        <w:t xml:space="preserve"> </w:t>
+      </w:r>
+      <w:r>
+        <w:rPr>
+          <w:lang w:val="nl"/>
+        </w:rPr>
+        <w:t xml:space="preserve">het wettelijke minimum(jeugd)loon per uur, zonder vakantietoeslag.</w:t>
+      </w:r>
+    </w:p>
+    <w:p>
+      <w:pPr>
+        <w:pStyle w:val="Compact"/>
+        <w:numPr>
+          <w:ilvl w:val="0"/>
+          <w:numId w:val="1003"/>
+        </w:numPr>
+      </w:pPr>
+      <w:r>
+        <w:rPr>
+          <w:lang w:val="nl"/>
+        </w:rPr>
+        <w:t xml:space="preserve">Is iets nog niet ingevuld, dan staat er "wordt nog bekendgemaakt".</w:t>
+      </w:r>
+    </w:p>
+    <w:p>
+      <w:pPr>
+        <w:pStyle w:val="FirstParagraph"/>
+      </w:pPr>
+      <w:r>
+        <w:rPr>
+          <w:lang w:val="nl"/>
+        </w:rPr>
+        <w:t xml:space="preserve">De salaristabel begint bij 16 jaar. De hoogste leeftijden met hetzelfde loon worden één regel,</w:t>
+      </w:r>
+      <w:r>
+        <w:rPr>
+          <w:lang w:val="nl"/>
+        </w:rPr>
+        <w:t xml:space="preserve"> </w:t>
+      </w:r>
+      <w:r>
+        <w:rPr>
+          <w:lang w:val="nl"/>
+        </w:rPr>
+        <w:t xml:space="preserve">bijvoorbeeld "21 jaar en ouder". Voor de opmaak in het ontwerp (bijvoorbeeld in Claude Design):</w:t>
+      </w:r>
+      <w:r>
+        <w:rPr>
+          <w:lang w:val="nl"/>
+        </w:rPr>
+        <w:t xml:space="preserve"> </w:t>
+      </w:r>
+      <w:r>
+        <w:rPr>
+          <w:lang w:val="nl"/>
+        </w:rPr>
+        <w:t xml:space="preserve">de tabel heeft de klasse</w:t>
+      </w:r>
+      <w:r>
+        <w:rPr>
+          <w:lang w:val="nl"/>
+        </w:rPr>
+        <w:t xml:space="preserve"> </w:t>
+      </w:r>
+      <w:r>
+        <w:rPr>
+          <w:rStyle w:val="VerbatimChar"/>
+          <w:lang w:val="nl"/>
+        </w:rPr>
+        <w:t xml:space="preserve">p13-salaris</w:t>
+      </w:r>
+      <w:r>
+        <w:rPr>
+          <w:lang w:val="nl"/>
+        </w:rPr>
+        <w:t xml:space="preserve">, met een</w:t>
+      </w:r>
+      <w:r>
+        <w:rPr>
+          <w:lang w:val="nl"/>
+        </w:rPr>
+        <w:t xml:space="preserve"> </w:t>
+      </w:r>
+      <w:r>
+        <w:rPr>
+          <w:rStyle w:val="VerbatimChar"/>
+          <w:lang w:val="nl"/>
+        </w:rPr>
+        <w:t xml:space="preserve">&lt;caption&gt;</w:t>
+      </w:r>
+      <w:r>
+        <w:rPr>
+          <w:lang w:val="nl"/>
+        </w:rPr>
+        <w:t xml:space="preserve">, kolomkoppen en per rij de leeftijd</w:t>
+      </w:r>
+      <w:r>
+        <w:rPr>
+          <w:lang w:val="nl"/>
+        </w:rPr>
+        <w:t xml:space="preserve"> </w:t>
+      </w:r>
+      <w:r>
+        <w:rPr>
+          <w:lang w:val="nl"/>
+        </w:rPr>
+        <w:t xml:space="preserve">als rijkop; de regel eronder heeft de klasse</w:t>
+      </w:r>
+      <w:r>
+        <w:rPr>
+          <w:lang w:val="nl"/>
+        </w:rPr>
+        <w:t xml:space="preserve"> </w:t>
+      </w:r>
+      <w:r>
+        <w:rPr>
+          <w:rStyle w:val="VerbatimChar"/>
+          <w:lang w:val="nl"/>
+        </w:rPr>
+        <w:t xml:space="preserve">p13-salaris-noot</w:t>
+      </w:r>
+      <w:r>
+        <w:rPr>
+          <w:lang w:val="nl"/>
+        </w:rPr>
+        <w:t xml:space="preserve">.</w:t>
+      </w:r>
+    </w:p>
+    <w:bookmarkEnd w:id="11"/>
+    <w:bookmarkStart w:id="12" w:name="afbeeldingen"/>
     <w:p>
       <w:pPr>
         <w:pStyle w:val="Heading2"/>
@@ -2406,9 +2982,9 @@
         </w:pict>
       </w:r>
     </w:p>
-    <w:bookmarkEnd w:id="11"/>
     <w:bookmarkEnd w:id="12"/>
-    <w:bookmarkStart w:id="13" w:name="het-aanmeldformulier-op-de-pagina"/>
+    <w:bookmarkEnd w:id="13"/>
+    <w:bookmarkStart w:id="14" w:name="het-aanmeldformulier-op-de-pagina"/>
     <w:p>
       <w:pPr>
         <w:pStyle w:val="Heading1"/>
@@ -2712,8 +3288,8 @@
         </w:pict>
       </w:r>
     </w:p>
-    <w:bookmarkEnd w:id="13"/>
-    <w:bookmarkStart w:id="15" w:name="het-rapport"/>
+    <w:bookmarkEnd w:id="14"/>
+    <w:bookmarkStart w:id="16" w:name="het-rapport"/>
     <w:p>
       <w:pPr>
         <w:pStyle w:val="Heading1"/>
@@ -2830,599 +3406,6 @@
           <w:lang w:val="nl"/>
         </w:rPr>
         <w:t xml:space="preserve">Waar het rapport op let:</w:t>
-      </w:r>
-    </w:p>
-    <w:p>
-      <w:pPr>
-        <w:pStyle w:val="Compact"/>
-        <w:numPr>
-          <w:ilvl w:val="0"/>
-          <w:numId w:val="1003"/>
-        </w:numPr>
-      </w:pPr>
-      <w:r>
-        <w:rPr>
-          <w:b/>
-          <w:bCs/>
-          <w:lang w:val="nl"/>
-        </w:rPr>
-        <w:t xml:space="preserve">Let op</w:t>
-      </w:r>
-      <w:r>
-        <w:rPr>
-          <w:lang w:val="nl"/>
-        </w:rPr>
-        <w:t xml:space="preserve">: scripts van andere websites, formulieren die naar een andere partij sturen,</w:t>
-      </w:r>
-      <w:r>
-        <w:rPr>
-          <w:lang w:val="nl"/>
-        </w:rPr>
-        <w:t xml:space="preserve"> </w:t>
-      </w:r>
-      <w:r>
-        <w:rPr>
-          <w:lang w:val="nl"/>
-        </w:rPr>
-        <w:t xml:space="preserve">en bekende trackers zoals Google Analytics.</w:t>
-      </w:r>
-    </w:p>
-    <w:p>
-      <w:pPr>
-        <w:pStyle w:val="Compact"/>
-        <w:numPr>
-          <w:ilvl w:val="0"/>
-          <w:numId w:val="1003"/>
-        </w:numPr>
-      </w:pPr>
-      <w:r>
-        <w:rPr>
-          <w:b/>
-          <w:bCs/>
-          <w:lang w:val="nl"/>
-        </w:rPr>
-        <w:t xml:space="preserve">Aandacht</w:t>
-      </w:r>
-      <w:r>
-        <w:rPr>
-          <w:lang w:val="nl"/>
-        </w:rPr>
-        <w:t xml:space="preserve">: scripts in het bestand zelf, externe lettertypen (Google Fonts stuurt het</w:t>
-      </w:r>
-      <w:r>
-        <w:rPr>
-          <w:lang w:val="nl"/>
-        </w:rPr>
-        <w:t xml:space="preserve"> </w:t>
-      </w:r>
-      <w:r>
-        <w:rPr>
-          <w:lang w:val="nl"/>
-        </w:rPr>
-        <w:t xml:space="preserve">IP-adres van de bezoeker naar de VS), code die netwerkverkeer opzet, en cookies of</w:t>
-      </w:r>
-      <w:r>
-        <w:rPr>
-          <w:lang w:val="nl"/>
-        </w:rPr>
-        <w:t xml:space="preserve"> </w:t>
-      </w:r>
-      <w:r>
-        <w:rPr>
-          <w:lang w:val="nl"/>
-        </w:rPr>
-        <w:t xml:space="preserve">browseropslag.</w:t>
-      </w:r>
-    </w:p>
-    <w:p>
-      <w:pPr>
-        <w:pStyle w:val="Compact"/>
-        <w:numPr>
-          <w:ilvl w:val="0"/>
-          <w:numId w:val="1003"/>
-        </w:numPr>
-      </w:pPr>
-      <w:r>
-        <w:rPr>
-          <w:b/>
-          <w:bCs/>
-          <w:lang w:val="nl"/>
-        </w:rPr>
-        <w:t xml:space="preserve">Klein punt</w:t>
-      </w:r>
-      <w:r>
-        <w:rPr>
-          <w:lang w:val="nl"/>
-        </w:rPr>
-        <w:t xml:space="preserve">: afbeeldingen van andere websites,</w:t>
-      </w:r>
-      <w:r>
-        <w:rPr>
-          <w:lang w:val="nl"/>
-        </w:rPr>
-        <w:t xml:space="preserve"> </w:t>
-      </w:r>
-      <w:r>
-        <w:rPr>
-          <w:rStyle w:val="VerbatimChar"/>
-          <w:lang w:val="nl"/>
-        </w:rPr>
-        <w:t xml:space="preserve">onclick</w:t>
-      </w:r>
-      <w:r>
-        <w:rPr>
-          <w:lang w:val="nl"/>
-        </w:rPr>
-        <w:t xml:space="preserve">-acties,</w:t>
-      </w:r>
-      <w:r>
-        <w:rPr>
-          <w:lang w:val="nl"/>
-        </w:rPr>
-        <w:t xml:space="preserve"> </w:t>
-      </w:r>
-      <w:r>
-        <w:rPr>
-          <w:rStyle w:val="VerbatimChar"/>
-          <w:lang w:val="nl"/>
-        </w:rPr>
-        <w:t xml:space="preserve">javascript:</w:t>
-      </w:r>
-      <w:r>
-        <w:rPr>
-          <w:lang w:val="nl"/>
-        </w:rPr>
-        <w:t xml:space="preserve">-links.</w:t>
-      </w:r>
-    </w:p>
-    <w:p>
-      <w:pPr>
-        <w:pStyle w:val="Compact"/>
-        <w:numPr>
-          <w:ilvl w:val="0"/>
-          <w:numId w:val="1003"/>
-        </w:numPr>
-      </w:pPr>
-      <w:r>
-        <w:rPr>
-          <w:b/>
-          <w:bCs/>
-          <w:lang w:val="nl"/>
-        </w:rPr>
-        <w:t xml:space="preserve">Tip</w:t>
-      </w:r>
-      <w:r>
-        <w:rPr>
-          <w:lang w:val="nl"/>
-        </w:rPr>
-        <w:t xml:space="preserve">: een ontbrekend</w:t>
-      </w:r>
-      <w:r>
-        <w:rPr>
-          <w:lang w:val="nl"/>
-        </w:rPr>
-        <w:t xml:space="preserve"> </w:t>
-      </w:r>
-      <w:r>
-        <w:rPr>
-          <w:rStyle w:val="VerbatimChar"/>
-          <w:lang w:val="nl"/>
-        </w:rPr>
-        <w:t xml:space="preserve">[[formulier]]</w:t>
-      </w:r>
-      <w:r>
-        <w:rPr>
-          <w:lang w:val="nl"/>
-        </w:rPr>
-        <w:t xml:space="preserve">, taal, titel, hoofdkop of alt-teksten.</w:t>
-      </w:r>
-    </w:p>
-    <w:p>
-      <w:pPr>
-        <w:pStyle w:val="FirstParagraph"/>
-      </w:pPr>
-      <w:r>
-        <w:rPr>
-          <w:lang w:val="nl"/>
-        </w:rPr>
-        <w:t xml:space="preserve">Een ontwerp dat je zelf hebt gemaakt en dat alles in het bestand zelf heeft staan, geeft</w:t>
-      </w:r>
-      <w:r>
-        <w:rPr>
-          <w:lang w:val="nl"/>
-        </w:rPr>
-        <w:t xml:space="preserve"> </w:t>
-      </w:r>
-      <w:r>
-        <w:rPr>
-          <w:lang w:val="nl"/>
-        </w:rPr>
-        <w:t xml:space="preserve">meestal helemaal geen bevindingen ("Er is niets bijzonders gevonden in dit ontwerp").</w:t>
-      </w:r>
-    </w:p>
-    <w:p>
-      <w:pPr>
-        <w:pStyle w:val="BodyText"/>
-      </w:pPr>
-      <w:r>
-        <w:rPr>
-          <w:lang w:val="nl"/>
-        </w:rPr>
-        <w:t xml:space="preserve">Onder het rapport staan</w:t>
-      </w:r>
-      <w:r>
-        <w:rPr>
-          <w:lang w:val="nl"/>
-        </w:rPr>
-        <w:t xml:space="preserve"> </w:t>
-      </w:r>
-      <w:r>
-        <w:rPr>
-          <w:b/>
-          <w:bCs/>
-          <w:lang w:val="nl"/>
-        </w:rPr>
-        <w:t xml:space="preserve">Eerst bekijken</w:t>
-      </w:r>
-      <w:r>
-        <w:rPr>
-          <w:lang w:val="nl"/>
-        </w:rPr>
-        <w:t xml:space="preserve"> </w:t>
-      </w:r>
-      <w:r>
-        <w:rPr>
-          <w:lang w:val="nl"/>
-        </w:rPr>
-        <w:t xml:space="preserve">(de nieuwe versie in een eigen tabblad, alleen voor</w:t>
-      </w:r>
-      <w:r>
-        <w:rPr>
-          <w:lang w:val="nl"/>
-        </w:rPr>
-        <w:t xml:space="preserve"> </w:t>
-      </w:r>
-      <w:r>
-        <w:rPr>
-          <w:lang w:val="nl"/>
-        </w:rPr>
-        <w:t xml:space="preserve">jou) en</w:t>
-      </w:r>
-      <w:r>
-        <w:rPr>
-          <w:lang w:val="nl"/>
-        </w:rPr>
-        <w:t xml:space="preserve"> </w:t>
-      </w:r>
-      <w:r>
-        <w:rPr>
-          <w:b/>
-          <w:bCs/>
-          <w:lang w:val="nl"/>
-        </w:rPr>
-        <w:t xml:space="preserve">Live zetten</w:t>
-      </w:r>
-      <w:r>
-        <w:rPr>
-          <w:lang w:val="nl"/>
-        </w:rPr>
-        <w:t xml:space="preserve">. Live zetten kan pas als je het vinkje "Ik heb het rapport gelezen en wil</w:t>
-      </w:r>
-      <w:r>
-        <w:rPr>
-          <w:lang w:val="nl"/>
-        </w:rPr>
-        <w:t xml:space="preserve"> </w:t>
-      </w:r>
-      <w:r>
-        <w:rPr>
-          <w:lang w:val="nl"/>
-        </w:rPr>
-        <w:t xml:space="preserve">dit ontwerp live zetten" hebt gezet.</w:t>
-      </w:r>
-    </w:p>
-    <w:bookmarkStart w:id="14" w:name="externe-bronnen-toestaan"/>
-    <w:p>
-      <w:pPr>
-        <w:pStyle w:val="Heading2"/>
-      </w:pPr>
-      <w:r>
-        <w:rPr>
-          <w:lang w:val="nl"/>
-        </w:rPr>
-        <w:t xml:space="preserve">Externe bronnen toestaan</w:t>
-      </w:r>
-    </w:p>
-    <w:p>
-      <w:pPr>
-        <w:pStyle w:val="FirstParagraph"/>
-      </w:pPr>
-      <w:r>
-        <w:rPr>
-          <w:lang w:val="nl"/>
-        </w:rPr>
-        <w:t xml:space="preserve">Verwijst het ontwerp naar een andere website, bijvoorbeeld</w:t>
-      </w:r>
-      <w:r>
-        <w:rPr>
-          <w:lang w:val="nl"/>
-        </w:rPr>
-        <w:t xml:space="preserve"> </w:t>
-      </w:r>
-      <w:r>
-        <w:rPr>
-          <w:rStyle w:val="VerbatimChar"/>
-          <w:lang w:val="nl"/>
-        </w:rPr>
-        <w:t xml:space="preserve">cdn.tailwindcss.com</w:t>
-      </w:r>
-      <w:r>
-        <w:rPr>
-          <w:lang w:val="nl"/>
-        </w:rPr>
-        <w:t xml:space="preserve"> </w:t>
-      </w:r>
-      <w:r>
-        <w:rPr>
-          <w:lang w:val="nl"/>
-        </w:rPr>
-        <w:t xml:space="preserve">voor de</w:t>
-      </w:r>
-      <w:r>
-        <w:rPr>
-          <w:lang w:val="nl"/>
-        </w:rPr>
-        <w:t xml:space="preserve"> </w:t>
-      </w:r>
-      <w:r>
-        <w:rPr>
-          <w:lang w:val="nl"/>
-        </w:rPr>
-        <w:t xml:space="preserve">opmaak, dan wordt die</w:t>
-      </w:r>
-      <w:r>
-        <w:rPr>
-          <w:lang w:val="nl"/>
-        </w:rPr>
-        <w:t xml:space="preserve"> </w:t>
-      </w:r>
-      <w:r>
-        <w:rPr>
-          <w:b/>
-          <w:bCs/>
-          <w:lang w:val="nl"/>
-        </w:rPr>
-        <w:t xml:space="preserve">standaard geblokkeerd</w:t>
-      </w:r>
-      <w:r>
-        <w:rPr>
-          <w:lang w:val="nl"/>
-        </w:rPr>
-        <w:t xml:space="preserve"> </w:t>
-      </w:r>
-      <w:r>
-        <w:rPr>
-          <w:lang w:val="nl"/>
-        </w:rPr>
-        <w:t xml:space="preserve">door de browser. De pagina ziet er dan</w:t>
-      </w:r>
-      <w:r>
-        <w:rPr>
-          <w:lang w:val="nl"/>
-        </w:rPr>
-        <w:t xml:space="preserve"> </w:t>
-      </w:r>
-      <w:r>
-        <w:rPr>
-          <w:lang w:val="nl"/>
-        </w:rPr>
-        <w:t xml:space="preserve">anders uit dan bedoeld.</w:t>
-      </w:r>
-    </w:p>
-    <w:p>
-      <w:pPr>
-        <w:pStyle w:val="BodyText"/>
-      </w:pPr>
-      <w:r>
-        <w:rPr>
-          <w:lang w:val="nl"/>
-        </w:rPr>
-        <w:t xml:space="preserve">Bij het bevestigen van het rapport staat per host een vinkje om hem toe te staan. Vink</w:t>
-      </w:r>
-      <w:r>
-        <w:rPr>
-          <w:lang w:val="nl"/>
-        </w:rPr>
-        <w:t xml:space="preserve"> </w:t>
-      </w:r>
-      <w:r>
-        <w:rPr>
-          <w:lang w:val="nl"/>
-        </w:rPr>
-        <w:t xml:space="preserve">alleen aan wat je vertrouwt en wat het ontwerp echt nodig heeft. Dat wordt vastgelegd in</w:t>
-      </w:r>
-      <w:r>
-        <w:rPr>
-          <w:lang w:val="nl"/>
-        </w:rPr>
-        <w:t xml:space="preserve"> </w:t>
-      </w:r>
-      <w:r>
-        <w:rPr>
-          <w:lang w:val="nl"/>
-        </w:rPr>
-        <w:t xml:space="preserve">het logboek. Later aanpassen kan bij "Gegevens" in het veld</w:t>
-      </w:r>
-      <w:r>
-        <w:rPr>
-          <w:lang w:val="nl"/>
-        </w:rPr>
-        <w:t xml:space="preserve"> </w:t>
-      </w:r>
-      <w:r>
-        <w:rPr>
-          <w:b/>
-          <w:bCs/>
-          <w:lang w:val="nl"/>
-        </w:rPr>
-        <w:t xml:space="preserve">Toegestane externe bronnen</w:t>
-      </w:r>
-      <w:r>
-        <w:rPr>
-          <w:lang w:val="nl"/>
-        </w:rPr>
-        <w:t xml:space="preserve">: één</w:t>
-      </w:r>
-      <w:r>
-        <w:rPr>
-          <w:lang w:val="nl"/>
-        </w:rPr>
-        <w:t xml:space="preserve"> </w:t>
-      </w:r>
-      <w:r>
-        <w:rPr>
-          <w:lang w:val="nl"/>
-        </w:rPr>
-        <w:t xml:space="preserve">hostnaam per regel.</w:t>
-      </w:r>
-    </w:p>
-    <w:p>
-      <w:pPr>
-        <w:pStyle w:val="BodyText"/>
-      </w:pPr>
-      <w:r>
-        <w:rPr>
-          <w:lang w:val="nl"/>
-        </w:rPr>
-        <w:t xml:space="preserve">Beter dan toestaan is meestal: het lettertype of de opmaak in het bestand zelf zetten. Dan</w:t>
-      </w:r>
-      <w:r>
-        <w:rPr>
-          <w:lang w:val="nl"/>
-        </w:rPr>
-        <w:t xml:space="preserve"> </w:t>
-      </w:r>
-      <w:r>
-        <w:rPr>
-          <w:lang w:val="nl"/>
-        </w:rPr>
-        <w:t xml:space="preserve">werkt de pagina ook als die andere website eruit ligt, en gaan er geen gegevens van</w:t>
-      </w:r>
-      <w:r>
-        <w:rPr>
-          <w:lang w:val="nl"/>
-        </w:rPr>
-        <w:t xml:space="preserve"> </w:t>
-      </w:r>
-      <w:r>
-        <w:rPr>
-          <w:lang w:val="nl"/>
-        </w:rPr>
-        <w:t xml:space="preserve">bezoekers naar derden.</w:t>
-      </w:r>
-    </w:p>
-    <w:p>
-      <w:pPr>
-        <w:pStyle w:val="BodyText"/>
-      </w:pPr>
-      <w:r>
-        <w:rPr>
-          <w:lang w:val="nl"/>
-        </w:rPr>
-        <w:t xml:space="preserve">Eén ding kun je nooit toestaan: script uit het ontwerp mag geen verzoeken doen naar andere</w:t>
-      </w:r>
-      <w:r>
-        <w:rPr>
-          <w:lang w:val="nl"/>
-        </w:rPr>
-        <w:t xml:space="preserve"> </w:t>
-      </w:r>
-      <w:r>
-        <w:rPr>
-          <w:lang w:val="nl"/>
-        </w:rPr>
-        <w:t xml:space="preserve">adressen dan het meetpunt van de pagina zelf. Dat beschermt de gegevens in het beheer.</w:t>
-      </w:r>
-    </w:p>
-    <w:p>
-      <w:r>
-        <w:pict>
-          <v:rect style="width:0;height:1.5pt" o:hralign="center" o:hrstd="t" o:hr="t"/>
-        </w:pict>
-      </w:r>
-    </w:p>
-    <w:bookmarkEnd w:id="14"/>
-    <w:bookmarkEnd w:id="15"/>
-    <w:bookmarkStart w:id="16" w:name="versies"/>
-    <w:p>
-      <w:pPr>
-        <w:pStyle w:val="Heading1"/>
-      </w:pPr>
-      <w:r>
-        <w:rPr>
-          <w:lang w:val="nl"/>
-        </w:rPr>
-        <w:t xml:space="preserve">Versies</w:t>
-      </w:r>
-    </w:p>
-    <w:p>
-      <w:pPr>
-        <w:pStyle w:val="BlockText"/>
-      </w:pPr>
-      <w:r>
-        <w:rPr>
-          <w:b/>
-          <w:bCs/>
-          <w:lang w:val="nl"/>
-        </w:rPr>
-        <w:t xml:space="preserve">In het kort:</w:t>
-      </w:r>
-      <w:r>
-        <w:rPr>
-          <w:lang w:val="nl"/>
-        </w:rPr>
-        <w:t xml:space="preserve"> </w:t>
-      </w:r>
-      <w:r>
-        <w:rPr>
-          <w:lang w:val="nl"/>
-        </w:rPr>
-        <w:t xml:space="preserve">elke upload is een nieuwe versie. Je kunt elke versie bekijken en een oudere</w:t>
-      </w:r>
-      <w:r>
-        <w:rPr>
-          <w:lang w:val="nl"/>
-        </w:rPr>
-        <w:t xml:space="preserve"> </w:t>
-      </w:r>
-      <w:r>
-        <w:rPr>
-          <w:lang w:val="nl"/>
-        </w:rPr>
-        <w:t xml:space="preserve">met één klik terugzetten. De laatste tien blijven bewaard.</w:t>
-      </w:r>
-    </w:p>
-    <w:p>
-      <w:pPr>
-        <w:pStyle w:val="FirstParagraph"/>
-      </w:pPr>
-      <w:r>
-        <w:rPr>
-          <w:lang w:val="nl"/>
-        </w:rPr>
-        <w:t xml:space="preserve">Onder "Ontwerp" staat de lijst met versies. Per versie zie je de datum, de bestandsnaam, de</w:t>
-      </w:r>
-      <w:r>
-        <w:rPr>
-          <w:lang w:val="nl"/>
-        </w:rPr>
-        <w:t xml:space="preserve"> </w:t>
-      </w:r>
-      <w:r>
-        <w:rPr>
-          <w:lang w:val="nl"/>
-        </w:rPr>
-        <w:t xml:space="preserve">grootte en of er aandachtspunten in het rapport stonden.</w:t>
       </w:r>
     </w:p>
     <w:p>
@@ -3439,19 +3422,25 @@
           <w:bCs/>
           <w:lang w:val="nl"/>
         </w:rPr>
-        <w:t xml:space="preserve">Live</w:t>
-      </w:r>
-      <w:r>
-        <w:rPr>
-          <w:lang w:val="nl"/>
-        </w:rPr>
-        <w:t xml:space="preserve"> </w:t>
-      </w:r>
-      <w:r>
-        <w:rPr>
-          <w:lang w:val="nl"/>
-        </w:rPr>
-        <w:t xml:space="preserve">staat bij de versie die bezoekers zien.</w:t>
+        <w:t xml:space="preserve">Let op</w:t>
+      </w:r>
+      <w:r>
+        <w:rPr>
+          <w:lang w:val="nl"/>
+        </w:rPr>
+        <w:t xml:space="preserve">: scripts van andere websites, formulieren die naar een andere partij sturen,</w:t>
+      </w:r>
+      <w:r>
+        <w:rPr>
+          <w:lang w:val="nl"/>
+        </w:rPr>
+        <w:t xml:space="preserve"> </w:t>
+      </w:r>
+      <w:r>
+        <w:rPr>
+          <w:lang w:val="nl"/>
+        </w:rPr>
+        <w:t xml:space="preserve">en bekende trackers zoals Google Analytics.</w:t>
       </w:r>
     </w:p>
     <w:p>
@@ -3468,45 +3457,37 @@
           <w:bCs/>
           <w:lang w:val="nl"/>
         </w:rPr>
-        <w:t xml:space="preserve">Niet bevestigd</w:t>
-      </w:r>
-      <w:r>
-        <w:rPr>
-          <w:lang w:val="nl"/>
-        </w:rPr>
-        <w:t xml:space="preserve"> </w:t>
-      </w:r>
-      <w:r>
-        <w:rPr>
-          <w:lang w:val="nl"/>
-        </w:rPr>
-        <w:t xml:space="preserve">staat bij een versie waarvan het rapport nog niet is bevestigd. Met</w:t>
-      </w:r>
-      <w:r>
-        <w:rPr>
-          <w:lang w:val="nl"/>
-        </w:rPr>
-        <w:t xml:space="preserve"> </w:t>
-      </w:r>
-      <w:r>
-        <w:rPr>
-          <w:b/>
-          <w:bCs/>
-          <w:lang w:val="nl"/>
-        </w:rPr>
-        <w:t xml:space="preserve">Rapport</w:t>
-      </w:r>
-      <w:r>
-        <w:rPr>
-          <w:lang w:val="nl"/>
-        </w:rPr>
-        <w:t xml:space="preserve"> </w:t>
-      </w:r>
-      <w:r>
-        <w:rPr>
-          <w:lang w:val="nl"/>
-        </w:rPr>
-        <w:t xml:space="preserve">open je dat rapport.</w:t>
+        <w:t xml:space="preserve">Aandacht</w:t>
+      </w:r>
+      <w:r>
+        <w:rPr>
+          <w:lang w:val="nl"/>
+        </w:rPr>
+        <w:t xml:space="preserve">: scripts in het bestand zelf, externe lettertypen (Google Fonts stuurt het</w:t>
+      </w:r>
+      <w:r>
+        <w:rPr>
+          <w:lang w:val="nl"/>
+        </w:rPr>
+        <w:t xml:space="preserve"> </w:t>
+      </w:r>
+      <w:r>
+        <w:rPr>
+          <w:lang w:val="nl"/>
+        </w:rPr>
+        <w:t xml:space="preserve">IP-adres van de bezoeker naar de VS), code die netwerkverkeer opzet, en cookies of</w:t>
+      </w:r>
+      <w:r>
+        <w:rPr>
+          <w:lang w:val="nl"/>
+        </w:rPr>
+        <w:t xml:space="preserve"> </w:t>
+      </w:r>
+      <w:r>
+        <w:rPr>
+          <w:lang w:val="nl"/>
+        </w:rPr>
+        <w:t xml:space="preserve">browseropslag.</w:t>
       </w:r>
     </w:p>
     <w:p>
@@ -3523,19 +3504,51 @@
           <w:bCs/>
           <w:lang w:val="nl"/>
         </w:rPr>
-        <w:t xml:space="preserve">Bekijken</w:t>
-      </w:r>
-      <w:r>
-        <w:rPr>
-          <w:lang w:val="nl"/>
-        </w:rPr>
-        <w:t xml:space="preserve"> </w:t>
-      </w:r>
-      <w:r>
-        <w:rPr>
-          <w:lang w:val="nl"/>
-        </w:rPr>
-        <w:t xml:space="preserve">opent een versie in een nieuw tabblad.</w:t>
+        <w:t xml:space="preserve">Klein punt</w:t>
+      </w:r>
+      <w:r>
+        <w:rPr>
+          <w:lang w:val="nl"/>
+        </w:rPr>
+        <w:t xml:space="preserve">: afbeeldingen van andere websites,</w:t>
+      </w:r>
+      <w:r>
+        <w:rPr>
+          <w:lang w:val="nl"/>
+        </w:rPr>
+        <w:t xml:space="preserve"> </w:t>
+      </w:r>
+      <w:r>
+        <w:rPr>
+          <w:rStyle w:val="VerbatimChar"/>
+          <w:lang w:val="nl"/>
+        </w:rPr>
+        <w:t xml:space="preserve">onclick</w:t>
+      </w:r>
+      <w:r>
+        <w:rPr>
+          <w:lang w:val="nl"/>
+        </w:rPr>
+        <w:t xml:space="preserve">-acties,</w:t>
+      </w:r>
+      <w:r>
+        <w:rPr>
+          <w:lang w:val="nl"/>
+        </w:rPr>
+        <w:t xml:space="preserve"> </w:t>
+      </w:r>
+      <w:r>
+        <w:rPr>
+          <w:rStyle w:val="VerbatimChar"/>
+          <w:lang w:val="nl"/>
+        </w:rPr>
+        <w:t xml:space="preserve">javascript:</w:t>
+      </w:r>
+      <w:r>
+        <w:rPr>
+          <w:lang w:val="nl"/>
+        </w:rPr>
+        <w:t xml:space="preserve">-links.</w:t>
       </w:r>
     </w:p>
     <w:p>
@@ -3552,31 +3565,32 @@
           <w:bCs/>
           <w:lang w:val="nl"/>
         </w:rPr>
-        <w:t xml:space="preserve">Terugzetten</w:t>
-      </w:r>
-      <w:r>
-        <w:rPr>
-          <w:lang w:val="nl"/>
-        </w:rPr>
-        <w:t xml:space="preserve"> </w:t>
-      </w:r>
-      <w:r>
-        <w:rPr>
-          <w:lang w:val="nl"/>
-        </w:rPr>
-        <w:t xml:space="preserve">zet een eerder bevestigde versie weer live, na een bevestiging. De huidige</w:t>
-      </w:r>
-      <w:r>
-        <w:rPr>
-          <w:lang w:val="nl"/>
-        </w:rPr>
-        <w:t xml:space="preserve"> </w:t>
-      </w:r>
-      <w:r>
-        <w:rPr>
-          <w:lang w:val="nl"/>
-        </w:rPr>
-        <w:t xml:space="preserve">versie blijft bewaard.</w:t>
+        <w:t xml:space="preserve">Tip</w:t>
+      </w:r>
+      <w:r>
+        <w:rPr>
+          <w:lang w:val="nl"/>
+        </w:rPr>
+        <w:t xml:space="preserve">: een ontbrekend</w:t>
+      </w:r>
+      <w:r>
+        <w:rPr>
+          <w:lang w:val="nl"/>
+        </w:rPr>
+        <w:t xml:space="preserve"> </w:t>
+      </w:r>
+      <w:r>
+        <w:rPr>
+          <w:rStyle w:val="VerbatimChar"/>
+          <w:lang w:val="nl"/>
+        </w:rPr>
+        <w:t xml:space="preserve">[[formulier]]</w:t>
+      </w:r>
+      <w:r>
+        <w:rPr>
+          <w:lang w:val="nl"/>
+        </w:rPr>
+        <w:t xml:space="preserve">, taal, titel, hoofdkop of alt-teksten.</w:t>
       </w:r>
     </w:p>
     <w:p>
@@ -3587,19 +3601,19 @@
         <w:rPr>
           <w:lang w:val="nl"/>
         </w:rPr>
-        <w:t xml:space="preserve">De laatste tien versies blijven bewaard; de versie die live staat altijd. Een net geüploade</w:t>
-      </w:r>
-      <w:r>
-        <w:rPr>
-          <w:lang w:val="nl"/>
-        </w:rPr>
-        <w:t xml:space="preserve"> </w:t>
-      </w:r>
-      <w:r>
-        <w:rPr>
-          <w:lang w:val="nl"/>
-        </w:rPr>
-        <w:t xml:space="preserve">versie staat nog niet live: eerst het rapport bevestigen.</w:t>
+        <w:t xml:space="preserve">Een ontwerp dat je zelf hebt gemaakt en dat alles in het bestand zelf heeft staan, geeft</w:t>
+      </w:r>
+      <w:r>
+        <w:rPr>
+          <w:lang w:val="nl"/>
+        </w:rPr>
+        <w:t xml:space="preserve"> </w:t>
+      </w:r>
+      <w:r>
+        <w:rPr>
+          <w:lang w:val="nl"/>
+        </w:rPr>
+        <w:t xml:space="preserve">meestal helemaal geen bevindingen ("Er is niets bijzonders gevonden in dit ontwerp").</w:t>
       </w:r>
     </w:p>
     <w:p>
@@ -3610,33 +3624,300 @@
         <w:rPr>
           <w:lang w:val="nl"/>
         </w:rPr>
-        <w:t xml:space="preserve">Rechts op het scherm staat een</w:t>
-      </w:r>
-      <w:r>
-        <w:rPr>
-          <w:lang w:val="nl"/>
-        </w:rPr>
-        <w:t xml:space="preserve"> </w:t>
-      </w:r>
-      <w:r>
-        <w:rPr>
-          <w:b/>
-          <w:bCs/>
-          <w:lang w:val="nl"/>
-        </w:rPr>
-        <w:t xml:space="preserve">Voorbeeld</w:t>
-      </w:r>
-      <w:r>
-        <w:rPr>
-          <w:lang w:val="nl"/>
-        </w:rPr>
-        <w:t xml:space="preserve"> </w:t>
-      </w:r>
-      <w:r>
-        <w:rPr>
-          <w:lang w:val="nl"/>
-        </w:rPr>
-        <w:t xml:space="preserve">van de versie die live staat.</w:t>
+        <w:t xml:space="preserve">Onder het rapport staan</w:t>
+      </w:r>
+      <w:r>
+        <w:rPr>
+          <w:lang w:val="nl"/>
+        </w:rPr>
+        <w:t xml:space="preserve"> </w:t>
+      </w:r>
+      <w:r>
+        <w:rPr>
+          <w:b/>
+          <w:bCs/>
+          <w:lang w:val="nl"/>
+        </w:rPr>
+        <w:t xml:space="preserve">Eerst bekijken</w:t>
+      </w:r>
+      <w:r>
+        <w:rPr>
+          <w:lang w:val="nl"/>
+        </w:rPr>
+        <w:t xml:space="preserve"> </w:t>
+      </w:r>
+      <w:r>
+        <w:rPr>
+          <w:lang w:val="nl"/>
+        </w:rPr>
+        <w:t xml:space="preserve">(de nieuwe versie in een eigen tabblad, alleen voor</w:t>
+      </w:r>
+      <w:r>
+        <w:rPr>
+          <w:lang w:val="nl"/>
+        </w:rPr>
+        <w:t xml:space="preserve"> </w:t>
+      </w:r>
+      <w:r>
+        <w:rPr>
+          <w:lang w:val="nl"/>
+        </w:rPr>
+        <w:t xml:space="preserve">jou) en</w:t>
+      </w:r>
+      <w:r>
+        <w:rPr>
+          <w:lang w:val="nl"/>
+        </w:rPr>
+        <w:t xml:space="preserve"> </w:t>
+      </w:r>
+      <w:r>
+        <w:rPr>
+          <w:b/>
+          <w:bCs/>
+          <w:lang w:val="nl"/>
+        </w:rPr>
+        <w:t xml:space="preserve">Live zetten</w:t>
+      </w:r>
+      <w:r>
+        <w:rPr>
+          <w:lang w:val="nl"/>
+        </w:rPr>
+        <w:t xml:space="preserve">. Live zetten kan pas als je het vinkje "Ik heb het rapport gelezen en wil</w:t>
+      </w:r>
+      <w:r>
+        <w:rPr>
+          <w:lang w:val="nl"/>
+        </w:rPr>
+        <w:t xml:space="preserve"> </w:t>
+      </w:r>
+      <w:r>
+        <w:rPr>
+          <w:lang w:val="nl"/>
+        </w:rPr>
+        <w:t xml:space="preserve">dit ontwerp live zetten" hebt gezet.</w:t>
+      </w:r>
+    </w:p>
+    <w:bookmarkStart w:id="15" w:name="externe-bronnen-toestaan"/>
+    <w:p>
+      <w:pPr>
+        <w:pStyle w:val="Heading2"/>
+      </w:pPr>
+      <w:r>
+        <w:rPr>
+          <w:lang w:val="nl"/>
+        </w:rPr>
+        <w:t xml:space="preserve">Externe bronnen toestaan</w:t>
+      </w:r>
+    </w:p>
+    <w:p>
+      <w:pPr>
+        <w:pStyle w:val="FirstParagraph"/>
+      </w:pPr>
+      <w:r>
+        <w:rPr>
+          <w:lang w:val="nl"/>
+        </w:rPr>
+        <w:t xml:space="preserve">Verwijst het ontwerp naar een andere website, bijvoorbeeld</w:t>
+      </w:r>
+      <w:r>
+        <w:rPr>
+          <w:lang w:val="nl"/>
+        </w:rPr>
+        <w:t xml:space="preserve"> </w:t>
+      </w:r>
+      <w:r>
+        <w:rPr>
+          <w:rStyle w:val="VerbatimChar"/>
+          <w:lang w:val="nl"/>
+        </w:rPr>
+        <w:t xml:space="preserve">cdn.tailwindcss.com</w:t>
+      </w:r>
+      <w:r>
+        <w:rPr>
+          <w:lang w:val="nl"/>
+        </w:rPr>
+        <w:t xml:space="preserve"> </w:t>
+      </w:r>
+      <w:r>
+        <w:rPr>
+          <w:lang w:val="nl"/>
+        </w:rPr>
+        <w:t xml:space="preserve">voor de</w:t>
+      </w:r>
+      <w:r>
+        <w:rPr>
+          <w:lang w:val="nl"/>
+        </w:rPr>
+        <w:t xml:space="preserve"> </w:t>
+      </w:r>
+      <w:r>
+        <w:rPr>
+          <w:lang w:val="nl"/>
+        </w:rPr>
+        <w:t xml:space="preserve">opmaak, dan wordt die</w:t>
+      </w:r>
+      <w:r>
+        <w:rPr>
+          <w:lang w:val="nl"/>
+        </w:rPr>
+        <w:t xml:space="preserve"> </w:t>
+      </w:r>
+      <w:r>
+        <w:rPr>
+          <w:b/>
+          <w:bCs/>
+          <w:lang w:val="nl"/>
+        </w:rPr>
+        <w:t xml:space="preserve">standaard geblokkeerd</w:t>
+      </w:r>
+      <w:r>
+        <w:rPr>
+          <w:lang w:val="nl"/>
+        </w:rPr>
+        <w:t xml:space="preserve"> </w:t>
+      </w:r>
+      <w:r>
+        <w:rPr>
+          <w:lang w:val="nl"/>
+        </w:rPr>
+        <w:t xml:space="preserve">door de browser. De pagina ziet er dan</w:t>
+      </w:r>
+      <w:r>
+        <w:rPr>
+          <w:lang w:val="nl"/>
+        </w:rPr>
+        <w:t xml:space="preserve"> </w:t>
+      </w:r>
+      <w:r>
+        <w:rPr>
+          <w:lang w:val="nl"/>
+        </w:rPr>
+        <w:t xml:space="preserve">anders uit dan bedoeld.</w:t>
+      </w:r>
+    </w:p>
+    <w:p>
+      <w:pPr>
+        <w:pStyle w:val="BodyText"/>
+      </w:pPr>
+      <w:r>
+        <w:rPr>
+          <w:lang w:val="nl"/>
+        </w:rPr>
+        <w:t xml:space="preserve">Bij het bevestigen van het rapport staat per host een vinkje om hem toe te staan. Vink</w:t>
+      </w:r>
+      <w:r>
+        <w:rPr>
+          <w:lang w:val="nl"/>
+        </w:rPr>
+        <w:t xml:space="preserve"> </w:t>
+      </w:r>
+      <w:r>
+        <w:rPr>
+          <w:lang w:val="nl"/>
+        </w:rPr>
+        <w:t xml:space="preserve">alleen aan wat je vertrouwt en wat het ontwerp echt nodig heeft. Dat wordt vastgelegd in</w:t>
+      </w:r>
+      <w:r>
+        <w:rPr>
+          <w:lang w:val="nl"/>
+        </w:rPr>
+        <w:t xml:space="preserve"> </w:t>
+      </w:r>
+      <w:r>
+        <w:rPr>
+          <w:lang w:val="nl"/>
+        </w:rPr>
+        <w:t xml:space="preserve">het logboek. Later aanpassen kan bij "Gegevens" in het veld</w:t>
+      </w:r>
+      <w:r>
+        <w:rPr>
+          <w:lang w:val="nl"/>
+        </w:rPr>
+        <w:t xml:space="preserve"> </w:t>
+      </w:r>
+      <w:r>
+        <w:rPr>
+          <w:b/>
+          <w:bCs/>
+          <w:lang w:val="nl"/>
+        </w:rPr>
+        <w:t xml:space="preserve">Toegestane externe bronnen</w:t>
+      </w:r>
+      <w:r>
+        <w:rPr>
+          <w:lang w:val="nl"/>
+        </w:rPr>
+        <w:t xml:space="preserve">: één</w:t>
+      </w:r>
+      <w:r>
+        <w:rPr>
+          <w:lang w:val="nl"/>
+        </w:rPr>
+        <w:t xml:space="preserve"> </w:t>
+      </w:r>
+      <w:r>
+        <w:rPr>
+          <w:lang w:val="nl"/>
+        </w:rPr>
+        <w:t xml:space="preserve">hostnaam per regel.</w:t>
+      </w:r>
+    </w:p>
+    <w:p>
+      <w:pPr>
+        <w:pStyle w:val="BodyText"/>
+      </w:pPr>
+      <w:r>
+        <w:rPr>
+          <w:lang w:val="nl"/>
+        </w:rPr>
+        <w:t xml:space="preserve">Beter dan toestaan is meestal: het lettertype of de opmaak in het bestand zelf zetten. Dan</w:t>
+      </w:r>
+      <w:r>
+        <w:rPr>
+          <w:lang w:val="nl"/>
+        </w:rPr>
+        <w:t xml:space="preserve"> </w:t>
+      </w:r>
+      <w:r>
+        <w:rPr>
+          <w:lang w:val="nl"/>
+        </w:rPr>
+        <w:t xml:space="preserve">werkt de pagina ook als die andere website eruit ligt, en gaan er geen gegevens van</w:t>
+      </w:r>
+      <w:r>
+        <w:rPr>
+          <w:lang w:val="nl"/>
+        </w:rPr>
+        <w:t xml:space="preserve"> </w:t>
+      </w:r>
+      <w:r>
+        <w:rPr>
+          <w:lang w:val="nl"/>
+        </w:rPr>
+        <w:t xml:space="preserve">bezoekers naar derden.</w:t>
+      </w:r>
+    </w:p>
+    <w:p>
+      <w:pPr>
+        <w:pStyle w:val="BodyText"/>
+      </w:pPr>
+      <w:r>
+        <w:rPr>
+          <w:lang w:val="nl"/>
+        </w:rPr>
+        <w:t xml:space="preserve">Eén ding kun je nooit toestaan: script uit het ontwerp mag geen verzoeken doen naar andere</w:t>
+      </w:r>
+      <w:r>
+        <w:rPr>
+          <w:lang w:val="nl"/>
+        </w:rPr>
+        <w:t xml:space="preserve"> </w:t>
+      </w:r>
+      <w:r>
+        <w:rPr>
+          <w:lang w:val="nl"/>
+        </w:rPr>
+        <w:t xml:space="preserve">adressen dan het meetpunt van de pagina zelf. Dat beschermt de gegevens in het beheer.</w:t>
       </w:r>
     </w:p>
     <w:p>
@@ -3646,8 +3927,303 @@
         </w:pict>
       </w:r>
     </w:p>
+    <w:bookmarkEnd w:id="15"/>
     <w:bookmarkEnd w:id="16"/>
-    <w:bookmarkStart w:id="17" w:name="status-en-vindbaarheid"/>
+    <w:bookmarkStart w:id="17" w:name="versies"/>
+    <w:p>
+      <w:pPr>
+        <w:pStyle w:val="Heading1"/>
+      </w:pPr>
+      <w:r>
+        <w:rPr>
+          <w:lang w:val="nl"/>
+        </w:rPr>
+        <w:t xml:space="preserve">Versies</w:t>
+      </w:r>
+    </w:p>
+    <w:p>
+      <w:pPr>
+        <w:pStyle w:val="BlockText"/>
+      </w:pPr>
+      <w:r>
+        <w:rPr>
+          <w:b/>
+          <w:bCs/>
+          <w:lang w:val="nl"/>
+        </w:rPr>
+        <w:t xml:space="preserve">In het kort:</w:t>
+      </w:r>
+      <w:r>
+        <w:rPr>
+          <w:lang w:val="nl"/>
+        </w:rPr>
+        <w:t xml:space="preserve"> </w:t>
+      </w:r>
+      <w:r>
+        <w:rPr>
+          <w:lang w:val="nl"/>
+        </w:rPr>
+        <w:t xml:space="preserve">elke upload is een nieuwe versie. Je kunt elke versie bekijken en een oudere</w:t>
+      </w:r>
+      <w:r>
+        <w:rPr>
+          <w:lang w:val="nl"/>
+        </w:rPr>
+        <w:t xml:space="preserve"> </w:t>
+      </w:r>
+      <w:r>
+        <w:rPr>
+          <w:lang w:val="nl"/>
+        </w:rPr>
+        <w:t xml:space="preserve">met één klik terugzetten. De laatste tien blijven bewaard.</w:t>
+      </w:r>
+    </w:p>
+    <w:p>
+      <w:pPr>
+        <w:pStyle w:val="FirstParagraph"/>
+      </w:pPr>
+      <w:r>
+        <w:rPr>
+          <w:lang w:val="nl"/>
+        </w:rPr>
+        <w:t xml:space="preserve">Onder "Ontwerp" staat de lijst met versies. Per versie zie je de datum, de bestandsnaam, de</w:t>
+      </w:r>
+      <w:r>
+        <w:rPr>
+          <w:lang w:val="nl"/>
+        </w:rPr>
+        <w:t xml:space="preserve"> </w:t>
+      </w:r>
+      <w:r>
+        <w:rPr>
+          <w:lang w:val="nl"/>
+        </w:rPr>
+        <w:t xml:space="preserve">grootte en of er aandachtspunten in het rapport stonden.</w:t>
+      </w:r>
+    </w:p>
+    <w:p>
+      <w:pPr>
+        <w:pStyle w:val="Compact"/>
+        <w:numPr>
+          <w:ilvl w:val="0"/>
+          <w:numId w:val="1005"/>
+        </w:numPr>
+      </w:pPr>
+      <w:r>
+        <w:rPr>
+          <w:b/>
+          <w:bCs/>
+          <w:lang w:val="nl"/>
+        </w:rPr>
+        <w:t xml:space="preserve">Live</w:t>
+      </w:r>
+      <w:r>
+        <w:rPr>
+          <w:lang w:val="nl"/>
+        </w:rPr>
+        <w:t xml:space="preserve"> </w:t>
+      </w:r>
+      <w:r>
+        <w:rPr>
+          <w:lang w:val="nl"/>
+        </w:rPr>
+        <w:t xml:space="preserve">staat bij de versie die bezoekers zien.</w:t>
+      </w:r>
+    </w:p>
+    <w:p>
+      <w:pPr>
+        <w:pStyle w:val="Compact"/>
+        <w:numPr>
+          <w:ilvl w:val="0"/>
+          <w:numId w:val="1005"/>
+        </w:numPr>
+      </w:pPr>
+      <w:r>
+        <w:rPr>
+          <w:b/>
+          <w:bCs/>
+          <w:lang w:val="nl"/>
+        </w:rPr>
+        <w:t xml:space="preserve">Niet bevestigd</w:t>
+      </w:r>
+      <w:r>
+        <w:rPr>
+          <w:lang w:val="nl"/>
+        </w:rPr>
+        <w:t xml:space="preserve"> </w:t>
+      </w:r>
+      <w:r>
+        <w:rPr>
+          <w:lang w:val="nl"/>
+        </w:rPr>
+        <w:t xml:space="preserve">staat bij een versie waarvan het rapport nog niet is bevestigd. Met</w:t>
+      </w:r>
+      <w:r>
+        <w:rPr>
+          <w:lang w:val="nl"/>
+        </w:rPr>
+        <w:t xml:space="preserve"> </w:t>
+      </w:r>
+      <w:r>
+        <w:rPr>
+          <w:b/>
+          <w:bCs/>
+          <w:lang w:val="nl"/>
+        </w:rPr>
+        <w:t xml:space="preserve">Rapport</w:t>
+      </w:r>
+      <w:r>
+        <w:rPr>
+          <w:lang w:val="nl"/>
+        </w:rPr>
+        <w:t xml:space="preserve"> </w:t>
+      </w:r>
+      <w:r>
+        <w:rPr>
+          <w:lang w:val="nl"/>
+        </w:rPr>
+        <w:t xml:space="preserve">open je dat rapport.</w:t>
+      </w:r>
+    </w:p>
+    <w:p>
+      <w:pPr>
+        <w:pStyle w:val="Compact"/>
+        <w:numPr>
+          <w:ilvl w:val="0"/>
+          <w:numId w:val="1005"/>
+        </w:numPr>
+      </w:pPr>
+      <w:r>
+        <w:rPr>
+          <w:b/>
+          <w:bCs/>
+          <w:lang w:val="nl"/>
+        </w:rPr>
+        <w:t xml:space="preserve">Bekijken</w:t>
+      </w:r>
+      <w:r>
+        <w:rPr>
+          <w:lang w:val="nl"/>
+        </w:rPr>
+        <w:t xml:space="preserve"> </w:t>
+      </w:r>
+      <w:r>
+        <w:rPr>
+          <w:lang w:val="nl"/>
+        </w:rPr>
+        <w:t xml:space="preserve">opent een versie in een nieuw tabblad.</w:t>
+      </w:r>
+    </w:p>
+    <w:p>
+      <w:pPr>
+        <w:pStyle w:val="Compact"/>
+        <w:numPr>
+          <w:ilvl w:val="0"/>
+          <w:numId w:val="1005"/>
+        </w:numPr>
+      </w:pPr>
+      <w:r>
+        <w:rPr>
+          <w:b/>
+          <w:bCs/>
+          <w:lang w:val="nl"/>
+        </w:rPr>
+        <w:t xml:space="preserve">Terugzetten</w:t>
+      </w:r>
+      <w:r>
+        <w:rPr>
+          <w:lang w:val="nl"/>
+        </w:rPr>
+        <w:t xml:space="preserve"> </w:t>
+      </w:r>
+      <w:r>
+        <w:rPr>
+          <w:lang w:val="nl"/>
+        </w:rPr>
+        <w:t xml:space="preserve">zet een eerder bevestigde versie weer live, na een bevestiging. De huidige</w:t>
+      </w:r>
+      <w:r>
+        <w:rPr>
+          <w:lang w:val="nl"/>
+        </w:rPr>
+        <w:t xml:space="preserve"> </w:t>
+      </w:r>
+      <w:r>
+        <w:rPr>
+          <w:lang w:val="nl"/>
+        </w:rPr>
+        <w:t xml:space="preserve">versie blijft bewaard.</w:t>
+      </w:r>
+    </w:p>
+    <w:p>
+      <w:pPr>
+        <w:pStyle w:val="FirstParagraph"/>
+      </w:pPr>
+      <w:r>
+        <w:rPr>
+          <w:lang w:val="nl"/>
+        </w:rPr>
+        <w:t xml:space="preserve">De laatste tien versies blijven bewaard; de versie die live staat altijd. Een net geüploade</w:t>
+      </w:r>
+      <w:r>
+        <w:rPr>
+          <w:lang w:val="nl"/>
+        </w:rPr>
+        <w:t xml:space="preserve"> </w:t>
+      </w:r>
+      <w:r>
+        <w:rPr>
+          <w:lang w:val="nl"/>
+        </w:rPr>
+        <w:t xml:space="preserve">versie staat nog niet live: eerst het rapport bevestigen.</w:t>
+      </w:r>
+    </w:p>
+    <w:p>
+      <w:pPr>
+        <w:pStyle w:val="BodyText"/>
+      </w:pPr>
+      <w:r>
+        <w:rPr>
+          <w:lang w:val="nl"/>
+        </w:rPr>
+        <w:t xml:space="preserve">Rechts op het scherm staat een</w:t>
+      </w:r>
+      <w:r>
+        <w:rPr>
+          <w:lang w:val="nl"/>
+        </w:rPr>
+        <w:t xml:space="preserve"> </w:t>
+      </w:r>
+      <w:r>
+        <w:rPr>
+          <w:b/>
+          <w:bCs/>
+          <w:lang w:val="nl"/>
+        </w:rPr>
+        <w:t xml:space="preserve">Voorbeeld</w:t>
+      </w:r>
+      <w:r>
+        <w:rPr>
+          <w:lang w:val="nl"/>
+        </w:rPr>
+        <w:t xml:space="preserve"> </w:t>
+      </w:r>
+      <w:r>
+        <w:rPr>
+          <w:lang w:val="nl"/>
+        </w:rPr>
+        <w:t xml:space="preserve">van de versie die live staat.</w:t>
+      </w:r>
+    </w:p>
+    <w:p>
+      <w:r>
+        <w:pict>
+          <v:rect style="width:0;height:1.5pt" o:hralign="center" o:hrstd="t" o:hr="t"/>
+        </w:pict>
+      </w:r>
+    </w:p>
+    <w:bookmarkEnd w:id="17"/>
+    <w:bookmarkStart w:id="19" w:name="status-en-vindbaarheid"/>
     <w:p>
       <w:pPr>
         <w:pStyle w:val="Heading1"/>
@@ -3946,7 +4522,7 @@
         <w:pStyle w:val="Compact"/>
         <w:numPr>
           <w:ilvl w:val="0"/>
-          <w:numId w:val="1005"/>
+          <w:numId w:val="1006"/>
         </w:numPr>
       </w:pPr>
       <w:r>
@@ -4024,374 +4600,6 @@
           <w:lang w:val="nl"/>
         </w:rPr>
         <w:t xml:space="preserve">tenzij het ontwerp er zelf een heeft;</w:t>
-      </w:r>
-    </w:p>
-    <w:p>
-      <w:pPr>
-        <w:pStyle w:val="Compact"/>
-        <w:numPr>
-          <w:ilvl w:val="0"/>
-          <w:numId w:val="1005"/>
-        </w:numPr>
-      </w:pPr>
-      <w:r>
-        <w:rPr>
-          <w:lang w:val="nl"/>
-        </w:rPr>
-        <w:t xml:space="preserve">de pagina komt in</w:t>
-      </w:r>
-      <w:r>
-        <w:rPr>
-          <w:lang w:val="nl"/>
-        </w:rPr>
-        <w:t xml:space="preserve"> </w:t>
-      </w:r>
-      <w:r>
-        <w:rPr>
-          <w:rStyle w:val="VerbatimChar"/>
-          <w:b/>
-          <w:bCs/>
-          <w:lang w:val="nl"/>
-        </w:rPr>
-        <w:t xml:space="preserve">/sitemap.xml</w:t>
-      </w:r>
-      <w:r>
-        <w:rPr>
-          <w:lang w:val="nl"/>
-        </w:rPr>
-        <w:t xml:space="preserve">, waar Google hem vindt, en</w:t>
-      </w:r>
-      <w:r>
-        <w:rPr>
-          <w:lang w:val="nl"/>
-        </w:rPr>
-        <w:t xml:space="preserve"> </w:t>
-      </w:r>
-      <w:r>
-        <w:rPr>
-          <w:rStyle w:val="VerbatimChar"/>
-          <w:lang w:val="nl"/>
-        </w:rPr>
-        <w:t xml:space="preserve">/robots.txt</w:t>
-      </w:r>
-      <w:r>
-        <w:rPr>
-          <w:lang w:val="nl"/>
-        </w:rPr>
-        <w:t xml:space="preserve"> </w:t>
-      </w:r>
-      <w:r>
-        <w:rPr>
-          <w:lang w:val="nl"/>
-        </w:rPr>
-        <w:t xml:space="preserve">verwijst daarnaar.</w:t>
-      </w:r>
-      <w:r>
-        <w:rPr>
-          <w:lang w:val="nl"/>
-        </w:rPr>
-        <w:t xml:space="preserve"> </w:t>
-      </w:r>
-      <w:r>
-        <w:rPr>
-          <w:lang w:val="nl"/>
-        </w:rPr>
-        <w:t xml:space="preserve">Meld de sitemap één keer aan in Google Search Console.</w:t>
-      </w:r>
-    </w:p>
-    <w:p>
-      <w:pPr>
-        <w:pStyle w:val="FirstParagraph"/>
-      </w:pPr>
-      <w:r>
-        <w:rPr>
-          <w:b/>
-          <w:bCs/>
-          <w:lang w:val="nl"/>
-        </w:rPr>
-        <w:t xml:space="preserve">Startpagina van het domein.</w:t>
-      </w:r>
-      <w:r>
-        <w:rPr>
-          <w:lang w:val="nl"/>
-        </w:rPr>
-        <w:t xml:space="preserve"> </w:t>
-      </w:r>
-      <w:r>
-        <w:rPr>
-          <w:lang w:val="nl"/>
-        </w:rPr>
-        <w:t xml:space="preserve">Vink bij "Gegevens"</w:t>
-      </w:r>
-      <w:r>
-        <w:rPr>
-          <w:lang w:val="nl"/>
-        </w:rPr>
-        <w:t xml:space="preserve"> </w:t>
-      </w:r>
-      <w:r>
-        <w:rPr>
-          <w:b/>
-          <w:bCs/>
-          <w:lang w:val="nl"/>
-        </w:rPr>
-        <w:t xml:space="preserve">Startpagina van sollicitatie.paal13.com</w:t>
-      </w:r>
-      <w:r>
-        <w:rPr>
-          <w:lang w:val="nl"/>
-        </w:rPr>
-        <w:t xml:space="preserve"> </w:t>
-      </w:r>
-      <w:r>
-        <w:rPr>
-          <w:lang w:val="nl"/>
-        </w:rPr>
-        <w:t xml:space="preserve">aan</w:t>
-      </w:r>
-      <w:r>
-        <w:rPr>
-          <w:lang w:val="nl"/>
-        </w:rPr>
-        <w:t xml:space="preserve"> </w:t>
-      </w:r>
-      <w:r>
-        <w:rPr>
-          <w:lang w:val="nl"/>
-        </w:rPr>
-        <w:t xml:space="preserve">bij de belangrijkste wervingspagina. Wie dan naar</w:t>
-      </w:r>
-      <w:r>
-        <w:rPr>
-          <w:lang w:val="nl"/>
-        </w:rPr>
-        <w:t xml:space="preserve"> </w:t>
-      </w:r>
-      <w:r>
-        <w:rPr>
-          <w:rStyle w:val="VerbatimChar"/>
-          <w:lang w:val="nl"/>
-        </w:rPr>
-        <w:t xml:space="preserve">https://sollicitatie.paal13.com/</w:t>
-      </w:r>
-      <w:r>
-        <w:rPr>
-          <w:lang w:val="nl"/>
-        </w:rPr>
-        <w:t xml:space="preserve"> </w:t>
-      </w:r>
-      <w:r>
-        <w:rPr>
-          <w:lang w:val="nl"/>
-        </w:rPr>
-        <w:t xml:space="preserve">gaat en niet is</w:t>
-      </w:r>
-      <w:r>
-        <w:rPr>
-          <w:lang w:val="nl"/>
-        </w:rPr>
-        <w:t xml:space="preserve"> </w:t>
-      </w:r>
-      <w:r>
-        <w:rPr>
-          <w:lang w:val="nl"/>
-        </w:rPr>
-        <w:t xml:space="preserve">ingelogd, komt op die pagina uit; ingelogde sollicitanten en beheerders gaan naar hun eigen</w:t>
-      </w:r>
-      <w:r>
-        <w:rPr>
-          <w:lang w:val="nl"/>
-        </w:rPr>
-        <w:t xml:space="preserve"> </w:t>
-      </w:r>
-      <w:r>
-        <w:rPr>
-          <w:lang w:val="nl"/>
-        </w:rPr>
-        <w:t xml:space="preserve">omgeving. Dat is goed voor Google (de voorpagina is het sterkste adres) en voor bezoekers die het</w:t>
-      </w:r>
-      <w:r>
-        <w:rPr>
-          <w:lang w:val="nl"/>
-        </w:rPr>
-        <w:t xml:space="preserve"> </w:t>
-      </w:r>
-      <w:r>
-        <w:rPr>
-          <w:lang w:val="nl"/>
-        </w:rPr>
-        <w:t xml:space="preserve">adres intypen. Zet op die pagina wel een link "Al gesolliciteerd? Log in" naar</w:t>
-      </w:r>
-      <w:r>
-        <w:rPr>
-          <w:lang w:val="nl"/>
-        </w:rPr>
-        <w:t xml:space="preserve"> </w:t>
-      </w:r>
-      <w:r>
-        <w:rPr>
-          <w:rStyle w:val="VerbatimChar"/>
-          <w:lang w:val="nl"/>
-        </w:rPr>
-        <w:t xml:space="preserve">/portaal/</w:t>
-      </w:r>
-      <w:r>
-        <w:rPr>
-          <w:lang w:val="nl"/>
-        </w:rPr>
-        <w:t xml:space="preserve">. Er is</w:t>
-      </w:r>
-      <w:r>
-        <w:rPr>
-          <w:lang w:val="nl"/>
-        </w:rPr>
-        <w:t xml:space="preserve"> </w:t>
-      </w:r>
-      <w:r>
-        <w:rPr>
-          <w:lang w:val="nl"/>
-        </w:rPr>
-        <w:t xml:space="preserve">maar één startpagina; staat de pagina niet op Gepubliceerd, dan gaat de voorpagina gewoon naar het</w:t>
-      </w:r>
-      <w:r>
-        <w:rPr>
-          <w:lang w:val="nl"/>
-        </w:rPr>
-        <w:t xml:space="preserve"> </w:t>
-      </w:r>
-      <w:r>
-        <w:rPr>
-          <w:lang w:val="nl"/>
-        </w:rPr>
-        <w:t xml:space="preserve">inloggen.</w:t>
-      </w:r>
-    </w:p>
-    <w:p>
-      <w:pPr>
-        <w:pStyle w:val="BodyText"/>
-      </w:pPr>
-      <w:r>
-        <w:rPr>
-          <w:lang w:val="nl"/>
-        </w:rPr>
-        <w:t xml:space="preserve">Op de testomgeving is een pagina nooit vindbaar, ook niet met het vinkje aan: anders concurreert</w:t>
-      </w:r>
-      <w:r>
-        <w:rPr>
-          <w:lang w:val="nl"/>
-        </w:rPr>
-        <w:t xml:space="preserve"> </w:t>
-      </w:r>
-      <w:r>
-        <w:rPr>
-          <w:lang w:val="nl"/>
-        </w:rPr>
-        <w:t xml:space="preserve">test met de echte site in de zoekresultaten.</w:t>
-      </w:r>
-    </w:p>
-    <w:p>
-      <w:pPr>
-        <w:pStyle w:val="BodyText"/>
-      </w:pPr>
-      <w:r>
-        <w:rPr>
-          <w:lang w:val="nl"/>
-        </w:rPr>
-        <w:t xml:space="preserve">In het overzicht staat</w:t>
-      </w:r>
-      <w:r>
-        <w:rPr>
-          <w:lang w:val="nl"/>
-        </w:rPr>
-        <w:t xml:space="preserve"> </w:t>
-      </w:r>
-      <w:r>
-        <w:rPr>
-          <w:b/>
-          <w:bCs/>
-          <w:lang w:val="nl"/>
-        </w:rPr>
-        <w:t xml:space="preserve">Geen ontwerp</w:t>
-      </w:r>
-      <w:r>
-        <w:rPr>
-          <w:lang w:val="nl"/>
-        </w:rPr>
-        <w:t xml:space="preserve"> </w:t>
-      </w:r>
-      <w:r>
-        <w:rPr>
-          <w:lang w:val="nl"/>
-        </w:rPr>
-        <w:t xml:space="preserve">bij een pagina waarop nog geen versie live staat.</w:t>
-      </w:r>
-    </w:p>
-    <w:p>
-      <w:r>
-        <w:pict>
-          <v:rect style="width:0;height:1.5pt" o:hralign="center" o:hrstd="t" o:hr="t"/>
-        </w:pict>
-      </w:r>
-    </w:p>
-    <w:bookmarkEnd w:id="17"/>
-    <w:bookmarkStart w:id="18" w:name="cijfers-waar-haken-mensen-af"/>
-    <w:p>
-      <w:pPr>
-        <w:pStyle w:val="Heading1"/>
-      </w:pPr>
-      <w:r>
-        <w:rPr>
-          <w:lang w:val="nl"/>
-        </w:rPr>
-        <w:t xml:space="preserve">Cijfers: waar haken mensen af?</w:t>
-      </w:r>
-    </w:p>
-    <w:p>
-      <w:pPr>
-        <w:pStyle w:val="BlockText"/>
-      </w:pPr>
-      <w:r>
-        <w:rPr>
-          <w:b/>
-          <w:bCs/>
-          <w:lang w:val="nl"/>
-        </w:rPr>
-        <w:t xml:space="preserve">In het kort:</w:t>
-      </w:r>
-      <w:r>
-        <w:rPr>
-          <w:lang w:val="nl"/>
-        </w:rPr>
-        <w:t xml:space="preserve"> </w:t>
-      </w:r>
-      <w:r>
-        <w:rPr>
-          <w:lang w:val="nl"/>
-        </w:rPr>
-        <w:t xml:space="preserve">per pagina zie je bezoekers, bezoeken, aanmeldingen en omzetting, en een</w:t>
-      </w:r>
-      <w:r>
-        <w:rPr>
-          <w:lang w:val="nl"/>
-        </w:rPr>
-        <w:t xml:space="preserve"> </w:t>
-      </w:r>
-      <w:r>
-        <w:rPr>
-          <w:lang w:val="nl"/>
-        </w:rPr>
-        <w:t xml:space="preserve">trechter die laat zien bij welke stap van het formulier mensen stoppen.</w:t>
-      </w:r>
-    </w:p>
-    <w:p>
-      <w:pPr>
-        <w:pStyle w:val="FirstParagraph"/>
-      </w:pPr>
-      <w:r>
-        <w:rPr>
-          <w:lang w:val="nl"/>
-        </w:rPr>
-        <w:t xml:space="preserve">Bovenaan een pagina, en per pagina in het overzicht, staan vier cijfers:</w:t>
       </w:r>
     </w:p>
     <w:p>
@@ -4404,107 +4612,67 @@
       </w:pPr>
       <w:r>
         <w:rPr>
-          <w:b/>
-          <w:bCs/>
-          <w:lang w:val="nl"/>
-        </w:rPr>
-        <w:t xml:space="preserve">Unieke bezoekers</w:t>
-      </w:r>
-      <w:r>
-        <w:rPr>
-          <w:lang w:val="nl"/>
-        </w:rPr>
-        <w:t xml:space="preserve"> </w:t>
-      </w:r>
-      <w:r>
-        <w:rPr>
-          <w:lang w:val="nl"/>
-        </w:rPr>
-        <w:t xml:space="preserve">en</w:t>
-      </w:r>
-      <w:r>
-        <w:rPr>
-          <w:lang w:val="nl"/>
-        </w:rPr>
-        <w:t xml:space="preserve"> </w:t>
-      </w:r>
-      <w:r>
-        <w:rPr>
-          <w:b/>
-          <w:bCs/>
-          <w:lang w:val="nl"/>
-        </w:rPr>
-        <w:t xml:space="preserve">Bezoeken</w:t>
-      </w:r>
-      <w:r>
-        <w:rPr>
-          <w:lang w:val="nl"/>
-        </w:rPr>
-        <w:t xml:space="preserve"> </w:t>
-      </w:r>
-      <w:r>
-        <w:rPr>
-          <w:lang w:val="nl"/>
-        </w:rPr>
-        <w:t xml:space="preserve">(dezelfde bezoeker telt hooguit eens per 30 minuten als</w:t>
-      </w:r>
-      <w:r>
-        <w:rPr>
-          <w:lang w:val="nl"/>
-        </w:rPr>
-        <w:t xml:space="preserve"> </w:t>
-      </w:r>
-      <w:r>
-        <w:rPr>
-          <w:lang w:val="nl"/>
-        </w:rPr>
-        <w:t xml:space="preserve">bezoek);</w:t>
-      </w:r>
-    </w:p>
-    <w:p>
-      <w:pPr>
-        <w:pStyle w:val="Compact"/>
-        <w:numPr>
-          <w:ilvl w:val="0"/>
-          <w:numId w:val="1006"/>
-        </w:numPr>
-      </w:pPr>
-      <w:r>
-        <w:rPr>
-          <w:b/>
-          <w:bCs/>
-          <w:lang w:val="nl"/>
-        </w:rPr>
-        <w:t xml:space="preserve">Aanmeldingen</w:t>
-      </w:r>
-      <w:r>
-        <w:rPr>
-          <w:lang w:val="nl"/>
-        </w:rPr>
-        <w:t xml:space="preserve">: verstuurde formulieren;</w:t>
-      </w:r>
-    </w:p>
-    <w:p>
-      <w:pPr>
-        <w:pStyle w:val="Compact"/>
-        <w:numPr>
-          <w:ilvl w:val="0"/>
-          <w:numId w:val="1006"/>
-        </w:numPr>
-      </w:pPr>
-      <w:r>
-        <w:rPr>
-          <w:b/>
-          <w:bCs/>
-          <w:lang w:val="nl"/>
-        </w:rPr>
-        <w:t xml:space="preserve">Omzetting</w:t>
-      </w:r>
-      <w:r>
-        <w:rPr>
-          <w:lang w:val="nl"/>
-        </w:rPr>
-        <w:t xml:space="preserve">: aanmeldingen gedeeld door unieke bezoekers.</w:t>
+          <w:lang w:val="nl"/>
+        </w:rPr>
+        <w:t xml:space="preserve">de pagina komt in</w:t>
+      </w:r>
+      <w:r>
+        <w:rPr>
+          <w:lang w:val="nl"/>
+        </w:rPr>
+        <w:t xml:space="preserve"> </w:t>
+      </w:r>
+      <w:r>
+        <w:rPr>
+          <w:rStyle w:val="VerbatimChar"/>
+          <w:b/>
+          <w:bCs/>
+          <w:lang w:val="nl"/>
+        </w:rPr>
+        <w:t xml:space="preserve">/sitemap.xml</w:t>
+      </w:r>
+      <w:r>
+        <w:rPr>
+          <w:lang w:val="nl"/>
+        </w:rPr>
+        <w:t xml:space="preserve">, waar Google hem vindt, en</w:t>
+      </w:r>
+      <w:r>
+        <w:rPr>
+          <w:lang w:val="nl"/>
+        </w:rPr>
+        <w:t xml:space="preserve"> </w:t>
+      </w:r>
+      <w:r>
+        <w:rPr>
+          <w:rStyle w:val="VerbatimChar"/>
+          <w:lang w:val="nl"/>
+        </w:rPr>
+        <w:t xml:space="preserve">/robots.txt</w:t>
+      </w:r>
+      <w:r>
+        <w:rPr>
+          <w:lang w:val="nl"/>
+        </w:rPr>
+        <w:t xml:space="preserve"> </w:t>
+      </w:r>
+      <w:r>
+        <w:rPr>
+          <w:lang w:val="nl"/>
+        </w:rPr>
+        <w:t xml:space="preserve">verwijst daarnaar.</w:t>
+      </w:r>
+      <w:r>
+        <w:rPr>
+          <w:lang w:val="nl"/>
+        </w:rPr>
+        <w:t xml:space="preserve"> </w:t>
+      </w:r>
+      <w:r>
+        <w:rPr>
+          <w:lang w:val="nl"/>
+        </w:rPr>
+        <w:t xml:space="preserve">Meld de sitemap één keer aan in Google Search Console.</w:t>
       </w:r>
     </w:p>
     <w:p>
@@ -4513,29 +4681,296 @@
       </w:pPr>
       <w:r>
         <w:rPr>
-          <w:lang w:val="nl"/>
-        </w:rPr>
-        <w:t xml:space="preserve">Daaronder staat</w:t>
-      </w:r>
-      <w:r>
-        <w:rPr>
-          <w:lang w:val="nl"/>
-        </w:rPr>
-        <w:t xml:space="preserve"> </w:t>
-      </w:r>
-      <w:r>
-        <w:rPr>
-          <w:b/>
-          <w:bCs/>
-          <w:lang w:val="nl"/>
-        </w:rPr>
-        <w:t xml:space="preserve">Waar haken mensen af?</w:t>
-      </w:r>
-      <w:r>
-        <w:rPr>
-          <w:lang w:val="nl"/>
-        </w:rPr>
-        <w:t xml:space="preserve">. Die trechter heeft deze treden:</w:t>
+          <w:b/>
+          <w:bCs/>
+          <w:lang w:val="nl"/>
+        </w:rPr>
+        <w:t xml:space="preserve">Startpagina van het domein.</w:t>
+      </w:r>
+      <w:r>
+        <w:rPr>
+          <w:lang w:val="nl"/>
+        </w:rPr>
+        <w:t xml:space="preserve"> </w:t>
+      </w:r>
+      <w:r>
+        <w:rPr>
+          <w:lang w:val="nl"/>
+        </w:rPr>
+        <w:t xml:space="preserve">Vink bij "Gegevens"</w:t>
+      </w:r>
+      <w:r>
+        <w:rPr>
+          <w:lang w:val="nl"/>
+        </w:rPr>
+        <w:t xml:space="preserve"> </w:t>
+      </w:r>
+      <w:r>
+        <w:rPr>
+          <w:b/>
+          <w:bCs/>
+          <w:lang w:val="nl"/>
+        </w:rPr>
+        <w:t xml:space="preserve">Startpagina van sollicitatie.paal13.com</w:t>
+      </w:r>
+      <w:r>
+        <w:rPr>
+          <w:lang w:val="nl"/>
+        </w:rPr>
+        <w:t xml:space="preserve"> </w:t>
+      </w:r>
+      <w:r>
+        <w:rPr>
+          <w:lang w:val="nl"/>
+        </w:rPr>
+        <w:t xml:space="preserve">aan</w:t>
+      </w:r>
+      <w:r>
+        <w:rPr>
+          <w:lang w:val="nl"/>
+        </w:rPr>
+        <w:t xml:space="preserve"> </w:t>
+      </w:r>
+      <w:r>
+        <w:rPr>
+          <w:lang w:val="nl"/>
+        </w:rPr>
+        <w:t xml:space="preserve">bij de belangrijkste wervingspagina. Wie dan naar</w:t>
+      </w:r>
+      <w:r>
+        <w:rPr>
+          <w:lang w:val="nl"/>
+        </w:rPr>
+        <w:t xml:space="preserve"> </w:t>
+      </w:r>
+      <w:r>
+        <w:rPr>
+          <w:rStyle w:val="VerbatimChar"/>
+          <w:lang w:val="nl"/>
+        </w:rPr>
+        <w:t xml:space="preserve">https://sollicitatie.paal13.com/</w:t>
+      </w:r>
+      <w:r>
+        <w:rPr>
+          <w:lang w:val="nl"/>
+        </w:rPr>
+        <w:t xml:space="preserve"> </w:t>
+      </w:r>
+      <w:r>
+        <w:rPr>
+          <w:lang w:val="nl"/>
+        </w:rPr>
+        <w:t xml:space="preserve">gaat en niet is</w:t>
+      </w:r>
+      <w:r>
+        <w:rPr>
+          <w:lang w:val="nl"/>
+        </w:rPr>
+        <w:t xml:space="preserve"> </w:t>
+      </w:r>
+      <w:r>
+        <w:rPr>
+          <w:lang w:val="nl"/>
+        </w:rPr>
+        <w:t xml:space="preserve">ingelogd, komt op die pagina uit; ingelogde sollicitanten en beheerders gaan naar hun eigen</w:t>
+      </w:r>
+      <w:r>
+        <w:rPr>
+          <w:lang w:val="nl"/>
+        </w:rPr>
+        <w:t xml:space="preserve"> </w:t>
+      </w:r>
+      <w:r>
+        <w:rPr>
+          <w:lang w:val="nl"/>
+        </w:rPr>
+        <w:t xml:space="preserve">omgeving. Dat is goed voor Google (de voorpagina is het sterkste adres) en voor bezoekers die het</w:t>
+      </w:r>
+      <w:r>
+        <w:rPr>
+          <w:lang w:val="nl"/>
+        </w:rPr>
+        <w:t xml:space="preserve"> </w:t>
+      </w:r>
+      <w:r>
+        <w:rPr>
+          <w:lang w:val="nl"/>
+        </w:rPr>
+        <w:t xml:space="preserve">adres intypen. Zet op die pagina wel een link "Al gesolliciteerd? Log in" naar</w:t>
+      </w:r>
+      <w:r>
+        <w:rPr>
+          <w:lang w:val="nl"/>
+        </w:rPr>
+        <w:t xml:space="preserve"> </w:t>
+      </w:r>
+      <w:r>
+        <w:rPr>
+          <w:rStyle w:val="VerbatimChar"/>
+          <w:lang w:val="nl"/>
+        </w:rPr>
+        <w:t xml:space="preserve">/portaal/</w:t>
+      </w:r>
+      <w:r>
+        <w:rPr>
+          <w:lang w:val="nl"/>
+        </w:rPr>
+        <w:t xml:space="preserve">. Er is</w:t>
+      </w:r>
+      <w:r>
+        <w:rPr>
+          <w:lang w:val="nl"/>
+        </w:rPr>
+        <w:t xml:space="preserve"> </w:t>
+      </w:r>
+      <w:r>
+        <w:rPr>
+          <w:lang w:val="nl"/>
+        </w:rPr>
+        <w:t xml:space="preserve">maar één startpagina; staat de pagina niet op Gepubliceerd, dan gaat de voorpagina gewoon naar het</w:t>
+      </w:r>
+      <w:r>
+        <w:rPr>
+          <w:lang w:val="nl"/>
+        </w:rPr>
+        <w:t xml:space="preserve"> </w:t>
+      </w:r>
+      <w:r>
+        <w:rPr>
+          <w:lang w:val="nl"/>
+        </w:rPr>
+        <w:t xml:space="preserve">inloggen.</w:t>
+      </w:r>
+    </w:p>
+    <w:p>
+      <w:pPr>
+        <w:pStyle w:val="BodyText"/>
+      </w:pPr>
+      <w:r>
+        <w:rPr>
+          <w:lang w:val="nl"/>
+        </w:rPr>
+        <w:t xml:space="preserve">Op de testomgeving is een pagina nooit vindbaar, ook niet met het vinkje aan: anders concurreert</w:t>
+      </w:r>
+      <w:r>
+        <w:rPr>
+          <w:lang w:val="nl"/>
+        </w:rPr>
+        <w:t xml:space="preserve"> </w:t>
+      </w:r>
+      <w:r>
+        <w:rPr>
+          <w:lang w:val="nl"/>
+        </w:rPr>
+        <w:t xml:space="preserve">test met de echte site in de zoekresultaten.</w:t>
+      </w:r>
+    </w:p>
+    <w:bookmarkStart w:id="18" w:name="de-vacature-in-google"/>
+    <w:p>
+      <w:pPr>
+        <w:pStyle w:val="Heading2"/>
+      </w:pPr>
+      <w:r>
+        <w:rPr>
+          <w:lang w:val="nl"/>
+        </w:rPr>
+        <w:t xml:space="preserve">De vacature in Google</w:t>
+      </w:r>
+    </w:p>
+    <w:p>
+      <w:pPr>
+        <w:pStyle w:val="FirstParagraph"/>
+      </w:pPr>
+      <w:r>
+        <w:rPr>
+          <w:lang w:val="nl"/>
+        </w:rPr>
+        <w:t xml:space="preserve">Zet</w:t>
+      </w:r>
+      <w:r>
+        <w:rPr>
+          <w:lang w:val="nl"/>
+        </w:rPr>
+        <w:t xml:space="preserve"> </w:t>
+      </w:r>
+      <w:r>
+        <w:rPr>
+          <w:rStyle w:val="VerbatimChar"/>
+          <w:lang w:val="nl"/>
+        </w:rPr>
+        <w:t xml:space="preserve">[[vacature_schema]]</w:t>
+      </w:r>
+      <w:r>
+        <w:rPr>
+          <w:lang w:val="nl"/>
+        </w:rPr>
+        <w:t xml:space="preserve"> </w:t>
+      </w:r>
+      <w:r>
+        <w:rPr>
+          <w:lang w:val="nl"/>
+        </w:rPr>
+        <w:t xml:space="preserve">in de</w:t>
+      </w:r>
+      <w:r>
+        <w:rPr>
+          <w:lang w:val="nl"/>
+        </w:rPr>
+        <w:t xml:space="preserve"> </w:t>
+      </w:r>
+      <w:r>
+        <w:rPr>
+          <w:rStyle w:val="VerbatimChar"/>
+          <w:lang w:val="nl"/>
+        </w:rPr>
+        <w:t xml:space="preserve">&lt;head&gt;</w:t>
+      </w:r>
+      <w:r>
+        <w:rPr>
+          <w:lang w:val="nl"/>
+        </w:rPr>
+        <w:t xml:space="preserve"> </w:t>
+      </w:r>
+      <w:r>
+        <w:rPr>
+          <w:lang w:val="nl"/>
+        </w:rPr>
+        <w:t xml:space="preserve">van het ontwerp. Daar komt dan een vacature voor Google</w:t>
+      </w:r>
+      <w:r>
+        <w:rPr>
+          <w:lang w:val="nl"/>
+        </w:rPr>
+        <w:t xml:space="preserve"> </w:t>
+      </w:r>
+      <w:r>
+        <w:rPr>
+          <w:lang w:val="nl"/>
+        </w:rPr>
+        <w:t xml:space="preserve">Jobs ("Lifeguard (strandwacht)" in Callantsoog), met de werkperiode, de selectiedag, het</w:t>
+      </w:r>
+      <w:r>
+        <w:rPr>
+          <w:lang w:val="nl"/>
+        </w:rPr>
+        <w:t xml:space="preserve"> </w:t>
+      </w:r>
+      <w:r>
+        <w:rPr>
+          <w:lang w:val="nl"/>
+        </w:rPr>
+        <w:t xml:space="preserve">trainingsweekend en het loon per leeftijd uit het seizoen. Je ziet er op de pagina zelf niets van.</w:t>
+      </w:r>
+    </w:p>
+    <w:p>
+      <w:pPr>
+        <w:pStyle w:val="BodyText"/>
+      </w:pPr>
+      <w:r>
+        <w:rPr>
+          <w:lang w:val="nl"/>
+        </w:rPr>
+        <w:t xml:space="preserve">De vacature staat er alleen als:</w:t>
       </w:r>
     </w:p>
     <w:p>
@@ -4550,7 +4985,71 @@
         <w:rPr>
           <w:lang w:val="nl"/>
         </w:rPr>
-        <w:t xml:space="preserve">Pagina bekeken</w:t>
+        <w:t xml:space="preserve">de pagina</w:t>
+      </w:r>
+      <w:r>
+        <w:rPr>
+          <w:lang w:val="nl"/>
+        </w:rPr>
+        <w:t xml:space="preserve"> </w:t>
+      </w:r>
+      <w:r>
+        <w:rPr>
+          <w:b/>
+          <w:bCs/>
+          <w:lang w:val="nl"/>
+        </w:rPr>
+        <w:t xml:space="preserve">Gepubliceerd</w:t>
+      </w:r>
+      <w:r>
+        <w:rPr>
+          <w:lang w:val="nl"/>
+        </w:rPr>
+        <w:t xml:space="preserve"> </w:t>
+      </w:r>
+      <w:r>
+        <w:rPr>
+          <w:lang w:val="nl"/>
+        </w:rPr>
+        <w:t xml:space="preserve">is en</w:t>
+      </w:r>
+      <w:r>
+        <w:rPr>
+          <w:lang w:val="nl"/>
+        </w:rPr>
+        <w:t xml:space="preserve"> </w:t>
+      </w:r>
+      <w:r>
+        <w:rPr>
+          <w:b/>
+          <w:bCs/>
+          <w:lang w:val="nl"/>
+        </w:rPr>
+        <w:t xml:space="preserve">Mag gevonden worden via Google</w:t>
+      </w:r>
+      <w:r>
+        <w:rPr>
+          <w:lang w:val="nl"/>
+        </w:rPr>
+        <w:t xml:space="preserve"> </w:t>
+      </w:r>
+      <w:r>
+        <w:rPr>
+          <w:lang w:val="nl"/>
+        </w:rPr>
+        <w:t xml:space="preserve">aan staat (dus nooit op de</w:t>
+      </w:r>
+      <w:r>
+        <w:rPr>
+          <w:lang w:val="nl"/>
+        </w:rPr>
+        <w:t xml:space="preserve"> </w:t>
+      </w:r>
+      <w:r>
+        <w:rPr>
+          <w:lang w:val="nl"/>
+        </w:rPr>
+        <w:t xml:space="preserve">testomgeving);</w:t>
       </w:r>
     </w:p>
     <w:p>
@@ -4565,7 +5064,33 @@
         <w:rPr>
           <w:lang w:val="nl"/>
         </w:rPr>
-        <w:t xml:space="preserve">Stap 1 · Naam (begonnen met invullen)</w:t>
+        <w:t xml:space="preserve">de aanmelding van het seizoen</w:t>
+      </w:r>
+      <w:r>
+        <w:rPr>
+          <w:lang w:val="nl"/>
+        </w:rPr>
+        <w:t xml:space="preserve"> </w:t>
+      </w:r>
+      <w:r>
+        <w:rPr>
+          <w:b/>
+          <w:bCs/>
+          <w:lang w:val="nl"/>
+        </w:rPr>
+        <w:t xml:space="preserve">open</w:t>
+      </w:r>
+      <w:r>
+        <w:rPr>
+          <w:lang w:val="nl"/>
+        </w:rPr>
+        <w:t xml:space="preserve"> </w:t>
+      </w:r>
+      <w:r>
+        <w:rPr>
+          <w:lang w:val="nl"/>
+        </w:rPr>
+        <w:t xml:space="preserve">staat;</w:t>
       </w:r>
     </w:p>
     <w:p>
@@ -4580,37 +5105,21 @@
         <w:rPr>
           <w:lang w:val="nl"/>
         </w:rPr>
-        <w:t xml:space="preserve">Stap 2 · Jij</w:t>
-      </w:r>
-    </w:p>
-    <w:p>
-      <w:pPr>
-        <w:pStyle w:val="Compact"/>
-        <w:numPr>
-          <w:ilvl w:val="0"/>
-          <w:numId w:val="1007"/>
-        </w:numPr>
-      </w:pPr>
-      <w:r>
-        <w:rPr>
-          <w:lang w:val="nl"/>
-        </w:rPr>
-        <w:t xml:space="preserve">Stap 3 · Contact</w:t>
-      </w:r>
-    </w:p>
-    <w:p>
-      <w:pPr>
-        <w:pStyle w:val="Compact"/>
-        <w:numPr>
-          <w:ilvl w:val="0"/>
-          <w:numId w:val="1007"/>
-        </w:numPr>
-      </w:pPr>
-      <w:r>
-        <w:rPr>
-          <w:lang w:val="nl"/>
-        </w:rPr>
-        <w:t xml:space="preserve">Aanmelding verstuurd</w:t>
+        <w:t xml:space="preserve">de deadline (</w:t>
+      </w:r>
+      <w:r>
+        <w:rPr>
+          <w:b/>
+          <w:bCs/>
+          <w:lang w:val="nl"/>
+        </w:rPr>
+        <w:t xml:space="preserve">Aanmelden kan tot</w:t>
+      </w:r>
+      <w:r>
+        <w:rPr>
+          <w:lang w:val="nl"/>
+        </w:rPr>
+        <w:t xml:space="preserve">) nog niet voorbij is. Zonder deadline geldt de selectiedag.</w:t>
       </w:r>
     </w:p>
     <w:p>
@@ -4621,19 +5130,57 @@
         <w:rPr>
           <w:lang w:val="nl"/>
         </w:rPr>
-        <w:t xml:space="preserve">Bij elke trede staat het aantal en het percentage van iedereen die aan het formulier begon. Waar</w:t>
-      </w:r>
-      <w:r>
-        <w:rPr>
-          <w:lang w:val="nl"/>
-        </w:rPr>
-        <w:t xml:space="preserve"> </w:t>
-      </w:r>
-      <w:r>
-        <w:rPr>
-          <w:lang w:val="nl"/>
-        </w:rPr>
-        <w:t xml:space="preserve">mensen afvallen, staat "… gingen hier niet verder".</w:t>
+        <w:t xml:space="preserve">Daarna is de markering leeg en</w:t>
+      </w:r>
+      <w:r>
+        <w:rPr>
+          <w:lang w:val="nl"/>
+        </w:rPr>
+        <w:t xml:space="preserve"> </w:t>
+      </w:r>
+      <w:r>
+        <w:rPr>
+          <w:b/>
+          <w:bCs/>
+          <w:lang w:val="nl"/>
+        </w:rPr>
+        <w:t xml:space="preserve">verloopt de vacature vanzelf</w:t>
+      </w:r>
+      <w:r>
+        <w:rPr>
+          <w:lang w:val="nl"/>
+        </w:rPr>
+        <w:t xml:space="preserve"> </w:t>
+      </w:r>
+      <w:r>
+        <w:rPr>
+          <w:lang w:val="nl"/>
+        </w:rPr>
+        <w:t xml:space="preserve">in Google; je hoeft niets weg te</w:t>
+      </w:r>
+      <w:r>
+        <w:rPr>
+          <w:lang w:val="nl"/>
+        </w:rPr>
+        <w:t xml:space="preserve"> </w:t>
+      </w:r>
+      <w:r>
+        <w:rPr>
+          <w:lang w:val="nl"/>
+        </w:rPr>
+        <w:t xml:space="preserve">halen. Opent de aanmelding volgend jaar weer, dan staat hij er vanzelf opnieuw, met de nieuwe</w:t>
+      </w:r>
+      <w:r>
+        <w:rPr>
+          <w:lang w:val="nl"/>
+        </w:rPr>
+        <w:t xml:space="preserve"> </w:t>
+      </w:r>
+      <w:r>
+        <w:rPr>
+          <w:lang w:val="nl"/>
+        </w:rPr>
+        <w:t xml:space="preserve">gegevens. Controleer een gepubliceerde pagina één keer met de test voor rich results van Google.</w:t>
       </w:r>
     </w:p>
     <w:p>
@@ -4644,86 +5191,33 @@
         <w:rPr>
           <w:lang w:val="nl"/>
         </w:rPr>
-        <w:t xml:space="preserve">Los daaronder staat</w:t>
-      </w:r>
-      <w:r>
-        <w:rPr>
-          <w:lang w:val="nl"/>
-        </w:rPr>
-        <w:t xml:space="preserve"> </w:t>
-      </w:r>
-      <w:r>
-        <w:rPr>
-          <w:b/>
-          <w:bCs/>
-          <w:lang w:val="nl"/>
-        </w:rPr>
-        <w:t xml:space="preserve">Halverwege weggegaan</w:t>
-      </w:r>
-      <w:r>
-        <w:rPr>
-          <w:lang w:val="nl"/>
-        </w:rPr>
-        <w:t xml:space="preserve">, per stap. Dat is geen telling maar een aanwijzing.</w:t>
-      </w:r>
-      <w:r>
-        <w:rPr>
-          <w:lang w:val="nl"/>
-        </w:rPr>
-        <w:t xml:space="preserve"> </w:t>
-      </w:r>
-      <w:r>
-        <w:rPr>
-          <w:lang w:val="nl"/>
-        </w:rPr>
-        <w:t xml:space="preserve">Het signaal komt van een tabblad dat naar de achtergrond gaat, en dat gebeurt ook als iemand even</w:t>
-      </w:r>
-      <w:r>
-        <w:rPr>
-          <w:lang w:val="nl"/>
-        </w:rPr>
-        <w:t xml:space="preserve"> </w:t>
-      </w:r>
-      <w:r>
-        <w:rPr>
-          <w:lang w:val="nl"/>
-        </w:rPr>
-        <w:t xml:space="preserve">iets opzoekt en daarna gewoon doorgaat. Gebruik het om te zien bij welke stap het vaakst gebeurt,</w:t>
-      </w:r>
-      <w:r>
-        <w:rPr>
-          <w:lang w:val="nl"/>
-        </w:rPr>
-        <w:t xml:space="preserve"> </w:t>
-      </w:r>
-      <w:r>
-        <w:rPr>
-          <w:lang w:val="nl"/>
-        </w:rPr>
-        <w:t xml:space="preserve">niet als aantal afhakers.</w:t>
-      </w:r>
-    </w:p>
-    <w:p>
-      <w:pPr>
-        <w:pStyle w:val="BodyText"/>
-      </w:pPr>
-      <w:r>
-        <w:rPr>
-          <w:lang w:val="nl"/>
-        </w:rPr>
-        <w:t xml:space="preserve">Is er nog niets gemeten, dan staat er dat de cijfers verschijnen zodra de pagina gepubliceerd is</w:t>
-      </w:r>
-      <w:r>
-        <w:rPr>
-          <w:lang w:val="nl"/>
-        </w:rPr>
-        <w:t xml:space="preserve"> </w:t>
-      </w:r>
-      <w:r>
-        <w:rPr>
-          <w:lang w:val="nl"/>
-        </w:rPr>
-        <w:t xml:space="preserve">en er bezoekers komen.</w:t>
+        <w:t xml:space="preserve">In het overzicht staat</w:t>
+      </w:r>
+      <w:r>
+        <w:rPr>
+          <w:lang w:val="nl"/>
+        </w:rPr>
+        <w:t xml:space="preserve"> </w:t>
+      </w:r>
+      <w:r>
+        <w:rPr>
+          <w:b/>
+          <w:bCs/>
+          <w:lang w:val="nl"/>
+        </w:rPr>
+        <w:t xml:space="preserve">Geen ontwerp</w:t>
+      </w:r>
+      <w:r>
+        <w:rPr>
+          <w:lang w:val="nl"/>
+        </w:rPr>
+        <w:t xml:space="preserve"> </w:t>
+      </w:r>
+      <w:r>
+        <w:rPr>
+          <w:lang w:val="nl"/>
+        </w:rPr>
+        <w:t xml:space="preserve">bij een pagina waarop nog geen versie live staat.</w:t>
       </w:r>
     </w:p>
     <w:p>
@@ -4734,7 +5228,8 @@
       </w:r>
     </w:p>
     <w:bookmarkEnd w:id="18"/>
-    <w:bookmarkStart w:id="19" w:name="herkomst-bijhouden"/>
+    <w:bookmarkEnd w:id="19"/>
+    <w:bookmarkStart w:id="20" w:name="cijfers-waar-haken-mensen-af"/>
     <w:p>
       <w:pPr>
         <w:pStyle w:val="Heading1"/>
@@ -4743,7 +5238,7 @@
         <w:rPr>
           <w:lang w:val="nl"/>
         </w:rPr>
-        <w:t xml:space="preserve">Herkomst bijhouden</w:t>
+        <w:t xml:space="preserve">Cijfers: waar haken mensen af?</w:t>
       </w:r>
     </w:p>
     <w:p>
@@ -4768,31 +5263,19 @@
         <w:rPr>
           <w:lang w:val="nl"/>
         </w:rPr>
-        <w:t xml:space="preserve">elke pagina heeft een bron-code die meereist tot in het dossier van de</w:t>
-      </w:r>
-      <w:r>
-        <w:rPr>
-          <w:lang w:val="nl"/>
-        </w:rPr>
-        <w:t xml:space="preserve"> </w:t>
-      </w:r>
-      <w:r>
-        <w:rPr>
-          <w:lang w:val="nl"/>
-        </w:rPr>
-        <w:t xml:space="preserve">sollicitant. Onderaan het overzicht zie je per bron hoeveel aanmeldingen er kwamen en hoeveel</w:t>
-      </w:r>
-      <w:r>
-        <w:rPr>
-          <w:lang w:val="nl"/>
-        </w:rPr>
-        <w:t xml:space="preserve"> </w:t>
-      </w:r>
-      <w:r>
-        <w:rPr>
-          <w:lang w:val="nl"/>
-        </w:rPr>
-        <w:t xml:space="preserve">daarvan zijn aangenomen.</w:t>
+        <w:t xml:space="preserve">per pagina zie je bezoekers, bezoeken, aanmeldingen en omzetting, en een</w:t>
+      </w:r>
+      <w:r>
+        <w:rPr>
+          <w:lang w:val="nl"/>
+        </w:rPr>
+        <w:t xml:space="preserve"> </w:t>
+      </w:r>
+      <w:r>
+        <w:rPr>
+          <w:lang w:val="nl"/>
+        </w:rPr>
+        <w:t xml:space="preserve">trechter die laat zien bij welke stap van het formulier mensen stoppen.</w:t>
       </w:r>
     </w:p>
     <w:p>
@@ -4803,971 +5286,7 @@
         <w:rPr>
           <w:lang w:val="nl"/>
         </w:rPr>
-        <w:t xml:space="preserve">Elke pagina heeft een</w:t>
-      </w:r>
-      <w:r>
-        <w:rPr>
-          <w:lang w:val="nl"/>
-        </w:rPr>
-        <w:t xml:space="preserve"> </w:t>
-      </w:r>
-      <w:r>
-        <w:rPr>
-          <w:b/>
-          <w:bCs/>
-          <w:lang w:val="nl"/>
-        </w:rPr>
-        <w:t xml:space="preserve">bron-code</w:t>
-      </w:r>
-      <w:r>
-        <w:rPr>
-          <w:lang w:val="nl"/>
-        </w:rPr>
-        <w:t xml:space="preserve">. Je stelt hem in bij "Gegevens"; laat je het veld leeg, dan</w:t>
-      </w:r>
-      <w:r>
-        <w:rPr>
-          <w:lang w:val="nl"/>
-        </w:rPr>
-        <w:t xml:space="preserve"> </w:t>
-      </w:r>
-      <w:r>
-        <w:rPr>
-          <w:lang w:val="nl"/>
-        </w:rPr>
-        <w:t xml:space="preserve">wordt het adres van de pagina gebruikt. De code reist mee tot in het dossier van de sollicitant,</w:t>
-      </w:r>
-      <w:r>
-        <w:rPr>
-          <w:lang w:val="nl"/>
-        </w:rPr>
-        <w:t xml:space="preserve"> </w:t>
-      </w:r>
-      <w:r>
-        <w:rPr>
-          <w:lang w:val="nl"/>
-        </w:rPr>
-        <w:t xml:space="preserve">dus je ziet later precies welke pagina welke aanmeldingen heeft opgeleverd, en hoeveel daarvan</w:t>
-      </w:r>
-      <w:r>
-        <w:rPr>
-          <w:lang w:val="nl"/>
-        </w:rPr>
-        <w:t xml:space="preserve"> </w:t>
-      </w:r>
-      <w:r>
-        <w:rPr>
-          <w:lang w:val="nl"/>
-        </w:rPr>
-        <w:t xml:space="preserve">uiteindelijk zijn aangenomen.</w:t>
-      </w:r>
-    </w:p>
-    <w:p>
-      <w:pPr>
-        <w:pStyle w:val="BodyText"/>
-      </w:pPr>
-      <w:r>
-        <w:rPr>
-          <w:lang w:val="nl"/>
-        </w:rPr>
-        <w:t xml:space="preserve">Dat overzicht staat onderaan het overzicht van wervingspagina's, onder</w:t>
-      </w:r>
-      <w:r>
-        <w:rPr>
-          <w:lang w:val="nl"/>
-        </w:rPr>
-        <w:t xml:space="preserve"> </w:t>
-      </w:r>
-      <w:r>
-        <w:rPr>
-          <w:b/>
-          <w:bCs/>
-          <w:lang w:val="nl"/>
-        </w:rPr>
-        <w:t xml:space="preserve">Waar komen aanmeldingen</w:t>
-      </w:r>
-      <w:r>
-        <w:rPr>
-          <w:b/>
-          <w:bCs/>
-          <w:lang w:val="nl"/>
-        </w:rPr>
-        <w:t xml:space="preserve"> </w:t>
-      </w:r>
-      <w:r>
-        <w:rPr>
-          <w:b/>
-          <w:bCs/>
-          <w:lang w:val="nl"/>
-        </w:rPr>
-        <w:t xml:space="preserve">vandaan?</w:t>
-      </w:r>
-      <w:r>
-        <w:rPr>
-          <w:lang w:val="nl"/>
-        </w:rPr>
-        <w:t xml:space="preserve">: per bron het aantal aanmeldingen, het aantal aangenomen en het aandeel.</w:t>
-      </w:r>
-    </w:p>
-    <w:p>
-      <w:pPr>
-        <w:pStyle w:val="BodyText"/>
-      </w:pPr>
-      <w:r>
-        <w:rPr>
-          <w:lang w:val="nl"/>
-        </w:rPr>
-        <w:t xml:space="preserve">Gebruik je het gewone aanmeldformulier voor meerdere advertenties, dan kun je de bron ook in het</w:t>
-      </w:r>
-      <w:r>
-        <w:rPr>
-          <w:lang w:val="nl"/>
-        </w:rPr>
-        <w:t xml:space="preserve"> </w:t>
-      </w:r>
-      <w:r>
-        <w:rPr>
-          <w:lang w:val="nl"/>
-        </w:rPr>
-        <w:t xml:space="preserve">adres meegeven:</w:t>
-      </w:r>
-      <w:r>
-        <w:rPr>
-          <w:lang w:val="nl"/>
-        </w:rPr>
-        <w:t xml:space="preserve"> </w:t>
-      </w:r>
-      <w:r>
-        <w:rPr>
-          <w:rStyle w:val="VerbatimChar"/>
-          <w:lang w:val="nl"/>
-        </w:rPr>
-        <w:t xml:space="preserve">https://sollicitatie.paal13.com/aanmelden.php?bron=instagram-mei</w:t>
-      </w:r>
-      <w:r>
-        <w:rPr>
-          <w:lang w:val="nl"/>
-        </w:rPr>
-        <w:t xml:space="preserve">.</w:t>
-      </w:r>
-    </w:p>
-    <w:p>
-      <w:pPr>
-        <w:pStyle w:val="BodyText"/>
-      </w:pPr>
-      <w:r>
-        <w:rPr>
-          <w:lang w:val="nl"/>
-        </w:rPr>
-        <w:t xml:space="preserve">Het veld</w:t>
-      </w:r>
-      <w:r>
-        <w:rPr>
-          <w:lang w:val="nl"/>
-        </w:rPr>
-        <w:t xml:space="preserve"> </w:t>
-      </w:r>
-      <w:r>
-        <w:rPr>
-          <w:b/>
-          <w:bCs/>
-          <w:lang w:val="nl"/>
-        </w:rPr>
-        <w:t xml:space="preserve">Doelgroep</w:t>
-      </w:r>
-      <w:r>
-        <w:rPr>
-          <w:lang w:val="nl"/>
-        </w:rPr>
-        <w:t xml:space="preserve"> </w:t>
-      </w:r>
-      <w:r>
-        <w:rPr>
-          <w:lang w:val="nl"/>
-        </w:rPr>
-        <w:t xml:space="preserve">bij "Gegevens" is alleen voor jezelf; het staat in het overzicht achter het</w:t>
-      </w:r>
-      <w:r>
-        <w:rPr>
-          <w:lang w:val="nl"/>
-        </w:rPr>
-        <w:t xml:space="preserve"> </w:t>
-      </w:r>
-      <w:r>
-        <w:rPr>
-          <w:lang w:val="nl"/>
-        </w:rPr>
-        <w:t xml:space="preserve">adres.</w:t>
-      </w:r>
-    </w:p>
-    <w:p>
-      <w:r>
-        <w:pict>
-          <v:rect style="width:0;height:1.5pt" o:hralign="center" o:hrstd="t" o:hr="t"/>
-        </w:pict>
-      </w:r>
-    </w:p>
-    <w:bookmarkEnd w:id="19"/>
-    <w:bookmarkStart w:id="20" w:name="wat-we-van-bezoekers-bijhouden"/>
-    <w:p>
-      <w:pPr>
-        <w:pStyle w:val="Heading1"/>
-      </w:pPr>
-      <w:r>
-        <w:rPr>
-          <w:lang w:val="nl"/>
-        </w:rPr>
-        <w:t xml:space="preserve">Wat we van bezoekers bijhouden</w:t>
-      </w:r>
-    </w:p>
-    <w:p>
-      <w:pPr>
-        <w:pStyle w:val="BlockText"/>
-      </w:pPr>
-      <w:r>
-        <w:rPr>
-          <w:b/>
-          <w:bCs/>
-          <w:lang w:val="nl"/>
-        </w:rPr>
-        <w:t xml:space="preserve">In het kort:</w:t>
-      </w:r>
-      <w:r>
-        <w:rPr>
-          <w:lang w:val="nl"/>
-        </w:rPr>
-        <w:t xml:space="preserve"> </w:t>
-      </w:r>
-      <w:r>
-        <w:rPr>
-          <w:lang w:val="nl"/>
-        </w:rPr>
-        <w:t xml:space="preserve">zo min mogelijk. Geen cookies, geen sessie, geen cookiemelding nodig. Alleen</w:t>
-      </w:r>
-      <w:r>
-        <w:rPr>
-          <w:lang w:val="nl"/>
-        </w:rPr>
-        <w:t xml:space="preserve"> </w:t>
-      </w:r>
-      <w:r>
-        <w:rPr>
-          <w:lang w:val="nl"/>
-        </w:rPr>
-        <w:t xml:space="preserve">tellingen, met een code die elke dag verandert.</w:t>
-      </w:r>
-    </w:p>
-    <w:p>
-      <w:pPr>
-        <w:pStyle w:val="FirstParagraph"/>
-      </w:pPr>
-      <w:r>
-        <w:rPr>
-          <w:lang w:val="nl"/>
-        </w:rPr>
-        <w:t xml:space="preserve">De pagina zet</w:t>
-      </w:r>
-      <w:r>
-        <w:rPr>
-          <w:lang w:val="nl"/>
-        </w:rPr>
-        <w:t xml:space="preserve"> </w:t>
-      </w:r>
-      <w:r>
-        <w:rPr>
-          <w:b/>
-          <w:bCs/>
-          <w:lang w:val="nl"/>
-        </w:rPr>
-        <w:t xml:space="preserve">geen cookies</w:t>
-      </w:r>
-      <w:r>
-        <w:rPr>
-          <w:lang w:val="nl"/>
-        </w:rPr>
-        <w:t xml:space="preserve"> </w:t>
-      </w:r>
-      <w:r>
-        <w:rPr>
-          <w:lang w:val="nl"/>
-        </w:rPr>
-        <w:t xml:space="preserve">en start geen sessie, dus er is geen cookiemelding nodig.</w:t>
-      </w:r>
-    </w:p>
-    <w:p>
-      <w:pPr>
-        <w:pStyle w:val="BodyText"/>
-      </w:pPr>
-      <w:r>
-        <w:rPr>
-          <w:lang w:val="nl"/>
-        </w:rPr>
-        <w:t xml:space="preserve">Om unieke bezoekers te kunnen tellen wordt een versleutelde code bewaard die elke dag</w:t>
-      </w:r>
-      <w:r>
-        <w:rPr>
-          <w:lang w:val="nl"/>
-        </w:rPr>
-        <w:t xml:space="preserve"> </w:t>
-      </w:r>
-      <w:r>
-        <w:rPr>
-          <w:lang w:val="nl"/>
-        </w:rPr>
-        <w:t xml:space="preserve">verandert en niet naar een persoon te herleiden is. Die code wordt na 30 dagen gewist; de</w:t>
-      </w:r>
-      <w:r>
-        <w:rPr>
-          <w:lang w:val="nl"/>
-        </w:rPr>
-        <w:t xml:space="preserve"> </w:t>
-      </w:r>
-      <w:r>
-        <w:rPr>
-          <w:lang w:val="nl"/>
-        </w:rPr>
-        <w:t xml:space="preserve">aantallen blijven. De cijfers zelf verdwijnen na 13 maanden. Beide termijnen staan bij</w:t>
-      </w:r>
-      <w:r>
-        <w:rPr>
-          <w:lang w:val="nl"/>
-        </w:rPr>
-        <w:t xml:space="preserve"> </w:t>
-      </w:r>
-      <w:r>
-        <w:rPr>
-          <w:b/>
-          <w:bCs/>
-          <w:lang w:val="nl"/>
-        </w:rPr>
-        <w:t xml:space="preserve">Instellingen › Bewaren &amp; opschonen</w:t>
-      </w:r>
-      <w:r>
-        <w:rPr>
-          <w:lang w:val="nl"/>
-        </w:rPr>
-        <w:t xml:space="preserve"> </w:t>
-      </w:r>
-      <w:r>
-        <w:rPr>
-          <w:lang w:val="nl"/>
-        </w:rPr>
-        <w:t xml:space="preserve">("Herkenning unieke bezoekers" en "Bezoekersstatistiek</w:t>
-      </w:r>
-      <w:r>
-        <w:rPr>
-          <w:lang w:val="nl"/>
-        </w:rPr>
-        <w:t xml:space="preserve"> </w:t>
-      </w:r>
-      <w:r>
-        <w:rPr>
-          <w:lang w:val="nl"/>
-        </w:rPr>
-        <w:t xml:space="preserve">wervingspagina's"). Het wissen gebeurt alleen als daar "Automatisch opschonen inschakelen" aan</w:t>
-      </w:r>
-      <w:r>
-        <w:rPr>
-          <w:lang w:val="nl"/>
-        </w:rPr>
-        <w:t xml:space="preserve"> </w:t>
-      </w:r>
-      <w:r>
-        <w:rPr>
-          <w:lang w:val="nl"/>
-        </w:rPr>
-        <w:t xml:space="preserve">staat.</w:t>
-      </w:r>
-    </w:p>
-    <w:p>
-      <w:pPr>
-        <w:pStyle w:val="BodyText"/>
-      </w:pPr>
-      <w:r>
-        <w:rPr>
-          <w:lang w:val="nl"/>
-        </w:rPr>
-        <w:t xml:space="preserve">Dezelfde bezoeker telt hooguit</w:t>
-      </w:r>
-      <w:r>
-        <w:rPr>
-          <w:lang w:val="nl"/>
-        </w:rPr>
-        <w:t xml:space="preserve"> </w:t>
-      </w:r>
-      <w:r>
-        <w:rPr>
-          <w:b/>
-          <w:bCs/>
-          <w:lang w:val="nl"/>
-        </w:rPr>
-        <w:t xml:space="preserve">eens per 30 minuten</w:t>
-      </w:r>
-      <w:r>
-        <w:rPr>
-          <w:lang w:val="nl"/>
-        </w:rPr>
-        <w:t xml:space="preserve"> </w:t>
-      </w:r>
-      <w:r>
-        <w:rPr>
-          <w:lang w:val="nl"/>
-        </w:rPr>
-        <w:t xml:space="preserve">als bezoek op dezelfde pagina.</w:t>
-      </w:r>
-      <w:r>
-        <w:rPr>
-          <w:lang w:val="nl"/>
-        </w:rPr>
-        <w:t xml:space="preserve"> </w:t>
-      </w:r>
-      <w:r>
-        <w:rPr>
-          <w:lang w:val="nl"/>
-        </w:rPr>
-        <w:t xml:space="preserve">Vernieuwen, de terug-knop en een tabblad dat door de browser in de slaapstand is gezet en</w:t>
-      </w:r>
-      <w:r>
-        <w:rPr>
-          <w:lang w:val="nl"/>
-        </w:rPr>
-        <w:t xml:space="preserve"> </w:t>
-      </w:r>
-      <w:r>
-        <w:rPr>
-          <w:lang w:val="nl"/>
-        </w:rPr>
-        <w:t xml:space="preserve">daarna opnieuw laadt, tellen dus niet opnieuw mee. Bekende zoekmachines en andere robots tellen</w:t>
-      </w:r>
-      <w:r>
-        <w:rPr>
-          <w:lang w:val="nl"/>
-        </w:rPr>
-        <w:t xml:space="preserve"> </w:t>
-      </w:r>
-      <w:r>
-        <w:rPr>
-          <w:lang w:val="nl"/>
-        </w:rPr>
-        <w:t xml:space="preserve">niet mee.</w:t>
-      </w:r>
-    </w:p>
-    <w:p>
-      <w:pPr>
-        <w:pStyle w:val="BodyText"/>
-      </w:pPr>
-      <w:r>
-        <w:rPr>
-          <w:lang w:val="nl"/>
-        </w:rPr>
-        <w:t xml:space="preserve">Naast het bezoek houden we bij hoever iemand in het formulier kwam: begonnen met invullen,</w:t>
-      </w:r>
-      <w:r>
-        <w:rPr>
-          <w:lang w:val="nl"/>
-        </w:rPr>
-        <w:t xml:space="preserve"> </w:t>
-      </w:r>
-      <w:r>
-        <w:rPr>
-          <w:lang w:val="nl"/>
-        </w:rPr>
-        <w:t xml:space="preserve">stap 2 bereikt, stap 3 bereikt, verstuurd. Daarvan staat alleen het stapnummer geregistreerd,</w:t>
-      </w:r>
-      <w:r>
-        <w:rPr>
-          <w:lang w:val="nl"/>
-        </w:rPr>
-        <w:t xml:space="preserve"> </w:t>
-      </w:r>
-      <w:r>
-        <w:rPr>
-          <w:lang w:val="nl"/>
-        </w:rPr>
-        <w:t xml:space="preserve">nooit iets wat iemand heeft ingetypt.</w:t>
-      </w:r>
-    </w:p>
-    <w:p>
-      <w:pPr>
-        <w:pStyle w:val="BodyText"/>
-      </w:pPr>
-      <w:r>
-        <w:rPr>
-          <w:lang w:val="nl"/>
-        </w:rPr>
-        <w:t xml:space="preserve">Wil je helemaal niets meten, zet dan onder</w:t>
-      </w:r>
-      <w:r>
-        <w:rPr>
-          <w:lang w:val="nl"/>
-        </w:rPr>
-        <w:t xml:space="preserve"> </w:t>
-      </w:r>
-      <w:r>
-        <w:rPr>
-          <w:b/>
-          <w:bCs/>
-          <w:lang w:val="nl"/>
-        </w:rPr>
-        <w:t xml:space="preserve">Instellingen › Bewaren &amp; opschonen</w:t>
-      </w:r>
-      <w:r>
-        <w:rPr>
-          <w:lang w:val="nl"/>
-        </w:rPr>
-        <w:t xml:space="preserve"> </w:t>
-      </w:r>
-      <w:r>
-        <w:rPr>
-          <w:lang w:val="nl"/>
-        </w:rPr>
-        <w:t xml:space="preserve">het vinkje</w:t>
-      </w:r>
-      <w:r>
-        <w:rPr>
-          <w:lang w:val="nl"/>
-        </w:rPr>
-        <w:t xml:space="preserve"> </w:t>
-      </w:r>
-      <w:r>
-        <w:rPr>
-          <w:b/>
-          <w:bCs/>
-          <w:lang w:val="nl"/>
-        </w:rPr>
-        <w:t xml:space="preserve">Bezoekersstatistiek op de wervingspagina's en het aanmeldformulier</w:t>
-      </w:r>
-      <w:r>
-        <w:rPr>
-          <w:lang w:val="nl"/>
-        </w:rPr>
-        <w:t xml:space="preserve"> </w:t>
-      </w:r>
-      <w:r>
-        <w:rPr>
-          <w:lang w:val="nl"/>
-        </w:rPr>
-        <w:t xml:space="preserve">uit (standaard staat het</w:t>
-      </w:r>
-      <w:r>
-        <w:rPr>
-          <w:lang w:val="nl"/>
-        </w:rPr>
-        <w:t xml:space="preserve"> </w:t>
-      </w:r>
-      <w:r>
-        <w:rPr>
-          <w:lang w:val="nl"/>
-        </w:rPr>
-        <w:t xml:space="preserve">aan). Dan schrijft het systeem geen enkele gebeurtenis meer weg en verdwijnt ook het meetadres uit</w:t>
-      </w:r>
-      <w:r>
-        <w:rPr>
-          <w:lang w:val="nl"/>
-        </w:rPr>
-        <w:t xml:space="preserve"> </w:t>
-      </w:r>
-      <w:r>
-        <w:rPr>
-          <w:lang w:val="nl"/>
-        </w:rPr>
-        <w:t xml:space="preserve">de pagina. Wat al geteld is, blijft staan volgens de termijnen hierboven.</w:t>
-      </w:r>
-    </w:p>
-    <w:p>
-      <w:pPr>
-        <w:pStyle w:val="BodyText"/>
-      </w:pPr>
-      <w:r>
-        <w:rPr>
-          <w:lang w:val="nl"/>
-        </w:rPr>
-        <w:t xml:space="preserve">Let op: zet je ontwerp zelf een cookie of een tracker, dan gelden de gewone regels wél en is</w:t>
-      </w:r>
-      <w:r>
-        <w:rPr>
-          <w:lang w:val="nl"/>
-        </w:rPr>
-        <w:t xml:space="preserve"> </w:t>
-      </w:r>
-      <w:r>
-        <w:rPr>
-          <w:lang w:val="nl"/>
-        </w:rPr>
-        <w:t xml:space="preserve">de brigade daarvoor verantwoordelijk. Het rapport waarschuwt daarvoor, en de browser</w:t>
-      </w:r>
-      <w:r>
-        <w:rPr>
-          <w:lang w:val="nl"/>
-        </w:rPr>
-        <w:t xml:space="preserve"> </w:t>
-      </w:r>
-      <w:r>
-        <w:rPr>
-          <w:lang w:val="nl"/>
-        </w:rPr>
-        <w:t xml:space="preserve">blokkeert het tot je het toestaat.</w:t>
-      </w:r>
-    </w:p>
-    <w:p>
-      <w:r>
-        <w:pict>
-          <v:rect style="width:0;height:1.5pt" o:hralign="center" o:hrstd="t" o:hr="t"/>
-        </w:pict>
-      </w:r>
-    </w:p>
-    <w:bookmarkEnd w:id="20"/>
-    <w:bookmarkStart w:id="21" w:name="het-adres-wijzigen"/>
-    <w:p>
-      <w:pPr>
-        <w:pStyle w:val="Heading1"/>
-      </w:pPr>
-      <w:r>
-        <w:rPr>
-          <w:lang w:val="nl"/>
-        </w:rPr>
-        <w:t xml:space="preserve">Het adres wijzigen</w:t>
-      </w:r>
-    </w:p>
-    <w:p>
-      <w:pPr>
-        <w:pStyle w:val="BlockText"/>
-      </w:pPr>
-      <w:r>
-        <w:rPr>
-          <w:b/>
-          <w:bCs/>
-          <w:lang w:val="nl"/>
-        </w:rPr>
-        <w:t xml:space="preserve">In het kort:</w:t>
-      </w:r>
-      <w:r>
-        <w:rPr>
-          <w:lang w:val="nl"/>
-        </w:rPr>
-        <w:t xml:space="preserve"> </w:t>
-      </w:r>
-      <w:r>
-        <w:rPr>
-          <w:lang w:val="nl"/>
-        </w:rPr>
-        <w:t xml:space="preserve">kan, maar bestaande links, QR-codes en advertenties werken daarna niet meer.</w:t>
-      </w:r>
-    </w:p>
-    <w:p>
-      <w:pPr>
-        <w:pStyle w:val="FirstParagraph"/>
-      </w:pPr>
-      <w:r>
-        <w:rPr>
-          <w:lang w:val="nl"/>
-        </w:rPr>
-        <w:t xml:space="preserve">Wijzig je bij "Gegevens" het adres van een pagina, dan verhuizen de afbeeldingen automatisch mee,</w:t>
-      </w:r>
-      <w:r>
-        <w:rPr>
-          <w:lang w:val="nl"/>
-        </w:rPr>
-        <w:t xml:space="preserve"> </w:t>
-      </w:r>
-      <w:r>
-        <w:rPr>
-          <w:lang w:val="nl"/>
-        </w:rPr>
-        <w:t xml:space="preserve">maar</w:t>
-      </w:r>
-      <w:r>
-        <w:rPr>
-          <w:lang w:val="nl"/>
-        </w:rPr>
-        <w:t xml:space="preserve"> </w:t>
-      </w:r>
-      <w:r>
-        <w:rPr>
-          <w:b/>
-          <w:bCs/>
-          <w:lang w:val="nl"/>
-        </w:rPr>
-        <w:t xml:space="preserve">bestaande links, QR-codes en advertenties werken dan niet meer</w:t>
-      </w:r>
-      <w:r>
-        <w:rPr>
-          <w:lang w:val="nl"/>
-        </w:rPr>
-        <w:t xml:space="preserve">. Kies het adres dus</w:t>
-      </w:r>
-      <w:r>
-        <w:rPr>
-          <w:lang w:val="nl"/>
-        </w:rPr>
-        <w:t xml:space="preserve"> </w:t>
-      </w:r>
-      <w:r>
-        <w:rPr>
-          <w:lang w:val="nl"/>
-        </w:rPr>
-        <w:t xml:space="preserve">meteen goed.</w:t>
-      </w:r>
-    </w:p>
-    <w:p>
-      <w:pPr>
-        <w:pStyle w:val="BodyText"/>
-      </w:pPr>
-      <w:r>
-        <w:rPr>
-          <w:lang w:val="nl"/>
-        </w:rPr>
-        <w:t xml:space="preserve">Oude adressen uit de eerste versie van deze module (</w:t>
-      </w:r>
-      <w:r>
-        <w:rPr>
-          <w:rStyle w:val="VerbatimChar"/>
-          <w:lang w:val="nl"/>
-        </w:rPr>
-        <w:t xml:space="preserve">/l/&lt;naam&gt;</w:t>
-      </w:r>
-      <w:r>
-        <w:rPr>
-          <w:lang w:val="nl"/>
-        </w:rPr>
-        <w:t xml:space="preserve">) sturen automatisch door naar</w:t>
-      </w:r>
-      <w:r>
-        <w:rPr>
-          <w:lang w:val="nl"/>
-        </w:rPr>
-        <w:t xml:space="preserve"> </w:t>
-      </w:r>
-      <w:r>
-        <w:rPr>
-          <w:rStyle w:val="VerbatimChar"/>
-          <w:lang w:val="nl"/>
-        </w:rPr>
-        <w:t xml:space="preserve">/p/&lt;naam&gt;</w:t>
-      </w:r>
-      <w:r>
-        <w:rPr>
-          <w:lang w:val="nl"/>
-        </w:rPr>
-        <w:t xml:space="preserve">.</w:t>
-      </w:r>
-    </w:p>
-    <w:p>
-      <w:r>
-        <w:pict>
-          <v:rect style="width:0;height:1.5pt" o:hralign="center" o:hrstd="t" o:hr="t"/>
-        </w:pict>
-      </w:r>
-    </w:p>
-    <w:bookmarkEnd w:id="21"/>
-    <w:bookmarkStart w:id="22" w:name="een-pagina-verwijderen"/>
-    <w:p>
-      <w:pPr>
-        <w:pStyle w:val="Heading1"/>
-      </w:pPr>
-      <w:r>
-        <w:rPr>
-          <w:lang w:val="nl"/>
-        </w:rPr>
-        <w:t xml:space="preserve">Een pagina verwijderen</w:t>
-      </w:r>
-    </w:p>
-    <w:p>
-      <w:pPr>
-        <w:pStyle w:val="BlockText"/>
-      </w:pPr>
-      <w:r>
-        <w:rPr>
-          <w:b/>
-          <w:bCs/>
-          <w:lang w:val="nl"/>
-        </w:rPr>
-        <w:t xml:space="preserve">In het kort:</w:t>
-      </w:r>
-      <w:r>
-        <w:rPr>
-          <w:lang w:val="nl"/>
-        </w:rPr>
-        <w:t xml:space="preserve"> </w:t>
-      </w:r>
-      <w:r>
-        <w:rPr>
-          <w:lang w:val="nl"/>
-        </w:rPr>
-        <w:t xml:space="preserve">onderaan een pagina staat "Pagina verwijderen". De pagina, alle versies en de</w:t>
-      </w:r>
-      <w:r>
-        <w:rPr>
-          <w:lang w:val="nl"/>
-        </w:rPr>
-        <w:t xml:space="preserve"> </w:t>
-      </w:r>
-      <w:r>
-        <w:rPr>
-          <w:lang w:val="nl"/>
-        </w:rPr>
-        <w:t xml:space="preserve">afbeeldingen verdwijnen; aanmeldingen en de anonieme cijfers blijven.</w:t>
-      </w:r>
-    </w:p>
-    <w:p>
-      <w:pPr>
-        <w:pStyle w:val="FirstParagraph"/>
-      </w:pPr>
-      <w:r>
-        <w:rPr>
-          <w:lang w:val="nl"/>
-        </w:rPr>
-        <w:t xml:space="preserve">Onderaan het scherm van een pagina staat het blok</w:t>
-      </w:r>
-      <w:r>
-        <w:rPr>
-          <w:lang w:val="nl"/>
-        </w:rPr>
-        <w:t xml:space="preserve"> </w:t>
-      </w:r>
-      <w:r>
-        <w:rPr>
-          <w:b/>
-          <w:bCs/>
-          <w:lang w:val="nl"/>
-        </w:rPr>
-        <w:t xml:space="preserve">Verwijderen</w:t>
-      </w:r>
-      <w:r>
-        <w:rPr>
-          <w:lang w:val="nl"/>
-        </w:rPr>
-        <w:t xml:space="preserve"> </w:t>
-      </w:r>
-      <w:r>
-        <w:rPr>
-          <w:lang w:val="nl"/>
-        </w:rPr>
-        <w:t xml:space="preserve">(alleen als je het recht hebt om</w:t>
-      </w:r>
-      <w:r>
-        <w:rPr>
-          <w:lang w:val="nl"/>
-        </w:rPr>
-        <w:t xml:space="preserve"> </w:t>
-      </w:r>
-      <w:r>
-        <w:rPr>
-          <w:lang w:val="nl"/>
-        </w:rPr>
-        <w:t xml:space="preserve">pagina's te verwijderen). Na een bevestiging verdwijnt de pagina van het web, samen met alle</w:t>
-      </w:r>
-      <w:r>
-        <w:rPr>
-          <w:lang w:val="nl"/>
-        </w:rPr>
-        <w:t xml:space="preserve"> </w:t>
-      </w:r>
-      <w:r>
-        <w:rPr>
-          <w:lang w:val="nl"/>
-        </w:rPr>
-        <w:t xml:space="preserve">versies en geüploade bestanden. Aanmeldingen die er ooit via binnenkwamen blijven staan, en de</w:t>
-      </w:r>
-      <w:r>
-        <w:rPr>
-          <w:lang w:val="nl"/>
-        </w:rPr>
-        <w:t xml:space="preserve"> </w:t>
-      </w:r>
-      <w:r>
-        <w:rPr>
-          <w:lang w:val="nl"/>
-        </w:rPr>
-        <w:t xml:space="preserve">statistiek blijft anoniem bewaard. Dit is niet terug te draaien.</w:t>
-      </w:r>
-    </w:p>
-    <w:p>
-      <w:pPr>
-        <w:pStyle w:val="BodyText"/>
-      </w:pPr>
-      <w:r>
-        <w:rPr>
-          <w:lang w:val="nl"/>
-        </w:rPr>
-        <w:t xml:space="preserve">Wil je een pagina alleen tijdelijk offline halen, zet de status dan terug op</w:t>
-      </w:r>
-      <w:r>
-        <w:rPr>
-          <w:lang w:val="nl"/>
-        </w:rPr>
-        <w:t xml:space="preserve"> </w:t>
-      </w:r>
-      <w:r>
-        <w:rPr>
-          <w:b/>
-          <w:bCs/>
-          <w:lang w:val="nl"/>
-        </w:rPr>
-        <w:t xml:space="preserve">Concept</w:t>
-      </w:r>
-      <w:r>
-        <w:rPr>
-          <w:lang w:val="nl"/>
-        </w:rPr>
-        <w:t xml:space="preserve">.</w:t>
-      </w:r>
-    </w:p>
-    <w:p>
-      <w:r>
-        <w:pict>
-          <v:rect style="width:0;height:1.5pt" o:hralign="center" o:hrstd="t" o:hr="t"/>
-        </w:pict>
-      </w:r>
-    </w:p>
-    <w:bookmarkEnd w:id="22"/>
-    <w:bookmarkStart w:id="23" w:name="als-de-pagina-niet-laadt"/>
-    <w:p>
-      <w:pPr>
-        <w:pStyle w:val="Heading1"/>
-      </w:pPr>
-      <w:r>
-        <w:rPr>
-          <w:lang w:val="nl"/>
-        </w:rPr>
-        <w:t xml:space="preserve">Als de pagina niet laadt</w:t>
-      </w:r>
-    </w:p>
-    <w:p>
-      <w:pPr>
-        <w:pStyle w:val="BlockText"/>
-      </w:pPr>
-      <w:r>
-        <w:rPr>
-          <w:b/>
-          <w:bCs/>
-          <w:lang w:val="nl"/>
-        </w:rPr>
-        <w:t xml:space="preserve">In het kort:</w:t>
-      </w:r>
-      <w:r>
-        <w:rPr>
-          <w:lang w:val="nl"/>
-        </w:rPr>
-        <w:t xml:space="preserve"> </w:t>
-      </w:r>
-      <w:r>
-        <w:rPr>
-          <w:lang w:val="nl"/>
-        </w:rPr>
-        <w:t xml:space="preserve">controleer de status, of er een bevestigde versie live staat, en of er externe</w:t>
-      </w:r>
-      <w:r>
-        <w:rPr>
-          <w:lang w:val="nl"/>
-        </w:rPr>
-        <w:t xml:space="preserve"> </w:t>
-      </w:r>
-      <w:r>
-        <w:rPr>
-          <w:lang w:val="nl"/>
-        </w:rPr>
-        <w:t xml:space="preserve">bronnen worden geblokkeerd.</w:t>
+        <w:t xml:space="preserve">Bovenaan een pagina, en per pagina in het overzicht, staan vier cijfers:</w:t>
       </w:r>
     </w:p>
     <w:p>
@@ -5784,106 +5303,57 @@
           <w:bCs/>
           <w:lang w:val="nl"/>
         </w:rPr>
-        <w:t xml:space="preserve">404 terwijl de pagina bestaat</w:t>
-      </w:r>
-      <w:r>
-        <w:rPr>
-          <w:lang w:val="nl"/>
-        </w:rPr>
-        <w:t xml:space="preserve">: staat de status op Gepubliceerd? En staat er een</w:t>
-      </w:r>
-      <w:r>
-        <w:rPr>
-          <w:lang w:val="nl"/>
-        </w:rPr>
-        <w:t xml:space="preserve"> </w:t>
-      </w:r>
-      <w:r>
-        <w:rPr>
-          <w:lang w:val="nl"/>
-        </w:rPr>
-        <w:t xml:space="preserve">bevestigde versie live (niet "Geen ontwerp")? Werkt</w:t>
-      </w:r>
-      <w:r>
-        <w:rPr>
-          <w:lang w:val="nl"/>
-        </w:rPr>
-        <w:t xml:space="preserve"> </w:t>
-      </w:r>
-      <w:r>
-        <w:rPr>
-          <w:rStyle w:val="VerbatimChar"/>
-          <w:lang w:val="nl"/>
-        </w:rPr>
-        <w:t xml:space="preserve">/p/&lt;naam&gt;</w:t>
-      </w:r>
-      <w:r>
-        <w:rPr>
-          <w:lang w:val="nl"/>
-        </w:rPr>
-        <w:t xml:space="preserve"> </w:t>
-      </w:r>
-      <w:r>
-        <w:rPr>
-          <w:lang w:val="nl"/>
-        </w:rPr>
-        <w:t xml:space="preserve">niet maar</w:t>
-      </w:r>
-      <w:r>
-        <w:rPr>
-          <w:lang w:val="nl"/>
-        </w:rPr>
-        <w:t xml:space="preserve"> </w:t>
-      </w:r>
-      <w:r>
-        <w:rPr>
-          <w:rStyle w:val="VerbatimChar"/>
-          <w:lang w:val="nl"/>
-        </w:rPr>
-        <w:t xml:space="preserve">/p.php?s=&lt;naam&gt;</w:t>
-      </w:r>
-      <w:r>
-        <w:rPr>
-          <w:lang w:val="nl"/>
-        </w:rPr>
-        <w:t xml:space="preserve"> </w:t>
-      </w:r>
-      <w:r>
-        <w:rPr>
-          <w:lang w:val="nl"/>
-        </w:rPr>
-        <w:t xml:space="preserve">wel, dan ontbreekt de rewrite-regel in</w:t>
-      </w:r>
-      <w:r>
-        <w:rPr>
-          <w:lang w:val="nl"/>
-        </w:rPr>
-        <w:t xml:space="preserve"> </w:t>
-      </w:r>
-      <w:r>
-        <w:rPr>
-          <w:rStyle w:val="VerbatimChar"/>
-          <w:lang w:val="nl"/>
-        </w:rPr>
-        <w:t xml:space="preserve">.htaccess</w:t>
-      </w:r>
-      <w:r>
-        <w:rPr>
-          <w:lang w:val="nl"/>
-        </w:rPr>
-        <w:t xml:space="preserve">; het overzichtsscherm laat dan zien welke</w:t>
-      </w:r>
-      <w:r>
-        <w:rPr>
-          <w:lang w:val="nl"/>
-        </w:rPr>
-        <w:t xml:space="preserve"> </w:t>
-      </w:r>
-      <w:r>
-        <w:rPr>
-          <w:lang w:val="nl"/>
-        </w:rPr>
-        <w:t xml:space="preserve">regels erin moeten.</w:t>
+        <w:t xml:space="preserve">Unieke bezoekers</w:t>
+      </w:r>
+      <w:r>
+        <w:rPr>
+          <w:lang w:val="nl"/>
+        </w:rPr>
+        <w:t xml:space="preserve"> </w:t>
+      </w:r>
+      <w:r>
+        <w:rPr>
+          <w:lang w:val="nl"/>
+        </w:rPr>
+        <w:t xml:space="preserve">en</w:t>
+      </w:r>
+      <w:r>
+        <w:rPr>
+          <w:lang w:val="nl"/>
+        </w:rPr>
+        <w:t xml:space="preserve"> </w:t>
+      </w:r>
+      <w:r>
+        <w:rPr>
+          <w:b/>
+          <w:bCs/>
+          <w:lang w:val="nl"/>
+        </w:rPr>
+        <w:t xml:space="preserve">Bezoeken</w:t>
+      </w:r>
+      <w:r>
+        <w:rPr>
+          <w:lang w:val="nl"/>
+        </w:rPr>
+        <w:t xml:space="preserve"> </w:t>
+      </w:r>
+      <w:r>
+        <w:rPr>
+          <w:lang w:val="nl"/>
+        </w:rPr>
+        <w:t xml:space="preserve">(dezelfde bezoeker telt hooguit eens per 30 minuten als</w:t>
+      </w:r>
+      <w:r>
+        <w:rPr>
+          <w:lang w:val="nl"/>
+        </w:rPr>
+        <w:t xml:space="preserve"> </w:t>
+      </w:r>
+      <w:r>
+        <w:rPr>
+          <w:lang w:val="nl"/>
+        </w:rPr>
+        <w:t xml:space="preserve">bezoek);</w:t>
       </w:r>
     </w:p>
     <w:p>
@@ -5900,37 +5370,13 @@
           <w:bCs/>
           <w:lang w:val="nl"/>
         </w:rPr>
-        <w:t xml:space="preserve">De pagina ziet er kaal uit</w:t>
-      </w:r>
-      <w:r>
-        <w:rPr>
-          <w:lang w:val="nl"/>
-        </w:rPr>
-        <w:t xml:space="preserve">: waarschijnlijk wordt een externe bron geblokkeerd. Kijk</w:t>
-      </w:r>
-      <w:r>
-        <w:rPr>
-          <w:lang w:val="nl"/>
-        </w:rPr>
-        <w:t xml:space="preserve"> </w:t>
-      </w:r>
-      <w:r>
-        <w:rPr>
-          <w:lang w:val="nl"/>
-        </w:rPr>
-        <w:t xml:space="preserve">in het rapport van de versie welke hosts erin zitten en sta ze toe, of zet de opmaak in</w:t>
-      </w:r>
-      <w:r>
-        <w:rPr>
-          <w:lang w:val="nl"/>
-        </w:rPr>
-        <w:t xml:space="preserve"> </w:t>
-      </w:r>
-      <w:r>
-        <w:rPr>
-          <w:lang w:val="nl"/>
-        </w:rPr>
-        <w:t xml:space="preserve">het bestand zelf.</w:t>
+        <w:t xml:space="preserve">Aanmeldingen</w:t>
+      </w:r>
+      <w:r>
+        <w:rPr>
+          <w:lang w:val="nl"/>
+        </w:rPr>
+        <w:t xml:space="preserve">: verstuurde formulieren;</w:t>
       </w:r>
     </w:p>
     <w:p>
@@ -5947,62 +5393,44 @@
           <w:bCs/>
           <w:lang w:val="nl"/>
         </w:rPr>
-        <w:t xml:space="preserve">Het formulier staat er niet</w:t>
-      </w:r>
-      <w:r>
-        <w:rPr>
-          <w:lang w:val="nl"/>
-        </w:rPr>
-        <w:t xml:space="preserve">:</w:t>
-      </w:r>
-      <w:r>
-        <w:rPr>
-          <w:lang w:val="nl"/>
-        </w:rPr>
-        <w:t xml:space="preserve"> </w:t>
-      </w:r>
-      <w:r>
-        <w:rPr>
-          <w:rStyle w:val="VerbatimChar"/>
-          <w:lang w:val="nl"/>
-        </w:rPr>
-        <w:t xml:space="preserve">[[formulier]]</w:t>
-      </w:r>
-      <w:r>
-        <w:rPr>
-          <w:lang w:val="nl"/>
-        </w:rPr>
-        <w:t xml:space="preserve"> </w:t>
-      </w:r>
-      <w:r>
-        <w:rPr>
-          <w:lang w:val="nl"/>
-        </w:rPr>
-        <w:t xml:space="preserve">ontbreekt in het ontwerp, of het seizoen</w:t>
-      </w:r>
-      <w:r>
-        <w:rPr>
-          <w:lang w:val="nl"/>
-        </w:rPr>
-        <w:t xml:space="preserve"> </w:t>
-      </w:r>
-      <w:r>
-        <w:rPr>
-          <w:lang w:val="nl"/>
-        </w:rPr>
-        <w:t xml:space="preserve">staat niet op "open". In dat laatste geval verschijnt er een melding dat de aanmelding</w:t>
-      </w:r>
-      <w:r>
-        <w:rPr>
-          <w:lang w:val="nl"/>
-        </w:rPr>
-        <w:t xml:space="preserve"> </w:t>
-      </w:r>
-      <w:r>
-        <w:rPr>
-          <w:lang w:val="nl"/>
-        </w:rPr>
-        <w:t xml:space="preserve">gesloten is.</w:t>
+        <w:t xml:space="preserve">Omzetting</w:t>
+      </w:r>
+      <w:r>
+        <w:rPr>
+          <w:lang w:val="nl"/>
+        </w:rPr>
+        <w:t xml:space="preserve">: aanmeldingen gedeeld door unieke bezoekers.</w:t>
+      </w:r>
+    </w:p>
+    <w:p>
+      <w:pPr>
+        <w:pStyle w:val="FirstParagraph"/>
+      </w:pPr>
+      <w:r>
+        <w:rPr>
+          <w:lang w:val="nl"/>
+        </w:rPr>
+        <w:t xml:space="preserve">Daaronder staat</w:t>
+      </w:r>
+      <w:r>
+        <w:rPr>
+          <w:lang w:val="nl"/>
+        </w:rPr>
+        <w:t xml:space="preserve"> </w:t>
+      </w:r>
+      <w:r>
+        <w:rPr>
+          <w:b/>
+          <w:bCs/>
+          <w:lang w:val="nl"/>
+        </w:rPr>
+        <w:t xml:space="preserve">Waar haken mensen af?</w:t>
+      </w:r>
+      <w:r>
+        <w:rPr>
+          <w:lang w:val="nl"/>
+        </w:rPr>
+        <w:t xml:space="preserve">. Die trechter heeft deze treden:</w:t>
       </w:r>
     </w:p>
     <w:p>
@@ -6010,11 +5438,1941 @@
         <w:pStyle w:val="Compact"/>
         <w:numPr>
           <w:ilvl w:val="0"/>
-          <w:numId w:val="1008"/>
+          <w:numId w:val="1009"/>
         </w:numPr>
       </w:pPr>
       <w:r>
         <w:rPr>
+          <w:lang w:val="nl"/>
+        </w:rPr>
+        <w:t xml:space="preserve">Pagina bekeken</w:t>
+      </w:r>
+    </w:p>
+    <w:p>
+      <w:pPr>
+        <w:pStyle w:val="Compact"/>
+        <w:numPr>
+          <w:ilvl w:val="0"/>
+          <w:numId w:val="1009"/>
+        </w:numPr>
+      </w:pPr>
+      <w:r>
+        <w:rPr>
+          <w:lang w:val="nl"/>
+        </w:rPr>
+        <w:t xml:space="preserve">Stap 1 · Naam (begonnen met invullen)</w:t>
+      </w:r>
+    </w:p>
+    <w:p>
+      <w:pPr>
+        <w:pStyle w:val="Compact"/>
+        <w:numPr>
+          <w:ilvl w:val="0"/>
+          <w:numId w:val="1009"/>
+        </w:numPr>
+      </w:pPr>
+      <w:r>
+        <w:rPr>
+          <w:lang w:val="nl"/>
+        </w:rPr>
+        <w:t xml:space="preserve">Stap 2 · Jij</w:t>
+      </w:r>
+    </w:p>
+    <w:p>
+      <w:pPr>
+        <w:pStyle w:val="Compact"/>
+        <w:numPr>
+          <w:ilvl w:val="0"/>
+          <w:numId w:val="1009"/>
+        </w:numPr>
+      </w:pPr>
+      <w:r>
+        <w:rPr>
+          <w:lang w:val="nl"/>
+        </w:rPr>
+        <w:t xml:space="preserve">Stap 3 · Contact</w:t>
+      </w:r>
+    </w:p>
+    <w:p>
+      <w:pPr>
+        <w:pStyle w:val="Compact"/>
+        <w:numPr>
+          <w:ilvl w:val="0"/>
+          <w:numId w:val="1009"/>
+        </w:numPr>
+      </w:pPr>
+      <w:r>
+        <w:rPr>
+          <w:lang w:val="nl"/>
+        </w:rPr>
+        <w:t xml:space="preserve">Aanmelding verstuurd</w:t>
+      </w:r>
+    </w:p>
+    <w:p>
+      <w:pPr>
+        <w:pStyle w:val="FirstParagraph"/>
+      </w:pPr>
+      <w:r>
+        <w:rPr>
+          <w:lang w:val="nl"/>
+        </w:rPr>
+        <w:t xml:space="preserve">Bij elke trede staat het aantal en het percentage van iedereen die aan het formulier begon. Waar</w:t>
+      </w:r>
+      <w:r>
+        <w:rPr>
+          <w:lang w:val="nl"/>
+        </w:rPr>
+        <w:t xml:space="preserve"> </w:t>
+      </w:r>
+      <w:r>
+        <w:rPr>
+          <w:lang w:val="nl"/>
+        </w:rPr>
+        <w:t xml:space="preserve">mensen afvallen, staat "… gingen hier niet verder".</w:t>
+      </w:r>
+    </w:p>
+    <w:p>
+      <w:pPr>
+        <w:pStyle w:val="BodyText"/>
+      </w:pPr>
+      <w:r>
+        <w:rPr>
+          <w:lang w:val="nl"/>
+        </w:rPr>
+        <w:t xml:space="preserve">Los daaronder staat</w:t>
+      </w:r>
+      <w:r>
+        <w:rPr>
+          <w:lang w:val="nl"/>
+        </w:rPr>
+        <w:t xml:space="preserve"> </w:t>
+      </w:r>
+      <w:r>
+        <w:rPr>
+          <w:b/>
+          <w:bCs/>
+          <w:lang w:val="nl"/>
+        </w:rPr>
+        <w:t xml:space="preserve">Halverwege weggegaan</w:t>
+      </w:r>
+      <w:r>
+        <w:rPr>
+          <w:lang w:val="nl"/>
+        </w:rPr>
+        <w:t xml:space="preserve">, per stap. Dat is geen telling maar een aanwijzing.</w:t>
+      </w:r>
+      <w:r>
+        <w:rPr>
+          <w:lang w:val="nl"/>
+        </w:rPr>
+        <w:t xml:space="preserve"> </w:t>
+      </w:r>
+      <w:r>
+        <w:rPr>
+          <w:lang w:val="nl"/>
+        </w:rPr>
+        <w:t xml:space="preserve">Het signaal komt van een tabblad dat naar de achtergrond gaat, en dat gebeurt ook als iemand even</w:t>
+      </w:r>
+      <w:r>
+        <w:rPr>
+          <w:lang w:val="nl"/>
+        </w:rPr>
+        <w:t xml:space="preserve"> </w:t>
+      </w:r>
+      <w:r>
+        <w:rPr>
+          <w:lang w:val="nl"/>
+        </w:rPr>
+        <w:t xml:space="preserve">iets opzoekt en daarna gewoon doorgaat. Gebruik het om te zien bij welke stap het vaakst gebeurt,</w:t>
+      </w:r>
+      <w:r>
+        <w:rPr>
+          <w:lang w:val="nl"/>
+        </w:rPr>
+        <w:t xml:space="preserve"> </w:t>
+      </w:r>
+      <w:r>
+        <w:rPr>
+          <w:lang w:val="nl"/>
+        </w:rPr>
+        <w:t xml:space="preserve">niet als aantal afhakers.</w:t>
+      </w:r>
+    </w:p>
+    <w:p>
+      <w:pPr>
+        <w:pStyle w:val="BodyText"/>
+      </w:pPr>
+      <w:r>
+        <w:rPr>
+          <w:lang w:val="nl"/>
+        </w:rPr>
+        <w:t xml:space="preserve">Is er nog niets gemeten, dan staat er dat de cijfers verschijnen zodra de pagina gepubliceerd is</w:t>
+      </w:r>
+      <w:r>
+        <w:rPr>
+          <w:lang w:val="nl"/>
+        </w:rPr>
+        <w:t xml:space="preserve"> </w:t>
+      </w:r>
+      <w:r>
+        <w:rPr>
+          <w:lang w:val="nl"/>
+        </w:rPr>
+        <w:t xml:space="preserve">en er bezoekers komen.</w:t>
+      </w:r>
+    </w:p>
+    <w:p>
+      <w:r>
+        <w:pict>
+          <v:rect style="width:0;height:1.5pt" o:hralign="center" o:hrstd="t" o:hr="t"/>
+        </w:pict>
+      </w:r>
+    </w:p>
+    <w:bookmarkEnd w:id="20"/>
+    <w:bookmarkStart w:id="22" w:name="herkomst-bijhouden"/>
+    <w:p>
+      <w:pPr>
+        <w:pStyle w:val="Heading1"/>
+      </w:pPr>
+      <w:r>
+        <w:rPr>
+          <w:lang w:val="nl"/>
+        </w:rPr>
+        <w:t xml:space="preserve">Herkomst bijhouden</w:t>
+      </w:r>
+    </w:p>
+    <w:p>
+      <w:pPr>
+        <w:pStyle w:val="BlockText"/>
+      </w:pPr>
+      <w:r>
+        <w:rPr>
+          <w:b/>
+          <w:bCs/>
+          <w:lang w:val="nl"/>
+        </w:rPr>
+        <w:t xml:space="preserve">In het kort:</w:t>
+      </w:r>
+      <w:r>
+        <w:rPr>
+          <w:lang w:val="nl"/>
+        </w:rPr>
+        <w:t xml:space="preserve"> </w:t>
+      </w:r>
+      <w:r>
+        <w:rPr>
+          <w:lang w:val="nl"/>
+        </w:rPr>
+        <w:t xml:space="preserve">elke pagina heeft een bron-code die meereist tot in het dossier van de</w:t>
+      </w:r>
+      <w:r>
+        <w:rPr>
+          <w:lang w:val="nl"/>
+        </w:rPr>
+        <w:t xml:space="preserve"> </w:t>
+      </w:r>
+      <w:r>
+        <w:rPr>
+          <w:lang w:val="nl"/>
+        </w:rPr>
+        <w:t xml:space="preserve">sollicitant. Onderaan het overzicht zie je per bron hoeveel aanmeldingen er kwamen en hoeveel</w:t>
+      </w:r>
+      <w:r>
+        <w:rPr>
+          <w:lang w:val="nl"/>
+        </w:rPr>
+        <w:t xml:space="preserve"> </w:t>
+      </w:r>
+      <w:r>
+        <w:rPr>
+          <w:lang w:val="nl"/>
+        </w:rPr>
+        <w:t xml:space="preserve">daarvan zijn aangenomen.</w:t>
+      </w:r>
+    </w:p>
+    <w:p>
+      <w:pPr>
+        <w:pStyle w:val="FirstParagraph"/>
+      </w:pPr>
+      <w:r>
+        <w:rPr>
+          <w:lang w:val="nl"/>
+        </w:rPr>
+        <w:t xml:space="preserve">Elke pagina heeft een</w:t>
+      </w:r>
+      <w:r>
+        <w:rPr>
+          <w:lang w:val="nl"/>
+        </w:rPr>
+        <w:t xml:space="preserve"> </w:t>
+      </w:r>
+      <w:r>
+        <w:rPr>
+          <w:b/>
+          <w:bCs/>
+          <w:lang w:val="nl"/>
+        </w:rPr>
+        <w:t xml:space="preserve">bron-code</w:t>
+      </w:r>
+      <w:r>
+        <w:rPr>
+          <w:lang w:val="nl"/>
+        </w:rPr>
+        <w:t xml:space="preserve">. Je stelt hem in bij "Gegevens"; laat je het veld leeg, dan</w:t>
+      </w:r>
+      <w:r>
+        <w:rPr>
+          <w:lang w:val="nl"/>
+        </w:rPr>
+        <w:t xml:space="preserve"> </w:t>
+      </w:r>
+      <w:r>
+        <w:rPr>
+          <w:lang w:val="nl"/>
+        </w:rPr>
+        <w:t xml:space="preserve">wordt het adres van de pagina gebruikt. De code reist mee tot in het dossier van de sollicitant,</w:t>
+      </w:r>
+      <w:r>
+        <w:rPr>
+          <w:lang w:val="nl"/>
+        </w:rPr>
+        <w:t xml:space="preserve"> </w:t>
+      </w:r>
+      <w:r>
+        <w:rPr>
+          <w:lang w:val="nl"/>
+        </w:rPr>
+        <w:t xml:space="preserve">dus je ziet later precies welke pagina welke aanmeldingen heeft opgeleverd, en hoeveel daarvan</w:t>
+      </w:r>
+      <w:r>
+        <w:rPr>
+          <w:lang w:val="nl"/>
+        </w:rPr>
+        <w:t xml:space="preserve"> </w:t>
+      </w:r>
+      <w:r>
+        <w:rPr>
+          <w:lang w:val="nl"/>
+        </w:rPr>
+        <w:t xml:space="preserve">uiteindelijk zijn aangenomen.</w:t>
+      </w:r>
+    </w:p>
+    <w:p>
+      <w:pPr>
+        <w:pStyle w:val="BodyText"/>
+      </w:pPr>
+      <w:r>
+        <w:rPr>
+          <w:lang w:val="nl"/>
+        </w:rPr>
+        <w:t xml:space="preserve">Dat overzicht staat onderaan het overzicht van wervingspagina's, onder</w:t>
+      </w:r>
+      <w:r>
+        <w:rPr>
+          <w:lang w:val="nl"/>
+        </w:rPr>
+        <w:t xml:space="preserve"> </w:t>
+      </w:r>
+      <w:r>
+        <w:rPr>
+          <w:b/>
+          <w:bCs/>
+          <w:lang w:val="nl"/>
+        </w:rPr>
+        <w:t xml:space="preserve">Waar komen aanmeldingen</w:t>
+      </w:r>
+      <w:r>
+        <w:rPr>
+          <w:b/>
+          <w:bCs/>
+          <w:lang w:val="nl"/>
+        </w:rPr>
+        <w:t xml:space="preserve"> </w:t>
+      </w:r>
+      <w:r>
+        <w:rPr>
+          <w:b/>
+          <w:bCs/>
+          <w:lang w:val="nl"/>
+        </w:rPr>
+        <w:t xml:space="preserve">vandaan?</w:t>
+      </w:r>
+      <w:r>
+        <w:rPr>
+          <w:lang w:val="nl"/>
+        </w:rPr>
+        <w:t xml:space="preserve">: per bron het aantal aanmeldingen, het aantal aangenomen en het aandeel. Kwamen er</w:t>
+      </w:r>
+      <w:r>
+        <w:rPr>
+          <w:lang w:val="nl"/>
+        </w:rPr>
+        <w:t xml:space="preserve"> </w:t>
+      </w:r>
+      <w:r>
+        <w:rPr>
+          <w:lang w:val="nl"/>
+        </w:rPr>
+        <w:t xml:space="preserve">aanmeldingen binnen via een campagnelink, dan staan de campagnes eronder, elk met hun eigen</w:t>
+      </w:r>
+      <w:r>
+        <w:rPr>
+          <w:lang w:val="nl"/>
+        </w:rPr>
+        <w:t xml:space="preserve"> </w:t>
+      </w:r>
+      <w:r>
+        <w:rPr>
+          <w:lang w:val="nl"/>
+        </w:rPr>
+        <w:t xml:space="preserve">aantallen, plus een regel "zonder campagne" voor de rest.</w:t>
+      </w:r>
+    </w:p>
+    <w:bookmarkStart w:id="21" w:name="campagnes-en-qr-codes"/>
+    <w:p>
+      <w:pPr>
+        <w:pStyle w:val="Heading2"/>
+      </w:pPr>
+      <w:r>
+        <w:rPr>
+          <w:lang w:val="nl"/>
+        </w:rPr>
+        <w:t xml:space="preserve">Campagnes en QR-codes</w:t>
+      </w:r>
+    </w:p>
+    <w:p>
+      <w:pPr>
+        <w:pStyle w:val="FirstParagraph"/>
+      </w:pPr>
+      <w:r>
+        <w:rPr>
+          <w:lang w:val="nl"/>
+        </w:rPr>
+        <w:t xml:space="preserve">Wil je weten welke poster, flyer of advertentie iets oplevert, gebruik dan</w:t>
+      </w:r>
+      <w:r>
+        <w:rPr>
+          <w:lang w:val="nl"/>
+        </w:rPr>
+        <w:t xml:space="preserve"> </w:t>
+      </w:r>
+      <w:r>
+        <w:rPr>
+          <w:b/>
+          <w:bCs/>
+          <w:lang w:val="nl"/>
+        </w:rPr>
+        <w:t xml:space="preserve">dezelfde pagina</w:t>
+      </w:r>
+      <w:r>
+        <w:rPr>
+          <w:lang w:val="nl"/>
+        </w:rPr>
+        <w:t xml:space="preserve"> </w:t>
+      </w:r>
+      <w:r>
+        <w:rPr>
+          <w:lang w:val="nl"/>
+        </w:rPr>
+        <w:t xml:space="preserve">met</w:t>
+      </w:r>
+      <w:r>
+        <w:rPr>
+          <w:lang w:val="nl"/>
+        </w:rPr>
+        <w:t xml:space="preserve"> </w:t>
+      </w:r>
+      <w:r>
+        <w:rPr>
+          <w:lang w:val="nl"/>
+        </w:rPr>
+        <w:t xml:space="preserve">een campagne erachter:</w:t>
+      </w:r>
+      <w:r>
+        <w:rPr>
+          <w:lang w:val="nl"/>
+        </w:rPr>
+        <w:t xml:space="preserve"> </w:t>
+      </w:r>
+      <w:r>
+        <w:rPr>
+          <w:rStyle w:val="VerbatimChar"/>
+          <w:lang w:val="nl"/>
+        </w:rPr>
+        <w:t xml:space="preserve">https://sollicitatie.paal13.com/p/zomer-2027?bron=poster-csg-2027</w:t>
+      </w:r>
+      <w:r>
+        <w:rPr>
+          <w:lang w:val="nl"/>
+        </w:rPr>
+        <w:t xml:space="preserve">.</w:t>
+      </w:r>
+      <w:r>
+        <w:rPr>
+          <w:lang w:val="nl"/>
+        </w:rPr>
+        <w:t xml:space="preserve"> </w:t>
+      </w:r>
+      <w:r>
+        <w:rPr>
+          <w:lang w:val="nl"/>
+        </w:rPr>
+        <w:t xml:space="preserve">Een aanmelding via die link telt gewoon mee voor de pagina (de cijfers en de trechter van de</w:t>
+      </w:r>
+      <w:r>
+        <w:rPr>
+          <w:lang w:val="nl"/>
+        </w:rPr>
+        <w:t xml:space="preserve"> </w:t>
+      </w:r>
+      <w:r>
+        <w:rPr>
+          <w:lang w:val="nl"/>
+        </w:rPr>
+        <w:t xml:space="preserve">pagina blijven kloppen), en in het overzicht zie je hem terug onder die campagne. Werkt een</w:t>
+      </w:r>
+      <w:r>
+        <w:rPr>
+          <w:lang w:val="nl"/>
+        </w:rPr>
+        <w:t xml:space="preserve"> </w:t>
+      </w:r>
+      <w:r>
+        <w:rPr>
+          <w:lang w:val="nl"/>
+        </w:rPr>
+        <w:t xml:space="preserve">advertentieplatform met</w:t>
+      </w:r>
+      <w:r>
+        <w:rPr>
+          <w:lang w:val="nl"/>
+        </w:rPr>
+        <w:t xml:space="preserve"> </w:t>
+      </w:r>
+      <w:r>
+        <w:rPr>
+          <w:rStyle w:val="VerbatimChar"/>
+          <w:lang w:val="nl"/>
+        </w:rPr>
+        <w:t xml:space="preserve">utm_campaign</w:t>
+      </w:r>
+      <w:r>
+        <w:rPr>
+          <w:lang w:val="nl"/>
+        </w:rPr>
+        <w:t xml:space="preserve"> </w:t>
+      </w:r>
+      <w:r>
+        <w:rPr>
+          <w:lang w:val="nl"/>
+        </w:rPr>
+        <w:t xml:space="preserve">of</w:t>
+      </w:r>
+      <w:r>
+        <w:rPr>
+          <w:lang w:val="nl"/>
+        </w:rPr>
+        <w:t xml:space="preserve"> </w:t>
+      </w:r>
+      <w:r>
+        <w:rPr>
+          <w:rStyle w:val="VerbatimChar"/>
+          <w:lang w:val="nl"/>
+        </w:rPr>
+        <w:t xml:space="preserve">utm_source</w:t>
+      </w:r>
+      <w:r>
+        <w:rPr>
+          <w:lang w:val="nl"/>
+        </w:rPr>
+        <w:t xml:space="preserve">, dan wordt die gebruikt als er geen</w:t>
+      </w:r>
+      <w:r>
+        <w:rPr>
+          <w:lang w:val="nl"/>
+        </w:rPr>
+        <w:t xml:space="preserve"> </w:t>
+      </w:r>
+      <w:r>
+        <w:rPr>
+          <w:rStyle w:val="VerbatimChar"/>
+          <w:lang w:val="nl"/>
+        </w:rPr>
+        <w:t xml:space="preserve">?bron=</w:t>
+      </w:r>
+      <w:r>
+        <w:rPr>
+          <w:lang w:val="nl"/>
+        </w:rPr>
+        <w:t xml:space="preserve"> </w:t>
+      </w:r>
+      <w:r>
+        <w:rPr>
+          <w:lang w:val="nl"/>
+        </w:rPr>
+        <w:t xml:space="preserve">is.</w:t>
+      </w:r>
+    </w:p>
+    <w:p>
+      <w:pPr>
+        <w:pStyle w:val="BodyText"/>
+      </w:pPr>
+      <w:r>
+        <w:rPr>
+          <w:lang w:val="nl"/>
+        </w:rPr>
+        <w:t xml:space="preserve">Een campagnenaam bestaat uit kleine letters, cijfers en koppeltekens, maximaal 40 tekens. Andere</w:t>
+      </w:r>
+      <w:r>
+        <w:rPr>
+          <w:lang w:val="nl"/>
+        </w:rPr>
+        <w:t xml:space="preserve"> </w:t>
+      </w:r>
+      <w:r>
+        <w:rPr>
+          <w:lang w:val="nl"/>
+        </w:rPr>
+        <w:t xml:space="preserve">tekens worden vanzelf een koppelteken ("Poster CSG 2027" wordt</w:t>
+      </w:r>
+      <w:r>
+        <w:rPr>
+          <w:lang w:val="nl"/>
+        </w:rPr>
+        <w:t xml:space="preserve"> </w:t>
+      </w:r>
+      <w:r>
+        <w:rPr>
+          <w:rStyle w:val="VerbatimChar"/>
+          <w:lang w:val="nl"/>
+        </w:rPr>
+        <w:t xml:space="preserve">poster-csg-2027</w:t>
+      </w:r>
+      <w:r>
+        <w:rPr>
+          <w:lang w:val="nl"/>
+        </w:rPr>
+        <w:t xml:space="preserve">).</w:t>
+      </w:r>
+    </w:p>
+    <w:p>
+      <w:pPr>
+        <w:pStyle w:val="BodyText"/>
+      </w:pPr>
+      <w:r>
+        <w:rPr>
+          <w:lang w:val="nl"/>
+        </w:rPr>
+        <w:t xml:space="preserve">Je hoeft de link niet zelf te maken. Op het scherm van een pagina staat het blok</w:t>
+      </w:r>
+      <w:r>
+        <w:rPr>
+          <w:lang w:val="nl"/>
+        </w:rPr>
+        <w:t xml:space="preserve"> </w:t>
+      </w:r>
+      <w:r>
+        <w:rPr>
+          <w:b/>
+          <w:bCs/>
+          <w:lang w:val="nl"/>
+        </w:rPr>
+        <w:t xml:space="preserve">Delen en</w:t>
+      </w:r>
+      <w:r>
+        <w:rPr>
+          <w:b/>
+          <w:bCs/>
+          <w:lang w:val="nl"/>
+        </w:rPr>
+        <w:t xml:space="preserve"> </w:t>
+      </w:r>
+      <w:r>
+        <w:rPr>
+          <w:b/>
+          <w:bCs/>
+          <w:lang w:val="nl"/>
+        </w:rPr>
+        <w:t xml:space="preserve">meten</w:t>
+      </w:r>
+      <w:r>
+        <w:rPr>
+          <w:lang w:val="nl"/>
+        </w:rPr>
+        <w:t xml:space="preserve">: vul een campagne in en klik op</w:t>
+      </w:r>
+      <w:r>
+        <w:rPr>
+          <w:lang w:val="nl"/>
+        </w:rPr>
+        <w:t xml:space="preserve"> </w:t>
+      </w:r>
+      <w:r>
+        <w:rPr>
+          <w:b/>
+          <w:bCs/>
+          <w:lang w:val="nl"/>
+        </w:rPr>
+        <w:t xml:space="preserve">Link maken</w:t>
+      </w:r>
+      <w:r>
+        <w:rPr>
+          <w:lang w:val="nl"/>
+        </w:rPr>
+        <w:t xml:space="preserve">. Je krijgt de volledige link (met</w:t>
+      </w:r>
+      <w:r>
+        <w:rPr>
+          <w:lang w:val="nl"/>
+        </w:rPr>
+        <w:t xml:space="preserve"> </w:t>
+      </w:r>
+      <w:r>
+        <w:rPr>
+          <w:b/>
+          <w:bCs/>
+          <w:lang w:val="nl"/>
+        </w:rPr>
+        <w:t xml:space="preserve">Kopiëren</w:t>
+      </w:r>
+      <w:r>
+        <w:rPr>
+          <w:lang w:val="nl"/>
+        </w:rPr>
+        <w:t xml:space="preserve">) en een QR-code om te downloaden:</w:t>
+      </w:r>
+      <w:r>
+        <w:rPr>
+          <w:lang w:val="nl"/>
+        </w:rPr>
+        <w:t xml:space="preserve"> </w:t>
+      </w:r>
+      <w:r>
+        <w:rPr>
+          <w:b/>
+          <w:bCs/>
+          <w:lang w:val="nl"/>
+        </w:rPr>
+        <w:t xml:space="preserve">SVG</w:t>
+      </w:r>
+      <w:r>
+        <w:rPr>
+          <w:lang w:val="nl"/>
+        </w:rPr>
+        <w:t xml:space="preserve"> </w:t>
+      </w:r>
+      <w:r>
+        <w:rPr>
+          <w:lang w:val="nl"/>
+        </w:rPr>
+        <w:t xml:space="preserve">voor drukwerk (blijft scherp op elk formaat)</w:t>
+      </w:r>
+      <w:r>
+        <w:rPr>
+          <w:lang w:val="nl"/>
+        </w:rPr>
+        <w:t xml:space="preserve"> </w:t>
+      </w:r>
+      <w:r>
+        <w:rPr>
+          <w:lang w:val="nl"/>
+        </w:rPr>
+        <w:t xml:space="preserve">en, als de server het kan, een</w:t>
+      </w:r>
+      <w:r>
+        <w:rPr>
+          <w:lang w:val="nl"/>
+        </w:rPr>
+        <w:t xml:space="preserve"> </w:t>
+      </w:r>
+      <w:r>
+        <w:rPr>
+          <w:b/>
+          <w:bCs/>
+          <w:lang w:val="nl"/>
+        </w:rPr>
+        <w:t xml:space="preserve">PNG</w:t>
+      </w:r>
+      <w:r>
+        <w:rPr>
+          <w:lang w:val="nl"/>
+        </w:rPr>
+        <w:t xml:space="preserve">. De QR-code wordt op onze eigen server gemaakt; er gaat niets</w:t>
+      </w:r>
+      <w:r>
+        <w:rPr>
+          <w:lang w:val="nl"/>
+        </w:rPr>
+        <w:t xml:space="preserve"> </w:t>
+      </w:r>
+      <w:r>
+        <w:rPr>
+          <w:lang w:val="nl"/>
+        </w:rPr>
+        <w:t xml:space="preserve">naar een andere dienst. Scan hem altijd even met je telefoon voordat je iets laat drukken, en wijzig</w:t>
+      </w:r>
+      <w:r>
+        <w:rPr>
+          <w:lang w:val="nl"/>
+        </w:rPr>
+        <w:t xml:space="preserve"> </w:t>
+      </w:r>
+      <w:r>
+        <w:rPr>
+          <w:lang w:val="nl"/>
+        </w:rPr>
+        <w:t xml:space="preserve">daarna het adres van de pagina niet meer.</w:t>
+      </w:r>
+    </w:p>
+    <w:p>
+      <w:pPr>
+        <w:pStyle w:val="BodyText"/>
+      </w:pPr>
+      <w:r>
+        <w:rPr>
+          <w:lang w:val="nl"/>
+        </w:rPr>
+        <w:t xml:space="preserve">Het canonical-adres voor Google blijft altijd zonder</w:t>
+      </w:r>
+      <w:r>
+        <w:rPr>
+          <w:lang w:val="nl"/>
+        </w:rPr>
+        <w:t xml:space="preserve"> </w:t>
+      </w:r>
+      <w:r>
+        <w:rPr>
+          <w:rStyle w:val="VerbatimChar"/>
+          <w:lang w:val="nl"/>
+        </w:rPr>
+        <w:t xml:space="preserve">?bron=</w:t>
+      </w:r>
+      <w:r>
+        <w:rPr>
+          <w:lang w:val="nl"/>
+        </w:rPr>
+        <w:t xml:space="preserve">, dus campagnelinks leveren geen</w:t>
+      </w:r>
+      <w:r>
+        <w:rPr>
+          <w:lang w:val="nl"/>
+        </w:rPr>
+        <w:t xml:space="preserve"> </w:t>
+      </w:r>
+      <w:r>
+        <w:rPr>
+          <w:lang w:val="nl"/>
+        </w:rPr>
+        <w:t xml:space="preserve">dubbele pagina's op in de zoekresultaten.</w:t>
+      </w:r>
+    </w:p>
+    <w:p>
+      <w:pPr>
+        <w:pStyle w:val="BodyText"/>
+      </w:pPr>
+      <w:r>
+        <w:rPr>
+          <w:lang w:val="nl"/>
+        </w:rPr>
+        <w:t xml:space="preserve">Gebruik je het gewone aanmeldformulier voor meerdere advertenties, dan kun je de bron ook daar in</w:t>
+      </w:r>
+      <w:r>
+        <w:rPr>
+          <w:lang w:val="nl"/>
+        </w:rPr>
+        <w:t xml:space="preserve"> </w:t>
+      </w:r>
+      <w:r>
+        <w:rPr>
+          <w:lang w:val="nl"/>
+        </w:rPr>
+        <w:t xml:space="preserve">het adres meegeven:</w:t>
+      </w:r>
+      <w:r>
+        <w:rPr>
+          <w:lang w:val="nl"/>
+        </w:rPr>
+        <w:t xml:space="preserve"> </w:t>
+      </w:r>
+      <w:r>
+        <w:rPr>
+          <w:rStyle w:val="VerbatimChar"/>
+          <w:lang w:val="nl"/>
+        </w:rPr>
+        <w:t xml:space="preserve">https://sollicitatie.paal13.com/aanmelden.php?bron=instagram-mei</w:t>
+      </w:r>
+      <w:r>
+        <w:rPr>
+          <w:lang w:val="nl"/>
+        </w:rPr>
+        <w:t xml:space="preserve">.</w:t>
+      </w:r>
+    </w:p>
+    <w:p>
+      <w:pPr>
+        <w:pStyle w:val="BodyText"/>
+      </w:pPr>
+      <w:r>
+        <w:rPr>
+          <w:lang w:val="nl"/>
+        </w:rPr>
+        <w:t xml:space="preserve">Het veld</w:t>
+      </w:r>
+      <w:r>
+        <w:rPr>
+          <w:lang w:val="nl"/>
+        </w:rPr>
+        <w:t xml:space="preserve"> </w:t>
+      </w:r>
+      <w:r>
+        <w:rPr>
+          <w:b/>
+          <w:bCs/>
+          <w:lang w:val="nl"/>
+        </w:rPr>
+        <w:t xml:space="preserve">Doelgroep</w:t>
+      </w:r>
+      <w:r>
+        <w:rPr>
+          <w:lang w:val="nl"/>
+        </w:rPr>
+        <w:t xml:space="preserve"> </w:t>
+      </w:r>
+      <w:r>
+        <w:rPr>
+          <w:lang w:val="nl"/>
+        </w:rPr>
+        <w:t xml:space="preserve">bij "Gegevens" is alleen voor jezelf; het staat in het overzicht achter het</w:t>
+      </w:r>
+      <w:r>
+        <w:rPr>
+          <w:lang w:val="nl"/>
+        </w:rPr>
+        <w:t xml:space="preserve"> </w:t>
+      </w:r>
+      <w:r>
+        <w:rPr>
+          <w:lang w:val="nl"/>
+        </w:rPr>
+        <w:t xml:space="preserve">adres.</w:t>
+      </w:r>
+    </w:p>
+    <w:p>
+      <w:r>
+        <w:pict>
+          <v:rect style="width:0;height:1.5pt" o:hralign="center" o:hrstd="t" o:hr="t"/>
+        </w:pict>
+      </w:r>
+    </w:p>
+    <w:bookmarkEnd w:id="21"/>
+    <w:bookmarkEnd w:id="22"/>
+    <w:bookmarkStart w:id="23" w:name="wat-we-van-bezoekers-bijhouden"/>
+    <w:p>
+      <w:pPr>
+        <w:pStyle w:val="Heading1"/>
+      </w:pPr>
+      <w:r>
+        <w:rPr>
+          <w:lang w:val="nl"/>
+        </w:rPr>
+        <w:t xml:space="preserve">Wat we van bezoekers bijhouden</w:t>
+      </w:r>
+    </w:p>
+    <w:p>
+      <w:pPr>
+        <w:pStyle w:val="BlockText"/>
+      </w:pPr>
+      <w:r>
+        <w:rPr>
+          <w:b/>
+          <w:bCs/>
+          <w:lang w:val="nl"/>
+        </w:rPr>
+        <w:t xml:space="preserve">In het kort:</w:t>
+      </w:r>
+      <w:r>
+        <w:rPr>
+          <w:lang w:val="nl"/>
+        </w:rPr>
+        <w:t xml:space="preserve"> </w:t>
+      </w:r>
+      <w:r>
+        <w:rPr>
+          <w:lang w:val="nl"/>
+        </w:rPr>
+        <w:t xml:space="preserve">zo min mogelijk. Geen cookies, geen sessie, geen cookiemelding nodig. Alleen</w:t>
+      </w:r>
+      <w:r>
+        <w:rPr>
+          <w:lang w:val="nl"/>
+        </w:rPr>
+        <w:t xml:space="preserve"> </w:t>
+      </w:r>
+      <w:r>
+        <w:rPr>
+          <w:lang w:val="nl"/>
+        </w:rPr>
+        <w:t xml:space="preserve">tellingen, met een code die elke dag verandert.</w:t>
+      </w:r>
+    </w:p>
+    <w:p>
+      <w:pPr>
+        <w:pStyle w:val="FirstParagraph"/>
+      </w:pPr>
+      <w:r>
+        <w:rPr>
+          <w:lang w:val="nl"/>
+        </w:rPr>
+        <w:t xml:space="preserve">De pagina zet</w:t>
+      </w:r>
+      <w:r>
+        <w:rPr>
+          <w:lang w:val="nl"/>
+        </w:rPr>
+        <w:t xml:space="preserve"> </w:t>
+      </w:r>
+      <w:r>
+        <w:rPr>
+          <w:b/>
+          <w:bCs/>
+          <w:lang w:val="nl"/>
+        </w:rPr>
+        <w:t xml:space="preserve">geen cookies</w:t>
+      </w:r>
+      <w:r>
+        <w:rPr>
+          <w:lang w:val="nl"/>
+        </w:rPr>
+        <w:t xml:space="preserve"> </w:t>
+      </w:r>
+      <w:r>
+        <w:rPr>
+          <w:lang w:val="nl"/>
+        </w:rPr>
+        <w:t xml:space="preserve">en start geen sessie, dus er is geen cookiemelding nodig.</w:t>
+      </w:r>
+    </w:p>
+    <w:p>
+      <w:pPr>
+        <w:pStyle w:val="BodyText"/>
+      </w:pPr>
+      <w:r>
+        <w:rPr>
+          <w:lang w:val="nl"/>
+        </w:rPr>
+        <w:t xml:space="preserve">Om unieke bezoekers te kunnen tellen wordt een versleutelde code bewaard die elke dag</w:t>
+      </w:r>
+      <w:r>
+        <w:rPr>
+          <w:lang w:val="nl"/>
+        </w:rPr>
+        <w:t xml:space="preserve"> </w:t>
+      </w:r>
+      <w:r>
+        <w:rPr>
+          <w:lang w:val="nl"/>
+        </w:rPr>
+        <w:t xml:space="preserve">verandert en niet naar een persoon te herleiden is. Die code wordt na 30 dagen gewist; de</w:t>
+      </w:r>
+      <w:r>
+        <w:rPr>
+          <w:lang w:val="nl"/>
+        </w:rPr>
+        <w:t xml:space="preserve"> </w:t>
+      </w:r>
+      <w:r>
+        <w:rPr>
+          <w:lang w:val="nl"/>
+        </w:rPr>
+        <w:t xml:space="preserve">aantallen blijven. De cijfers zelf verdwijnen na 13 maanden. Beide termijnen staan bij</w:t>
+      </w:r>
+      <w:r>
+        <w:rPr>
+          <w:lang w:val="nl"/>
+        </w:rPr>
+        <w:t xml:space="preserve"> </w:t>
+      </w:r>
+      <w:r>
+        <w:rPr>
+          <w:b/>
+          <w:bCs/>
+          <w:lang w:val="nl"/>
+        </w:rPr>
+        <w:t xml:space="preserve">Instellingen › Bewaren &amp; opschonen</w:t>
+      </w:r>
+      <w:r>
+        <w:rPr>
+          <w:lang w:val="nl"/>
+        </w:rPr>
+        <w:t xml:space="preserve"> </w:t>
+      </w:r>
+      <w:r>
+        <w:rPr>
+          <w:lang w:val="nl"/>
+        </w:rPr>
+        <w:t xml:space="preserve">("Herkenning unieke bezoekers" en "Bezoekersstatistiek</w:t>
+      </w:r>
+      <w:r>
+        <w:rPr>
+          <w:lang w:val="nl"/>
+        </w:rPr>
+        <w:t xml:space="preserve"> </w:t>
+      </w:r>
+      <w:r>
+        <w:rPr>
+          <w:lang w:val="nl"/>
+        </w:rPr>
+        <w:t xml:space="preserve">wervingspagina's"). Het wissen gebeurt alleen als daar "Automatisch opschonen inschakelen" aan</w:t>
+      </w:r>
+      <w:r>
+        <w:rPr>
+          <w:lang w:val="nl"/>
+        </w:rPr>
+        <w:t xml:space="preserve"> </w:t>
+      </w:r>
+      <w:r>
+        <w:rPr>
+          <w:lang w:val="nl"/>
+        </w:rPr>
+        <w:t xml:space="preserve">staat.</w:t>
+      </w:r>
+    </w:p>
+    <w:p>
+      <w:pPr>
+        <w:pStyle w:val="BodyText"/>
+      </w:pPr>
+      <w:r>
+        <w:rPr>
+          <w:lang w:val="nl"/>
+        </w:rPr>
+        <w:t xml:space="preserve">Dezelfde bezoeker telt hooguit</w:t>
+      </w:r>
+      <w:r>
+        <w:rPr>
+          <w:lang w:val="nl"/>
+        </w:rPr>
+        <w:t xml:space="preserve"> </w:t>
+      </w:r>
+      <w:r>
+        <w:rPr>
+          <w:b/>
+          <w:bCs/>
+          <w:lang w:val="nl"/>
+        </w:rPr>
+        <w:t xml:space="preserve">eens per 30 minuten</w:t>
+      </w:r>
+      <w:r>
+        <w:rPr>
+          <w:lang w:val="nl"/>
+        </w:rPr>
+        <w:t xml:space="preserve"> </w:t>
+      </w:r>
+      <w:r>
+        <w:rPr>
+          <w:lang w:val="nl"/>
+        </w:rPr>
+        <w:t xml:space="preserve">als bezoek op dezelfde pagina.</w:t>
+      </w:r>
+      <w:r>
+        <w:rPr>
+          <w:lang w:val="nl"/>
+        </w:rPr>
+        <w:t xml:space="preserve"> </w:t>
+      </w:r>
+      <w:r>
+        <w:rPr>
+          <w:lang w:val="nl"/>
+        </w:rPr>
+        <w:t xml:space="preserve">Vernieuwen, de terug-knop en een tabblad dat door de browser in de slaapstand is gezet en</w:t>
+      </w:r>
+      <w:r>
+        <w:rPr>
+          <w:lang w:val="nl"/>
+        </w:rPr>
+        <w:t xml:space="preserve"> </w:t>
+      </w:r>
+      <w:r>
+        <w:rPr>
+          <w:lang w:val="nl"/>
+        </w:rPr>
+        <w:t xml:space="preserve">daarna opnieuw laadt, tellen dus niet opnieuw mee. Bekende zoekmachines en andere robots tellen</w:t>
+      </w:r>
+      <w:r>
+        <w:rPr>
+          <w:lang w:val="nl"/>
+        </w:rPr>
+        <w:t xml:space="preserve"> </w:t>
+      </w:r>
+      <w:r>
+        <w:rPr>
+          <w:lang w:val="nl"/>
+        </w:rPr>
+        <w:t xml:space="preserve">niet mee.</w:t>
+      </w:r>
+    </w:p>
+    <w:p>
+      <w:pPr>
+        <w:pStyle w:val="BodyText"/>
+      </w:pPr>
+      <w:r>
+        <w:rPr>
+          <w:lang w:val="nl"/>
+        </w:rPr>
+        <w:t xml:space="preserve">Naast het bezoek houden we bij hoever iemand in het formulier kwam: begonnen met invullen,</w:t>
+      </w:r>
+      <w:r>
+        <w:rPr>
+          <w:lang w:val="nl"/>
+        </w:rPr>
+        <w:t xml:space="preserve"> </w:t>
+      </w:r>
+      <w:r>
+        <w:rPr>
+          <w:lang w:val="nl"/>
+        </w:rPr>
+        <w:t xml:space="preserve">stap 2 bereikt, stap 3 bereikt, verstuurd. Daarvan staat alleen het stapnummer geregistreerd,</w:t>
+      </w:r>
+      <w:r>
+        <w:rPr>
+          <w:lang w:val="nl"/>
+        </w:rPr>
+        <w:t xml:space="preserve"> </w:t>
+      </w:r>
+      <w:r>
+        <w:rPr>
+          <w:lang w:val="nl"/>
+        </w:rPr>
+        <w:t xml:space="preserve">nooit iets wat iemand heeft ingetypt.</w:t>
+      </w:r>
+    </w:p>
+    <w:p>
+      <w:pPr>
+        <w:pStyle w:val="BodyText"/>
+      </w:pPr>
+      <w:r>
+        <w:rPr>
+          <w:lang w:val="nl"/>
+        </w:rPr>
+        <w:t xml:space="preserve">Wil je helemaal niets meten, zet dan onder</w:t>
+      </w:r>
+      <w:r>
+        <w:rPr>
+          <w:lang w:val="nl"/>
+        </w:rPr>
+        <w:t xml:space="preserve"> </w:t>
+      </w:r>
+      <w:r>
+        <w:rPr>
+          <w:b/>
+          <w:bCs/>
+          <w:lang w:val="nl"/>
+        </w:rPr>
+        <w:t xml:space="preserve">Instellingen › Bewaren &amp; opschonen</w:t>
+      </w:r>
+      <w:r>
+        <w:rPr>
+          <w:lang w:val="nl"/>
+        </w:rPr>
+        <w:t xml:space="preserve"> </w:t>
+      </w:r>
+      <w:r>
+        <w:rPr>
+          <w:lang w:val="nl"/>
+        </w:rPr>
+        <w:t xml:space="preserve">het vinkje</w:t>
+      </w:r>
+      <w:r>
+        <w:rPr>
+          <w:lang w:val="nl"/>
+        </w:rPr>
+        <w:t xml:space="preserve"> </w:t>
+      </w:r>
+      <w:r>
+        <w:rPr>
+          <w:b/>
+          <w:bCs/>
+          <w:lang w:val="nl"/>
+        </w:rPr>
+        <w:t xml:space="preserve">Bezoekersstatistiek op de wervingspagina's en het aanmeldformulier</w:t>
+      </w:r>
+      <w:r>
+        <w:rPr>
+          <w:lang w:val="nl"/>
+        </w:rPr>
+        <w:t xml:space="preserve"> </w:t>
+      </w:r>
+      <w:r>
+        <w:rPr>
+          <w:lang w:val="nl"/>
+        </w:rPr>
+        <w:t xml:space="preserve">uit (standaard staat het</w:t>
+      </w:r>
+      <w:r>
+        <w:rPr>
+          <w:lang w:val="nl"/>
+        </w:rPr>
+        <w:t xml:space="preserve"> </w:t>
+      </w:r>
+      <w:r>
+        <w:rPr>
+          <w:lang w:val="nl"/>
+        </w:rPr>
+        <w:t xml:space="preserve">aan). Dan schrijft het systeem geen enkele gebeurtenis meer weg en verdwijnt ook het meetadres uit</w:t>
+      </w:r>
+      <w:r>
+        <w:rPr>
+          <w:lang w:val="nl"/>
+        </w:rPr>
+        <w:t xml:space="preserve"> </w:t>
+      </w:r>
+      <w:r>
+        <w:rPr>
+          <w:lang w:val="nl"/>
+        </w:rPr>
+        <w:t xml:space="preserve">de pagina. Wat al geteld is, blijft staan volgens de termijnen hierboven.</w:t>
+      </w:r>
+    </w:p>
+    <w:p>
+      <w:pPr>
+        <w:pStyle w:val="BodyText"/>
+      </w:pPr>
+      <w:r>
+        <w:rPr>
+          <w:lang w:val="nl"/>
+        </w:rPr>
+        <w:t xml:space="preserve">Let op: zet je ontwerp zelf een cookie of een tracker, dan gelden de gewone regels wél en is</w:t>
+      </w:r>
+      <w:r>
+        <w:rPr>
+          <w:lang w:val="nl"/>
+        </w:rPr>
+        <w:t xml:space="preserve"> </w:t>
+      </w:r>
+      <w:r>
+        <w:rPr>
+          <w:lang w:val="nl"/>
+        </w:rPr>
+        <w:t xml:space="preserve">de brigade daarvoor verantwoordelijk. Het rapport waarschuwt daarvoor, en de browser</w:t>
+      </w:r>
+      <w:r>
+        <w:rPr>
+          <w:lang w:val="nl"/>
+        </w:rPr>
+        <w:t xml:space="preserve"> </w:t>
+      </w:r>
+      <w:r>
+        <w:rPr>
+          <w:lang w:val="nl"/>
+        </w:rPr>
+        <w:t xml:space="preserve">blokkeert het tot je het toestaat.</w:t>
+      </w:r>
+    </w:p>
+    <w:p>
+      <w:r>
+        <w:pict>
+          <v:rect style="width:0;height:1.5pt" o:hralign="center" o:hrstd="t" o:hr="t"/>
+        </w:pict>
+      </w:r>
+    </w:p>
+    <w:bookmarkEnd w:id="23"/>
+    <w:bookmarkStart w:id="24" w:name="het-adres-wijzigen"/>
+    <w:p>
+      <w:pPr>
+        <w:pStyle w:val="Heading1"/>
+      </w:pPr>
+      <w:r>
+        <w:rPr>
+          <w:lang w:val="nl"/>
+        </w:rPr>
+        <w:t xml:space="preserve">Het adres wijzigen</w:t>
+      </w:r>
+    </w:p>
+    <w:p>
+      <w:pPr>
+        <w:pStyle w:val="BlockText"/>
+      </w:pPr>
+      <w:r>
+        <w:rPr>
+          <w:b/>
+          <w:bCs/>
+          <w:lang w:val="nl"/>
+        </w:rPr>
+        <w:t xml:space="preserve">In het kort:</w:t>
+      </w:r>
+      <w:r>
+        <w:rPr>
+          <w:lang w:val="nl"/>
+        </w:rPr>
+        <w:t xml:space="preserve"> </w:t>
+      </w:r>
+      <w:r>
+        <w:rPr>
+          <w:lang w:val="nl"/>
+        </w:rPr>
+        <w:t xml:space="preserve">kan, maar bestaande links, QR-codes en advertenties werken daarna niet meer.</w:t>
+      </w:r>
+    </w:p>
+    <w:p>
+      <w:pPr>
+        <w:pStyle w:val="FirstParagraph"/>
+      </w:pPr>
+      <w:r>
+        <w:rPr>
+          <w:lang w:val="nl"/>
+        </w:rPr>
+        <w:t xml:space="preserve">Wijzig je bij "Gegevens" het adres van een pagina, dan verhuizen de afbeeldingen automatisch mee,</w:t>
+      </w:r>
+      <w:r>
+        <w:rPr>
+          <w:lang w:val="nl"/>
+        </w:rPr>
+        <w:t xml:space="preserve"> </w:t>
+      </w:r>
+      <w:r>
+        <w:rPr>
+          <w:lang w:val="nl"/>
+        </w:rPr>
+        <w:t xml:space="preserve">maar</w:t>
+      </w:r>
+      <w:r>
+        <w:rPr>
+          <w:lang w:val="nl"/>
+        </w:rPr>
+        <w:t xml:space="preserve"> </w:t>
+      </w:r>
+      <w:r>
+        <w:rPr>
+          <w:b/>
+          <w:bCs/>
+          <w:lang w:val="nl"/>
+        </w:rPr>
+        <w:t xml:space="preserve">bestaande links, QR-codes en advertenties werken dan niet meer</w:t>
+      </w:r>
+      <w:r>
+        <w:rPr>
+          <w:lang w:val="nl"/>
+        </w:rPr>
+        <w:t xml:space="preserve">. Kies het adres dus</w:t>
+      </w:r>
+      <w:r>
+        <w:rPr>
+          <w:lang w:val="nl"/>
+        </w:rPr>
+        <w:t xml:space="preserve"> </w:t>
+      </w:r>
+      <w:r>
+        <w:rPr>
+          <w:lang w:val="nl"/>
+        </w:rPr>
+        <w:t xml:space="preserve">meteen goed.</w:t>
+      </w:r>
+    </w:p>
+    <w:p>
+      <w:pPr>
+        <w:pStyle w:val="BodyText"/>
+      </w:pPr>
+      <w:r>
+        <w:rPr>
+          <w:lang w:val="nl"/>
+        </w:rPr>
+        <w:t xml:space="preserve">Oude adressen uit de eerste versie van deze module (</w:t>
+      </w:r>
+      <w:r>
+        <w:rPr>
+          <w:rStyle w:val="VerbatimChar"/>
+          <w:lang w:val="nl"/>
+        </w:rPr>
+        <w:t xml:space="preserve">/l/&lt;naam&gt;</w:t>
+      </w:r>
+      <w:r>
+        <w:rPr>
+          <w:lang w:val="nl"/>
+        </w:rPr>
+        <w:t xml:space="preserve">) sturen automatisch door naar</w:t>
+      </w:r>
+      <w:r>
+        <w:rPr>
+          <w:lang w:val="nl"/>
+        </w:rPr>
+        <w:t xml:space="preserve"> </w:t>
+      </w:r>
+      <w:r>
+        <w:rPr>
+          <w:rStyle w:val="VerbatimChar"/>
+          <w:lang w:val="nl"/>
+        </w:rPr>
+        <w:t xml:space="preserve">/p/&lt;naam&gt;</w:t>
+      </w:r>
+      <w:r>
+        <w:rPr>
+          <w:lang w:val="nl"/>
+        </w:rPr>
+        <w:t xml:space="preserve">.</w:t>
+      </w:r>
+    </w:p>
+    <w:p>
+      <w:r>
+        <w:pict>
+          <v:rect style="width:0;height:1.5pt" o:hralign="center" o:hrstd="t" o:hr="t"/>
+        </w:pict>
+      </w:r>
+    </w:p>
+    <w:bookmarkEnd w:id="24"/>
+    <w:bookmarkStart w:id="25" w:name="een-pagina-verwijderen"/>
+    <w:p>
+      <w:pPr>
+        <w:pStyle w:val="Heading1"/>
+      </w:pPr>
+      <w:r>
+        <w:rPr>
+          <w:lang w:val="nl"/>
+        </w:rPr>
+        <w:t xml:space="preserve">Een pagina verwijderen</w:t>
+      </w:r>
+    </w:p>
+    <w:p>
+      <w:pPr>
+        <w:pStyle w:val="BlockText"/>
+      </w:pPr>
+      <w:r>
+        <w:rPr>
+          <w:b/>
+          <w:bCs/>
+          <w:lang w:val="nl"/>
+        </w:rPr>
+        <w:t xml:space="preserve">In het kort:</w:t>
+      </w:r>
+      <w:r>
+        <w:rPr>
+          <w:lang w:val="nl"/>
+        </w:rPr>
+        <w:t xml:space="preserve"> </w:t>
+      </w:r>
+      <w:r>
+        <w:rPr>
+          <w:lang w:val="nl"/>
+        </w:rPr>
+        <w:t xml:space="preserve">onderaan een pagina staat "Pagina verwijderen". De pagina, alle versies en de</w:t>
+      </w:r>
+      <w:r>
+        <w:rPr>
+          <w:lang w:val="nl"/>
+        </w:rPr>
+        <w:t xml:space="preserve"> </w:t>
+      </w:r>
+      <w:r>
+        <w:rPr>
+          <w:lang w:val="nl"/>
+        </w:rPr>
+        <w:t xml:space="preserve">afbeeldingen verdwijnen; aanmeldingen en de anonieme cijfers blijven.</w:t>
+      </w:r>
+    </w:p>
+    <w:p>
+      <w:pPr>
+        <w:pStyle w:val="FirstParagraph"/>
+      </w:pPr>
+      <w:r>
+        <w:rPr>
+          <w:lang w:val="nl"/>
+        </w:rPr>
+        <w:t xml:space="preserve">Onderaan het scherm van een pagina staat het blok</w:t>
+      </w:r>
+      <w:r>
+        <w:rPr>
+          <w:lang w:val="nl"/>
+        </w:rPr>
+        <w:t xml:space="preserve"> </w:t>
+      </w:r>
+      <w:r>
+        <w:rPr>
+          <w:b/>
+          <w:bCs/>
+          <w:lang w:val="nl"/>
+        </w:rPr>
+        <w:t xml:space="preserve">Verwijderen</w:t>
+      </w:r>
+      <w:r>
+        <w:rPr>
+          <w:lang w:val="nl"/>
+        </w:rPr>
+        <w:t xml:space="preserve"> </w:t>
+      </w:r>
+      <w:r>
+        <w:rPr>
+          <w:lang w:val="nl"/>
+        </w:rPr>
+        <w:t xml:space="preserve">(alleen als je het recht hebt om</w:t>
+      </w:r>
+      <w:r>
+        <w:rPr>
+          <w:lang w:val="nl"/>
+        </w:rPr>
+        <w:t xml:space="preserve"> </w:t>
+      </w:r>
+      <w:r>
+        <w:rPr>
+          <w:lang w:val="nl"/>
+        </w:rPr>
+        <w:t xml:space="preserve">pagina's te verwijderen). Na een bevestiging verdwijnt de pagina van het web, samen met alle</w:t>
+      </w:r>
+      <w:r>
+        <w:rPr>
+          <w:lang w:val="nl"/>
+        </w:rPr>
+        <w:t xml:space="preserve"> </w:t>
+      </w:r>
+      <w:r>
+        <w:rPr>
+          <w:lang w:val="nl"/>
+        </w:rPr>
+        <w:t xml:space="preserve">versies en geüploade bestanden. Aanmeldingen die er ooit via binnenkwamen blijven staan, en de</w:t>
+      </w:r>
+      <w:r>
+        <w:rPr>
+          <w:lang w:val="nl"/>
+        </w:rPr>
+        <w:t xml:space="preserve"> </w:t>
+      </w:r>
+      <w:r>
+        <w:rPr>
+          <w:lang w:val="nl"/>
+        </w:rPr>
+        <w:t xml:space="preserve">statistiek blijft anoniem bewaard. Dit is niet terug te draaien.</w:t>
+      </w:r>
+    </w:p>
+    <w:p>
+      <w:pPr>
+        <w:pStyle w:val="BodyText"/>
+      </w:pPr>
+      <w:r>
+        <w:rPr>
+          <w:lang w:val="nl"/>
+        </w:rPr>
+        <w:t xml:space="preserve">Wil je een pagina alleen tijdelijk offline halen, zet de status dan terug op</w:t>
+      </w:r>
+      <w:r>
+        <w:rPr>
+          <w:lang w:val="nl"/>
+        </w:rPr>
+        <w:t xml:space="preserve"> </w:t>
+      </w:r>
+      <w:r>
+        <w:rPr>
+          <w:b/>
+          <w:bCs/>
+          <w:lang w:val="nl"/>
+        </w:rPr>
+        <w:t xml:space="preserve">Concept</w:t>
+      </w:r>
+      <w:r>
+        <w:rPr>
+          <w:lang w:val="nl"/>
+        </w:rPr>
+        <w:t xml:space="preserve">.</w:t>
+      </w:r>
+    </w:p>
+    <w:p>
+      <w:r>
+        <w:pict>
+          <v:rect style="width:0;height:1.5pt" o:hralign="center" o:hrstd="t" o:hr="t"/>
+        </w:pict>
+      </w:r>
+    </w:p>
+    <w:bookmarkEnd w:id="25"/>
+    <w:bookmarkStart w:id="26" w:name="als-de-pagina-niet-laadt"/>
+    <w:p>
+      <w:pPr>
+        <w:pStyle w:val="Heading1"/>
+      </w:pPr>
+      <w:r>
+        <w:rPr>
+          <w:lang w:val="nl"/>
+        </w:rPr>
+        <w:t xml:space="preserve">Als de pagina niet laadt</w:t>
+      </w:r>
+    </w:p>
+    <w:p>
+      <w:pPr>
+        <w:pStyle w:val="BlockText"/>
+      </w:pPr>
+      <w:r>
+        <w:rPr>
+          <w:b/>
+          <w:bCs/>
+          <w:lang w:val="nl"/>
+        </w:rPr>
+        <w:t xml:space="preserve">In het kort:</w:t>
+      </w:r>
+      <w:r>
+        <w:rPr>
+          <w:lang w:val="nl"/>
+        </w:rPr>
+        <w:t xml:space="preserve"> </w:t>
+      </w:r>
+      <w:r>
+        <w:rPr>
+          <w:lang w:val="nl"/>
+        </w:rPr>
+        <w:t xml:space="preserve">controleer de status, of er een bevestigde versie live staat, en of er externe</w:t>
+      </w:r>
+      <w:r>
+        <w:rPr>
+          <w:lang w:val="nl"/>
+        </w:rPr>
+        <w:t xml:space="preserve"> </w:t>
+      </w:r>
+      <w:r>
+        <w:rPr>
+          <w:lang w:val="nl"/>
+        </w:rPr>
+        <w:t xml:space="preserve">bronnen worden geblokkeerd.</w:t>
+      </w:r>
+    </w:p>
+    <w:p>
+      <w:pPr>
+        <w:pStyle w:val="Compact"/>
+        <w:numPr>
+          <w:ilvl w:val="0"/>
+          <w:numId w:val="1010"/>
+        </w:numPr>
+      </w:pPr>
+      <w:r>
+        <w:rPr>
+          <w:b/>
+          <w:bCs/>
+          <w:lang w:val="nl"/>
+        </w:rPr>
+        <w:t xml:space="preserve">404 terwijl de pagina bestaat</w:t>
+      </w:r>
+      <w:r>
+        <w:rPr>
+          <w:lang w:val="nl"/>
+        </w:rPr>
+        <w:t xml:space="preserve">: staat de status op Gepubliceerd? En staat er een</w:t>
+      </w:r>
+      <w:r>
+        <w:rPr>
+          <w:lang w:val="nl"/>
+        </w:rPr>
+        <w:t xml:space="preserve"> </w:t>
+      </w:r>
+      <w:r>
+        <w:rPr>
+          <w:lang w:val="nl"/>
+        </w:rPr>
+        <w:t xml:space="preserve">bevestigde versie live (niet "Geen ontwerp")? Werkt</w:t>
+      </w:r>
+      <w:r>
+        <w:rPr>
+          <w:lang w:val="nl"/>
+        </w:rPr>
+        <w:t xml:space="preserve"> </w:t>
+      </w:r>
+      <w:r>
+        <w:rPr>
+          <w:rStyle w:val="VerbatimChar"/>
+          <w:lang w:val="nl"/>
+        </w:rPr>
+        <w:t xml:space="preserve">/p/&lt;naam&gt;</w:t>
+      </w:r>
+      <w:r>
+        <w:rPr>
+          <w:lang w:val="nl"/>
+        </w:rPr>
+        <w:t xml:space="preserve"> </w:t>
+      </w:r>
+      <w:r>
+        <w:rPr>
+          <w:lang w:val="nl"/>
+        </w:rPr>
+        <w:t xml:space="preserve">niet maar</w:t>
+      </w:r>
+      <w:r>
+        <w:rPr>
+          <w:lang w:val="nl"/>
+        </w:rPr>
+        <w:t xml:space="preserve"> </w:t>
+      </w:r>
+      <w:r>
+        <w:rPr>
+          <w:rStyle w:val="VerbatimChar"/>
+          <w:lang w:val="nl"/>
+        </w:rPr>
+        <w:t xml:space="preserve">/p.php?s=&lt;naam&gt;</w:t>
+      </w:r>
+      <w:r>
+        <w:rPr>
+          <w:lang w:val="nl"/>
+        </w:rPr>
+        <w:t xml:space="preserve"> </w:t>
+      </w:r>
+      <w:r>
+        <w:rPr>
+          <w:lang w:val="nl"/>
+        </w:rPr>
+        <w:t xml:space="preserve">wel, dan ontbreekt de rewrite-regel in</w:t>
+      </w:r>
+      <w:r>
+        <w:rPr>
+          <w:lang w:val="nl"/>
+        </w:rPr>
+        <w:t xml:space="preserve"> </w:t>
+      </w:r>
+      <w:r>
+        <w:rPr>
+          <w:rStyle w:val="VerbatimChar"/>
+          <w:lang w:val="nl"/>
+        </w:rPr>
+        <w:t xml:space="preserve">.htaccess</w:t>
+      </w:r>
+      <w:r>
+        <w:rPr>
+          <w:lang w:val="nl"/>
+        </w:rPr>
+        <w:t xml:space="preserve">; het overzichtsscherm laat dan zien welke</w:t>
+      </w:r>
+      <w:r>
+        <w:rPr>
+          <w:lang w:val="nl"/>
+        </w:rPr>
+        <w:t xml:space="preserve"> </w:t>
+      </w:r>
+      <w:r>
+        <w:rPr>
+          <w:lang w:val="nl"/>
+        </w:rPr>
+        <w:t xml:space="preserve">regels erin moeten.</w:t>
+      </w:r>
+    </w:p>
+    <w:p>
+      <w:pPr>
+        <w:pStyle w:val="Compact"/>
+        <w:numPr>
+          <w:ilvl w:val="0"/>
+          <w:numId w:val="1010"/>
+        </w:numPr>
+      </w:pPr>
+      <w:r>
+        <w:rPr>
+          <w:b/>
+          <w:bCs/>
+          <w:lang w:val="nl"/>
+        </w:rPr>
+        <w:t xml:space="preserve">De pagina ziet er kaal uit</w:t>
+      </w:r>
+      <w:r>
+        <w:rPr>
+          <w:lang w:val="nl"/>
+        </w:rPr>
+        <w:t xml:space="preserve">: waarschijnlijk wordt een externe bron geblokkeerd. Kijk</w:t>
+      </w:r>
+      <w:r>
+        <w:rPr>
+          <w:lang w:val="nl"/>
+        </w:rPr>
+        <w:t xml:space="preserve"> </w:t>
+      </w:r>
+      <w:r>
+        <w:rPr>
+          <w:lang w:val="nl"/>
+        </w:rPr>
+        <w:t xml:space="preserve">in het rapport van de versie welke hosts erin zitten en sta ze toe, of zet de opmaak in</w:t>
+      </w:r>
+      <w:r>
+        <w:rPr>
+          <w:lang w:val="nl"/>
+        </w:rPr>
+        <w:t xml:space="preserve"> </w:t>
+      </w:r>
+      <w:r>
+        <w:rPr>
+          <w:lang w:val="nl"/>
+        </w:rPr>
+        <w:t xml:space="preserve">het bestand zelf.</w:t>
+      </w:r>
+    </w:p>
+    <w:p>
+      <w:pPr>
+        <w:pStyle w:val="Compact"/>
+        <w:numPr>
+          <w:ilvl w:val="0"/>
+          <w:numId w:val="1010"/>
+        </w:numPr>
+      </w:pPr>
+      <w:r>
+        <w:rPr>
+          <w:b/>
+          <w:bCs/>
+          <w:lang w:val="nl"/>
+        </w:rPr>
+        <w:t xml:space="preserve">Het formulier staat er niet</w:t>
+      </w:r>
+      <w:r>
+        <w:rPr>
+          <w:lang w:val="nl"/>
+        </w:rPr>
+        <w:t xml:space="preserve">:</w:t>
+      </w:r>
+      <w:r>
+        <w:rPr>
+          <w:lang w:val="nl"/>
+        </w:rPr>
+        <w:t xml:space="preserve"> </w:t>
+      </w:r>
+      <w:r>
+        <w:rPr>
+          <w:rStyle w:val="VerbatimChar"/>
+          <w:lang w:val="nl"/>
+        </w:rPr>
+        <w:t xml:space="preserve">[[formulier]]</w:t>
+      </w:r>
+      <w:r>
+        <w:rPr>
+          <w:lang w:val="nl"/>
+        </w:rPr>
+        <w:t xml:space="preserve"> </w:t>
+      </w:r>
+      <w:r>
+        <w:rPr>
+          <w:lang w:val="nl"/>
+        </w:rPr>
+        <w:t xml:space="preserve">ontbreekt in het ontwerp, of het seizoen</w:t>
+      </w:r>
+      <w:r>
+        <w:rPr>
+          <w:lang w:val="nl"/>
+        </w:rPr>
+        <w:t xml:space="preserve"> </w:t>
+      </w:r>
+      <w:r>
+        <w:rPr>
+          <w:lang w:val="nl"/>
+        </w:rPr>
+        <w:t xml:space="preserve">staat niet op "open". In dat laatste geval verschijnt er een melding dat de aanmelding</w:t>
+      </w:r>
+      <w:r>
+        <w:rPr>
+          <w:lang w:val="nl"/>
+        </w:rPr>
+        <w:t xml:space="preserve"> </w:t>
+      </w:r>
+      <w:r>
+        <w:rPr>
+          <w:lang w:val="nl"/>
+        </w:rPr>
+        <w:t xml:space="preserve">gesloten is.</w:t>
+      </w:r>
+    </w:p>
+    <w:p>
+      <w:pPr>
+        <w:pStyle w:val="Compact"/>
+        <w:numPr>
+          <w:ilvl w:val="0"/>
+          <w:numId w:val="1010"/>
+        </w:numPr>
+      </w:pPr>
+      <w:r>
+        <w:rPr>
           <w:b/>
           <w:bCs/>
           <w:lang w:val="nl"/>
@@ -6040,7 +7398,7 @@
         <w:t xml:space="preserve">afbeeldingen losmaken, of maak het bestand kleiner.</w:t>
       </w:r>
     </w:p>
-    <w:bookmarkEnd w:id="23"/>
+    <w:bookmarkEnd w:id="26"/>
     <w:sectPr>
       <w:footnotePr>
         <w:numRestart w:val="eachSect"/>
@@ -6415,6 +7773,12 @@
     <w:abstractNumId w:val="991"/>
   </w:num>
   <w:num w:numId="1007">
+    <w:abstractNumId w:val="991"/>
+  </w:num>
+  <w:num w:numId="1008">
+    <w:abstractNumId w:val="991"/>
+  </w:num>
+  <w:num w:numId="1009">
     <w:abstractNumId w:val="99411"/>
     <w:lvlOverride w:ilvl="0">
       <w:startOverride w:val="1"/>
@@ -6444,7 +7808,7 @@
       <w:startOverride w:val="1"/>
     </w:lvlOverride>
   </w:num>
-  <w:num w:numId="1008">
+  <w:num w:numId="1010">
     <w:abstractNumId w:val="991"/>
   </w:num>
 </w:numbering>

--- a/docs/handleiding/word/landingspaginas.docx
+++ b/docs/handleiding/word/landingspaginas.docx
@@ -1543,7 +1543,7 @@
               <w:rPr>
                 <w:lang w:val="nl"/>
               </w:rPr>
-              <w:t xml:space="preserve">Het laagste uurloon vanaf 16 jaar, bijvoorbeeld "€ 4,97" (zonder vakantietoeslag)</w:t>
+              <w:t xml:space="preserve">Het laagste uurloon vanaf 16 jaar, bijvoorbeeld "€ 4,97 (indicatief)" (zonder vakantietoeslag)</w:t>
             </w:r>
           </w:p>
         </w:tc>
@@ -1574,7 +1574,7 @@
               <w:rPr>
                 <w:lang w:val="nl"/>
               </w:rPr>
-              <w:t xml:space="preserve">Een tabel met het uurloon per leeftijd (juni en juli–september), met een regel over de vakantietoeslag eronder</w:t>
+              <w:t xml:space="preserve">Een tabel met een rij per leeftijd en een kolom per diploma, met de vakantietoeslag en de vermelding "indicatief" eronder</w:t>
             </w:r>
           </w:p>
         </w:tc>
@@ -2008,39 +2008,31 @@
         <w:rPr>
           <w:lang w:val="nl"/>
         </w:rPr>
-        <w:t xml:space="preserve">Het loon komt uit</w:t>
-      </w:r>
-      <w:r>
-        <w:rPr>
-          <w:lang w:val="nl"/>
-        </w:rPr>
-        <w:t xml:space="preserve"> </w:t>
-      </w:r>
-      <w:r>
-        <w:rPr>
-          <w:b/>
-          <w:bCs/>
-          <w:lang w:val="nl"/>
-        </w:rPr>
-        <w:t xml:space="preserve">Instellingen › Lonen &amp; budget</w:t>
-      </w:r>
-      <w:r>
-        <w:rPr>
-          <w:lang w:val="nl"/>
-        </w:rPr>
-        <w:t xml:space="preserve">, van het kalenderjaar van het seizoen. Het is</w:t>
-      </w:r>
-      <w:r>
-        <w:rPr>
-          <w:lang w:val="nl"/>
-        </w:rPr>
-        <w:t xml:space="preserve"> </w:t>
-      </w:r>
-      <w:r>
-        <w:rPr>
-          <w:lang w:val="nl"/>
-        </w:rPr>
-        <w:t xml:space="preserve">het wettelijke minimum(jeugd)loon per uur, zonder vakantietoeslag.</w:t>
+        <w:t xml:space="preserve">Het loon rekent zoals de loonplanning: het minimum(jeugd)uurloon van de leeftijd (Instellingen ›</w:t>
+      </w:r>
+      <w:r>
+        <w:rPr>
+          <w:lang w:val="nl"/>
+        </w:rPr>
+        <w:t xml:space="preserve"> </w:t>
+      </w:r>
+      <w:r>
+        <w:rPr>
+          <w:lang w:val="nl"/>
+        </w:rPr>
+        <w:t xml:space="preserve">Lonen &amp; budget, kalenderjaar van het seizoen, tarief juli–september) × de factor van het diploma</w:t>
+      </w:r>
+      <w:r>
+        <w:rPr>
+          <w:lang w:val="nl"/>
+        </w:rPr>
+        <w:t xml:space="preserve"> </w:t>
+      </w:r>
+      <w:r>
+        <w:rPr>
+          <w:lang w:val="nl"/>
+        </w:rPr>
+        <w:t xml:space="preserve">(Instellingen › Functies &amp; factoren). Bruto per uur, zonder vakantietoeslag.</w:t>
       </w:r>
     </w:p>
     <w:p>
@@ -2066,31 +2058,139 @@
         <w:rPr>
           <w:lang w:val="nl"/>
         </w:rPr>
-        <w:t xml:space="preserve">De salaristabel begint bij 16 jaar. De hoogste leeftijden met hetzelfde loon worden één regel,</w:t>
-      </w:r>
-      <w:r>
-        <w:rPr>
-          <w:lang w:val="nl"/>
-        </w:rPr>
-        <w:t xml:space="preserve"> </w:t>
-      </w:r>
-      <w:r>
-        <w:rPr>
-          <w:lang w:val="nl"/>
-        </w:rPr>
-        <w:t xml:space="preserve">bijvoorbeeld "21 jaar en ouder". Voor de opmaak in het ontwerp (bijvoorbeeld in Claude Design):</w:t>
-      </w:r>
-      <w:r>
-        <w:rPr>
-          <w:lang w:val="nl"/>
-        </w:rPr>
-        <w:t xml:space="preserve"> </w:t>
-      </w:r>
-      <w:r>
-        <w:rPr>
-          <w:lang w:val="nl"/>
-        </w:rPr>
-        <w:t xml:space="preserve">de tabel heeft de klasse</w:t>
+        <w:t xml:space="preserve">De salaristabel heeft een</w:t>
+      </w:r>
+      <w:r>
+        <w:rPr>
+          <w:lang w:val="nl"/>
+        </w:rPr>
+        <w:t xml:space="preserve"> </w:t>
+      </w:r>
+      <w:r>
+        <w:rPr>
+          <w:b/>
+          <w:bCs/>
+          <w:lang w:val="nl"/>
+        </w:rPr>
+        <w:t xml:space="preserve">rij per leeftijd</w:t>
+      </w:r>
+      <w:r>
+        <w:rPr>
+          <w:lang w:val="nl"/>
+        </w:rPr>
+        <w:t xml:space="preserve"> </w:t>
+      </w:r>
+      <w:r>
+        <w:rPr>
+          <w:lang w:val="nl"/>
+        </w:rPr>
+        <w:t xml:space="preserve">(vanaf 16 jaar) en een</w:t>
+      </w:r>
+      <w:r>
+        <w:rPr>
+          <w:lang w:val="nl"/>
+        </w:rPr>
+        <w:t xml:space="preserve"> </w:t>
+      </w:r>
+      <w:r>
+        <w:rPr>
+          <w:b/>
+          <w:bCs/>
+          <w:lang w:val="nl"/>
+        </w:rPr>
+        <w:t xml:space="preserve">kolom per diploma</w:t>
+      </w:r>
+      <w:r>
+        <w:rPr>
+          <w:lang w:val="nl"/>
+        </w:rPr>
+        <w:t xml:space="preserve">: alle</w:t>
+      </w:r>
+      <w:r>
+        <w:rPr>
+          <w:lang w:val="nl"/>
+        </w:rPr>
+        <w:t xml:space="preserve"> </w:t>
+      </w:r>
+      <w:r>
+        <w:rPr>
+          <w:lang w:val="nl"/>
+        </w:rPr>
+        <w:t xml:space="preserve">functies met een factor, in hun volgorde (de postcommandant met een vast weekbedrag niet). Valt een</w:t>
+      </w:r>
+      <w:r>
+        <w:rPr>
+          <w:lang w:val="nl"/>
+        </w:rPr>
+        <w:t xml:space="preserve"> </w:t>
+      </w:r>
+      <w:r>
+        <w:rPr>
+          <w:lang w:val="nl"/>
+        </w:rPr>
+        <w:t xml:space="preserve">leeftijd buiten de grenzen van een functie (bijvoorbeeld Senior pas vanaf 18), dan staat er "—". De</w:t>
+      </w:r>
+      <w:r>
+        <w:rPr>
+          <w:lang w:val="nl"/>
+        </w:rPr>
+        <w:t xml:space="preserve"> </w:t>
+      </w:r>
+      <w:r>
+        <w:rPr>
+          <w:lang w:val="nl"/>
+        </w:rPr>
+        <w:t xml:space="preserve">hoogste leeftijden met overal hetzelfde loon worden één regel, bijvoorbeeld "21 jaar en ouder".</w:t>
+      </w:r>
+      <w:r>
+        <w:rPr>
+          <w:lang w:val="nl"/>
+        </w:rPr>
+        <w:t xml:space="preserve"> </w:t>
+      </w:r>
+      <w:r>
+        <w:rPr>
+          <w:lang w:val="nl"/>
+        </w:rPr>
+        <w:t xml:space="preserve">Onder de tabel staat</w:t>
+      </w:r>
+      <w:r>
+        <w:rPr>
+          <w:lang w:val="nl"/>
+        </w:rPr>
+        <w:t xml:space="preserve"> </w:t>
+      </w:r>
+      <w:r>
+        <w:rPr>
+          <w:b/>
+          <w:bCs/>
+          <w:lang w:val="nl"/>
+        </w:rPr>
+        <w:t xml:space="preserve">altijd</w:t>
+      </w:r>
+      <w:r>
+        <w:rPr>
+          <w:lang w:val="nl"/>
+        </w:rPr>
+        <w:t xml:space="preserve"> </w:t>
+      </w:r>
+      <w:r>
+        <w:rPr>
+          <w:lang w:val="nl"/>
+        </w:rPr>
+        <w:t xml:space="preserve">dat de bedragen indicatief zijn en kunnen veranderen, afhankelijk</w:t>
+      </w:r>
+      <w:r>
+        <w:rPr>
+          <w:lang w:val="nl"/>
+        </w:rPr>
+        <w:t xml:space="preserve"> </w:t>
+      </w:r>
+      <w:r>
+        <w:rPr>
+          <w:lang w:val="nl"/>
+        </w:rPr>
+        <w:t xml:space="preserve">van je situatie en gegevens; ook</w:t>
       </w:r>
       <w:r>
         <w:rPr>
@@ -2103,6 +2203,54 @@
           <w:rStyle w:val="VerbatimChar"/>
           <w:lang w:val="nl"/>
         </w:rPr>
+        <w:t xml:space="preserve">[[uurloon_vanaf]]</w:t>
+      </w:r>
+      <w:r>
+        <w:rPr>
+          <w:lang w:val="nl"/>
+        </w:rPr>
+        <w:t xml:space="preserve"> </w:t>
+      </w:r>
+      <w:r>
+        <w:rPr>
+          <w:lang w:val="nl"/>
+        </w:rPr>
+        <w:t xml:space="preserve">krijgt "(indicatief)" mee. Een functie</w:t>
+      </w:r>
+      <w:r>
+        <w:rPr>
+          <w:lang w:val="nl"/>
+        </w:rPr>
+        <w:t xml:space="preserve"> </w:t>
+      </w:r>
+      <w:r>
+        <w:rPr>
+          <w:lang w:val="nl"/>
+        </w:rPr>
+        <w:t xml:space="preserve">hernoemen of een factor wijzigen bij Functies &amp; factoren past de tabel op alle pagina's meteen aan.</w:t>
+      </w:r>
+    </w:p>
+    <w:p>
+      <w:pPr>
+        <w:pStyle w:val="BodyText"/>
+      </w:pPr>
+      <w:r>
+        <w:rPr>
+          <w:lang w:val="nl"/>
+        </w:rPr>
+        <w:t xml:space="preserve">Voor de opmaak in het ontwerp (bijvoorbeeld in Claude Design): de tabel heeft de klasse</w:t>
+      </w:r>
+      <w:r>
+        <w:rPr>
+          <w:lang w:val="nl"/>
+        </w:rPr>
+        <w:t xml:space="preserve"> </w:t>
+      </w:r>
+      <w:r>
+        <w:rPr>
+          <w:rStyle w:val="VerbatimChar"/>
+          <w:lang w:val="nl"/>
+        </w:rPr>
         <w:t xml:space="preserve">p13-salaris</w:t>
       </w:r>
       <w:r>
@@ -2128,19 +2276,19 @@
         <w:rPr>
           <w:lang w:val="nl"/>
         </w:rPr>
-        <w:t xml:space="preserve">, kolomkoppen en per rij de leeftijd</w:t>
-      </w:r>
-      <w:r>
-        <w:rPr>
-          <w:lang w:val="nl"/>
-        </w:rPr>
-        <w:t xml:space="preserve"> </w:t>
-      </w:r>
-      <w:r>
-        <w:rPr>
-          <w:lang w:val="nl"/>
-        </w:rPr>
-        <w:t xml:space="preserve">als rijkop; de regel eronder heeft de klasse</w:t>
+        <w:t xml:space="preserve">, kolomkoppen en per rij de leeftijd als rijkop; de regels eronder</w:t>
+      </w:r>
+      <w:r>
+        <w:rPr>
+          <w:lang w:val="nl"/>
+        </w:rPr>
+        <w:t xml:space="preserve"> </w:t>
+      </w:r>
+      <w:r>
+        <w:rPr>
+          <w:lang w:val="nl"/>
+        </w:rPr>
+        <w:t xml:space="preserve">hebben de klasse</w:t>
       </w:r>
       <w:r>
         <w:rPr>
@@ -2154,6 +2302,25 @@
           <w:lang w:val="nl"/>
         </w:rPr>
         <w:t xml:space="preserve">p13-salaris-noot</w:t>
+      </w:r>
+      <w:r>
+        <w:rPr>
+          <w:lang w:val="nl"/>
+        </w:rPr>
+        <w:t xml:space="preserve">, de disclaimer daarnaast</w:t>
+      </w:r>
+      <w:r>
+        <w:rPr>
+          <w:lang w:val="nl"/>
+        </w:rPr>
+        <w:t xml:space="preserve"> </w:t>
+      </w:r>
+      <w:r>
+        <w:rPr>
+          <w:rStyle w:val="VerbatimChar"/>
+          <w:lang w:val="nl"/>
+        </w:rPr>
+        <w:t xml:space="preserve">p13-salaris-disclaimer</w:t>
       </w:r>
       <w:r>
         <w:rPr>

--- a/docs/handleiding/word/landingspaginas.docx
+++ b/docs/handleiding/word/landingspaginas.docx
@@ -10,7 +10,7 @@
         <w:rPr>
           <w:lang w:val="nl"/>
         </w:rPr>
-        <w:t xml:space="preserve">Wervingspagina's — handleiding</w:t>
+        <w:t xml:space="preserve">Landingspagina's — handleiding</w:t>
       </w:r>
     </w:p>
     <w:p>
@@ -32,7 +32,7 @@
         <w:rPr>
           <w:lang w:val="nl"/>
         </w:rPr>
-        <w:t xml:space="preserve">Een wervingspagina (ook wel landingspagina) is een eigen pagina voor één doelgroep, met het</w:t>
+        <w:t xml:space="preserve">Een landingspagina is een eigen pagina voor één doelgroep, met het</w:t>
       </w:r>
       <w:r>
         <w:rPr>
@@ -81,7 +81,7 @@
           <w:bCs/>
           <w:lang w:val="nl"/>
         </w:rPr>
-        <w:t xml:space="preserve">Beheer › Wervingspagina's</w:t>
+        <w:t xml:space="preserve">Beheer › Landingspagina's</w:t>
       </w:r>
       <w:r>
         <w:rPr>
@@ -105,7 +105,7 @@
         <w:rPr>
           <w:lang w:val="nl"/>
         </w:rPr>
-        <w:t xml:space="preserve">Wervingspagina's (</w:t>
+        <w:t xml:space="preserve">Landingspagina's (</w:t>
       </w:r>
       <w:r>
         <w:rPr>
@@ -472,7 +472,7 @@
           <w:bCs/>
           <w:lang w:val="nl"/>
         </w:rPr>
-        <w:t xml:space="preserve">Je eerste wervingspagina in 6 stappen:</w:t>
+        <w:t xml:space="preserve">Je eerste landingspagina in 6 stappen:</w:t>
       </w:r>
     </w:p>
     <w:p>
@@ -501,7 +501,7 @@
         <w:rPr>
           <w:lang w:val="nl"/>
         </w:rPr>
-        <w:t xml:space="preserve">Ga naar Beheer › Wervingspagina's en klik op</w:t>
+        <w:t xml:space="preserve">Ga naar Beheer › Landingspagina's en klik op</w:t>
       </w:r>
       <w:r>
         <w:rPr>
@@ -533,7 +533,7 @@
         <w:rPr>
           <w:lang w:val="nl"/>
         </w:rPr>
-        <w:t xml:space="preserve">titel in (bijvoorbeeld "Word lifeguard — zomer 2027") en een adres (bijvoorbeeld</w:t>
+        <w:t xml:space="preserve">titel in (bijvoorbeeld "Word strandwacht — zomer 2027") en een adres (bijvoorbeeld</w:t>
       </w:r>
       <w:r>
         <w:rPr>
@@ -4902,7 +4902,7 @@
         <w:rPr>
           <w:lang w:val="nl"/>
         </w:rPr>
-        <w:t xml:space="preserve">bij de belangrijkste wervingspagina. Wie dan naar</w:t>
+        <w:t xml:space="preserve">bij de belangrijkste landingspagina. Wie dan naar</w:t>
       </w:r>
       <w:r>
         <w:rPr>
@@ -5932,7 +5932,7 @@
         <w:rPr>
           <w:lang w:val="nl"/>
         </w:rPr>
-        <w:t xml:space="preserve">Dat overzicht staat onderaan het overzicht van wervingspagina's, onder</w:t>
+        <w:t xml:space="preserve">Dat overzicht staat onderaan het overzicht van landingspagina's, onder</w:t>
       </w:r>
       <w:r>
         <w:rPr>
@@ -6689,7 +6689,7 @@
         <w:rPr>
           <w:lang w:val="nl"/>
         </w:rPr>
-        <w:t xml:space="preserve">wervingspagina's"). Het wissen gebeurt alleen als daar "Automatisch opschonen inschakelen" aan</w:t>
+        <w:t xml:space="preserve">landingspagina's"). Het wissen gebeurt alleen als daar "Automatisch opschonen inschakelen" aan</w:t>
       </w:r>
       <w:r>
         <w:rPr>
@@ -6860,7 +6860,7 @@
           <w:bCs/>
           <w:lang w:val="nl"/>
         </w:rPr>
-        <w:t xml:space="preserve">Bezoekersstatistiek op de wervingspagina's en het aanmeldformulier</w:t>
+        <w:t xml:space="preserve">Bezoekersstatistiek op de landingspagina's en het aanmeldformulier</w:t>
       </w:r>
       <w:r>
         <w:rPr>

--- a/docs/handleiding/word/landingspaginas.docx
+++ b/docs/handleiding/word/landingspaginas.docx
@@ -5842,19 +5842,45 @@
         <w:rPr>
           <w:lang w:val="nl"/>
         </w:rPr>
-        <w:t xml:space="preserve">sollicitant. Onderaan het overzicht zie je per bron hoeveel aanmeldingen er kwamen en hoeveel</w:t>
-      </w:r>
-      <w:r>
-        <w:rPr>
-          <w:lang w:val="nl"/>
-        </w:rPr>
-        <w:t xml:space="preserve"> </w:t>
-      </w:r>
-      <w:r>
-        <w:rPr>
-          <w:lang w:val="nl"/>
-        </w:rPr>
-        <w:t xml:space="preserve">daarvan zijn aangenomen.</w:t>
+        <w:t xml:space="preserve">sollicitant. Op het tabblad</w:t>
+      </w:r>
+      <w:r>
+        <w:rPr>
+          <w:lang w:val="nl"/>
+        </w:rPr>
+        <w:t xml:space="preserve"> </w:t>
+      </w:r>
+      <w:r>
+        <w:rPr>
+          <w:b/>
+          <w:bCs/>
+          <w:lang w:val="nl"/>
+        </w:rPr>
+        <w:t xml:space="preserve">Overzicht</w:t>
+      </w:r>
+      <w:r>
+        <w:rPr>
+          <w:lang w:val="nl"/>
+        </w:rPr>
+        <w:t xml:space="preserve"> </w:t>
+      </w:r>
+      <w:r>
+        <w:rPr>
+          <w:lang w:val="nl"/>
+        </w:rPr>
+        <w:t xml:space="preserve">zie je per bron (en per campagne) de bezoeken, hoeveel</w:t>
+      </w:r>
+      <w:r>
+        <w:rPr>
+          <w:lang w:val="nl"/>
+        </w:rPr>
+        <w:t xml:space="preserve"> </w:t>
+      </w:r>
+      <w:r>
+        <w:rPr>
+          <w:lang w:val="nl"/>
+        </w:rPr>
+        <w:t xml:space="preserve">mensen begonnen, de aanmeldingen, hoeveel daarvan zijn aangenomen en waar ze afhaken.</w:t>
       </w:r>
     </w:p>
     <w:p>
@@ -5932,67 +5958,180 @@
         <w:rPr>
           <w:lang w:val="nl"/>
         </w:rPr>
-        <w:t xml:space="preserve">Dat overzicht staat onderaan het overzicht van landingspagina's, onder</w:t>
-      </w:r>
-      <w:r>
-        <w:rPr>
-          <w:lang w:val="nl"/>
-        </w:rPr>
-        <w:t xml:space="preserve"> </w:t>
-      </w:r>
-      <w:r>
-        <w:rPr>
-          <w:b/>
-          <w:bCs/>
-          <w:lang w:val="nl"/>
-        </w:rPr>
-        <w:t xml:space="preserve">Waar komen aanmeldingen</w:t>
-      </w:r>
-      <w:r>
-        <w:rPr>
-          <w:b/>
-          <w:bCs/>
-          <w:lang w:val="nl"/>
-        </w:rPr>
-        <w:t xml:space="preserve"> </w:t>
-      </w:r>
-      <w:r>
-        <w:rPr>
-          <w:b/>
-          <w:bCs/>
-          <w:lang w:val="nl"/>
-        </w:rPr>
-        <w:t xml:space="preserve">vandaan?</w:t>
-      </w:r>
-      <w:r>
-        <w:rPr>
-          <w:lang w:val="nl"/>
-        </w:rPr>
-        <w:t xml:space="preserve">: per bron het aantal aanmeldingen, het aantal aangenomen en het aandeel. Kwamen er</w:t>
-      </w:r>
-      <w:r>
-        <w:rPr>
-          <w:lang w:val="nl"/>
-        </w:rPr>
-        <w:t xml:space="preserve"> </w:t>
-      </w:r>
-      <w:r>
-        <w:rPr>
-          <w:lang w:val="nl"/>
-        </w:rPr>
-        <w:t xml:space="preserve">aanmeldingen binnen via een campagnelink, dan staan de campagnes eronder, elk met hun eigen</w:t>
-      </w:r>
-      <w:r>
-        <w:rPr>
-          <w:lang w:val="nl"/>
-        </w:rPr>
-        <w:t xml:space="preserve"> </w:t>
-      </w:r>
-      <w:r>
-        <w:rPr>
-          <w:lang w:val="nl"/>
-        </w:rPr>
-        <w:t xml:space="preserve">aantallen, plus een regel "zonder campagne" voor de rest.</w:t>
+        <w:t xml:space="preserve">Dat staat op het tabblad</w:t>
+      </w:r>
+      <w:r>
+        <w:rPr>
+          <w:lang w:val="nl"/>
+        </w:rPr>
+        <w:t xml:space="preserve"> </w:t>
+      </w:r>
+      <w:r>
+        <w:rPr>
+          <w:b/>
+          <w:bCs/>
+          <w:lang w:val="nl"/>
+        </w:rPr>
+        <w:t xml:space="preserve">Overzicht</w:t>
+      </w:r>
+      <w:r>
+        <w:rPr>
+          <w:lang w:val="nl"/>
+        </w:rPr>
+        <w:t xml:space="preserve"> </w:t>
+      </w:r>
+      <w:r>
+        <w:rPr>
+          <w:lang w:val="nl"/>
+        </w:rPr>
+        <w:t xml:space="preserve">van Landingspagina's, met een keuze voor de periode (dit</w:t>
+      </w:r>
+      <w:r>
+        <w:rPr>
+          <w:lang w:val="nl"/>
+        </w:rPr>
+        <w:t xml:space="preserve"> </w:t>
+      </w:r>
+      <w:r>
+        <w:rPr>
+          <w:lang w:val="nl"/>
+        </w:rPr>
+        <w:t xml:space="preserve">seizoen, 30 of 90 dagen, of alles). Bovenaan de cijfers en de trechter van alle bronnen samen;</w:t>
+      </w:r>
+      <w:r>
+        <w:rPr>
+          <w:lang w:val="nl"/>
+        </w:rPr>
+        <w:t xml:space="preserve"> </w:t>
+      </w:r>
+      <w:r>
+        <w:rPr>
+          <w:lang w:val="nl"/>
+        </w:rPr>
+        <w:t xml:space="preserve">daaronder</w:t>
+      </w:r>
+      <w:r>
+        <w:rPr>
+          <w:lang w:val="nl"/>
+        </w:rPr>
+        <w:t xml:space="preserve"> </w:t>
+      </w:r>
+      <w:r>
+        <w:rPr>
+          <w:b/>
+          <w:bCs/>
+          <w:lang w:val="nl"/>
+        </w:rPr>
+        <w:t xml:space="preserve">Per bron</w:t>
+      </w:r>
+      <w:r>
+        <w:rPr>
+          <w:lang w:val="nl"/>
+        </w:rPr>
+        <w:t xml:space="preserve">: elke landingspagina, het formulier op de website en "Zonder bron", met</w:t>
+      </w:r>
+      <w:r>
+        <w:rPr>
+          <w:lang w:val="nl"/>
+        </w:rPr>
+        <w:t xml:space="preserve"> </w:t>
+      </w:r>
+      <w:r>
+        <w:rPr>
+          <w:lang w:val="nl"/>
+        </w:rPr>
+        <w:t xml:space="preserve">bezoeken, begonnen, aanmeldingen, aangenomen, aanmeldingen per 100 bezoeken en de grootste afhaak</w:t>
+      </w:r>
+      <w:r>
+        <w:rPr>
+          <w:lang w:val="nl"/>
+        </w:rPr>
+        <w:t xml:space="preserve"> </w:t>
+      </w:r>
+      <w:r>
+        <w:rPr>
+          <w:lang w:val="nl"/>
+        </w:rPr>
+        <w:t xml:space="preserve">in het formulier. Campagnes staan ingesprongen onder hun bron.</w:t>
+      </w:r>
+    </w:p>
+    <w:p>
+      <w:pPr>
+        <w:pStyle w:val="BodyText"/>
+      </w:pPr>
+      <w:r>
+        <w:rPr>
+          <w:lang w:val="nl"/>
+        </w:rPr>
+        <w:t xml:space="preserve">Het formulier op paal13.com (de WordPress-plugin) telt vanaf plugin 2.142 ook het bezoek en neemt</w:t>
+      </w:r>
+      <w:r>
+        <w:rPr>
+          <w:lang w:val="nl"/>
+        </w:rPr>
+        <w:t xml:space="preserve"> </w:t>
+      </w:r>
+      <w:r>
+        <w:rPr>
+          <w:lang w:val="nl"/>
+        </w:rPr>
+        <w:t xml:space="preserve">een campagne uit het adres mee:</w:t>
+      </w:r>
+      <w:r>
+        <w:rPr>
+          <w:lang w:val="nl"/>
+        </w:rPr>
+        <w:t xml:space="preserve"> </w:t>
+      </w:r>
+      <w:r>
+        <w:rPr>
+          <w:rStyle w:val="VerbatimChar"/>
+          <w:lang w:val="nl"/>
+        </w:rPr>
+        <w:t xml:space="preserve">https://paal13.com/aanmelden/?bron=instagram-mei</w:t>
+      </w:r>
+      <w:r>
+        <w:rPr>
+          <w:lang w:val="nl"/>
+        </w:rPr>
+        <w:t xml:space="preserve"> </w:t>
+      </w:r>
+      <w:r>
+        <w:rPr>
+          <w:lang w:val="nl"/>
+        </w:rPr>
+        <w:t xml:space="preserve">komt in het</w:t>
+      </w:r>
+      <w:r>
+        <w:rPr>
+          <w:lang w:val="nl"/>
+        </w:rPr>
+        <w:t xml:space="preserve"> </w:t>
+      </w:r>
+      <w:r>
+        <w:rPr>
+          <w:lang w:val="nl"/>
+        </w:rPr>
+        <w:t xml:space="preserve">overzicht onder de website, campagne</w:t>
+      </w:r>
+      <w:r>
+        <w:rPr>
+          <w:lang w:val="nl"/>
+        </w:rPr>
+        <w:t xml:space="preserve"> </w:t>
+      </w:r>
+      <w:r>
+        <w:rPr>
+          <w:rStyle w:val="VerbatimChar"/>
+          <w:lang w:val="nl"/>
+        </w:rPr>
+        <w:t xml:space="preserve">instagram-mei</w:t>
+      </w:r>
+      <w:r>
+        <w:rPr>
+          <w:lang w:val="nl"/>
+        </w:rPr>
+        <w:t xml:space="preserve">.</w:t>
       </w:r>
     </w:p>
     <w:bookmarkStart w:id="21" w:name="campagnes-en-qr-codes"/>

--- a/docs/handleiding/word/landingspaginas.docx
+++ b/docs/handleiding/word/landingspaginas.docx
@@ -3354,7 +3354,45 @@
         <w:rPr>
           <w:lang w:val="nl"/>
         </w:rPr>
-        <w:t xml:space="preserve">Wie 15 is, krijgt in stap 2 een blok voor de toestemming van een ouder of verzorger. Het formulier</w:t>
+        <w:t xml:space="preserve">Wie 15 is, krijgt in stap 2 het blok</w:t>
+      </w:r>
+      <w:r>
+        <w:rPr>
+          <w:lang w:val="nl"/>
+        </w:rPr>
+        <w:t xml:space="preserve"> </w:t>
+      </w:r>
+      <w:r>
+        <w:rPr>
+          <w:b/>
+          <w:bCs/>
+          <w:lang w:val="nl"/>
+        </w:rPr>
+        <w:t xml:space="preserve">Akkoord van je ouder of verzorger</w:t>
+      </w:r>
+      <w:r>
+        <w:rPr>
+          <w:lang w:val="nl"/>
+        </w:rPr>
+        <w:t xml:space="preserve"> </w:t>
+      </w:r>
+      <w:r>
+        <w:rPr>
+          <w:lang w:val="nl"/>
+        </w:rPr>
+        <w:t xml:space="preserve">(naam van de ouder en</w:t>
+      </w:r>
+      <w:r>
+        <w:rPr>
+          <w:lang w:val="nl"/>
+        </w:rPr>
+        <w:t xml:space="preserve"> </w:t>
+      </w:r>
+      <w:r>
+        <w:rPr>
+          <w:lang w:val="nl"/>
+        </w:rPr>
+        <w:t xml:space="preserve">een vinkje dat die het goed vindt dat het kind solliciteert). Het formulier</w:t>
       </w:r>
       <w:r>
         <w:rPr>
@@ -5796,7 +5834,7 @@
       </w:r>
     </w:p>
     <w:bookmarkEnd w:id="20"/>
-    <w:bookmarkStart w:id="22" w:name="herkomst-bijhouden"/>
+    <w:bookmarkStart w:id="23" w:name="herkomst-bijhouden"/>
     <w:p>
       <w:pPr>
         <w:pStyle w:val="Heading1"/>
@@ -6028,31 +6066,102 @@
         <w:rPr>
           <w:lang w:val="nl"/>
         </w:rPr>
-        <w:t xml:space="preserve">: elke landingspagina, het formulier op de website en "Zonder bron", met</w:t>
-      </w:r>
-      <w:r>
-        <w:rPr>
-          <w:lang w:val="nl"/>
-        </w:rPr>
-        <w:t xml:space="preserve"> </w:t>
-      </w:r>
-      <w:r>
-        <w:rPr>
-          <w:lang w:val="nl"/>
-        </w:rPr>
-        <w:t xml:space="preserve">bezoeken, begonnen, aanmeldingen, aangenomen, aanmeldingen per 100 bezoeken en de grootste afhaak</w:t>
-      </w:r>
-      <w:r>
-        <w:rPr>
-          <w:lang w:val="nl"/>
-        </w:rPr>
-        <w:t xml:space="preserve"> </w:t>
-      </w:r>
-      <w:r>
-        <w:rPr>
-          <w:lang w:val="nl"/>
-        </w:rPr>
-        <w:t xml:space="preserve">in het formulier. Campagnes staan ingesprongen onder hun bron.</w:t>
+        <w:t xml:space="preserve">: elke landingspagina, het formulier op de website, het eigen formulier</w:t>
+      </w:r>
+      <w:r>
+        <w:rPr>
+          <w:lang w:val="nl"/>
+        </w:rPr>
+        <w:t xml:space="preserve"> </w:t>
+      </w:r>
+      <w:r>
+        <w:rPr>
+          <w:lang w:val="nl"/>
+        </w:rPr>
+        <w:t xml:space="preserve">(</w:t>
+      </w:r>
+      <w:r>
+        <w:rPr>
+          <w:b/>
+          <w:bCs/>
+          <w:lang w:val="nl"/>
+        </w:rPr>
+        <w:t xml:space="preserve">Aanmeldpagina</w:t>
+      </w:r>
+      <w:r>
+        <w:rPr>
+          <w:lang w:val="nl"/>
+        </w:rPr>
+        <w:t xml:space="preserve">) en "Zonder bron", met bezoeken, begonnen, aanmeldingen, aangenomen,</w:t>
+      </w:r>
+      <w:r>
+        <w:rPr>
+          <w:lang w:val="nl"/>
+        </w:rPr>
+        <w:t xml:space="preserve"> </w:t>
+      </w:r>
+      <w:r>
+        <w:rPr>
+          <w:lang w:val="nl"/>
+        </w:rPr>
+        <w:t xml:space="preserve">aanmeldingen per 100 bezoeken en de grootste afhaak in het formulier. Campagnes staan ingesprongen</w:t>
+      </w:r>
+      <w:r>
+        <w:rPr>
+          <w:lang w:val="nl"/>
+        </w:rPr>
+        <w:t xml:space="preserve"> </w:t>
+      </w:r>
+      <w:r>
+        <w:rPr>
+          <w:lang w:val="nl"/>
+        </w:rPr>
+        <w:t xml:space="preserve">onder hun bron: één regel per campagne en per combinatie van UTM-velden, met daaronder klein</w:t>
+      </w:r>
+      <w:r>
+        <w:rPr>
+          <w:lang w:val="nl"/>
+        </w:rPr>
+        <w:t xml:space="preserve"> </w:t>
+      </w:r>
+      <w:r>
+        <w:rPr>
+          <w:lang w:val="nl"/>
+        </w:rPr>
+        <w:t xml:space="preserve">bijvoorbeeld "bron instagram · medium story · variant video-1" (zie</w:t>
+      </w:r>
+      <w:r>
+        <w:rPr>
+          <w:lang w:val="nl"/>
+        </w:rPr>
+        <w:t xml:space="preserve"> </w:t>
+      </w:r>
+      <w:hyperlink w:anchor="utm-velden">
+        <w:r>
+          <w:rPr>
+            <w:rStyle w:val="Hyperlink"/>
+            <w:lang w:val="nl"/>
+          </w:rPr>
+          <w:t xml:space="preserve">UTM-velden</w:t>
+        </w:r>
+      </w:hyperlink>
+      <w:r>
+        <w:rPr>
+          <w:lang w:val="nl"/>
+        </w:rPr>
+        <w:t xml:space="preserve">). Een campagne zonder naam, maar wel met UTM-velden, heet "zonder</w:t>
+      </w:r>
+      <w:r>
+        <w:rPr>
+          <w:lang w:val="nl"/>
+        </w:rPr>
+        <w:t xml:space="preserve"> </w:t>
+      </w:r>
+      <w:r>
+        <w:rPr>
+          <w:lang w:val="nl"/>
+        </w:rPr>
+        <w:t xml:space="preserve">campagnenaam".</w:t>
       </w:r>
     </w:p>
     <w:p>
@@ -6131,10 +6240,651 @@
         <w:rPr>
           <w:lang w:val="nl"/>
         </w:rPr>
+        <w:t xml:space="preserve">. De losse UTM-velden neemt de plugin mee vanaf</w:t>
+      </w:r>
+      <w:r>
+        <w:rPr>
+          <w:lang w:val="nl"/>
+        </w:rPr>
+        <w:t xml:space="preserve"> </w:t>
+      </w:r>
+      <w:r>
+        <w:rPr>
+          <w:lang w:val="nl"/>
+        </w:rPr>
+        <w:t xml:space="preserve">versie 2.145.</w:t>
+      </w:r>
+    </w:p>
+    <w:p>
+      <w:pPr>
+        <w:pStyle w:val="BodyText"/>
+      </w:pPr>
+      <w:r>
+        <w:rPr>
+          <w:lang w:val="nl"/>
+        </w:rPr>
+        <w:t xml:space="preserve">Het eigen formulier</w:t>
+      </w:r>
+      <w:r>
+        <w:rPr>
+          <w:lang w:val="nl"/>
+        </w:rPr>
+        <w:t xml:space="preserve"> </w:t>
+      </w:r>
+      <w:r>
+        <w:rPr>
+          <w:rStyle w:val="VerbatimChar"/>
+          <w:lang w:val="nl"/>
+        </w:rPr>
+        <w:t xml:space="preserve">https://sollicitatie.paal13.com/aanmelden.php</w:t>
+      </w:r>
+      <w:r>
+        <w:rPr>
+          <w:lang w:val="nl"/>
+        </w:rPr>
+        <w:t xml:space="preserve"> </w:t>
+      </w:r>
+      <w:r>
+        <w:rPr>
+          <w:lang w:val="nl"/>
+        </w:rPr>
+        <w:t xml:space="preserve">heet in het overzicht</w:t>
+      </w:r>
+      <w:r>
+        <w:rPr>
+          <w:lang w:val="nl"/>
+        </w:rPr>
+        <w:t xml:space="preserve"> </w:t>
+      </w:r>
+      <w:r>
+        <w:rPr>
+          <w:b/>
+          <w:bCs/>
+          <w:lang w:val="nl"/>
+        </w:rPr>
+        <w:t xml:space="preserve">Aanmeldpagina</w:t>
+      </w:r>
+      <w:r>
+        <w:rPr>
+          <w:lang w:val="nl"/>
+        </w:rPr>
+        <w:t xml:space="preserve"> </w:t>
+      </w:r>
+      <w:r>
+        <w:rPr>
+          <w:lang w:val="nl"/>
+        </w:rPr>
+        <w:t xml:space="preserve">als er geen</w:t>
+      </w:r>
+      <w:r>
+        <w:rPr>
+          <w:lang w:val="nl"/>
+        </w:rPr>
+        <w:t xml:space="preserve"> </w:t>
+      </w:r>
+      <w:r>
+        <w:rPr>
+          <w:rStyle w:val="VerbatimChar"/>
+          <w:lang w:val="nl"/>
+        </w:rPr>
+        <w:t xml:space="preserve">?bron=</w:t>
+      </w:r>
+      <w:r>
+        <w:rPr>
+          <w:lang w:val="nl"/>
+        </w:rPr>
+        <w:t xml:space="preserve"> </w:t>
+      </w:r>
+      <w:r>
+        <w:rPr>
+          <w:lang w:val="nl"/>
+        </w:rPr>
+        <w:t xml:space="preserve">in het adres staat; een campagne of UTM-velden komen dan</w:t>
+      </w:r>
+      <w:r>
+        <w:rPr>
+          <w:lang w:val="nl"/>
+        </w:rPr>
+        <w:t xml:space="preserve"> </w:t>
+      </w:r>
+      <w:r>
+        <w:rPr>
+          <w:lang w:val="nl"/>
+        </w:rPr>
+        <w:t xml:space="preserve">daaronder.</w:t>
+      </w:r>
+    </w:p>
+    <w:bookmarkStart w:id="21" w:name="campagnes-en-qr-codes"/>
+    <w:p>
+      <w:pPr>
+        <w:pStyle w:val="Heading2"/>
+      </w:pPr>
+      <w:r>
+        <w:rPr>
+          <w:lang w:val="nl"/>
+        </w:rPr>
+        <w:t xml:space="preserve">Campagnes en QR-codes</w:t>
+      </w:r>
+    </w:p>
+    <w:p>
+      <w:pPr>
+        <w:pStyle w:val="FirstParagraph"/>
+      </w:pPr>
+      <w:r>
+        <w:rPr>
+          <w:lang w:val="nl"/>
+        </w:rPr>
+        <w:t xml:space="preserve">Wil je weten welke poster, flyer of advertentie iets oplevert, gebruik dan</w:t>
+      </w:r>
+      <w:r>
+        <w:rPr>
+          <w:lang w:val="nl"/>
+        </w:rPr>
+        <w:t xml:space="preserve"> </w:t>
+      </w:r>
+      <w:r>
+        <w:rPr>
+          <w:b/>
+          <w:bCs/>
+          <w:lang w:val="nl"/>
+        </w:rPr>
+        <w:t xml:space="preserve">dezelfde pagina</w:t>
+      </w:r>
+      <w:r>
+        <w:rPr>
+          <w:lang w:val="nl"/>
+        </w:rPr>
+        <w:t xml:space="preserve"> </w:t>
+      </w:r>
+      <w:r>
+        <w:rPr>
+          <w:lang w:val="nl"/>
+        </w:rPr>
+        <w:t xml:space="preserve">met</w:t>
+      </w:r>
+      <w:r>
+        <w:rPr>
+          <w:lang w:val="nl"/>
+        </w:rPr>
+        <w:t xml:space="preserve"> </w:t>
+      </w:r>
+      <w:r>
+        <w:rPr>
+          <w:lang w:val="nl"/>
+        </w:rPr>
+        <w:t xml:space="preserve">een campagne erachter:</w:t>
+      </w:r>
+      <w:r>
+        <w:rPr>
+          <w:lang w:val="nl"/>
+        </w:rPr>
+        <w:t xml:space="preserve"> </w:t>
+      </w:r>
+      <w:r>
+        <w:rPr>
+          <w:rStyle w:val="VerbatimChar"/>
+          <w:lang w:val="nl"/>
+        </w:rPr>
+        <w:t xml:space="preserve">https://sollicitatie.paal13.com/p/zomer-2027?bron=poster-csg-2027</w:t>
+      </w:r>
+      <w:r>
+        <w:rPr>
+          <w:lang w:val="nl"/>
+        </w:rPr>
         <w:t xml:space="preserve">.</w:t>
       </w:r>
-    </w:p>
-    <w:bookmarkStart w:id="21" w:name="campagnes-en-qr-codes"/>
+      <w:r>
+        <w:rPr>
+          <w:lang w:val="nl"/>
+        </w:rPr>
+        <w:t xml:space="preserve"> </w:t>
+      </w:r>
+      <w:r>
+        <w:rPr>
+          <w:lang w:val="nl"/>
+        </w:rPr>
+        <w:t xml:space="preserve">Een aanmelding via die link telt gewoon mee voor de pagina (de cijfers en de trechter van de</w:t>
+      </w:r>
+      <w:r>
+        <w:rPr>
+          <w:lang w:val="nl"/>
+        </w:rPr>
+        <w:t xml:space="preserve"> </w:t>
+      </w:r>
+      <w:r>
+        <w:rPr>
+          <w:lang w:val="nl"/>
+        </w:rPr>
+        <w:t xml:space="preserve">pagina blijven kloppen), en in het overzicht zie je hem terug onder die campagne. Werkt een</w:t>
+      </w:r>
+      <w:r>
+        <w:rPr>
+          <w:lang w:val="nl"/>
+        </w:rPr>
+        <w:t xml:space="preserve"> </w:t>
+      </w:r>
+      <w:r>
+        <w:rPr>
+          <w:lang w:val="nl"/>
+        </w:rPr>
+        <w:t xml:space="preserve">advertentieplatform met</w:t>
+      </w:r>
+      <w:r>
+        <w:rPr>
+          <w:lang w:val="nl"/>
+        </w:rPr>
+        <w:t xml:space="preserve"> </w:t>
+      </w:r>
+      <w:r>
+        <w:rPr>
+          <w:rStyle w:val="VerbatimChar"/>
+          <w:lang w:val="nl"/>
+        </w:rPr>
+        <w:t xml:space="preserve">utm_campaign</w:t>
+      </w:r>
+      <w:r>
+        <w:rPr>
+          <w:lang w:val="nl"/>
+        </w:rPr>
+        <w:t xml:space="preserve"> </w:t>
+      </w:r>
+      <w:r>
+        <w:rPr>
+          <w:lang w:val="nl"/>
+        </w:rPr>
+        <w:t xml:space="preserve">of</w:t>
+      </w:r>
+      <w:r>
+        <w:rPr>
+          <w:lang w:val="nl"/>
+        </w:rPr>
+        <w:t xml:space="preserve"> </w:t>
+      </w:r>
+      <w:r>
+        <w:rPr>
+          <w:rStyle w:val="VerbatimChar"/>
+          <w:lang w:val="nl"/>
+        </w:rPr>
+        <w:t xml:space="preserve">utm_source</w:t>
+      </w:r>
+      <w:r>
+        <w:rPr>
+          <w:lang w:val="nl"/>
+        </w:rPr>
+        <w:t xml:space="preserve">, dan wordt die gebruikt als er geen</w:t>
+      </w:r>
+      <w:r>
+        <w:rPr>
+          <w:lang w:val="nl"/>
+        </w:rPr>
+        <w:t xml:space="preserve"> </w:t>
+      </w:r>
+      <w:r>
+        <w:rPr>
+          <w:rStyle w:val="VerbatimChar"/>
+          <w:lang w:val="nl"/>
+        </w:rPr>
+        <w:t xml:space="preserve">?bron=</w:t>
+      </w:r>
+      <w:r>
+        <w:rPr>
+          <w:lang w:val="nl"/>
+        </w:rPr>
+        <w:t xml:space="preserve"> </w:t>
+      </w:r>
+      <w:r>
+        <w:rPr>
+          <w:lang w:val="nl"/>
+        </w:rPr>
+        <w:t xml:space="preserve">is.</w:t>
+      </w:r>
+    </w:p>
+    <w:p>
+      <w:pPr>
+        <w:pStyle w:val="BodyText"/>
+      </w:pPr>
+      <w:r>
+        <w:rPr>
+          <w:lang w:val="nl"/>
+        </w:rPr>
+        <w:t xml:space="preserve">Een campagnenaam bestaat uit kleine letters, cijfers en koppeltekens, maximaal 40 tekens. Andere</w:t>
+      </w:r>
+      <w:r>
+        <w:rPr>
+          <w:lang w:val="nl"/>
+        </w:rPr>
+        <w:t xml:space="preserve"> </w:t>
+      </w:r>
+      <w:r>
+        <w:rPr>
+          <w:lang w:val="nl"/>
+        </w:rPr>
+        <w:t xml:space="preserve">tekens worden vanzelf een koppelteken ("Poster CSG 2027" wordt</w:t>
+      </w:r>
+      <w:r>
+        <w:rPr>
+          <w:lang w:val="nl"/>
+        </w:rPr>
+        <w:t xml:space="preserve"> </w:t>
+      </w:r>
+      <w:r>
+        <w:rPr>
+          <w:rStyle w:val="VerbatimChar"/>
+          <w:lang w:val="nl"/>
+        </w:rPr>
+        <w:t xml:space="preserve">poster-csg-2027</w:t>
+      </w:r>
+      <w:r>
+        <w:rPr>
+          <w:lang w:val="nl"/>
+        </w:rPr>
+        <w:t xml:space="preserve">).</w:t>
+      </w:r>
+    </w:p>
+    <w:p>
+      <w:pPr>
+        <w:pStyle w:val="BodyText"/>
+      </w:pPr>
+      <w:r>
+        <w:rPr>
+          <w:lang w:val="nl"/>
+        </w:rPr>
+        <w:t xml:space="preserve">Je hoeft de link niet zelf te maken. Op het scherm van een pagina staat het blok</w:t>
+      </w:r>
+      <w:r>
+        <w:rPr>
+          <w:lang w:val="nl"/>
+        </w:rPr>
+        <w:t xml:space="preserve"> </w:t>
+      </w:r>
+      <w:r>
+        <w:rPr>
+          <w:b/>
+          <w:bCs/>
+          <w:lang w:val="nl"/>
+        </w:rPr>
+        <w:t xml:space="preserve">Delen en</w:t>
+      </w:r>
+      <w:r>
+        <w:rPr>
+          <w:b/>
+          <w:bCs/>
+          <w:lang w:val="nl"/>
+        </w:rPr>
+        <w:t xml:space="preserve"> </w:t>
+      </w:r>
+      <w:r>
+        <w:rPr>
+          <w:b/>
+          <w:bCs/>
+          <w:lang w:val="nl"/>
+        </w:rPr>
+        <w:t xml:space="preserve">meten</w:t>
+      </w:r>
+      <w:r>
+        <w:rPr>
+          <w:lang w:val="nl"/>
+        </w:rPr>
+        <w:t xml:space="preserve">: vul een campagne in en klik op</w:t>
+      </w:r>
+      <w:r>
+        <w:rPr>
+          <w:lang w:val="nl"/>
+        </w:rPr>
+        <w:t xml:space="preserve"> </w:t>
+      </w:r>
+      <w:r>
+        <w:rPr>
+          <w:b/>
+          <w:bCs/>
+          <w:lang w:val="nl"/>
+        </w:rPr>
+        <w:t xml:space="preserve">Link maken</w:t>
+      </w:r>
+      <w:r>
+        <w:rPr>
+          <w:lang w:val="nl"/>
+        </w:rPr>
+        <w:t xml:space="preserve">. Je krijgt de volledige link (met</w:t>
+      </w:r>
+      <w:r>
+        <w:rPr>
+          <w:lang w:val="nl"/>
+        </w:rPr>
+        <w:t xml:space="preserve"> </w:t>
+      </w:r>
+      <w:r>
+        <w:rPr>
+          <w:b/>
+          <w:bCs/>
+          <w:lang w:val="nl"/>
+        </w:rPr>
+        <w:t xml:space="preserve">Kopiëren</w:t>
+      </w:r>
+      <w:r>
+        <w:rPr>
+          <w:lang w:val="nl"/>
+        </w:rPr>
+        <w:t xml:space="preserve">) en een QR-code om te downloaden:</w:t>
+      </w:r>
+      <w:r>
+        <w:rPr>
+          <w:lang w:val="nl"/>
+        </w:rPr>
+        <w:t xml:space="preserve"> </w:t>
+      </w:r>
+      <w:r>
+        <w:rPr>
+          <w:b/>
+          <w:bCs/>
+          <w:lang w:val="nl"/>
+        </w:rPr>
+        <w:t xml:space="preserve">SVG</w:t>
+      </w:r>
+      <w:r>
+        <w:rPr>
+          <w:lang w:val="nl"/>
+        </w:rPr>
+        <w:t xml:space="preserve"> </w:t>
+      </w:r>
+      <w:r>
+        <w:rPr>
+          <w:lang w:val="nl"/>
+        </w:rPr>
+        <w:t xml:space="preserve">voor drukwerk (blijft scherp op elk formaat)</w:t>
+      </w:r>
+      <w:r>
+        <w:rPr>
+          <w:lang w:val="nl"/>
+        </w:rPr>
+        <w:t xml:space="preserve"> </w:t>
+      </w:r>
+      <w:r>
+        <w:rPr>
+          <w:lang w:val="nl"/>
+        </w:rPr>
+        <w:t xml:space="preserve">en, als de server het kan, een</w:t>
+      </w:r>
+      <w:r>
+        <w:rPr>
+          <w:lang w:val="nl"/>
+        </w:rPr>
+        <w:t xml:space="preserve"> </w:t>
+      </w:r>
+      <w:r>
+        <w:rPr>
+          <w:b/>
+          <w:bCs/>
+          <w:lang w:val="nl"/>
+        </w:rPr>
+        <w:t xml:space="preserve">PNG</w:t>
+      </w:r>
+      <w:r>
+        <w:rPr>
+          <w:lang w:val="nl"/>
+        </w:rPr>
+        <w:t xml:space="preserve">. De QR-code wordt op onze eigen server gemaakt; er gaat niets</w:t>
+      </w:r>
+      <w:r>
+        <w:rPr>
+          <w:lang w:val="nl"/>
+        </w:rPr>
+        <w:t xml:space="preserve"> </w:t>
+      </w:r>
+      <w:r>
+        <w:rPr>
+          <w:lang w:val="nl"/>
+        </w:rPr>
+        <w:t xml:space="preserve">naar een andere dienst. Scan hem altijd even met je telefoon voordat je iets laat drukken, en wijzig</w:t>
+      </w:r>
+      <w:r>
+        <w:rPr>
+          <w:lang w:val="nl"/>
+        </w:rPr>
+        <w:t xml:space="preserve"> </w:t>
+      </w:r>
+      <w:r>
+        <w:rPr>
+          <w:lang w:val="nl"/>
+        </w:rPr>
+        <w:t xml:space="preserve">daarna het adres van de pagina niet meer.</w:t>
+      </w:r>
+    </w:p>
+    <w:p>
+      <w:pPr>
+        <w:pStyle w:val="BodyText"/>
+      </w:pPr>
+      <w:r>
+        <w:rPr>
+          <w:lang w:val="nl"/>
+        </w:rPr>
+        <w:t xml:space="preserve">Het canonical-adres voor Google blijft altijd zonder</w:t>
+      </w:r>
+      <w:r>
+        <w:rPr>
+          <w:lang w:val="nl"/>
+        </w:rPr>
+        <w:t xml:space="preserve"> </w:t>
+      </w:r>
+      <w:r>
+        <w:rPr>
+          <w:rStyle w:val="VerbatimChar"/>
+          <w:lang w:val="nl"/>
+        </w:rPr>
+        <w:t xml:space="preserve">?bron=</w:t>
+      </w:r>
+      <w:r>
+        <w:rPr>
+          <w:lang w:val="nl"/>
+        </w:rPr>
+        <w:t xml:space="preserve">, dus campagnelinks leveren geen</w:t>
+      </w:r>
+      <w:r>
+        <w:rPr>
+          <w:lang w:val="nl"/>
+        </w:rPr>
+        <w:t xml:space="preserve"> </w:t>
+      </w:r>
+      <w:r>
+        <w:rPr>
+          <w:lang w:val="nl"/>
+        </w:rPr>
+        <w:t xml:space="preserve">dubbele pagina's op in de zoekresultaten.</w:t>
+      </w:r>
+    </w:p>
+    <w:p>
+      <w:pPr>
+        <w:pStyle w:val="BodyText"/>
+      </w:pPr>
+      <w:r>
+        <w:rPr>
+          <w:lang w:val="nl"/>
+        </w:rPr>
+        <w:t xml:space="preserve">Gebruik je het gewone aanmeldformulier voor meerdere advertenties, dan kun je de bron ook daar in</w:t>
+      </w:r>
+      <w:r>
+        <w:rPr>
+          <w:lang w:val="nl"/>
+        </w:rPr>
+        <w:t xml:space="preserve"> </w:t>
+      </w:r>
+      <w:r>
+        <w:rPr>
+          <w:lang w:val="nl"/>
+        </w:rPr>
+        <w:t xml:space="preserve">het adres meegeven:</w:t>
+      </w:r>
+      <w:r>
+        <w:rPr>
+          <w:lang w:val="nl"/>
+        </w:rPr>
+        <w:t xml:space="preserve"> </w:t>
+      </w:r>
+      <w:r>
+        <w:rPr>
+          <w:rStyle w:val="VerbatimChar"/>
+          <w:lang w:val="nl"/>
+        </w:rPr>
+        <w:t xml:space="preserve">https://sollicitatie.paal13.com/aanmelden.php?bron=instagram-mei</w:t>
+      </w:r>
+      <w:r>
+        <w:rPr>
+          <w:lang w:val="nl"/>
+        </w:rPr>
+        <w:t xml:space="preserve">.</w:t>
+      </w:r>
+    </w:p>
+    <w:p>
+      <w:pPr>
+        <w:pStyle w:val="BodyText"/>
+      </w:pPr>
+      <w:r>
+        <w:rPr>
+          <w:lang w:val="nl"/>
+        </w:rPr>
+        <w:t xml:space="preserve">Het veld</w:t>
+      </w:r>
+      <w:r>
+        <w:rPr>
+          <w:lang w:val="nl"/>
+        </w:rPr>
+        <w:t xml:space="preserve"> </w:t>
+      </w:r>
+      <w:r>
+        <w:rPr>
+          <w:b/>
+          <w:bCs/>
+          <w:lang w:val="nl"/>
+        </w:rPr>
+        <w:t xml:space="preserve">Doelgroep</w:t>
+      </w:r>
+      <w:r>
+        <w:rPr>
+          <w:lang w:val="nl"/>
+        </w:rPr>
+        <w:t xml:space="preserve"> </w:t>
+      </w:r>
+      <w:r>
+        <w:rPr>
+          <w:lang w:val="nl"/>
+        </w:rPr>
+        <w:t xml:space="preserve">bij "Gegevens" is alleen voor jezelf; het staat in het overzicht achter het</w:t>
+      </w:r>
+      <w:r>
+        <w:rPr>
+          <w:lang w:val="nl"/>
+        </w:rPr>
+        <w:t xml:space="preserve"> </w:t>
+      </w:r>
+      <w:r>
+        <w:rPr>
+          <w:lang w:val="nl"/>
+        </w:rPr>
+        <w:t xml:space="preserve">adres.</w:t>
+      </w:r>
+    </w:p>
+    <w:bookmarkEnd w:id="21"/>
+    <w:bookmarkStart w:id="22" w:name="utm-velden"/>
     <w:p>
       <w:pPr>
         <w:pStyle w:val="Heading2"/>
@@ -6143,7 +6893,7 @@
         <w:rPr>
           <w:lang w:val="nl"/>
         </w:rPr>
-        <w:t xml:space="preserve">Campagnes en QR-codes</w:t>
+        <w:t xml:space="preserve">UTM-velden</w:t>
       </w:r>
     </w:p>
     <w:p>
@@ -6154,45 +6904,7 @@
         <w:rPr>
           <w:lang w:val="nl"/>
         </w:rPr>
-        <w:t xml:space="preserve">Wil je weten welke poster, flyer of advertentie iets oplevert, gebruik dan</w:t>
-      </w:r>
-      <w:r>
-        <w:rPr>
-          <w:lang w:val="nl"/>
-        </w:rPr>
-        <w:t xml:space="preserve"> </w:t>
-      </w:r>
-      <w:r>
-        <w:rPr>
-          <w:b/>
-          <w:bCs/>
-          <w:lang w:val="nl"/>
-        </w:rPr>
-        <w:t xml:space="preserve">dezelfde pagina</w:t>
-      </w:r>
-      <w:r>
-        <w:rPr>
-          <w:lang w:val="nl"/>
-        </w:rPr>
-        <w:t xml:space="preserve"> </w:t>
-      </w:r>
-      <w:r>
-        <w:rPr>
-          <w:lang w:val="nl"/>
-        </w:rPr>
-        <w:t xml:space="preserve">met</w:t>
-      </w:r>
-      <w:r>
-        <w:rPr>
-          <w:lang w:val="nl"/>
-        </w:rPr>
-        <w:t xml:space="preserve"> </w:t>
-      </w:r>
-      <w:r>
-        <w:rPr>
-          <w:lang w:val="nl"/>
-        </w:rPr>
-        <w:t xml:space="preserve">een campagne erachter:</w:t>
+        <w:t xml:space="preserve">Advertentieplatforms (Meta, Google, TikTok) zetten vaak UTM-velden achter een link, bijvoorbeeld</w:t>
       </w:r>
       <w:r>
         <w:rPr>
@@ -6205,7 +6917,414 @@
           <w:rStyle w:val="VerbatimChar"/>
           <w:lang w:val="nl"/>
         </w:rPr>
-        <w:t xml:space="preserve">https://sollicitatie.paal13.com/p/zomer-2027?bron=poster-csg-2027</w:t>
+        <w:t xml:space="preserve">?utm_source=instagram&amp;utm_medium=story&amp;utm_campaign=zomer-2027&amp;utm_content=video-1</w:t>
+      </w:r>
+      <w:r>
+        <w:rPr>
+          <w:lang w:val="nl"/>
+        </w:rPr>
+        <w:t xml:space="preserve">. Vier daarvan</w:t>
+      </w:r>
+      <w:r>
+        <w:rPr>
+          <w:lang w:val="nl"/>
+        </w:rPr>
+        <w:t xml:space="preserve"> </w:t>
+      </w:r>
+      <w:r>
+        <w:rPr>
+          <w:lang w:val="nl"/>
+        </w:rPr>
+        <w:t xml:space="preserve">bewaren we los, sinds versie 2.145:</w:t>
+      </w:r>
+    </w:p>
+    <w:tbl>
+      <w:tblPr>
+        <w:tblStyle w:val="Table"/>
+        <w:tblW w:type="auto" w:w="0"/>
+        <w:tblLook w:firstRow="1" w:lastRow="0" w:firstColumn="0" w:lastColumn="0" w:noHBand="0" w:noVBand="0" w:val="0020"/>
+      </w:tblPr>
+      <w:tblGrid>
+        <w:gridCol w:w="3960"/>
+        <w:gridCol w:w="3960"/>
+      </w:tblGrid>
+      <w:tr>
+        <w:trPr>
+          <w:tblHeader w:val="on"/>
+        </w:trPr>
+        <w:tc>
+          <w:tcPr/>
+          <w:p>
+            <w:pPr>
+              <w:pStyle w:val="Compact"/>
+            </w:pPr>
+            <w:r>
+              <w:rPr>
+                <w:lang w:val="nl"/>
+              </w:rPr>
+              <w:t xml:space="preserve">Veld</w:t>
+            </w:r>
+          </w:p>
+        </w:tc>
+        <w:tc>
+          <w:tcPr/>
+          <w:p>
+            <w:pPr>
+              <w:pStyle w:val="Compact"/>
+            </w:pPr>
+            <w:r>
+              <w:rPr>
+                <w:lang w:val="nl"/>
+              </w:rPr>
+              <w:t xml:space="preserve">In het overzicht</w:t>
+            </w:r>
+          </w:p>
+        </w:tc>
+      </w:tr>
+      <w:tr>
+        <w:tc>
+          <w:tcPr/>
+          <w:p>
+            <w:pPr>
+              <w:pStyle w:val="Compact"/>
+            </w:pPr>
+            <w:r>
+              <w:rPr>
+                <w:rStyle w:val="VerbatimChar"/>
+                <w:lang w:val="nl"/>
+              </w:rPr>
+              <w:t xml:space="preserve">utm_source</w:t>
+            </w:r>
+          </w:p>
+        </w:tc>
+        <w:tc>
+          <w:tcPr/>
+          <w:p>
+            <w:pPr>
+              <w:pStyle w:val="Compact"/>
+            </w:pPr>
+            <w:r>
+              <w:rPr>
+                <w:lang w:val="nl"/>
+              </w:rPr>
+              <w:t xml:space="preserve">bron</w:t>
+            </w:r>
+          </w:p>
+        </w:tc>
+      </w:tr>
+      <w:tr>
+        <w:tc>
+          <w:tcPr/>
+          <w:p>
+            <w:pPr>
+              <w:pStyle w:val="Compact"/>
+            </w:pPr>
+            <w:r>
+              <w:rPr>
+                <w:rStyle w:val="VerbatimChar"/>
+                <w:lang w:val="nl"/>
+              </w:rPr>
+              <w:t xml:space="preserve">utm_medium</w:t>
+            </w:r>
+          </w:p>
+        </w:tc>
+        <w:tc>
+          <w:tcPr/>
+          <w:p>
+            <w:pPr>
+              <w:pStyle w:val="Compact"/>
+            </w:pPr>
+            <w:r>
+              <w:rPr>
+                <w:lang w:val="nl"/>
+              </w:rPr>
+              <w:t xml:space="preserve">medium</w:t>
+            </w:r>
+          </w:p>
+        </w:tc>
+      </w:tr>
+      <w:tr>
+        <w:tc>
+          <w:tcPr/>
+          <w:p>
+            <w:pPr>
+              <w:pStyle w:val="Compact"/>
+            </w:pPr>
+            <w:r>
+              <w:rPr>
+                <w:rStyle w:val="VerbatimChar"/>
+                <w:lang w:val="nl"/>
+              </w:rPr>
+              <w:t xml:space="preserve">utm_campaign</w:t>
+            </w:r>
+          </w:p>
+        </w:tc>
+        <w:tc>
+          <w:tcPr/>
+          <w:p>
+            <w:pPr>
+              <w:pStyle w:val="Compact"/>
+            </w:pPr>
+            <w:r>
+              <w:rPr>
+                <w:lang w:val="nl"/>
+              </w:rPr>
+              <w:t xml:space="preserve">campagne</w:t>
+            </w:r>
+          </w:p>
+        </w:tc>
+      </w:tr>
+      <w:tr>
+        <w:tc>
+          <w:tcPr/>
+          <w:p>
+            <w:pPr>
+              <w:pStyle w:val="Compact"/>
+            </w:pPr>
+            <w:r>
+              <w:rPr>
+                <w:rStyle w:val="VerbatimChar"/>
+                <w:lang w:val="nl"/>
+              </w:rPr>
+              <w:t xml:space="preserve">utm_content</w:t>
+            </w:r>
+          </w:p>
+        </w:tc>
+        <w:tc>
+          <w:tcPr/>
+          <w:p>
+            <w:pPr>
+              <w:pStyle w:val="Compact"/>
+            </w:pPr>
+            <w:r>
+              <w:rPr>
+                <w:lang w:val="nl"/>
+              </w:rPr>
+              <w:t xml:space="preserve">variant</w:t>
+            </w:r>
+          </w:p>
+        </w:tc>
+      </w:tr>
+    </w:tbl>
+    <w:p>
+      <w:pPr>
+        <w:pStyle w:val="BodyText"/>
+      </w:pPr>
+      <w:r>
+        <w:rPr>
+          <w:rStyle w:val="VerbatimChar"/>
+          <w:lang w:val="nl"/>
+        </w:rPr>
+        <w:t xml:space="preserve">utm_term</w:t>
+      </w:r>
+      <w:r>
+        <w:rPr>
+          <w:lang w:val="nl"/>
+        </w:rPr>
+        <w:t xml:space="preserve"> </w:t>
+      </w:r>
+      <w:r>
+        <w:rPr>
+          <w:lang w:val="nl"/>
+        </w:rPr>
+        <w:t xml:space="preserve">(het zoekwoord van een zoekadvertentie) bewaren we niet. De waarden worden geschoond</w:t>
+      </w:r>
+      <w:r>
+        <w:rPr>
+          <w:lang w:val="nl"/>
+        </w:rPr>
+        <w:t xml:space="preserve"> </w:t>
+      </w:r>
+      <w:r>
+        <w:rPr>
+          <w:lang w:val="nl"/>
+        </w:rPr>
+        <w:t xml:space="preserve">zoals een campagnenaam: kleine letters, cijfers en koppeltekens, maximaal 40 tekens. Ze worden</w:t>
+      </w:r>
+      <w:r>
+        <w:rPr>
+          <w:lang w:val="nl"/>
+        </w:rPr>
+        <w:t xml:space="preserve"> </w:t>
+      </w:r>
+      <w:r>
+        <w:rPr>
+          <w:lang w:val="nl"/>
+        </w:rPr>
+        <w:t xml:space="preserve">opgeslagen bij elk bezoek en elke stap in het formulier (in de anonieme statistiek) en bij de</w:t>
+      </w:r>
+      <w:r>
+        <w:rPr>
+          <w:lang w:val="nl"/>
+        </w:rPr>
+        <w:t xml:space="preserve"> </w:t>
+      </w:r>
+      <w:r>
+        <w:rPr>
+          <w:lang w:val="nl"/>
+        </w:rPr>
+        <w:t xml:space="preserve">aanmelding zelf, en reizen mee als het formulier wordt verstuurd. Dat werkt op landingspagina's, het</w:t>
+      </w:r>
+      <w:r>
+        <w:rPr>
+          <w:lang w:val="nl"/>
+        </w:rPr>
+        <w:t xml:space="preserve"> </w:t>
+      </w:r>
+      <w:r>
+        <w:rPr>
+          <w:lang w:val="nl"/>
+        </w:rPr>
+        <w:t xml:space="preserve">formulier op de website (plugin 2.145 of nieuwer) en</w:t>
+      </w:r>
+      <w:r>
+        <w:rPr>
+          <w:lang w:val="nl"/>
+        </w:rPr>
+        <w:t xml:space="preserve"> </w:t>
+      </w:r>
+      <w:r>
+        <w:rPr>
+          <w:rStyle w:val="VerbatimChar"/>
+          <w:lang w:val="nl"/>
+        </w:rPr>
+        <w:t xml:space="preserve">/aanmelden.php</w:t>
+      </w:r>
+      <w:r>
+        <w:rPr>
+          <w:lang w:val="nl"/>
+        </w:rPr>
+        <w:t xml:space="preserve">. Er is geen cookie voor nodig</w:t>
+      </w:r>
+      <w:r>
+        <w:rPr>
+          <w:lang w:val="nl"/>
+        </w:rPr>
+        <w:t xml:space="preserve"> </w:t>
+      </w:r>
+      <w:r>
+        <w:rPr>
+          <w:lang w:val="nl"/>
+        </w:rPr>
+        <w:t xml:space="preserve">en er wordt geen IP-adres bij bewaard.</w:t>
+      </w:r>
+    </w:p>
+    <w:p>
+      <w:pPr>
+        <w:pStyle w:val="BodyText"/>
+      </w:pPr>
+      <w:r>
+        <w:rPr>
+          <w:lang w:val="nl"/>
+        </w:rPr>
+        <w:t xml:space="preserve">De campagne blijft daarnaast ook in de bron-code van de aanmelding staan, als</w:t>
+      </w:r>
+      <w:r>
+        <w:rPr>
+          <w:lang w:val="nl"/>
+        </w:rPr>
+        <w:t xml:space="preserve"> </w:t>
+      </w:r>
+      <w:r>
+        <w:rPr>
+          <w:rStyle w:val="VerbatimChar"/>
+          <w:lang w:val="nl"/>
+        </w:rPr>
+        <w:t xml:space="preserve">&lt;bron&gt;/&lt;campagne&gt;</w:t>
+      </w:r>
+      <w:r>
+        <w:rPr>
+          <w:lang w:val="nl"/>
+        </w:rPr>
+        <w:t xml:space="preserve"> </w:t>
+      </w:r>
+      <w:r>
+        <w:rPr>
+          <w:lang w:val="nl"/>
+        </w:rPr>
+        <w:t xml:space="preserve">(bijvoorbeeld</w:t>
+      </w:r>
+      <w:r>
+        <w:rPr>
+          <w:lang w:val="nl"/>
+        </w:rPr>
+        <w:t xml:space="preserve"> </w:t>
+      </w:r>
+      <w:r>
+        <w:rPr>
+          <w:rStyle w:val="VerbatimChar"/>
+          <w:lang w:val="nl"/>
+        </w:rPr>
+        <w:t xml:space="preserve">zomer-2027/poster-csg-2027</w:t>
+      </w:r>
+      <w:r>
+        <w:rPr>
+          <w:lang w:val="nl"/>
+        </w:rPr>
+        <w:t xml:space="preserve">). Staat er geen</w:t>
+      </w:r>
+      <w:r>
+        <w:rPr>
+          <w:lang w:val="nl"/>
+        </w:rPr>
+        <w:t xml:space="preserve"> </w:t>
+      </w:r>
+      <w:r>
+        <w:rPr>
+          <w:rStyle w:val="VerbatimChar"/>
+          <w:lang w:val="nl"/>
+        </w:rPr>
+        <w:t xml:space="preserve">?bron=</w:t>
+      </w:r>
+      <w:r>
+        <w:rPr>
+          <w:lang w:val="nl"/>
+        </w:rPr>
+        <w:t xml:space="preserve"> </w:t>
+      </w:r>
+      <w:r>
+        <w:rPr>
+          <w:lang w:val="nl"/>
+        </w:rPr>
+        <w:t xml:space="preserve">in het adres, dan geldt</w:t>
+      </w:r>
+      <w:r>
+        <w:rPr>
+          <w:lang w:val="nl"/>
+        </w:rPr>
+        <w:t xml:space="preserve"> </w:t>
+      </w:r>
+      <w:r>
+        <w:rPr>
+          <w:rStyle w:val="VerbatimChar"/>
+          <w:lang w:val="nl"/>
+        </w:rPr>
+        <w:t xml:space="preserve">utm_campaign</w:t>
+      </w:r>
+      <w:r>
+        <w:rPr>
+          <w:lang w:val="nl"/>
+        </w:rPr>
+        <w:t xml:space="preserve"> </w:t>
+      </w:r>
+      <w:r>
+        <w:rPr>
+          <w:lang w:val="nl"/>
+        </w:rPr>
+        <w:t xml:space="preserve">als campagne, en anders</w:t>
+      </w:r>
+      <w:r>
+        <w:rPr>
+          <w:lang w:val="nl"/>
+        </w:rPr>
+        <w:t xml:space="preserve"> </w:t>
+      </w:r>
+      <w:r>
+        <w:rPr>
+          <w:rStyle w:val="VerbatimChar"/>
+          <w:lang w:val="nl"/>
+        </w:rPr>
+        <w:t xml:space="preserve">utm_source</w:t>
       </w:r>
       <w:r>
         <w:rPr>
@@ -6213,111 +7332,6 @@
         </w:rPr>
         <w:t xml:space="preserve">.</w:t>
       </w:r>
-      <w:r>
-        <w:rPr>
-          <w:lang w:val="nl"/>
-        </w:rPr>
-        <w:t xml:space="preserve"> </w:t>
-      </w:r>
-      <w:r>
-        <w:rPr>
-          <w:lang w:val="nl"/>
-        </w:rPr>
-        <w:t xml:space="preserve">Een aanmelding via die link telt gewoon mee voor de pagina (de cijfers en de trechter van de</w:t>
-      </w:r>
-      <w:r>
-        <w:rPr>
-          <w:lang w:val="nl"/>
-        </w:rPr>
-        <w:t xml:space="preserve"> </w:t>
-      </w:r>
-      <w:r>
-        <w:rPr>
-          <w:lang w:val="nl"/>
-        </w:rPr>
-        <w:t xml:space="preserve">pagina blijven kloppen), en in het overzicht zie je hem terug onder die campagne. Werkt een</w:t>
-      </w:r>
-      <w:r>
-        <w:rPr>
-          <w:lang w:val="nl"/>
-        </w:rPr>
-        <w:t xml:space="preserve"> </w:t>
-      </w:r>
-      <w:r>
-        <w:rPr>
-          <w:lang w:val="nl"/>
-        </w:rPr>
-        <w:t xml:space="preserve">advertentieplatform met</w:t>
-      </w:r>
-      <w:r>
-        <w:rPr>
-          <w:lang w:val="nl"/>
-        </w:rPr>
-        <w:t xml:space="preserve"> </w:t>
-      </w:r>
-      <w:r>
-        <w:rPr>
-          <w:rStyle w:val="VerbatimChar"/>
-          <w:lang w:val="nl"/>
-        </w:rPr>
-        <w:t xml:space="preserve">utm_campaign</w:t>
-      </w:r>
-      <w:r>
-        <w:rPr>
-          <w:lang w:val="nl"/>
-        </w:rPr>
-        <w:t xml:space="preserve"> </w:t>
-      </w:r>
-      <w:r>
-        <w:rPr>
-          <w:lang w:val="nl"/>
-        </w:rPr>
-        <w:t xml:space="preserve">of</w:t>
-      </w:r>
-      <w:r>
-        <w:rPr>
-          <w:lang w:val="nl"/>
-        </w:rPr>
-        <w:t xml:space="preserve"> </w:t>
-      </w:r>
-      <w:r>
-        <w:rPr>
-          <w:rStyle w:val="VerbatimChar"/>
-          <w:lang w:val="nl"/>
-        </w:rPr>
-        <w:t xml:space="preserve">utm_source</w:t>
-      </w:r>
-      <w:r>
-        <w:rPr>
-          <w:lang w:val="nl"/>
-        </w:rPr>
-        <w:t xml:space="preserve">, dan wordt die gebruikt als er geen</w:t>
-      </w:r>
-      <w:r>
-        <w:rPr>
-          <w:lang w:val="nl"/>
-        </w:rPr>
-        <w:t xml:space="preserve"> </w:t>
-      </w:r>
-      <w:r>
-        <w:rPr>
-          <w:rStyle w:val="VerbatimChar"/>
-          <w:lang w:val="nl"/>
-        </w:rPr>
-        <w:t xml:space="preserve">?bron=</w:t>
-      </w:r>
-      <w:r>
-        <w:rPr>
-          <w:lang w:val="nl"/>
-        </w:rPr>
-        <w:t xml:space="preserve"> </w:t>
-      </w:r>
-      <w:r>
-        <w:rPr>
-          <w:lang w:val="nl"/>
-        </w:rPr>
-        <w:t xml:space="preserve">is.</w:t>
-      </w:r>
     </w:p>
     <w:p>
       <w:pPr>
@@ -6327,340 +7341,19 @@
         <w:rPr>
           <w:lang w:val="nl"/>
         </w:rPr>
-        <w:t xml:space="preserve">Een campagnenaam bestaat uit kleine letters, cijfers en koppeltekens, maximaal 40 tekens. Andere</w:t>
-      </w:r>
-      <w:r>
-        <w:rPr>
-          <w:lang w:val="nl"/>
-        </w:rPr>
-        <w:t xml:space="preserve"> </w:t>
-      </w:r>
-      <w:r>
-        <w:rPr>
-          <w:lang w:val="nl"/>
-        </w:rPr>
-        <w:t xml:space="preserve">tekens worden vanzelf een koppelteken ("Poster CSG 2027" wordt</w:t>
-      </w:r>
-      <w:r>
-        <w:rPr>
-          <w:lang w:val="nl"/>
-        </w:rPr>
-        <w:t xml:space="preserve"> </w:t>
-      </w:r>
-      <w:r>
-        <w:rPr>
-          <w:rStyle w:val="VerbatimChar"/>
-          <w:lang w:val="nl"/>
-        </w:rPr>
-        <w:t xml:space="preserve">poster-csg-2027</w:t>
-      </w:r>
-      <w:r>
-        <w:rPr>
-          <w:lang w:val="nl"/>
-        </w:rPr>
-        <w:t xml:space="preserve">).</w:t>
-      </w:r>
-    </w:p>
-    <w:p>
-      <w:pPr>
-        <w:pStyle w:val="BodyText"/>
-      </w:pPr>
-      <w:r>
-        <w:rPr>
-          <w:lang w:val="nl"/>
-        </w:rPr>
-        <w:t xml:space="preserve">Je hoeft de link niet zelf te maken. Op het scherm van een pagina staat het blok</w:t>
-      </w:r>
-      <w:r>
-        <w:rPr>
-          <w:lang w:val="nl"/>
-        </w:rPr>
-        <w:t xml:space="preserve"> </w:t>
-      </w:r>
-      <w:r>
-        <w:rPr>
-          <w:b/>
-          <w:bCs/>
-          <w:lang w:val="nl"/>
-        </w:rPr>
-        <w:t xml:space="preserve">Delen en</w:t>
-      </w:r>
-      <w:r>
-        <w:rPr>
-          <w:b/>
-          <w:bCs/>
-          <w:lang w:val="nl"/>
-        </w:rPr>
-        <w:t xml:space="preserve"> </w:t>
-      </w:r>
-      <w:r>
-        <w:rPr>
-          <w:b/>
-          <w:bCs/>
-          <w:lang w:val="nl"/>
-        </w:rPr>
-        <w:t xml:space="preserve">meten</w:t>
-      </w:r>
-      <w:r>
-        <w:rPr>
-          <w:lang w:val="nl"/>
-        </w:rPr>
-        <w:t xml:space="preserve">: vul een campagne in en klik op</w:t>
-      </w:r>
-      <w:r>
-        <w:rPr>
-          <w:lang w:val="nl"/>
-        </w:rPr>
-        <w:t xml:space="preserve"> </w:t>
-      </w:r>
-      <w:r>
-        <w:rPr>
-          <w:b/>
-          <w:bCs/>
-          <w:lang w:val="nl"/>
-        </w:rPr>
-        <w:t xml:space="preserve">Link maken</w:t>
-      </w:r>
-      <w:r>
-        <w:rPr>
-          <w:lang w:val="nl"/>
-        </w:rPr>
-        <w:t xml:space="preserve">. Je krijgt de volledige link (met</w:t>
-      </w:r>
-      <w:r>
-        <w:rPr>
-          <w:lang w:val="nl"/>
-        </w:rPr>
-        <w:t xml:space="preserve"> </w:t>
-      </w:r>
-      <w:r>
-        <w:rPr>
-          <w:b/>
-          <w:bCs/>
-          <w:lang w:val="nl"/>
-        </w:rPr>
-        <w:t xml:space="preserve">Kopiëren</w:t>
-      </w:r>
-      <w:r>
-        <w:rPr>
-          <w:lang w:val="nl"/>
-        </w:rPr>
-        <w:t xml:space="preserve">) en een QR-code om te downloaden:</w:t>
-      </w:r>
-      <w:r>
-        <w:rPr>
-          <w:lang w:val="nl"/>
-        </w:rPr>
-        <w:t xml:space="preserve"> </w:t>
-      </w:r>
-      <w:r>
-        <w:rPr>
-          <w:b/>
-          <w:bCs/>
-          <w:lang w:val="nl"/>
-        </w:rPr>
-        <w:t xml:space="preserve">SVG</w:t>
-      </w:r>
-      <w:r>
-        <w:rPr>
-          <w:lang w:val="nl"/>
-        </w:rPr>
-        <w:t xml:space="preserve"> </w:t>
-      </w:r>
-      <w:r>
-        <w:rPr>
-          <w:lang w:val="nl"/>
-        </w:rPr>
-        <w:t xml:space="preserve">voor drukwerk (blijft scherp op elk formaat)</w:t>
-      </w:r>
-      <w:r>
-        <w:rPr>
-          <w:lang w:val="nl"/>
-        </w:rPr>
-        <w:t xml:space="preserve"> </w:t>
-      </w:r>
-      <w:r>
-        <w:rPr>
-          <w:lang w:val="nl"/>
-        </w:rPr>
-        <w:t xml:space="preserve">en, als de server het kan, een</w:t>
-      </w:r>
-      <w:r>
-        <w:rPr>
-          <w:lang w:val="nl"/>
-        </w:rPr>
-        <w:t xml:space="preserve"> </w:t>
-      </w:r>
-      <w:r>
-        <w:rPr>
-          <w:b/>
-          <w:bCs/>
-          <w:lang w:val="nl"/>
-        </w:rPr>
-        <w:t xml:space="preserve">PNG</w:t>
-      </w:r>
-      <w:r>
-        <w:rPr>
-          <w:lang w:val="nl"/>
-        </w:rPr>
-        <w:t xml:space="preserve">. De QR-code wordt op onze eigen server gemaakt; er gaat niets</w:t>
-      </w:r>
-      <w:r>
-        <w:rPr>
-          <w:lang w:val="nl"/>
-        </w:rPr>
-        <w:t xml:space="preserve"> </w:t>
-      </w:r>
-      <w:r>
-        <w:rPr>
-          <w:lang w:val="nl"/>
-        </w:rPr>
-        <w:t xml:space="preserve">naar een andere dienst. Scan hem altijd even met je telefoon voordat je iets laat drukken, en wijzig</w:t>
-      </w:r>
-      <w:r>
-        <w:rPr>
-          <w:lang w:val="nl"/>
-        </w:rPr>
-        <w:t xml:space="preserve"> </w:t>
-      </w:r>
-      <w:r>
-        <w:rPr>
-          <w:lang w:val="nl"/>
-        </w:rPr>
-        <w:t xml:space="preserve">daarna het adres van de pagina niet meer.</w:t>
-      </w:r>
-    </w:p>
-    <w:p>
-      <w:pPr>
-        <w:pStyle w:val="BodyText"/>
-      </w:pPr>
-      <w:r>
-        <w:rPr>
-          <w:lang w:val="nl"/>
-        </w:rPr>
-        <w:t xml:space="preserve">Het canonical-adres voor Google blijft altijd zonder</w:t>
-      </w:r>
-      <w:r>
-        <w:rPr>
-          <w:lang w:val="nl"/>
-        </w:rPr>
-        <w:t xml:space="preserve"> </w:t>
-      </w:r>
-      <w:r>
-        <w:rPr>
-          <w:rStyle w:val="VerbatimChar"/>
-          <w:lang w:val="nl"/>
-        </w:rPr>
-        <w:t xml:space="preserve">?bron=</w:t>
-      </w:r>
-      <w:r>
-        <w:rPr>
-          <w:lang w:val="nl"/>
-        </w:rPr>
-        <w:t xml:space="preserve">, dus campagnelinks leveren geen</w:t>
-      </w:r>
-      <w:r>
-        <w:rPr>
-          <w:lang w:val="nl"/>
-        </w:rPr>
-        <w:t xml:space="preserve"> </w:t>
-      </w:r>
-      <w:r>
-        <w:rPr>
-          <w:lang w:val="nl"/>
-        </w:rPr>
-        <w:t xml:space="preserve">dubbele pagina's op in de zoekresultaten.</w:t>
-      </w:r>
-    </w:p>
-    <w:p>
-      <w:pPr>
-        <w:pStyle w:val="BodyText"/>
-      </w:pPr>
-      <w:r>
-        <w:rPr>
-          <w:lang w:val="nl"/>
-        </w:rPr>
-        <w:t xml:space="preserve">Gebruik je het gewone aanmeldformulier voor meerdere advertenties, dan kun je de bron ook daar in</w:t>
-      </w:r>
-      <w:r>
-        <w:rPr>
-          <w:lang w:val="nl"/>
-        </w:rPr>
-        <w:t xml:space="preserve"> </w:t>
-      </w:r>
-      <w:r>
-        <w:rPr>
-          <w:lang w:val="nl"/>
-        </w:rPr>
-        <w:t xml:space="preserve">het adres meegeven:</w:t>
-      </w:r>
-      <w:r>
-        <w:rPr>
-          <w:lang w:val="nl"/>
-        </w:rPr>
-        <w:t xml:space="preserve"> </w:t>
-      </w:r>
-      <w:r>
-        <w:rPr>
-          <w:rStyle w:val="VerbatimChar"/>
-          <w:lang w:val="nl"/>
-        </w:rPr>
-        <w:t xml:space="preserve">https://sollicitatie.paal13.com/aanmelden.php?bron=instagram-mei</w:t>
-      </w:r>
-      <w:r>
-        <w:rPr>
-          <w:lang w:val="nl"/>
-        </w:rPr>
-        <w:t xml:space="preserve">.</w:t>
-      </w:r>
-    </w:p>
-    <w:p>
-      <w:pPr>
-        <w:pStyle w:val="BodyText"/>
-      </w:pPr>
-      <w:r>
-        <w:rPr>
-          <w:lang w:val="nl"/>
-        </w:rPr>
-        <w:t xml:space="preserve">Het veld</w:t>
-      </w:r>
-      <w:r>
-        <w:rPr>
-          <w:lang w:val="nl"/>
-        </w:rPr>
-        <w:t xml:space="preserve"> </w:t>
-      </w:r>
-      <w:r>
-        <w:rPr>
-          <w:b/>
-          <w:bCs/>
-          <w:lang w:val="nl"/>
-        </w:rPr>
-        <w:t xml:space="preserve">Doelgroep</w:t>
-      </w:r>
-      <w:r>
-        <w:rPr>
-          <w:lang w:val="nl"/>
-        </w:rPr>
-        <w:t xml:space="preserve"> </w:t>
-      </w:r>
-      <w:r>
-        <w:rPr>
-          <w:lang w:val="nl"/>
-        </w:rPr>
-        <w:t xml:space="preserve">bij "Gegevens" is alleen voor jezelf; het staat in het overzicht achter het</w:t>
-      </w:r>
-      <w:r>
-        <w:rPr>
-          <w:lang w:val="nl"/>
-        </w:rPr>
-        <w:t xml:space="preserve"> </w:t>
-      </w:r>
-      <w:r>
-        <w:rPr>
-          <w:lang w:val="nl"/>
-        </w:rPr>
-        <w:t xml:space="preserve">adres.</w:t>
+        <w:t xml:space="preserve">De sollicitant ziet de herkomst van de eigen aanmelding terug in de download "je gegevens" (onder</w:t>
+      </w:r>
+      <w:r>
+        <w:rPr>
+          <w:lang w:val="nl"/>
+        </w:rPr>
+        <w:t xml:space="preserve"> </w:t>
+      </w:r>
+      <w:r>
+        <w:rPr>
+          <w:lang w:val="nl"/>
+        </w:rPr>
+        <w:t xml:space="preserve">herkomst). Ze volgen dezelfde bewaartermijn als de rest van de sollicitatie.</w:t>
       </w:r>
     </w:p>
     <w:p>
@@ -6670,9 +7363,9 @@
         </w:pict>
       </w:r>
     </w:p>
-    <w:bookmarkEnd w:id="21"/>
     <w:bookmarkEnd w:id="22"/>
-    <w:bookmarkStart w:id="23" w:name="wat-we-van-bezoekers-bijhouden"/>
+    <w:bookmarkEnd w:id="23"/>
+    <w:bookmarkStart w:id="24" w:name="wat-we-van-bezoekers-bijhouden"/>
     <w:p>
       <w:pPr>
         <w:pStyle w:val="Heading1"/>
@@ -6948,7 +7641,40 @@
         <w:rPr>
           <w:lang w:val="nl"/>
         </w:rPr>
-        <w:t xml:space="preserve">nooit iets wat iemand heeft ingetypt.</w:t>
+        <w:t xml:space="preserve">nooit iets wat iemand heeft ingetypt. Kwam de bezoeker via een campagnelink, dan staan de campagne</w:t>
+      </w:r>
+      <w:r>
+        <w:rPr>
+          <w:lang w:val="nl"/>
+        </w:rPr>
+        <w:t xml:space="preserve"> </w:t>
+      </w:r>
+      <w:r>
+        <w:rPr>
+          <w:lang w:val="nl"/>
+        </w:rPr>
+        <w:t xml:space="preserve">en de UTM-velden uit het adres erbij (zie</w:t>
+      </w:r>
+      <w:r>
+        <w:rPr>
+          <w:lang w:val="nl"/>
+        </w:rPr>
+        <w:t xml:space="preserve"> </w:t>
+      </w:r>
+      <w:hyperlink w:anchor="utm-velden">
+        <w:r>
+          <w:rPr>
+            <w:rStyle w:val="Hyperlink"/>
+            <w:lang w:val="nl"/>
+          </w:rPr>
+          <w:t xml:space="preserve">UTM-velden</w:t>
+        </w:r>
+      </w:hyperlink>
+      <w:r>
+        <w:rPr>
+          <w:lang w:val="nl"/>
+        </w:rPr>
+        <w:t xml:space="preserve">).</w:t>
       </w:r>
     </w:p>
     <w:p>
@@ -7080,8 +7806,8 @@
         </w:pict>
       </w:r>
     </w:p>
-    <w:bookmarkEnd w:id="23"/>
-    <w:bookmarkStart w:id="24" w:name="het-adres-wijzigen"/>
+    <w:bookmarkEnd w:id="24"/>
+    <w:bookmarkStart w:id="25" w:name="het-adres-wijzigen"/>
     <w:p>
       <w:pPr>
         <w:pStyle w:val="Heading1"/>
@@ -7223,8 +7949,8 @@
         </w:pict>
       </w:r>
     </w:p>
-    <w:bookmarkEnd w:id="24"/>
-    <w:bookmarkStart w:id="25" w:name="een-pagina-verwijderen"/>
+    <w:bookmarkEnd w:id="25"/>
+    <w:bookmarkStart w:id="26" w:name="een-pagina-verwijderen"/>
     <w:p>
       <w:pPr>
         <w:pStyle w:val="Heading1"/>
@@ -7384,8 +8110,8 @@
         </w:pict>
       </w:r>
     </w:p>
-    <w:bookmarkEnd w:id="25"/>
-    <w:bookmarkStart w:id="26" w:name="als-de-pagina-niet-laadt"/>
+    <w:bookmarkEnd w:id="26"/>
+    <w:bookmarkStart w:id="27" w:name="als-de-pagina-niet-laadt"/>
     <w:p>
       <w:pPr>
         <w:pStyle w:val="Heading1"/>
@@ -7704,7 +8430,7 @@
         <w:t xml:space="preserve">afbeeldingen losmaken, of maak het bestand kleiner.</w:t>
       </w:r>
     </w:p>
-    <w:bookmarkEnd w:id="26"/>
+    <w:bookmarkEnd w:id="27"/>
     <w:sectPr>
       <w:footnotePr>
         <w:numRestart w:val="eachSect"/>
